--- a/vkr/VKR_final.docx
+++ b/vkr/VKR_final.docx
@@ -129,7 +129,7 @@
         <w:jc w:val="left"/>
       </w:pPr>
       <w:r>
-        <w:t>2.1.1 PESTEL-анализ макросреды рынка кикшеринга</w:t>
+        <w:t>2,1.1 PESTEL-анализ макросреды рынка кикшеринга</w:t>
       </w:r>
     </w:p>
     <w:p>
@@ -139,7 +139,7 @@
         <w:jc w:val="left"/>
       </w:pPr>
       <w:r>
-        <w:t>2.1.2 Конкурентный анализ: операторы российского рынка кикшеринга на зрелой стадии</w:t>
+        <w:t>2,1.2 Конкурентный анализ: операторы российского рынка кикшеринга на зрелой стадии</w:t>
       </w:r>
     </w:p>
     <w:p>
@@ -149,7 +149,7 @@
         <w:jc w:val="left"/>
       </w:pPr>
       <w:r>
-        <w:t>2.1.3 Стратегически значимые различия между региональными рынками</w:t>
+        <w:t>2,1.3 Стратегически значимые различия между региональными рынками</w:t>
       </w:r>
     </w:p>
     <w:p>
@@ -159,7 +159,7 @@
         <w:jc w:val="left"/>
       </w:pPr>
       <w:r>
-        <w:t>2.1.3.1 Параметры рыночной конфигурации, меняющие реализуемость базовой конкурентной модели</w:t>
+        <w:t>2,1.3.1 Параметры рыночной конфигурации, меняющие реализуемость базовой конкурентной модели</w:t>
       </w:r>
     </w:p>
     <w:p>
@@ -169,7 +169,7 @@
         <w:jc w:val="left"/>
       </w:pPr>
       <w:r>
-        <w:t>2.1.3.2 Структурная конфигурация рынка (I уровень)</w:t>
+        <w:t>2,1.3.2 Структурная конфигурация рынка (I уровень)</w:t>
       </w:r>
     </w:p>
     <w:p>
@@ -179,7 +179,7 @@
         <w:jc w:val="left"/>
       </w:pPr>
       <w:r>
-        <w:t>2.1.3.3 Операционная исполнимость базовой модели (II уровень)</w:t>
+        <w:t>2,1.3.3 Операционная исполнимость базовой модели (II уровень)</w:t>
       </w:r>
     </w:p>
     <w:p>
@@ -189,7 +189,7 @@
         <w:jc w:val="left"/>
       </w:pPr>
       <w:r>
-        <w:t>2.1.3.4 Тактические рычаги управления присутствием (III уровень)</w:t>
+        <w:t>2,1.3.4 Тактические рычаги управления присутствием (III уровень)</w:t>
       </w:r>
     </w:p>
     <w:p>
@@ -199,7 +199,7 @@
         <w:jc w:val="left"/>
       </w:pPr>
       <w:r>
-        <w:t>2.1.3.5 Сочетание факторов как основа стратегически значимого различения рынков</w:t>
+        <w:t>2,1.3.5 Сочетание факторов как основа стратегически значимого различения рынков</w:t>
       </w:r>
     </w:p>
     <w:p>
@@ -209,7 +209,7 @@
         <w:jc w:val="left"/>
       </w:pPr>
       <w:r>
-        <w:t>2.1.3.6 Демонстрационный портфель: сочетания факторов на пяти рынках</w:t>
+        <w:t>2,1.3.6 Демонстрационный портфель: сочетания факторов на пяти рынках</w:t>
       </w:r>
     </w:p>
     <w:p>
@@ -239,7 +239,7 @@
         <w:jc w:val="left"/>
       </w:pPr>
       <w:r>
-        <w:t>2.3.1 Сопоставление сценариев по пяти критериям и обоснование выбора</w:t>
+        <w:t>2,3.1 Сопоставление сценариев по пяти критериям и обоснование выбора</w:t>
       </w:r>
     </w:p>
     <w:p>
@@ -1335,7 +1335,7 @@
         <w:jc w:val="both"/>
       </w:pPr>
       <w:r>
-        <w:t>Критерий 2. Согласованность с динамическими способностями. Источник критерия – концепция dynamic capabilities (Teece, Pisano, Shuen, 1997) и её развитие в институциональном направлении (Carney, Dieleman, Taussig, 2016), рассмотренные в §1.4. Динамические способности описывают способность фирмы воспроизводимо перестраивать конфигурацию ресурсов под требования меняющейся среды; институциональные способности – способность переносить элементы модели между рынками со сходными институциональными условиями. Для выбора сценария это вопрос: насколько сценарий предполагает реальную способность оператора различать рынки и применять к ним разные конфигурации действий. Сценарий, в котором действия оператора по разным рынкам единообразны, по этому критерию слабее сценария, в котором конфигурация действий явно различается между типами рынков и опирается на воспроизводимые внутренние процедуры различения. Применительно к выбору между сценариями S1–S3 этот критерий проверяет, способна ли компания перестроить операционные процессы под новую логику: S1 не требует новых способностей, S2 требует единообразного масштабирования, S3 требует способности одновременно управлять несколькими режимами – наиболее сложная, но и наиболее ценная конфигурация.</w:t>
+        <w:t>Критерий 2. Согласованность с динамическими способностями. Источник критерия – концепция dynamic capabilities (Teece, Pisano, Shuen, 1997) и её развитие в институциональном направлении (Carney, Dieleman, Taussig, 2016), рассмотренные в §1,4. Динамические способности описывают способность фирмы воспроизводимо перестраивать конфигурацию ресурсов под требования меняющейся среды; институциональные способности – способность переносить элементы модели между рынками со сходными институциональными условиями. Для выбора сценария это вопрос: насколько сценарий предполагает реальную способность оператора различать рынки и применять к ним разные конфигурации действий. Сценарий, в котором действия оператора по разным рынкам единообразны, по этому критерию слабее сценария, в котором конфигурация действий явно различается между типами рынков и опирается на воспроизводимые внутренние процедуры различения. Применительно к выбору между сценариями S1–S3 этот критерий проверяет, способна ли компания перестроить операционные процессы под новую логику: S1 не требует новых способностей, S2 требует единообразного масштабирования, S3 требует способности одновременно управлять несколькими режимами – наиболее сложная, но и наиболее ценная конфигурация.</w:t>
       </w:r>
     </w:p>
     <w:p>
@@ -1351,7 +1351,7 @@
         <w:jc w:val="both"/>
       </w:pPr>
       <w:r>
-        <w:t>Критерий 4. Финансово-операционный эффект. Источник критерия – эмпирические исследования зависимости спроса и конкурентного результата от размера парка и доступности сервиса (Aarhaug et al., 2023; Shah et al., 2022) и литература по платформенной и экосистемной конкуренции (Cennamo, 2021), рассмотренные в §1.3 и §1.4. Эти источники показывают, что отдача от расширения парка и охвата зависит от стадии рынка и параметров конкретного города, а экосистемные эффекты могут усиливать или ослаблять конкурентную позицию оператора, но не заменяют экономики сервиса. Для выбора сценария это вопрос: каков ожидаемый прирост EBITDA на портфеле городов в горизонте 12 месяцев и как он распределён между рынками. Сценарий, в котором рост охвата не сопровождается ростом отдачи на единицу парка, по этому критерию слабее сценария, в котором структура действий оператора по портфелю настроена на максимизацию отдачи в условиях неоднородности рынков.</w:t>
+        <w:t>Критерий 4. Финансово-операционный эффект. Источник критерия – эмпирические исследования зависимости спроса и конкурентного результата от размера парка и доступности сервиса (Aarhaug et al., 2023; Shah et al., 2022) и литература по платформенной и экосистемной конкуренции (Cennamo, 2021), рассмотренные в §1.3 и §1,4. Эти источники показывают, что отдача от расширения парка и охвата зависит от стадии рынка и параметров конкретного города, а экосистемные эффекты могут усиливать или ослаблять конкурентную позицию оператора, но не заменяют экономики сервиса. Для выбора сценария это вопрос: каков ожидаемый прирост EBITDA на портфеле городов в горизонте 12 месяцев и как он распределён между рынками. Сценарий, в котором рост охвата не сопровождается ростом отдачи на единицу парка, по этому критерию слабее сценария, в котором структура действий оператора по портфелю настроена на максимизацию отдачи в условиях неоднородности рынков.</w:t>
       </w:r>
     </w:p>
     <w:p>
@@ -1425,10 +1425,10 @@
     </w:p>
     <w:p>
       <w:pPr>
-        <w:pStyle w:val="Heading3"/>
-      </w:pPr>
-      <w:r>
-        <w:t>2.1.1 PESTEL-анализ</w:t>
+        <w:jc w:val="both"/>
+      </w:pPr>
+      <w:r>
+        <w:t>2,1.1 PESTEL-анализ</w:t>
       </w:r>
     </w:p>
     <w:p>
@@ -1516,15 +1516,15 @@
         <w:jc w:val="both"/>
       </w:pPr>
       <w:r>
-        <w:t>Доминирующая внешняя среда. Для МТС Юрент внешняя среда складывается одновременно благоприятным и неблагоприятным образом: возможности сконцентрированы в технологическом и социальном измерениях (экосистемные ресурсы, зрелый транспортный сценарий), угрозы – в политико-правовом и экономическом (фрагментация правил, удорожание капитала, признаки рыночной стагнации). В этих условиях стратегический фокус смещается с экстенсивного роста на защиту от угроз и поддержание темпов роста через дифференциацию модели присутствия: единая логика хуже учитывает различия в институциональной плотности и экономике покрытия по городам. Этот вывод подкрепляет обоснование сценария S3 и системы режимов R1–R3, разрабатываемых в §2.3 и §3.1.</w:t>
-      </w:r>
-    </w:p>
-    <w:p>
-      <w:pPr>
-        <w:pStyle w:val="Heading3"/>
-      </w:pPr>
-      <w:r>
-        <w:t>2.1.2 Конкурентный анализ: операторы российского рынка кикшеринга на зрелой стадии</w:t>
+        <w:t>Доминирующая внешняя среда. Для МТС Юрент внешняя среда складывается одновременно благоприятным и неблагоприятным образом: возможности сконцентрированы в технологическом и социальном измерениях (экосистемные ресурсы, зрелый транспортный сценарий), угрозы – в политико-правовом и экономическом (фрагментация правил, удорожание капитала, признаки рыночной стагнации). В этих условиях стратегический фокус смещается с экстенсивного роста на защиту от угроз и поддержание темпов роста через дифференциацию модели присутствия: единая логика хуже учитывает различия в институциональной плотности и экономике покрытия по городам. Этот вывод подкрепляет обоснование сценария S3 и системы режимов R1–R3, разрабатываемых в §2.3 и §3,1.</w:t>
+      </w:r>
+    </w:p>
+    <w:p>
+      <w:pPr>
+        <w:jc w:val="both"/>
+      </w:pPr>
+      <w:r>
+        <w:t>2,1.2 Конкурентный анализ: операторы российского рынка кикшеринга на зрелой стадии</w:t>
       </w:r>
     </w:p>
     <w:p>
@@ -1596,7 +1596,7 @@
         <w:jc w:val="both"/>
       </w:pPr>
       <w:r>
-        <w:t>Региональные гэпы МТС Юрент относительно лидера. Сравнение операторов выявляет систематическое отставание МТС Юрент от Whoosh по выручке на самокат (49,4 vs 66,8 тыс. руб./год на единицу парка) и по утилизации; разрыв возникает не столько из-за меньшего размера парка, сколько из-за более низкой эффективности уже размещённого парка. В региональном разрезе по данным эксперта А. (поквартальная отчётность по 86 субъектам РФ за 2024 и 9 месяцев 2025) гэп различается: в Москве МТС Юрент работает с утилизацией 1 073 поездки на самокат в год (сопоставимо со среднеоператорской Whoosh); в Санкт-Петербурге – 609; в Краснодаре – 564; в Екатеринбурге – 319 (почти вдвое ниже среднего по оператору); в Новосибирске – 277 при темпах роста +129 % YoY за 9 мес. 2025 г. Гэп между лидером и МТС Юрент по утилизации сильнее выражен в городах с резервом плотности и зрелым спросом (Екатеринбург, Краснодар) и слабее – на регуляторно перегруженных и насыщенных рынках (Москва), где сам предельный эффект расширения для всех операторов снижается. Закрытие гэпа не сводится к универсальному наращиванию парка и требует дифференциации действий по типам региональных рынков – к этому ведёт логика §2.1.3 и §2.3.</w:t>
+        <w:t>Региональные гэпы МТС Юрент относительно лидера. Сравнение операторов выявляет систематическое отставание МТС Юрент от Whoosh по выручке на самокат (49,4 vs 66,8 тыс. руб./год на единицу парка) и по утилизации; разрыв возникает не столько из-за меньшего размера парка, сколько из-за более низкой эффективности уже размещённого парка. В региональном разрезе по данным эксперта А. (поквартальная отчётность по 86 субъектам РФ за 2024 и 9 месяцев 2025) гэп различается: в Москве МТС Юрент работает с утилизацией 1 073 поездки на самокат в год (сопоставимо со среднеоператорской Whoosh); в Санкт-Петербурге – 609; в Краснодаре – 564; в Екатеринбурге – 319 (почти вдвое ниже среднего по оператору); в Новосибирске – 277 при темпах роста +129 % YoY за 9 мес. 2025 г. Гэп между лидером и МТС Юрент по утилизации сильнее выражен в городах с резервом плотности и зрелым спросом (Екатеринбург, Краснодар) и слабее – на регуляторно перегруженных и насыщенных рынках (Москва), где сам предельный эффект расширения для всех операторов снижается. Закрытие гэпа не сводится к универсальному наращиванию парка и требует дифференциации действий по типам региональных рынков – к этому ведёт логика §2,1.3 и §2,3.</w:t>
       </w:r>
     </w:p>
     <w:p>
@@ -1612,15 +1612,15 @@
         <w:jc w:val="both"/>
       </w:pPr>
       <w:r>
-        <w:t>Региональные гэпы МТС Юрент относительно лидера. Сравнение операторов выявляет систематическое отставание МТС Юрент от Whoosh по выручке на самокат (49,4 vs 66,8 тыс. руб./год на единицу парка) и по утилизации; разрыв возникает не столько из-за меньшего размера парка, сколько из-за более низкой эффективности уже размещённого парка. В региональном разрезе по данным эксперта А. (поквартальная отчётность по 86 субъектам РФ за 2024 и 9 месяцев 2025) гэп различается: в Москве МТС Юрент работает с утилизацией 1 073 поездки на самокат в год (сопоставимо со среднеоператорской Whoosh); в Санкт-Петербурге – 609; в Краснодаре – 564; в Екатеринбурге – 319 (почти вдвое ниже среднего по оператору); в Новосибирске – 277 при темпах роста +129 % YoY за 9 мес. 2025 г. Гэп между лидером и МТС Юрент по утилизации сильнее выражен в городах с резервом плотности и зрелым спросом (Екатеринбург, Краснодар) и слабее – на регуляторно перегруженных и насыщенных рынках (Москва), где сам предельный эффект расширения для всех операторов снижается. Закрытие гэпа не сводится к универсальному наращиванию парка и требует дифференциации действий по типам региональных рынков – к этому ведёт логика §2.1.3 и §2.3.</w:t>
-      </w:r>
-    </w:p>
-    <w:p>
-      <w:pPr>
-        <w:pStyle w:val="Heading3"/>
-      </w:pPr>
-      <w:r>
-        <w:t>2.1.3 Стратегически значимые различия между региональными рынками: принцип отбора</w:t>
+        <w:t>Региональные гэпы МТС Юрент относительно лидера. Сравнение операторов выявляет систематическое отставание МТС Юрент от Whoosh по выручке на самокат (49,4 vs 66,8 тыс. руб./год на единицу парка) и по утилизации; разрыв возникает не столько из-за меньшего размера парка, сколько из-за более низкой эффективности уже размещённого парка. В региональном разрезе по данным эксперта А. (поквартальная отчётность по 86 субъектам РФ за 2024 и 9 месяцев 2025) гэп различается: в Москве МТС Юрент работает с утилизацией 1 073 поездки на самокат в год (сопоставимо со среднеоператорской Whoosh); в Санкт-Петербурге – 609; в Краснодаре – 564; в Екатеринбурге – 319 (почти вдвое ниже среднего по оператору); в Новосибирске – 277 при темпах роста +129 % YoY за 9 мес. 2025 г. Гэп между лидером и МТС Юрент по утилизации сильнее выражен в городах с резервом плотности и зрелым спросом (Екатеринбург, Краснодар) и слабее – на регуляторно перегруженных и насыщенных рынках (Москва), где сам предельный эффект расширения для всех операторов снижается. Закрытие гэпа не сводится к универсальному наращиванию парка и требует дифференциации действий по типам региональных рынков – к этому ведёт логика §2,1.3 и §2,3.</w:t>
+      </w:r>
+    </w:p>
+    <w:p>
+      <w:pPr>
+        <w:jc w:val="both"/>
+      </w:pPr>
+      <w:r>
+        <w:t>2,1.3 Стратегически значимые различия между региональными рынками: принцип отбора</w:t>
       </w:r>
     </w:p>
     <w:p>
@@ -1649,10 +1649,10 @@
     </w:p>
     <w:p>
       <w:pPr>
-        <w:pStyle w:val="Heading4"/>
-      </w:pPr>
-      <w:r>
-        <w:t>2.1.3.1 Параметры рыночной конфигурации, меняющие реализуемость базовой конкурентной модели</w:t>
+        <w:jc w:val="both"/>
+      </w:pPr>
+      <w:r>
+        <w:t>2,1.3.1 Параметры рыночной конфигурации, меняющие реализуемость базовой конкурентной модели</w:t>
       </w:r>
     </w:p>
     <w:p>
@@ -1665,10 +1665,10 @@
     </w:p>
     <w:p>
       <w:pPr>
-        <w:pStyle w:val="Heading4"/>
-      </w:pPr>
-      <w:r>
-        <w:t>2.1.3.2 Структурная конфигурация рынка (I уровень)</w:t>
+        <w:jc w:val="both"/>
+      </w:pPr>
+      <w:r>
+        <w:t>2,1.3.2 Структурная конфигурация рынка (I уровень)</w:t>
       </w:r>
     </w:p>
     <w:p>
@@ -1809,10 +1809,10 @@
     </w:p>
     <w:p>
       <w:pPr>
-        <w:pStyle w:val="Heading4"/>
-      </w:pPr>
-      <w:r>
-        <w:t>2.1.3.3 Операционная исполнимость базовой модели (II уровень)</w:t>
+        <w:jc w:val="both"/>
+      </w:pPr>
+      <w:r>
+        <w:t>2,1.3.3 Операционная исполнимость базовой модели (II уровень)</w:t>
       </w:r>
     </w:p>
     <w:p>
@@ -1857,10 +1857,10 @@
     </w:p>
     <w:p>
       <w:pPr>
-        <w:pStyle w:val="Heading4"/>
-      </w:pPr>
-      <w:r>
-        <w:t>2.1.3.4 Тактические рычаги управления присутствием (III уровень)</w:t>
+        <w:jc w:val="both"/>
+      </w:pPr>
+      <w:r>
+        <w:t>2,1.3.4 Тактические рычаги управления присутствием (III уровень)</w:t>
       </w:r>
     </w:p>
     <w:p>
@@ -1873,10 +1873,10 @@
     </w:p>
     <w:p>
       <w:pPr>
-        <w:pStyle w:val="Heading4"/>
-      </w:pPr>
-      <w:r>
-        <w:t>2.1.3.5 Сочетание факторов как основа стратегически значимого различения рынков</w:t>
+        <w:jc w:val="both"/>
+      </w:pPr>
+      <w:r>
+        <w:t>2,1.3.5 Сочетание факторов как основа стратегически значимого различения рынков</w:t>
       </w:r>
     </w:p>
     <w:p>
@@ -1929,10 +1929,10 @@
     </w:p>
     <w:p>
       <w:pPr>
-        <w:pStyle w:val="Heading4"/>
-      </w:pPr>
-      <w:r>
-        <w:t>2.1.3.6 Демонстрационный портфель: сочетания факторов на пяти рынках</w:t>
+        <w:jc w:val="both"/>
+      </w:pPr>
+      <w:r>
+        <w:t>2,1.3.6 Демонстрационный портфель: сочетания факторов на пяти рынках</w:t>
       </w:r>
     </w:p>
     <w:p>
@@ -1953,7 +1953,7 @@
         <w:rPr>
           <w:i/>
         </w:rPr>
-        <w:t>Таблица 2.1.3.1. Сочетания факторов I и II уровней в демонстрационном портфеле городов.</w:t>
+        <w:t>Таблица 2,1.3,1. Сочетания факторов I и II уровней в демонстрационном портфеле городов.</w:t>
       </w:r>
     </w:p>
     <w:tbl>
@@ -3163,23 +3163,23 @@
         <w:jc w:val="both"/>
       </w:pPr>
       <w:r>
-        <w:t>Сценарий S3 – диверсификация режимов по портфелю. Оператор различает сценарно-однородные группы рынков и применяет к ним разные режимы конкурентных действий: в одних городах – режим экспансии, в других – режим удержания, в третьих – режим сокращения. Внутри каждого режима сохраняется типовой набор рычагов и показателей; различие заключается в том, какой именно режим назначается рынку. Управленческая логика сценария исходит из положения о том, что одинаковая модель действий во всех городах при сильной неоднородности конфигураций даёт меньший конкурентный результат, чем дифференцированная. Преимущества S3 связаны с возможностью точнее распределять управленческое внимание и ресурсы, концентрируя операционную интенсивность там, где она даёт отдачу, и снижая её там, где сильное присутствие экономически нецелесообразно. Ограничения S3 связаны с повышенными требованиями к управленческим способностям: необходимостью различать рынки на уровне портфеля, синхронизировать действия между режимами и поддерживать единообразие пользовательского опыта при дифференцированной операционной модели. Эти ограничения подробно разбираются в §2.3.1 и §3.5.</w:t>
-      </w:r>
-    </w:p>
-    <w:p>
-      <w:pPr>
-        <w:jc w:val="both"/>
-      </w:pPr>
-      <w:r>
-        <w:t>Три сценария различаются по двум измерениям: степени единообразия управленческой логики между городами и глубине различения рыночных конфигураций. S1 удерживает единообразие действий и не требует дифференциации рынков; S2 удерживает единый режим, но допускает операционную адаптацию; S3 допускает разные режимы для разных групп рынков. Распределение ответственности между уровнями организации и набор требуемых способностей у этих сценариев также различается: чем глубже различение, тем выше нагрузка на функцию портфельного управления и на блок локальной экспертизы. Содержательное наполнение сценариев, то есть набор режимов, из которых они складываются, – рассматривается в §3.1, а сопоставление сценариев по экономически защищаемым критериям и обоснование выбора – в §2.3.1.</w:t>
-      </w:r>
-    </w:p>
-    <w:p>
-      <w:pPr>
-        <w:pStyle w:val="Heading3"/>
-      </w:pPr>
-      <w:r>
-        <w:t>2.3.1 Сопоставление сценариев по пяти критериям и обоснование выбора</w:t>
+        <w:t>Сценарий S3 – диверсификация режимов по портфелю. Оператор различает сценарно-однородные группы рынков и применяет к ним разные режимы конкурентных действий: в одних городах – режим экспансии, в других – режим удержания, в третьих – режим сокращения. Внутри каждого режима сохраняется типовой набор рычагов и показателей; различие заключается в том, какой именно режим назначается рынку. Управленческая логика сценария исходит из положения о том, что одинаковая модель действий во всех городах при сильной неоднородности конфигураций даёт меньший конкурентный результат, чем дифференцированная. Преимущества S3 связаны с возможностью точнее распределять управленческое внимание и ресурсы, концентрируя операционную интенсивность там, где она даёт отдачу, и снижая её там, где сильное присутствие экономически нецелесообразно. Ограничения S3 связаны с повышенными требованиями к управленческим способностям: необходимостью различать рынки на уровне портфеля, синхронизировать действия между режимами и поддерживать единообразие пользовательского опыта при дифференцированной операционной модели. Эти ограничения подробно разбираются в §2,3.1 и §3,5.</w:t>
+      </w:r>
+    </w:p>
+    <w:p>
+      <w:pPr>
+        <w:jc w:val="both"/>
+      </w:pPr>
+      <w:r>
+        <w:t>Три сценария различаются по двум измерениям: степени единообразия управленческой логики между городами и глубине различения рыночных конфигураций. S1 удерживает единообразие действий и не требует дифференциации рынков; S2 удерживает единый режим, но допускает операционную адаптацию; S3 допускает разные режимы для разных групп рынков. Распределение ответственности между уровнями организации и набор требуемых способностей у этих сценариев также различается: чем глубже различение, тем выше нагрузка на функцию портфельного управления и на блок локальной экспертизы. Содержательное наполнение сценариев, то есть набор режимов, из которых они складываются, – рассматривается в §3.1, а сопоставление сценариев по экономически защищаемым критериям и обоснование выбора – в §2,3.1.</w:t>
+      </w:r>
+    </w:p>
+    <w:p>
+      <w:pPr>
+        <w:jc w:val="both"/>
+      </w:pPr>
+      <w:r>
+        <w:t>2,3.1 Сопоставление сценариев по пяти критериям и обоснование выбора</w:t>
       </w:r>
     </w:p>
     <w:p>
@@ -3235,7 +3235,7 @@
         <w:jc w:val="both"/>
       </w:pPr>
       <w:r>
-        <w:t>Критерий нужен для рассмотрения реализуемости сценария при текущей операционной зрелости оператора и при заданных регуляторных ограничениях. S1 реализуем по определению – он описывает текущее состояние; вопрос в том, остаётся ли он эффективным, а не в том, можно ли его исполнить. S2 требует операционной дисциплины во всех городах одновременно, но в рамках одного режима, что снижает требования к функции портфельного управления и к способности параллельно поддерживать разные операционные стандарты. S3 требует одновременной поддержки разных режимов R1–R3 в разных городах, что повышает нагрузку на функцию портфельного управления и на блок локальной экспертизы. По этому критерию S2 сильнее S3, S3 сильнее S1 на горизонте перестройки операционной модели. Это та область, где S3 имеет управленческое ограничение и где компенсаторные механизмы рассматриваются в §3.5.</w:t>
+        <w:t>Критерий нужен для рассмотрения реализуемости сценария при текущей операционной зрелости оператора и при заданных регуляторных ограничениях. S1 реализуем по определению – он описывает текущее состояние; вопрос в том, остаётся ли он эффективным, а не в том, можно ли его исполнить. S2 требует операционной дисциплины во всех городах одновременно, но в рамках одного режима, что снижает требования к функции портфельного управления и к способности параллельно поддерживать разные операционные стандарты. S3 требует одновременной поддержки разных режимов R1–R3 в разных городах, что повышает нагрузку на функцию портфельного управления и на блок локальной экспертизы. По этому критерию S2 сильнее S3, S3 сильнее S1 на горизонте перестройки операционной модели. Это та область, где S3 имеет управленческое ограничение и где компенсаторные механизмы рассматриваются в §3,5.</w:t>
       </w:r>
     </w:p>
     <w:p>
@@ -3251,7 +3251,7 @@
         <w:jc w:val="both"/>
       </w:pPr>
       <w:r>
-        <w:t>Критерий ставит вопрос о ожидаемом приросте EBITDA на портфеле городов в горизонте сезона и о его распределении между рынками присутствия. S1 в условиях зрелых и насыщенных рынков теряет источник новой ценности от расширения и одновременно несёт издержки избыточного давления в чувствительных конфигурациях; ожидаемая динамика – стагнация выручки на самокат при сохранении текущих операционных издержек, с риском ухудшения в регуляторно жёстких городах. S2 через единый режим R3 удерживает экономику покрытия и стабилизирует выручку на самокат, но не использует возможности экспансии в рынках с запасом плотности (например, R2 в Екатеринбурге) и оставляет нерешённой проблему рынков, где сильное присутствие нецелесообразно (R3). S3 допускает максимизацию отдачи в условиях неоднородности: в рынках R2 – рост поездок и доли при ограниченном росте парка (проектный инструмент §3.2), в рынках R3 – стабилизация маржи через дисциплину расстановки, в рынках R3 – снижение операционной нагрузки без потери существенной выручки. Демонстрационный портфель §2.3.1 показывает направления этой динамики качественно, без претензии на точные финансовые прогнозы. По этому критерию S3 сильнее S2, S2 сильнее S1.</w:t>
+        <w:t>Критерий ставит вопрос о ожидаемом приросте EBITDA на портфеле городов в горизонте сезона и о его распределении между рынками присутствия. S1 в условиях зрелых и насыщенных рынков теряет источник новой ценности от расширения и одновременно несёт издержки избыточного давления в чувствительных конфигурациях; ожидаемая динамика – стагнация выручки на самокат при сохранении текущих операционных издержек, с риском ухудшения в регуляторно жёстких городах. S2 через единый режим R3 удерживает экономику покрытия и стабилизирует выручку на самокат, но не использует возможности экспансии в рынках с запасом плотности (например, R2 в Екатеринбурге) и оставляет нерешённой проблему рынков, где сильное присутствие нецелесообразно (R3). S3 допускает максимизацию отдачи в условиях неоднородности: в рынках R2 – рост поездок и доли при ограниченном росте парка (проектный инструмент §3.2), в рынках R3 – стабилизация маржи через дисциплину расстановки, в рынках R3 – снижение операционной нагрузки без потери существенной выручки. Демонстрационный портфель §2,3.1 показывает направления этой динамики качественно, без претензии на точные финансовые прогнозы. По этому критерию S3 сильнее S2, S2 сильнее S1.</w:t>
       </w:r>
     </w:p>
     <w:p>
@@ -3267,7 +3267,7 @@
         <w:jc w:val="both"/>
       </w:pPr>
       <w:r>
-        <w:t>Критерий ставит вопрос о структуре и величине рисков, о концентрации риска в одной точке или его распределении по портфелю. S1 концентрирует риск в связи с унификацией действий между регионами: ужесточение регулирования или агрессивные действия конкурента в нескольких ключевых городах одновременно ухудшают результат всего портфеля, поскольку оператор не может реагировать дифференцированно. S2 снижает этот риск за счёт операционной адаптации, но сохраняет риск концентрации в режиме R3: при появлении агрессивного претендента в нескольких городах одновременно режим удержания может оказаться структурно неподходящим (целесообразен переход к R2 хотя бы в части городов). S3 распределяет риск между режимами и типами рынков; одновременно вводится новый риск – риск рассинхронизации режимов и потери единообразия пользовательского опыта, обсуждаемый в §3.5. По этому критерию S3 распределяет риск шире, чем S1 и S2, ценой повышенных требований к управленческой координации.</w:t>
+        <w:t>Критерий ставит вопрос о структуре и величине рисков, о концентрации риска в одной точке или его распределении по портфелю. S1 концентрирует риск в связи с унификацией действий между регионами: ужесточение регулирования или агрессивные действия конкурента в нескольких ключевых городах одновременно ухудшают результат всего портфеля, поскольку оператор не может реагировать дифференцированно. S2 снижает этот риск за счёт операционной адаптации, но сохраняет риск концентрации в режиме R3: при появлении агрессивного претендента в нескольких городах одновременно режим удержания может оказаться структурно неподходящим (целесообразен переход к R2 хотя бы в части городов). S3 распределяет риск между режимами и типами рынков; одновременно вводится новый риск – риск рассинхронизации режимов и потери единообразия пользовательского опыта, обсуждаемый в §3,5. По этому критерию S3 распределяет риск шире, чем S1 и S2, ценой повышенных требований к управленческой координации.</w:t>
       </w:r>
     </w:p>
     <w:p>
@@ -3347,7 +3347,7 @@
         <w:jc w:val="both"/>
       </w:pPr>
       <w:r>
-        <w:t>Проведённый анализ показывает, что стратегический смысл рынка раскрывается на уровне сочетания параметров I и II уровней. Их совместное действие позволяет понять, где усиление присутствия сохраняет экономическую оправданность, где ключевым становится качество исполнения, где возрастает значение институциональной адаптации и где цена удержания позиции меняет допустимую форму участия в рынке. Демонстрационный портфель из пяти городов (§2.1.3.6) показывает, что эти сочетания на реальной географии заметно расходятся и что рамка не сводится к одной оси различения.</w:t>
+        <w:t>Проведённый анализ показывает, что стратегический смысл рынка раскрывается на уровне сочетания параметров I и II уровней. Их совместное действие позволяет понять, где усиление присутствия сохраняет экономическую оправданность, где ключевым становится качество исполнения, где возрастает значение институциональной адаптации и где цена удержания позиции меняет допустимую форму участия в рынке. Демонстрационный портфель из пяти городов (§2,1.3.6) показывает, что эти сочетания на реальной географии заметно расходятся и что рамка не сводится к одной оси различения.</w:t>
       </w:r>
     </w:p>
     <w:p>
@@ -3384,7 +3384,7 @@
         <w:jc w:val="both"/>
       </w:pPr>
       <w:r>
-        <w:t>Сценарии §2.3 различаются тем, какие именно режимы конкурентных действий применяются к городам портфеля. В работе используется каркас из трёх режимов: R1 «Плацдарм», R2 «Атака» и R3 «Удержание» (с ограниченной формой для регуляторно тяжёлых рынков). Каждый режим описывается через однородный набор полей: цель, условия применения – на каких сочетаниях параметров I и II уровней (см. §2.1.3.2, §2.1.3.3) он уместен, типичные рычаги, включая инструменты III уровня (см. §2.1.3.4), измеримые показатели и ограничения. Это делает сопоставимыми диагностики между городами и между сценариями.</w:t>
+        <w:t>Сценарии §2.3 различаются тем, какие именно режимы конкурентных действий применяются к городам портфеля. В работе используется каркас из трёх режимов: R1 «Плацдарм», R2 «Атака» и R3 «Удержание» (с ограниченной формой для регуляторно тяжёлых рынков). Каждый режим описывается через однородный набор полей: цель, условия применения – на каких сочетаниях параметров I и II уровней (см. §2,1.3.2, §2,1.3.3) он уместен, типичные рычаги, включая инструменты III уровня (см. §2,1.3.4), измеримые показатели и ограничения. Это делает сопоставимыми диагностики между городами и между сценариями.</w:t>
       </w:r>
     </w:p>
     <w:p>
@@ -3472,7 +3472,7 @@
         <w:jc w:val="both"/>
       </w:pPr>
       <w:r>
-        <w:t>Условия применения. Рынки с высокой ёмкостью и средней-высокой предельной отдачей на увеличение присутствия (по терминологии §2.1.3.2), где у оператора есть запас по плотности относительно лидера и сохраняется источник новой ценности от усиления покрытия. Регуляторная среда не блокирует наращивание парка; операционная исполнимость (II уровень) допускает рост покрытия без резкого ухудшения экономики обслуживания. Положение оператора – преследователь с потенциалом сокращения отрыва.</w:t>
+        <w:t>Условия применения. Рынки с высокой ёмкостью и средней-высокой предельной отдачей на увеличение присутствия (по терминологии §2,1.3.2), где у оператора есть запас по плотности относительно лидера и сохраняется источник новой ценности от усиления покрытия. Регуляторная среда не блокирует наращивание парка; операционная исполнимость (II уровень) допускает рост покрытия без резкого ухудшения экономики обслуживания. Положение оператора – преследователь с потенциалом сокращения отрыва.</w:t>
       </w:r>
     </w:p>
     <w:p>
@@ -4066,7 +4066,7 @@
         <w:jc w:val="both"/>
       </w:pPr>
       <w:r>
-        <w:t>Конкурентный анализ §2.1.2 зафиксировал, что на зрелом рынке кикшеринга критическим ключевым фактором успеха является фактическая доступность самоката в нужной точке и в нужное время, то есть качество покрытия с учётом микрогеометрии города и колебаний спроса. Проектный инструмент настоящего параграфа адресует именно этот КФУ: УПС повышает фактическую доступность парка за счёт точечного перераспределения внутри уже сформированного покрытия, без пропорционального наращивания физического парка. Логика предыдущих разделов показывает, что при достигнутом масштабе МТС Юрент конкурентный результат всё в большей степени зависит не от общего размера парка, а от того, насколько точно техника распределяется внутри уже занятого пространства. Конкурентная проблема смещается с уровня размера парка на уровень фактической доступности самокатов в чувствительных микролокациях городской среды. Даже при формально достаточном количестве техники оператор может терять поездки и ослаблять позицию из-за локальных разрывов покрытия. Для МТС Юрент, работающего в широкой и неоднородной географии, это означает, что один и тот же объём парка даёт разный результат в зависимости от точности его распределения внутри конкретного города.</w:t>
+        <w:t>Конкурентный анализ §2,1.2 зафиксировал, что на зрелом рынке кикшеринга критическим ключевым фактором успеха является фактическая доступность самоката в нужной точке и в нужное время, то есть качество покрытия с учётом микрогеометрии города и колебаний спроса. Проектный инструмент настоящего параграфа адресует именно этот КФУ: УПС повышает фактическую доступность парка за счёт точечного перераспределения внутри уже сформированного покрытия, без пропорционального наращивания физического парка. Логика предыдущих разделов показывает, что при достигнутом масштабе МТС Юрент конкурентный результат всё в большей степени зависит не от общего размера парка, а от того, насколько точно техника распределяется внутри уже занятого пространства. Конкурентная проблема смещается с уровня размера парка на уровень фактической доступности самокатов в чувствительных микролокациях городской среды. Даже при формально достаточном количестве техники оператор может терять поездки и ослаблять позицию из-за локальных разрывов покрытия. Для МТС Юрент, работающего в широкой и неоднородной географии, это означает, что один и тот же объём парка даёт разный результат в зависимости от точности его распределения внутри конкретного города.</w:t>
       </w:r>
     </w:p>
     <w:p>
@@ -4242,7 +4242,7 @@
         <w:jc w:val="both"/>
       </w:pPr>
       <w:r>
-        <w:t>В терминах сценария S3 это означает, что проектный инструмент даёт дополнительную операционную гибкость в режимах R2 и R3, которые в демонстрационном портфеле применяются к четырём из пяти городов (Петербург, Екатеринбург, Краснодар, Новосибирск). Это делает сценарий S3 более устойчивым по критерию операционной исполнимости (§2.3.1, критерий 3): инструмент снижает нагрузку, возникающую при параллельной поддержке нескольких режимов в разных городах.</w:t>
+        <w:t>В терминах сценария S3 это означает, что проектный инструмент даёт дополнительную операционную гибкость в режимах R2 и R3, которые в демонстрационном портфеле применяются к четырём из пяти городов (Петербург, Екатеринбург, Краснодар, Новосибирск). Это делает сценарий S3 более устойчивым по критерию операционной исполнимости (§2,3.1, критерий 3): инструмент снижает нагрузку, возникающую при параллельной поддержке нескольких режимов в разных городах.</w:t>
       </w:r>
     </w:p>
     <w:p>
@@ -4338,7 +4338,7 @@
         <w:jc w:val="both"/>
       </w:pPr>
       <w:r>
-        <w:t>Для предметного описания сценария S3 в работе используется демонстрационный портфель из пяти городов, введённый в п. 2.4.1: Москва, Санкт-Петербург, Екатеринбург, Краснодар, Новосибирск. По каждому городу фиксируется назначаемый режим R1–R3 (с подтипом, где это применимо), приоритетные рычаги, ожидаемые направления финансово-операционной динамики и оговорка о применимости проектного инструмента §3.3. Карта подаётся как качественная: количественные параметры (выручка на самокат, плотность парка, доля поездок) указываются на уровне направлений изменения. Исключение составляют проектные допущения по Екатеринбургу, в которых пилот МТС Юрент с инструментом управления покрытием через стимулы рассматривается как предметная проектная конфигурация; они используются как допущения.</w:t>
+        <w:t>Для предметного описания сценария S3 в работе используется демонстрационный портфель из пяти городов, введённый в п. 2,4.1: Москва, Санкт-Петербург, Екатеринбург, Краснодар, Новосибирск. По каждому городу фиксируется назначаемый режим R1–R3 (с подтипом, где это применимо), приоритетные рычаги, ожидаемые направления финансово-операционной динамики и оговорка о применимости проектного инструмента §3,3. Карта подаётся как качественная: количественные параметры (выручка на самокат, плотность парка, доля поездок) указываются на уровне направлений изменения. Исключение составляют проектные допущения по Екатеринбургу, в которых пилот МТС Юрент с инструментом управления покрытием через стимулы рассматривается как предметная проектная конфигурация; они используются как допущения.</w:t>
       </w:r>
     </w:p>
     <w:p>
@@ -4386,7 +4386,7 @@
         <w:jc w:val="both"/>
       </w:pPr>
       <w:r>
-        <w:t>Применимость §3.3. Ограниченная: УПС работает там, где стоит задача защиты доступности в чувствительных микролокациях. В режиме R3 число таких микролокаций невелико, и инструмент применяется выборочно.</w:t>
+        <w:t>Применимость §3,3. Ограниченная: УПС работает там, где стоит задача защиты доступности в чувствительных микролокациях. В режиме R3 число таких микролокаций невелико, и инструмент применяется выборочно.</w:t>
       </w:r>
     </w:p>
     <w:p>
@@ -4434,7 +4434,7 @@
         <w:jc w:val="both"/>
       </w:pPr>
       <w:r>
-        <w:t>Применимость §3.3. Высокая: УПС применяется как способ повысить отдачу от сформированного парка без пропорционального роста его размера, что особенно важно в условиях частичных регуляторных ограничений на физическое наращивание парка.</w:t>
+        <w:t>Применимость §3,3. Высокая: УПС применяется как способ повысить отдачу от сформированного парка без пропорционального роста его размера, что особенно важно в условиях частичных регуляторных ограничений на физическое наращивание парка.</w:t>
       </w:r>
     </w:p>
     <w:p>
@@ -4458,7 +4458,7 @@
         <w:jc w:val="both"/>
       </w:pPr>
       <w:r>
-        <w:t>Назначаемый режим. R2 с пилотом инструмента §3.3. Сочетание ёмкости, позиции преследователя и резерва плотности делает Екатеринбург предметной конфигурацией, на которой S3 проявляется наиболее отчётливо: одновременно работают экспансия и проектный инструмент.</w:t>
+        <w:t>Назначаемый режим. R2 с пилотом инструмента §3,3. Сочетание ёмкости, позиции преследователя и резерва плотности делает Екатеринбург предметной конфигурацией, на которой S3 проявляется наиболее отчётливо: одновременно работают экспансия и проектный инструмент.</w:t>
       </w:r>
     </w:p>
     <w:p>
@@ -4482,7 +4482,7 @@
         <w:jc w:val="both"/>
       </w:pPr>
       <w:r>
-        <w:t>Применимость §3.3. Высокая, как пилотная конфигурация.</w:t>
+        <w:t>Применимость §3,3. Высокая, как пилотная конфигурация.</w:t>
       </w:r>
     </w:p>
     <w:p>
@@ -4530,7 +4530,7 @@
         <w:jc w:val="both"/>
       </w:pPr>
       <w:r>
-        <w:t>Применимость §3.3. Высокая: длинный сезон повышает ценность инструмента, снижающего долю физической ребалансировки.</w:t>
+        <w:t>Применимость §3,3. Высокая: длинный сезон повышает ценность инструмента, снижающего долю физической ребалансировки.</w:t>
       </w:r>
     </w:p>
     <w:p>
@@ -4578,7 +4578,7 @@
         <w:jc w:val="both"/>
       </w:pPr>
       <w:r>
-        <w:t>Применимость §3.3. Высокая: короткий сезон и большая протяжённость делают инструмент управления покрытием через стимулы особенно ценным как способ удерживать качество присутствия без избыточных операционных издержек.</w:t>
+        <w:t>Применимость §3,3. Высокая: короткий сезон и большая протяжённость делают инструмент управления покрытием через стимулы особенно ценным как способ удерживать качество присутствия без избыточных операционных издержек.</w:t>
       </w:r>
     </w:p>
     <w:p>
@@ -5324,7 +5324,7 @@
         <w:jc w:val="both"/>
       </w:pPr>
       <w:r>
-        <w:t>Демонстрационный портфель составлен из городов, в которых МТС Юрент уже присутствует, поэтому подтип R1 «Ограниченный вход» в нём не представлен. Это методологический выбор, а не ограничение каркаса: R1 сохраняет смысл как самостоятельный подтип для ситуаций возможного входа на рынки, где компания пока не работает или присутствует минимально, и применяется по той же управленческой логике, которая описана в §3.1. В терминах сценария S3 R1 используется при расширении портфеля за пределы текущих 187 локаций, тогда как три режима в демонстрационном портфеле (R2, R3 и переходные комбинации R2→R3) описывают работу в уже сложившейся географии присутствия. Содержание проектного инструмента §3.3 – управление покрытием через стимулы – далее рассматривается отдельно.</w:t>
+        <w:t>Демонстрационный портфель составлен из городов, в которых МТС Юрент уже присутствует, поэтому подтип R1 «Ограниченный вход» в нём не представлен. Это методологический выбор, а не ограничение каркаса: R1 сохраняет смысл как самостоятельный подтип для ситуаций возможного входа на рынки, где компания пока не работает или присутствует минимально, и применяется по той же управленческой логике, которая описана в §3,1. В терминах сценария S3 R1 используется при расширении портфеля за пределы текущих 187 локаций, тогда как три режима в демонстрационном портфеле (R2, R3 и переходные комбинации R2→R3) описывают работу в уже сложившейся географии присутствия. Содержание проектного инструмента §3.3 – управление покрытием через стимулы – далее рассматривается отдельно.</w:t>
       </w:r>
     </w:p>
     <w:p>
@@ -5366,7 +5366,7 @@
         <w:jc w:val="both"/>
       </w:pPr>
       <w:r>
-        <w:t>Финансово-операционная карта §3.3 описала S3 качественно: режим, рычаги, направление динамики. В настоящем параграфе сценарий S3 переводится в количественный формат: формулируются статьи затрат на его реализацию, статьи ожидаемых эффектов на портфеле из пяти городов и сводный чистый эффект на горизонте 12 месяцев. Источники данных – внутренняя поквартальная отчётность МТС Юрент по регионам РФ за 2024 и 9 месяцев 2025 года, предоставленная экспертом А.; публичная отчётность ПАО «ВУШ Холдинг» по МСФО; расчёт по проектному инструменту УПС §3.2. Все статьи финмодели снабжены явно маркированными допущениями и диапазонами чувствительности.</w:t>
+        <w:t>Финансово-операционная карта §3.3 описала S3 качественно: режим, рычаги, направление динамики. В настоящем параграфе сценарий S3 переводится в количественный формат: формулируются статьи затрат на его реализацию, статьи ожидаемых эффектов на портфеле из пяти городов и сводный чистый эффект на горизонте 12 месяцев. Источники данных – внутренняя поквартальная отчётность МТС Юрент по регионам РФ за 2024 и 9 месяцев 2025 года, предоставленная экспертом А.; публичная отчётность ПАО «ВУШ Холдинг» по МСФО; расчёт по проектному инструменту УПС §3,2. Все статьи финмодели снабжены явно маркированными допущениями и диапазонами чувствительности.</w:t>
       </w:r>
     </w:p>
     <w:p>
@@ -5382,7 +5382,7 @@
         <w:jc w:val="both"/>
       </w:pPr>
       <w:r>
-        <w:t>В качестве базовой линии (сценарий S1) принимается сохранение текущей логики управления портфелем без дифференциации режимов. Совокупная выручка пяти городов демонстрационного портфеля по итогам 2024 года составила 4.17 млрд руб., что соответствует приблизительно 94 % выручки МТС Юрент за 2024 год по российскому рынку (7.04 млрд руб. по данным эксперта А.). Распределение выручки по городам резко неоднородно: Москва – 2.63 млрд руб. (63 % портфеля); Краснодар – 851 млн руб. (20 %); Санкт-Петербург – 475 млн руб. (11 %); Екатеринбург – 153 млн руб. (4 %); Новосибирск – 65 млн руб. (2 %). EBITDA-маржа сегмента у бенчмарк-оператора (ПАО «ВУШ Холдинг», кикшеринг, 9 мес. 2024) составила 28,6 %; для оценки эффектов в настоящей модели применяется консервативная маржа маржинального эффекта 25 %, отражающая операционный рычаг оператора-преследователя на зрелом рынке.</w:t>
+        <w:t>В качестве базовой линии (сценарий S1) принимается сохранение текущей логики управления портфелем без дифференциации режимов. Совокупная выручка пяти городов демонстрационного портфеля по итогам 2024 года составила 4,17 млрд руб., что соответствует приблизительно 94 % выручки МТС Юрент за 2024 год по российскому рынку (7,04 млрд руб. по данным эксперта А.). Распределение выручки по городам резко неоднородно: Москва – 2,63 млрд руб. (63 % портфеля); Краснодар – 851 млн руб. (20 %); Санкт-Петербург – 475 млн руб. (11 %); Екатеринбург – 153 млн руб. (4 %); Новосибирск – 65 млн руб. (2 %). EBITDA-маржа сегмента у бенчмарк-оператора (ПАО «ВУШ Холдинг», кикшеринг, 9 мес. 2024) составила 28,6 %; для оценки эффектов в настоящей модели применяется консервативная маржа маржинального эффекта 25 %, отражающая операционный рычаг оператора-преследователя на зрелом рынке.</w:t>
       </w:r>
     </w:p>
     <w:p>
@@ -5400,7 +5400,7 @@
         <w:ind w:firstLine="0" w:left="709"/>
       </w:pPr>
       <w:r>
-        <w:t>Москва: выручка -7.9 %, поездки -6.6 % – зрелый регуляторно перегруженный рынок;</w:t>
+        <w:t>Москва: выручка -7,9 %, поездки -6,6 % – зрелый регуляторно перегруженный рынок;</w:t>
       </w:r>
     </w:p>
     <w:p>
@@ -5410,7 +5410,7 @@
         <w:ind w:firstLine="0" w:left="709"/>
       </w:pPr>
       <w:r>
-        <w:t>Санкт-Петербург: выручка +41.1 %, поездки +42.3 % – рынок с активной фазой атаки и резервом плотности;</w:t>
+        <w:t>Санкт-Петербург: выручка +41,1 %, поездки +42,3 % – рынок с активной фазой атаки и резервом плотности;</w:t>
       </w:r>
     </w:p>
     <w:p>
@@ -5420,7 +5420,7 @@
         <w:ind w:firstLine="0" w:left="709"/>
       </w:pPr>
       <w:r>
-        <w:t>Краснодар: выручка -5.6 %, поездки -10.2 % – высокая конкуренция, длинный сезон;</w:t>
+        <w:t>Краснодар: выручка -5,6 %, поездки -10,2 % – высокая конкуренция, длинный сезон;</w:t>
       </w:r>
     </w:p>
     <w:p>
@@ -5430,7 +5430,7 @@
         <w:ind w:firstLine="0" w:left="709"/>
       </w:pPr>
       <w:r>
-        <w:t>Екатеринбург: выручка -4.3 %, поездки +4.1 % – позиция преследователя с резервом плотности;</w:t>
+        <w:t>Екатеринбург: выручка -4,3 %, поездки +4,1 % – позиция преследователя с резервом плотности;</w:t>
       </w:r>
     </w:p>
     <w:p>
@@ -5440,7 +5440,7 @@
         <w:ind w:firstLine="0" w:left="709"/>
       </w:pPr>
       <w:r>
-        <w:t>Новосибирск: выручка +143.2 %, поездки +128.9 % – фаза активного роста на стадии плацдарм / ранний R2.</w:t>
+        <w:t>Новосибирск: выручка +143,2 %, поездки +128,9 % – фаза активного роста на стадии плацдарм / ранний R2.</w:t>
       </w:r>
     </w:p>
     <w:p>
@@ -5453,7 +5453,7 @@
         <w:rPr>
           <w:i/>
         </w:rPr>
-        <w:t>Таблица 3.4.1 Базовые параметры портфеля пяти городов для финансовой модели (данные эксперта А.)</w:t>
+        <w:t>Таблица 3,4.1 Базовые параметры портфеля пяти городов для финансовой модели (данные эксперта А.)</w:t>
       </w:r>
     </w:p>
     <w:tbl>
@@ -5549,7 +5549,7 @@
                 <w:b/>
                 <w:sz w:val="22"/>
               </w:rPr>
-              <w:t>Парк 30.09.2024, шт.</w:t>
+              <w:t>Парк 30,09.2024, шт.</w:t>
             </w:r>
           </w:p>
         </w:tc>
@@ -6609,7 +6609,7 @@
         <w:jc w:val="both"/>
       </w:pPr>
       <w:r>
-        <w:t>Блок D. Обучение, накладные, управленческий резерв: ~3 млн руб./год. Обучение региональных менеджеров и аналитиков по работе с диагностической рамкой (трёхуровневая иерархия факторов §2.1.3 и каркас режимов §3.1), методическое сопровождение, резерв на непредвиденные расходы.</w:t>
+        <w:t>Блок D. Обучение, накладные, управленческий резерв: ~3 млн руб./год. Обучение региональных менеджеров и аналитиков по работе с диагностической рамкой (трёхуровневая иерархия факторов §2,1.3 и каркас режимов §3.1), методическое сопровождение, резерв на непредвиденные расходы.</w:t>
       </w:r>
     </w:p>
     <w:p>
@@ -6653,15 +6653,15 @@
         <w:jc w:val="both"/>
       </w:pPr>
       <w:r>
-        <w:t>Эффекты S3 распределены по трём режимам в соответствии с финансово-операционной картой §3.3.</w:t>
-      </w:r>
-    </w:p>
-    <w:p>
-      <w:pPr>
-        <w:jc w:val="both"/>
-      </w:pPr>
-      <w:r>
-        <w:t>Эффект 1. Прирост выручки в R2-городах за счёт дифференциации маркетинг-операционной политики (СПб, Екб, Крд, Нск). Допущение: дифференциация даёт прирост темпа годовой выручки на +3 п.п. относительно базовой линии S1 в R2-городах (консервативная оценка; диапазон чувствительности +1 …+5 п.п.). Применяя +3 п.п. к выручке 2024 по этим городам (1,544 млн руб.), получаем прирост выручки ~46.3 млн руб./год. При маржинальной EBITDA-марже 25 % это даёт прирост EBITDA ~11.6 млн руб./год.</w:t>
+        <w:t>Эффекты S3 распределены по трём режимам в соответствии с финансово-операционной картой §3,3.</w:t>
+      </w:r>
+    </w:p>
+    <w:p>
+      <w:pPr>
+        <w:jc w:val="both"/>
+      </w:pPr>
+      <w:r>
+        <w:t>Эффект 1. Прирост выручки в R2-городах за счёт дифференциации маркетинг-операционной политики (СПб, Екб, Крд, Нск). Допущение: дифференциация даёт прирост темпа годовой выручки на +3 п.п. относительно базовой линии S1 в R2-городах (консервативная оценка; диапазон чувствительности +1 …+5 п.п.). Применяя +3 п.п. к выручке 2024 по этим городам (1 544 млн руб.), получаем прирост выручки ~46,3 млн руб./год. При маржинальной EBITDA-марже 25 % это даёт прирост EBITDA ~11,6 млн руб./год.</w:t>
       </w:r>
     </w:p>
     <w:p>
@@ -6706,7 +6706,7 @@
         <w:rPr>
           <w:i/>
         </w:rPr>
-        <w:t>Таблица 3.4.2 Сводная финансовая модель S3 (год 1)</w:t>
+        <w:t>Таблица 3,4.2 Сводная финансовая модель S3 (год 1)</w:t>
       </w:r>
     </w:p>
     <w:tbl>
@@ -7340,7 +7340,7 @@
         <w:jc w:val="both"/>
       </w:pPr>
       <w:r>
-        <w:t>Выбор сценария S3 (§2.3.1) принимается с оговоркой: часть его управленческих рисков выше, чем у S1 и S2. В этом параграфе риски S3 консолидируются и сопоставляются с управленческими компенсаторами, доступными МТС Юрент.</w:t>
+        <w:t>Выбор сценария S3 (§2,3.1) принимается с оговоркой: часть его управленческих рисков выше, чем у S1 и S2. В этом параграфе риски S3 консолидируются и сопоставляются с управленческими компенсаторами, доступными МТС Юрент.</w:t>
       </w:r>
     </w:p>
     <w:p>
@@ -7396,7 +7396,7 @@
         <w:jc w:val="both"/>
       </w:pPr>
       <w:r>
-        <w:t>Распределение риска между типами рынков – основное преимущество S3 по критерию 5 §2.3.1 – даётся ценой повышенных требований к координации и не воспроизводится автоматически. Поэтому управленческие компенсаторы рассматриваются не как опция, а как условие реализации сценария.</w:t>
+        <w:t>Распределение риска между типами рынков – основное преимущество S3 по критерию 5 §2,3.1 – даётся ценой повышенных требований к координации и не воспроизводится автоматически. Поэтому управленческие компенсаторы рассматриваются не как опция, а как условие реализации сценария.</w:t>
       </w:r>
     </w:p>
     <w:p>
@@ -7412,15 +7412,15 @@
         <w:jc w:val="both"/>
       </w:pPr>
       <w:r>
-        <w:t>Анализ положения МТС Юрент показал, что при широкой географии присутствия стратегическое значение для компании имеет уже не сам факт работы в большом числе городов, а выбор управленческой логики обращения с портфелем региональных рынков. Вывод опирается на теоретико-аналитический диагноз Главы 1, рамку стратегически значимого различения рынков Главы 2 (трёхуровневая иерархия факторов и демонстрационный портфель §2.1.3.6) и на пять стратегических критериев, введённых в §1.6.</w:t>
-      </w:r>
-    </w:p>
-    <w:p>
-      <w:pPr>
-        <w:jc w:val="both"/>
-      </w:pPr>
-      <w:r>
-        <w:t>В качестве предмета стратегического выбора рассмотрены три сценария – сохранение текущей единой логики действий (S1), единый режим с операционной адаптацией (S2) и диверсификация режимов по портфелю (S3). Сценарии описаны через однородные поля (управленческая логика, ограничения, источники риска) и оценены по пяти критериям §1.6.</w:t>
+        <w:t>Анализ положения МТС Юрент показал, что при широкой географии присутствия стратегическое значение для компании имеет уже не сам факт работы в большом числе городов, а выбор управленческой логики обращения с портфелем региональных рынков. Вывод опирается на теоретико-аналитический диагноз Главы 1, рамку стратегически значимого различения рынков Главы 2 (трёхуровневая иерархия факторов и демонстрационный портфель §2,1.3.6) и на пять стратегических критериев, введённых в §1,6.</w:t>
+      </w:r>
+    </w:p>
+    <w:p>
+      <w:pPr>
+        <w:jc w:val="both"/>
+      </w:pPr>
+      <w:r>
+        <w:t>В качестве предмета стратегического выбора рассмотрены три сценария – сохранение текущей единой логики действий (S1), единый режим с операционной адаптацией (S2) и диверсификация режимов по портфелю (S3). Сценарии описаны через однородные поля (управленческая логика, ограничения, источники риска) и оценены по пяти критериям §1,6.</w:t>
       </w:r>
     </w:p>
     <w:p>
@@ -7505,7 +7505,7 @@
         <w:jc w:val="both"/>
       </w:pPr>
       <w:r>
-        <w:t>Практическим выходом работы стал проектный инструмент «Управление покрытием через стимулы» (УПС). Инструмент адресует ключевой фактор успеха оператора кикшеринга на зрелой стадии рынка – фактическую доступность самоката в нужной точке (§2.1.2). УПС снижает потребность в физической ребалансировке, замещая её стимулами для пользователей и внешних исполнителей; конструкция опирается на сочетание трёх типов механизмов – стимулы на стороне точки высадки, точки посадки и оплачиваемые микрозадания внешнему исполнителю. В составе сценария S3 УПС применим в режимах R2 и R3, что повышает устойчивость S3 по критерию операционной исполнимости. Для пилота инструмента предложены KPI и дорожная карта внедрения на горизонте 12 месяцев; базовый сценарий пилота в Екатеринбурге даёт чистый эффект 9,79 млн руб. за сезон (§3.2).</w:t>
+        <w:t>Практическим выходом работы стал проектный инструмент «Управление покрытием через стимулы» (УПС). Инструмент адресует ключевой фактор успеха оператора кикшеринга на зрелой стадии рынка – фактическую доступность самоката в нужной точке (§2,1.2). УПС снижает потребность в физической ребалансировке, замещая её стимулами для пользователей и внешних исполнителей; конструкция опирается на сочетание трёх типов механизмов – стимулы на стороне точки высадки, точки посадки и оплачиваемые микрозадания внешнему исполнителю. В составе сценария S3 УПС применим в режимах R2 и R3, что повышает устойчивость S3 по критерию операционной исполнимости. Для пилота инструмента предложены KPI и дорожная карта внедрения на горизонте 12 месяцев; базовый сценарий пилота в Екатеринбурге даёт чистый эффект 9,79 млн руб. за сезон (§3.2).</w:t>
       </w:r>
     </w:p>
     <w:p>
@@ -7558,319 +7558,319 @@
         <w:jc w:val="both"/>
       </w:pPr>
       <w:r>
-        <w:t>Aarhaug J., Fearnley N., Hartveit K. J. L., Johnsson E. Price and competition in emerging shared e-scooter markets // Research in Transportation Economics. 2023. Vol. 98. Art. 101303. DOI: 10.1016/j.retrec.2023.101303.</w:t>
-      </w:r>
-    </w:p>
-    <w:p>
-      <w:pPr>
-        <w:jc w:val="both"/>
-      </w:pPr>
-      <w:r>
-        <w:t>Aarhaug J., Fearnley N., Johnsson E. E-scooters and public transport – Complement or competition? // Research in Transportation Economics. 2023. Vol. 98. Art. 101279. DOI: 10.1016/j.retrec.2023.101279.</w:t>
-      </w:r>
-    </w:p>
-    <w:p>
-      <w:pPr>
-        <w:jc w:val="both"/>
-      </w:pPr>
-      <w:r>
-        <w:t>Abduljabbar R. L., Liyanage S., Dia H. The role of micro-mobility in shaping sustainable cities: A systematic literature review // Transportation Research Part D: Transport and Environment. 2021. Vol. 92. Art. 102734. DOI: 10.1016/j.trd.2021.102734.</w:t>
-      </w:r>
-    </w:p>
-    <w:p>
-      <w:pPr>
-        <w:jc w:val="both"/>
-      </w:pPr>
-      <w:r>
-        <w:t>Bobičić O., Esztergar-Kiss D. Enablers and barriers to micromobility adoption: Urban and suburban contexts // Sustainable Cities and Society. 2024. Vol. 111. Art. 105595. DOI: 10.1016/j.scs.2024.105595.</w:t>
-      </w:r>
-    </w:p>
-    <w:p>
-      <w:pPr>
-        <w:jc w:val="both"/>
-      </w:pPr>
-      <w:r>
-        <w:t>Carney M., Dieleman M., Taussig M. How are institutional capabilities transferred across borders? // Journal of World Business. 2016. Vol. 51, no. 6. P. 882–894. DOI: 10.1016/j.jwb.2015.12.002.</w:t>
-      </w:r>
-    </w:p>
-    <w:p>
-      <w:pPr>
-        <w:jc w:val="both"/>
-      </w:pPr>
-      <w:r>
-        <w:t>Cennamo C. Competing in Digital Markets: A Platform-Based Perspective // Academy of Management Perspectives. 2021. Vol. 35, no. 2. P. 265–291. DOI: 10.5465/amp.2016.0048.</w:t>
-      </w:r>
-    </w:p>
-    <w:p>
-      <w:pPr>
-        <w:jc w:val="both"/>
-      </w:pPr>
-      <w:r>
-        <w:t>Cennamo C., Santalo J. Platform competition: Strategic trade-offs in platform markets // Strategic Management Journal. 2013. Vol. 34, no. 11. P. 1331–1350. DOI: 10.1002/smj.2066.</w:t>
-      </w:r>
-    </w:p>
-    <w:p>
-      <w:pPr>
-        <w:jc w:val="both"/>
-      </w:pPr>
-      <w:r>
-        <w:t>Coenegrachts E., Vanelslander T., Verhetsel A., Beckers J. Analyzing shared mobility markets in Europe: A comparative analysis of shared mobility schemes across 311 European cities // Journal of Transport Geography. 2024. Vol. 118. Art. 103918. DOI: 10.1016/j.jtrangeo.2024.103918.</w:t>
-      </w:r>
-    </w:p>
-    <w:p>
-      <w:pPr>
-        <w:jc w:val="both"/>
-      </w:pPr>
-      <w:r>
-        <w:t>Coenegrachts E., Vanelslander T., Verhetsel A., Beckers J. Understanding the key criteria for shared mobility providers in their evaluation of potential markets // Journal of Urban Mobility. 2025. Vol. 7. Art. 100115. DOI: 10.1016/j.urbmob.2025.100115.</w:t>
-      </w:r>
-    </w:p>
-    <w:p>
-      <w:pPr>
-        <w:jc w:val="both"/>
-      </w:pPr>
-      <w:r>
-        <w:t>Dias G., Ribeiro P., Arsénio E. Determinants of shared e-scooter usage and their policy implications: Findings from a survey in Braga, Portugal // European Transport Research Review. 2024. Vol. 16. Art. 20. DOI: 10.1186/s12544-024-00642-4.</w:t>
-      </w:r>
-    </w:p>
-    <w:p>
-      <w:pPr>
-        <w:jc w:val="both"/>
-      </w:pPr>
-      <w:r>
-        <w:t>Gábor Š., Novotný L., Pregi L. Revealing Spatial Patterns of Dockless Shared Micromobility: A Case Study of Košice, Slovakia // Urban Science. 2025. Vol. 9, no. 4. Art. 107. DOI: 10.3390/urbansci9040107.</w:t>
-      </w:r>
-    </w:p>
-    <w:p>
-      <w:pPr>
-        <w:jc w:val="both"/>
-      </w:pPr>
-      <w:r>
-        <w:t>Garus A., Dadashev G., Ciuffo B., Nahmias-Biran B. H. Urban Micromobility in Practice: Insights from a Full-Year Analysis of Shared Scooter Use in Tel Aviv // Smart Cities. 2025. Vol. 8, no. 6. Art. 207. DOI: 10.3390/smartcities8060207.</w:t>
-      </w:r>
-    </w:p>
-    <w:p>
-      <w:pPr>
-        <w:jc w:val="both"/>
-      </w:pPr>
-      <w:r>
-        <w:t>Groth S., Ahlmeyer F., Albrecht J., Gerten C., Klinger T., Novack T. Uneven development in market-based supplies of new micromobility services: The case of new e-scooter services // npj Sustainable Mobility and Transport. 2025. Vol. 2. Art. 41. DOI: 10.1038/s44333-025-00060-6.</w:t>
-      </w:r>
-    </w:p>
-    <w:p>
-      <w:pPr>
-        <w:jc w:val="both"/>
-      </w:pPr>
-      <w:r>
-        <w:t>Interfax. Топ-менеджер МТС: электросамокаты становятся утилитарным транспортом, вписываясь в логику стратегии группы [Электронный ресурс]. 2024. 15 янв. URL: https://www.interfax.ru/interview/940294 (дата обращения: 18.01.2026).</w:t>
-      </w:r>
-    </w:p>
-    <w:p>
-      <w:pPr>
-        <w:jc w:val="both"/>
-      </w:pPr>
-      <w:r>
-        <w:t>Li A., Gao K., Zhao P., Axhausen K. W. Integrating shared e-scooters as the feeder to public transit: A comparative analysis of 124 European cities // Research in Transportation Economics. 2023. Vol. 99. Art. 101302. DOI: 10.1016/j.retrec.2023.101302.</w:t>
-      </w:r>
-    </w:p>
-    <w:p>
-      <w:pPr>
-        <w:jc w:val="both"/>
-      </w:pPr>
-      <w:r>
-        <w:t>Mitra R., Hess P. M. Who are the potential users of shared e-scooters? An examination of socio-demographic, attitudinal and environmental factors // Travel Behaviour and Society. 2021. Vol. 23. P. 100–107. DOI: 10.1016/j.tbs.2020.12.009.</w:t>
-      </w:r>
-    </w:p>
-    <w:p>
-      <w:pPr>
-        <w:jc w:val="both"/>
-      </w:pPr>
-      <w:r>
-        <w:t>Moran M. E. Drawing the map: The creation and regulation of geographic constraints on shared bikes and e-scooters in San Francisco, CA // Journal of Transport and Land Use. 2021. Vol. 14, no. 1. P. 459–487. DOI: 10.5198/jtlu.2021.1816.</w:t>
-      </w:r>
-    </w:p>
-    <w:p>
-      <w:pPr>
-        <w:jc w:val="both"/>
-      </w:pPr>
-      <w:r>
-        <w:t>Moran M. E., Laa B., Emberger G. Six scooter operators, six maps: Spatial coverage and regulation of micromobility in Vienna, Austria // Case Studies on Transport Policy. 2020. Vol. 8, no. 4. P. 1001–1011. DOI: 10.1016/j.cstp.2020.03.009.</w:t>
-      </w:r>
-    </w:p>
-    <w:p>
-      <w:pPr>
-        <w:jc w:val="both"/>
-      </w:pPr>
-      <w:r>
-        <w:t>NACTO. Shared Micromobility in the U.S.: 2019 [Электронный ресурс]. New York: National Association of City Transportation Officials, 2020. URL: https://nacto.org/wp-content/uploads/2020bikesharesnapshot.pdf (дата обращения: 19.02.2026).</w:t>
-      </w:r>
-    </w:p>
-    <w:p>
-      <w:pPr>
-        <w:jc w:val="both"/>
-      </w:pPr>
-      <w:r>
-        <w:t>NACTO. Shared Micromobility in the U.S. and Canada: 2023 [Электронный ресурс]. New York: National Association of City Transportation Officials, 2024. URL: https://nacto.org/publication/shared-micromobility-report-2023/ (дата обращения: 19.02.2026).</w:t>
-      </w:r>
-    </w:p>
-    <w:p>
-      <w:pPr>
-        <w:jc w:val="both"/>
-      </w:pPr>
-      <w:r>
-        <w:t>POLIS Governance &amp; Integration Working Group. Careful What You Wish For: Practical Implications of Rules &amp; Requirements for Shared Micromobility [Электронный ресурс]. Brussels: POLIS, 2025. URL: https://www.polisnetwork.eu/wp-content/uploads/2025/03/Shared-Micromobility-Regulations-Report.pdf (дата обращения: 11.03.2026).</w:t>
-      </w:r>
-    </w:p>
-    <w:p>
-      <w:pPr>
-        <w:jc w:val="both"/>
-      </w:pPr>
-      <w:r>
-        <w:t>Rietveld J., Schilling M. A. Platform Competition: A Systematic and Interdisciplinary Review of the Literature // Journal of Management. 2021. Vol. 47, no. 6. P. 1528–1563. DOI: 10.1177/0149206320969791.</w:t>
-      </w:r>
-    </w:p>
-    <w:p>
-      <w:pPr>
-        <w:jc w:val="both"/>
-      </w:pPr>
-      <w:r>
-        <w:t>Sareen S., Remme D., Haarstad H. E-scooter regulation: The micro-politics of market-making for micro-mobility in Bergen // Environmental Innovation and Societal Transitions. 2021. Vol. 40. P. 461–473. DOI: 10.1016/j.eist.2021.10.004.</w:t>
-      </w:r>
-    </w:p>
-    <w:p>
-      <w:pPr>
-        <w:jc w:val="both"/>
-      </w:pPr>
-      <w:r>
-        <w:t>Shah N. R., Ziedan A., Brakewood C., Cherry C. Shared e-scooter service providers with large fleet size have a competitive advantage: Findings from e-scooter demand and supply analysis of Nashville, Tennessee [Электронный ресурс] // SSRN Electronic Journal. 2022. Preprint. URL: https://ssrn.com/abstract=4167543 (дата обращения: 04.03.2026).</w:t>
-      </w:r>
-    </w:p>
-    <w:p>
-      <w:pPr>
-        <w:jc w:val="both"/>
-      </w:pPr>
-      <w:r>
-        <w:t>Teece D. J., Pisano G., Shuen A. Dynamic Capabilities and Strategic Management // Strategic Management Journal. 1997. Vol. 18, no. 7. P. 509–533. DOI: 10.1002/(SICI)1097-0266(199708)18:7&lt;509::AID-SMJ882&gt;3.0.CO;2-Z.</w:t>
-      </w:r>
-    </w:p>
-    <w:p>
-      <w:pPr>
-        <w:jc w:val="both"/>
-      </w:pPr>
-      <w:r>
-        <w:t>Департамент транспорта и развития дорожно-транспортной инфраструктуры города Москвы. Новые правила для аренды электросамокатов начнут действовать в новом сезоне проката [Электронный ресурс]. 2025. 10 февр. URL: https://transport.mos.ru/mostrans/all_news/123241 (дата обращения: 26.02.2026).</w:t>
-      </w:r>
-    </w:p>
-    <w:p>
-      <w:pPr>
-        <w:jc w:val="both"/>
-      </w:pPr>
-      <w:r>
-        <w:t>Иволгин А. В каких городах-миллионниках больше ездят на электросамокатах и сколько тратят самые активные пользователи [Электронный ресурс] // Т–Ж. 2024. 3 дек. URL: https://t-j.ru/kicksharing-stat/ (дата обращения: 27.02.2026).</w:t>
-      </w:r>
-    </w:p>
-    <w:p>
-      <w:pPr>
-        <w:jc w:val="both"/>
-      </w:pPr>
-      <w:r>
-        <w:t>Коммерсантъ. Кикшеринговым компаниям в Екатеринбурге пригрозили расторжением договоров [Электронный ресурс]. 2025. 11 апр. URL: https://www.kommersant.ru/doc/7655884 (дата обращения: 27.02.2026).</w:t>
-      </w:r>
-    </w:p>
-    <w:p>
-      <w:pPr>
-        <w:jc w:val="both"/>
-      </w:pPr>
-      <w:r>
-        <w:t>ПАО «ВУШ Холдинг». Whoosh опубликовал операционные результаты за 2025 год [Электронный ресурс]. – 2026. – URL: https://news.whoosh-bike.ru/Whoosh_opublikoval_operatsionnyye_rezultaty_za_2025_god (дата обращения: 15.05.2026).</w:t>
-      </w:r>
-    </w:p>
-    <w:p>
-      <w:pPr>
-        <w:jc w:val="both"/>
-      </w:pPr>
-      <w:r>
-        <w:t>ПАО «ВУШ Холдинг». Whoosh публикует операционные результаты за 12 месяцев 2024 года [Электронный ресурс]. – 2025. – URL: https://news.whoosh-bike.ru/whoosh2024 (дата обращения: 14.03.2026).</w:t>
-      </w:r>
-    </w:p>
-    <w:p>
-      <w:pPr>
-        <w:jc w:val="both"/>
-      </w:pPr>
-      <w:r>
-        <w:t>ПАО «ВУШ Холдинг». Whoosh публикует операционные результаты за 6 месяцев 2025 года [Электронный ресурс]. – 2025. – URL: https://news.whoosh-bike.ru/operations_6_m_2025_latin_america (дата обращения: 15.05.2026).</w:t>
-      </w:r>
-    </w:p>
-    <w:p>
-      <w:pPr>
-        <w:jc w:val="both"/>
-      </w:pPr>
-      <w:r>
-        <w:t>ПАО «ВУШ Холдинг». Whoosh публикует финансовые результаты за 2024 год [Электронный ресурс]. – 2025. – URL: https://news.whoosh-bike.ru/whoosh_2024 (дата обращения: 14.03.2026).</w:t>
-      </w:r>
-    </w:p>
-    <w:p>
-      <w:pPr>
-        <w:jc w:val="both"/>
-      </w:pPr>
-      <w:r>
-        <w:t>ПАО «ВУШ Холдинг». Whoosh публикует финансовые результаты за 2025 год [Электронный ресурс]. – 2026. – URL: https://news.whoosh-bike.ru/Whoosh_publikuyet_finansovyye_rezultaty_za_2025_god (дата обращения: 14.03.2026).</w:t>
-      </w:r>
-    </w:p>
-    <w:p>
-      <w:pPr>
-        <w:jc w:val="both"/>
-      </w:pPr>
-      <w:r>
-        <w:t>ПАО «ВУШ Холдинг». Whoosh публикует финансовые результаты за 3 квартал и 9 месяцев 2025 года [Электронный ресурс]. – 2025. – URL: https://www.tbank.ru/invest/social/profile/Whoosh_Official/1334d824-cbd6-4450-9e65-d3b4a81dcd1f/ (дата обращения: 15.05.2026).</w:t>
-      </w:r>
-    </w:p>
-    <w:p>
-      <w:pPr>
-        <w:jc w:val="both"/>
-      </w:pPr>
-      <w:r>
-        <w:t>ПАО «МТС». Финансовые и операционные результаты Группы МТС за 4 квартал 2023 года: презентация [Электронный ресурс]. – 2024. – URL: https://ir.mts.ru/investors/financial_center/financial_results (дата обращения: 14.03.2026).</w:t>
-      </w:r>
-    </w:p>
-    <w:p>
-      <w:pPr>
-        <w:jc w:val="both"/>
-      </w:pPr>
-      <w:r>
-        <w:t>ПАО «МТС». Финансовые и операционные результаты Группы МТС за 4 квартал 2024 года: пресс-релиз [Электронный ресурс]. – 2025. – URL: https://ir.mts.ru/investors/financial_center/financial_results (дата обращения: 14.03.2026).</w:t>
-      </w:r>
-    </w:p>
-    <w:p>
-      <w:pPr>
-        <w:jc w:val="both"/>
-      </w:pPr>
-      <w:r>
-        <w:t>ПАО «МТС». Финансовые и операционные результаты Группы МТС за 4 квартал 2025 года: пресс-релиз [Электронный ресурс]. – 2026. – URL: https://ir.mts.ru/investors/financial_center/financial_results (дата обращения: 14.03.2026).</w:t>
-      </w:r>
-    </w:p>
-    <w:p>
-      <w:pPr>
-        <w:jc w:val="both"/>
-      </w:pPr>
-      <w:r>
-        <w:t>Трушеринг. 31,2 млрд рублей и 281,6 млн поездок за сезон. Кикшеринг в России 2024 [Электронный ресурс]. 2025. 18 апр. URL: https://truesharing.ru/tp/54173/ (дата обращения: 11.03.2026).</w:t>
-      </w:r>
-    </w:p>
-    <w:p>
-      <w:pPr>
-        <w:jc w:val="both"/>
-      </w:pPr>
-      <w:r>
-        <w:t>Трушеринг. Комитет по транспорту Санкт-Петербурга и операторы кикшеринга заключили обновлённое соглашение о правилах работы в городе [Электронный ресурс]. 2025. 27 мар. URL: https://truesharing.ru/news/53573/ (дата обращения: 21.02.2026).</w:t>
-      </w:r>
-    </w:p>
-    <w:p>
-      <w:pPr>
-        <w:jc w:val="both"/>
-      </w:pPr>
-      <w:r>
-        <w:t>Эксперт. В России спрос на аренду самокатов снизился на 6 % [Электронный ресурс]. – 2025. – URL: https://expert.ru/news/v-rossii-spros-na-arendu-samokatov-snizilsya-na-6/ (дата обращения: 15.05.2026).</w:t>
+        <w:t>Aarhaug J., Fearnley N., Hartveit K. J. L., Johnsson E. Price and competition in emerging shared e-scooter markets // Research in Transportation Economics. 2023. Vol. 98. Art. 101303. DOI: 10,1016/j.retrec.2023,101303.</w:t>
+      </w:r>
+    </w:p>
+    <w:p>
+      <w:pPr>
+        <w:jc w:val="both"/>
+      </w:pPr>
+      <w:r>
+        <w:t>Aarhaug J., Fearnley N., Johnsson E. E-scooters and public transport – Complement or competition? // Research in Transportation Economics. 2023. Vol. 98. Art. 101279. DOI: 10,1016/j.retrec.2023,101279.</w:t>
+      </w:r>
+    </w:p>
+    <w:p>
+      <w:pPr>
+        <w:jc w:val="both"/>
+      </w:pPr>
+      <w:r>
+        <w:t>Abduljabbar R. L., Liyanage S., Dia H. The role of micro-mobility in shaping sustainable cities: A systematic literature review // Transportation Research Part D: Transport and Environment. 2021. Vol. 92. Art. 102734. DOI: 10,1016/j.trd.2021,102734.</w:t>
+      </w:r>
+    </w:p>
+    <w:p>
+      <w:pPr>
+        <w:jc w:val="both"/>
+      </w:pPr>
+      <w:r>
+        <w:t>Bobičić O., Esztergar-Kiss D. Enablers and barriers to micromobility adoption: Urban and suburban contexts // Sustainable Cities and Society. 2024. Vol. 111. Art. 105595. DOI: 10,1016/j.scs.2024,105595.</w:t>
+      </w:r>
+    </w:p>
+    <w:p>
+      <w:pPr>
+        <w:jc w:val="both"/>
+      </w:pPr>
+      <w:r>
+        <w:t>Carney M., Dieleman M., Taussig M. How are institutional capabilities transferred across borders? // Journal of World Business. 2016. Vol. 51, no. 6. P. 882–894. DOI: 10,1016/j.jwb.2015,12.002.</w:t>
+      </w:r>
+    </w:p>
+    <w:p>
+      <w:pPr>
+        <w:jc w:val="both"/>
+      </w:pPr>
+      <w:r>
+        <w:t>Cennamo C. Competing in Digital Markets: A Platform-Based Perspective // Academy of Management Perspectives. 2021. Vol. 35, no. 2. P. 265–291. DOI: 10,5465/amp.2016,0048.</w:t>
+      </w:r>
+    </w:p>
+    <w:p>
+      <w:pPr>
+        <w:jc w:val="both"/>
+      </w:pPr>
+      <w:r>
+        <w:t>Cennamo C., Santalo J. Platform competition: Strategic trade-offs in platform markets // Strategic Management Journal. 2013. Vol. 34, no. 11. P. 1331–1350. DOI: 10,1002/smj.2066.</w:t>
+      </w:r>
+    </w:p>
+    <w:p>
+      <w:pPr>
+        <w:jc w:val="both"/>
+      </w:pPr>
+      <w:r>
+        <w:t>Coenegrachts E., Vanelslander T., Verhetsel A., Beckers J. Analyzing shared mobility markets in Europe: A comparative analysis of shared mobility schemes across 311 European cities // Journal of Transport Geography. 2024. Vol. 118. Art. 103918. DOI: 10,1016/j.jtrangeo.2024,103918.</w:t>
+      </w:r>
+    </w:p>
+    <w:p>
+      <w:pPr>
+        <w:jc w:val="both"/>
+      </w:pPr>
+      <w:r>
+        <w:t>Coenegrachts E., Vanelslander T., Verhetsel A., Beckers J. Understanding the key criteria for shared mobility providers in their evaluation of potential markets // Journal of Urban Mobility. 2025. Vol. 7. Art. 100115. DOI: 10,1016/j.urbmob.2025,100115.</w:t>
+      </w:r>
+    </w:p>
+    <w:p>
+      <w:pPr>
+        <w:jc w:val="both"/>
+      </w:pPr>
+      <w:r>
+        <w:t>Dias G., Ribeiro P., Arsénio E. Determinants of shared e-scooter usage and their policy implications: Findings from a survey in Braga, Portugal // European Transport Research Review. 2024. Vol. 16. Art. 20. DOI: 10,1186/s12544-024-00642-4.</w:t>
+      </w:r>
+    </w:p>
+    <w:p>
+      <w:pPr>
+        <w:jc w:val="both"/>
+      </w:pPr>
+      <w:r>
+        <w:t>Gábor Š., Novotný L., Pregi L. Revealing Spatial Patterns of Dockless Shared Micromobility: A Case Study of Košice, Slovakia // Urban Science. 2025. Vol. 9, no. 4. Art. 107. DOI: 10,3390/urbansci9040107.</w:t>
+      </w:r>
+    </w:p>
+    <w:p>
+      <w:pPr>
+        <w:jc w:val="both"/>
+      </w:pPr>
+      <w:r>
+        <w:t>Garus A., Dadashev G., Ciuffo B., Nahmias-Biran B. H. Urban Micromobility in Practice: Insights from a Full-Year Analysis of Shared Scooter Use in Tel Aviv // Smart Cities. 2025. Vol. 8, no. 6. Art. 207. DOI: 10,3390/smartcities8060207.</w:t>
+      </w:r>
+    </w:p>
+    <w:p>
+      <w:pPr>
+        <w:jc w:val="both"/>
+      </w:pPr>
+      <w:r>
+        <w:t>Groth S., Ahlmeyer F., Albrecht J., Gerten C., Klinger T., Novack T. Uneven development in market-based supplies of new micromobility services: The case of new e-scooter services // npj Sustainable Mobility and Transport. 2025. Vol. 2. Art. 41. DOI: 10,1038/s44333-025-00060-6.</w:t>
+      </w:r>
+    </w:p>
+    <w:p>
+      <w:pPr>
+        <w:jc w:val="both"/>
+      </w:pPr>
+      <w:r>
+        <w:t>Interfax. Топ-менеджер МТС: электросамокаты становятся утилитарным транспортом, вписываясь в логику стратегии группы [Электронный ресурс]. 2024. 15 янв. URL: https://www.interfax.ru/interview/940294 (дата обращения: 18,01.2026).</w:t>
+      </w:r>
+    </w:p>
+    <w:p>
+      <w:pPr>
+        <w:jc w:val="both"/>
+      </w:pPr>
+      <w:r>
+        <w:t>Li A., Gao K., Zhao P., Axhausen K. W. Integrating shared e-scooters as the feeder to public transit: A comparative analysis of 124 European cities // Research in Transportation Economics. 2023. Vol. 99. Art. 101302. DOI: 10,1016/j.retrec.2023,101302.</w:t>
+      </w:r>
+    </w:p>
+    <w:p>
+      <w:pPr>
+        <w:jc w:val="both"/>
+      </w:pPr>
+      <w:r>
+        <w:t>Mitra R., Hess P. M. Who are the potential users of shared e-scooters? An examination of socio-demographic, attitudinal and environmental factors // Travel Behaviour and Society. 2021. Vol. 23. P. 100–107. DOI: 10,1016/j.tbs.2020,12.009.</w:t>
+      </w:r>
+    </w:p>
+    <w:p>
+      <w:pPr>
+        <w:jc w:val="both"/>
+      </w:pPr>
+      <w:r>
+        <w:t>Moran M. E. Drawing the map: The creation and regulation of geographic constraints on shared bikes and e-scooters in San Francisco, CA // Journal of Transport and Land Use. 2021. Vol. 14, no. 1. P. 459–487. DOI: 10,5198/jtlu.2021,1816.</w:t>
+      </w:r>
+    </w:p>
+    <w:p>
+      <w:pPr>
+        <w:jc w:val="both"/>
+      </w:pPr>
+      <w:r>
+        <w:t>Moran M. E., Laa B., Emberger G. Six scooter operators, six maps: Spatial coverage and regulation of micromobility in Vienna, Austria // Case Studies on Transport Policy. 2020. Vol. 8, no. 4. P. 1001–1011. DOI: 10,1016/j.cstp.2020,03.009.</w:t>
+      </w:r>
+    </w:p>
+    <w:p>
+      <w:pPr>
+        <w:jc w:val="both"/>
+      </w:pPr>
+      <w:r>
+        <w:t>NACTO. Shared Micromobility in the U.S.: 2019 [Электронный ресурс]. New York: National Association of City Transportation Officials, 2020. URL: https://nacto.org/wp-content/uploads/2020bikesharesnapshot.pdf (дата обращения: 19,02.2026).</w:t>
+      </w:r>
+    </w:p>
+    <w:p>
+      <w:pPr>
+        <w:jc w:val="both"/>
+      </w:pPr>
+      <w:r>
+        <w:t>NACTO. Shared Micromobility in the U.S. and Canada: 2023 [Электронный ресурс]. New York: National Association of City Transportation Officials, 2024. URL: https://nacto.org/publication/shared-micromobility-report-2023/ (дата обращения: 19,02.2026).</w:t>
+      </w:r>
+    </w:p>
+    <w:p>
+      <w:pPr>
+        <w:jc w:val="both"/>
+      </w:pPr>
+      <w:r>
+        <w:t>POLIS Governance &amp; Integration Working Group. Careful What You Wish For: Practical Implications of Rules &amp; Requirements for Shared Micromobility [Электронный ресурс]. Brussels: POLIS, 2025. URL: https://www.polisnetwork.eu/wp-content/uploads/2025/03/Shared-Micromobility-Regulations-Report.pdf (дата обращения: 11,03.2026).</w:t>
+      </w:r>
+    </w:p>
+    <w:p>
+      <w:pPr>
+        <w:jc w:val="both"/>
+      </w:pPr>
+      <w:r>
+        <w:t>Rietveld J., Schilling M. A. Platform Competition: A Systematic and Interdisciplinary Review of the Literature // Journal of Management. 2021. Vol. 47, no. 6. P. 1528–1563. DOI: 10,1177/0149206320969791.</w:t>
+      </w:r>
+    </w:p>
+    <w:p>
+      <w:pPr>
+        <w:jc w:val="both"/>
+      </w:pPr>
+      <w:r>
+        <w:t>Sareen S., Remme D., Haarstad H. E-scooter regulation: The micro-politics of market-making for micro-mobility in Bergen // Environmental Innovation and Societal Transitions. 2021. Vol. 40. P. 461–473. DOI: 10,1016/j.eist.2021,10.004.</w:t>
+      </w:r>
+    </w:p>
+    <w:p>
+      <w:pPr>
+        <w:jc w:val="both"/>
+      </w:pPr>
+      <w:r>
+        <w:t>Shah N. R., Ziedan A., Brakewood C., Cherry C. Shared e-scooter service providers with large fleet size have a competitive advantage: Findings from e-scooter demand and supply analysis of Nashville, Tennessee [Электронный ресурс] // SSRN Electronic Journal. 2022. Preprint. URL: https://ssrn.com/abstract=4167543 (дата обращения: 04,03.2026).</w:t>
+      </w:r>
+    </w:p>
+    <w:p>
+      <w:pPr>
+        <w:jc w:val="both"/>
+      </w:pPr>
+      <w:r>
+        <w:t>Teece D. J., Pisano G., Shuen A. Dynamic Capabilities and Strategic Management // Strategic Management Journal. 1997. Vol. 18, no. 7. P. 509–533. DOI: 10,1002/(SICI)1097-0266(199708)18:7&lt;509::AID-SMJ882&gt;3,0.CO;2-Z.</w:t>
+      </w:r>
+    </w:p>
+    <w:p>
+      <w:pPr>
+        <w:jc w:val="both"/>
+      </w:pPr>
+      <w:r>
+        <w:t>Департамент транспорта и развития дорожно-транспортной инфраструктуры города Москвы. Новые правила для аренды электросамокатов начнут действовать в новом сезоне проката [Электронный ресурс]. 2025. 10 февр. URL: https://transport.mos.ru/mostrans/all_news/123241 (дата обращения: 26,02.2026).</w:t>
+      </w:r>
+    </w:p>
+    <w:p>
+      <w:pPr>
+        <w:jc w:val="both"/>
+      </w:pPr>
+      <w:r>
+        <w:t>Иволгин А. В каких городах-миллионниках больше ездят на электросамокатах и сколько тратят самые активные пользователи [Электронный ресурс] // Т–Ж. 2024. 3 дек. URL: https://t-j.ru/kicksharing-stat/ (дата обращения: 27,02.2026).</w:t>
+      </w:r>
+    </w:p>
+    <w:p>
+      <w:pPr>
+        <w:jc w:val="both"/>
+      </w:pPr>
+      <w:r>
+        <w:t>Коммерсантъ. Кикшеринговым компаниям в Екатеринбурге пригрозили расторжением договоров [Электронный ресурс]. 2025. 11 апр. URL: https://www.kommersant.ru/doc/7655884 (дата обращения: 27,02.2026).</w:t>
+      </w:r>
+    </w:p>
+    <w:p>
+      <w:pPr>
+        <w:jc w:val="both"/>
+      </w:pPr>
+      <w:r>
+        <w:t>ПАО «ВУШ Холдинг». Whoosh опубликовал операционные результаты за 2025 год [Электронный ресурс]. – 2026. – URL: https://news.whoosh-bike.ru/Whoosh_opublikoval_operatsionnyye_rezultaty_za_2025_god (дата обращения: 15,05.2026).</w:t>
+      </w:r>
+    </w:p>
+    <w:p>
+      <w:pPr>
+        <w:jc w:val="both"/>
+      </w:pPr>
+      <w:r>
+        <w:t>ПАО «ВУШ Холдинг». Whoosh публикует операционные результаты за 12 месяцев 2024 года [Электронный ресурс]. – 2025. – URL: https://news.whoosh-bike.ru/whoosh2024 (дата обращения: 14,03.2026).</w:t>
+      </w:r>
+    </w:p>
+    <w:p>
+      <w:pPr>
+        <w:jc w:val="both"/>
+      </w:pPr>
+      <w:r>
+        <w:t>ПАО «ВУШ Холдинг». Whoosh публикует операционные результаты за 6 месяцев 2025 года [Электронный ресурс]. – 2025. – URL: https://news.whoosh-bike.ru/operations_6_m_2025_latin_america (дата обращения: 15,05.2026).</w:t>
+      </w:r>
+    </w:p>
+    <w:p>
+      <w:pPr>
+        <w:jc w:val="both"/>
+      </w:pPr>
+      <w:r>
+        <w:t>ПАО «ВУШ Холдинг». Whoosh публикует финансовые результаты за 2024 год [Электронный ресурс]. – 2025. – URL: https://news.whoosh-bike.ru/whoosh_2024 (дата обращения: 14,03.2026).</w:t>
+      </w:r>
+    </w:p>
+    <w:p>
+      <w:pPr>
+        <w:jc w:val="both"/>
+      </w:pPr>
+      <w:r>
+        <w:t>ПАО «ВУШ Холдинг». Whoosh публикует финансовые результаты за 2025 год [Электронный ресурс]. – 2026. – URL: https://news.whoosh-bike.ru/Whoosh_publikuyet_finansovyye_rezultaty_za_2025_god (дата обращения: 14,03.2026).</w:t>
+      </w:r>
+    </w:p>
+    <w:p>
+      <w:pPr>
+        <w:jc w:val="both"/>
+      </w:pPr>
+      <w:r>
+        <w:t>ПАО «ВУШ Холдинг». Whoosh публикует финансовые результаты за 3 квартал и 9 месяцев 2025 года [Электронный ресурс]. – 2025. – URL: https://www.tbank.ru/invest/social/profile/Whoosh_Official/1334d824-cbd6-4450-9e65-d3b4a81dcd1f/ (дата обращения: 15,05.2026).</w:t>
+      </w:r>
+    </w:p>
+    <w:p>
+      <w:pPr>
+        <w:jc w:val="both"/>
+      </w:pPr>
+      <w:r>
+        <w:t>ПАО «МТС». Финансовые и операционные результаты Группы МТС за 4 квартал 2023 года: презентация [Электронный ресурс]. – 2024. – URL: https://ir.mts.ru/investors/financial_center/financial_results (дата обращения: 14,03.2026).</w:t>
+      </w:r>
+    </w:p>
+    <w:p>
+      <w:pPr>
+        <w:jc w:val="both"/>
+      </w:pPr>
+      <w:r>
+        <w:t>ПАО «МТС». Финансовые и операционные результаты Группы МТС за 4 квартал 2024 года: пресс-релиз [Электронный ресурс]. – 2025. – URL: https://ir.mts.ru/investors/financial_center/financial_results (дата обращения: 14,03.2026).</w:t>
+      </w:r>
+    </w:p>
+    <w:p>
+      <w:pPr>
+        <w:jc w:val="both"/>
+      </w:pPr>
+      <w:r>
+        <w:t>ПАО «МТС». Финансовые и операционные результаты Группы МТС за 4 квартал 2025 года: пресс-релиз [Электронный ресурс]. – 2026. – URL: https://ir.mts.ru/investors/financial_center/financial_results (дата обращения: 14,03.2026).</w:t>
+      </w:r>
+    </w:p>
+    <w:p>
+      <w:pPr>
+        <w:jc w:val="both"/>
+      </w:pPr>
+      <w:r>
+        <w:t>Трушеринг. 31,2 млрд рублей и 281,6 млн поездок за сезон. Кикшеринг в России 2024 [Электронный ресурс]. 2025. 18 апр. URL: https://truesharing.ru/tp/54173/ (дата обращения: 11,03.2026).</w:t>
+      </w:r>
+    </w:p>
+    <w:p>
+      <w:pPr>
+        <w:jc w:val="both"/>
+      </w:pPr>
+      <w:r>
+        <w:t>Трушеринг. Комитет по транспорту Санкт-Петербурга и операторы кикшеринга заключили обновлённое соглашение о правилах работы в городе [Электронный ресурс]. 2025. 27 мар. URL: https://truesharing.ru/news/53573/ (дата обращения: 21,02.2026).</w:t>
+      </w:r>
+    </w:p>
+    <w:p>
+      <w:pPr>
+        <w:jc w:val="both"/>
+      </w:pPr>
+      <w:r>
+        <w:t>Эксперт. В России спрос на аренду самокатов снизился на 6 % [Электронный ресурс]. – 2025. – URL: https://expert.ru/news/v-rossii-spros-na-arendu-samokatov-snizilsya-na-6/ (дата обращения: 15,05.2026).</w:t>
       </w:r>
     </w:p>
     <w:p>
@@ -7945,7 +7945,7 @@
         <w:jc w:val="both"/>
       </w:pPr>
       <w:r>
-        <w:t>1. Поиск и навигация по литературе. Поиск релевантных академических источников по тематике микромобильности, ресурсной теории фирмы, динамических способностей, платформенной конкуренции, регулирования СИМ; первичная фильтрация результатов поиска. Все процитированные источники проверены автором по оригинальным публикациям; библиографические записи в Списке литературы оформлены автором по ГОСТ 7.0.5–2008. Эффективность: сокращение времени поиска источников приблизительно на 40 % относительно ручного.</w:t>
+        <w:t>1. Поиск и навигация по литературе. Поиск релевантных академических источников по тематике микромобильности, ресурсной теории фирмы, динамических способностей, платформенной конкуренции, регулирования СИМ; первичная фильтрация результатов поиска. Все процитированные источники проверены автором по оригинальным публикациям; библиографические записи в Списке литературы оформлены автором по ГОСТ 7,0.5–2008. Эффективность: сокращение времени поиска источников приблизительно на 40 % относительно ручного.</w:t>
       </w:r>
     </w:p>
     <w:p>
@@ -7969,7 +7969,7 @@
         <w:jc w:val="both"/>
       </w:pPr>
       <w:r>
-        <w:t>4. Оформление библиографических записей. Перевод сырых ссылок в формат ГОСТ 7.0.5–2008; авторская сверка деталей выходных данных по оригиналам публикаций. Эффективность: высокая.</w:t>
+        <w:t>4. Оформление библиографических записей. Перевод сырых ссылок в формат ГОСТ 7,0.5–2008; авторская сверка деталей выходных данных по оригиналам публикаций. Эффективность: высокая.</w:t>
       </w:r>
     </w:p>
     <w:p>

--- a/vkr/VKR_final.docx
+++ b/vkr/VKR_final.docx
@@ -541,52 +541,42 @@
     </w:p>
     <w:p>
       <w:pPr>
-        <w:pStyle w:val="ListBullet"/>
-        <w:spacing w:line="360" w:lineRule="auto"/>
-        <w:ind w:firstLine="0" w:left="709"/>
-      </w:pPr>
-      <w:r>
-        <w:t>анализ документов: ежеквартальные пресс-релизы и презентации ПАО «МТС» за 2022–2025 гг., годовой отчёт ПАО «МТС» за 2023 год, финансовая и операционная отчётность ПАО «ВУШ Холдинг» по МСФО за 2022–2025 гг.;</w:t>
-      </w:r>
-    </w:p>
-    <w:p>
-      <w:pPr>
-        <w:pStyle w:val="ListBullet"/>
-        <w:spacing w:line="360" w:lineRule="auto"/>
-        <w:ind w:firstLine="0" w:left="709"/>
-      </w:pPr>
-      <w:r>
-        <w:t>вторичный анализ отраслевой аналитики (TrueSharing, деловая пресса, отчёты международных урбанистических ассоциаций NACTO и ITDP);</w:t>
-      </w:r>
-    </w:p>
-    <w:p>
-      <w:pPr>
-        <w:pStyle w:val="ListBullet"/>
-        <w:spacing w:line="360" w:lineRule="auto"/>
-        <w:ind w:firstLine="0" w:left="709"/>
-      </w:pPr>
-      <w:r>
-        <w:t>экспертные консультации с двумя информантами: экспертом А. (руководитель подразделения M&amp;A ПАО «МТС»; экспертная консультация); экспертом Б. (отраслевой эксперт с многолетним опытом топ-уровня в ПАО «МТС», в настоящее время</w:t>
-      </w:r>
-    </w:p>
-    <w:p>
-      <w:pPr>
-        <w:pStyle w:val="ListBullet"/>
-        <w:spacing w:line="360" w:lineRule="auto"/>
-        <w:ind w:firstLine="0" w:left="709"/>
-      </w:pPr>
-      <w:r>
-        <w:t>научный руководитель ВКР; ). Основные содержательные выводы работы строятся на публичных данных и на консультации с экспертом А.; эксперту Б. в эмпирической базе ВКР отведена калибровочная функция</w:t>
-      </w:r>
-    </w:p>
-    <w:p>
-      <w:pPr>
-        <w:pStyle w:val="ListBullet"/>
-        <w:spacing w:line="360" w:lineRule="auto"/>
-        <w:ind w:firstLine="0" w:left="709"/>
-      </w:pPr>
-      <w:r>
-        <w:t>проверка логики выводов и сверка интерпретаций со взглядом отраслевого практика. Тематические блоки гида интервью: стадия рынка и его зрелость; конкурентное поле и ключевые факторы успеха; региональная неоднородность; ограничения и возможности МТС Юрент; технологический выбор и операционная модель. Гид интервью и расшифровки в согласованной мере раскрытия приведены в Приложении Б.</w:t>
+        <w:jc w:val="both"/>
+      </w:pPr>
+      <w:r>
+        <w:t>– анализ документов: ежеквартальные пресс-релизы и презентации ПАО «МТС» за 2022–2025 гг., годовой отчёт ПАО «МТС» за 2023 год, финансовая и операционная отчётность ПАО «ВУШ Холдинг» по МСФО за 2022–2025 гг.;</w:t>
+      </w:r>
+    </w:p>
+    <w:p>
+      <w:pPr>
+        <w:jc w:val="both"/>
+      </w:pPr>
+      <w:r>
+        <w:t>– вторичный анализ отраслевой аналитики (TrueSharing, деловая пресса, отчёты международных урбанистических ассоциаций NACTO и ITDP);</w:t>
+      </w:r>
+    </w:p>
+    <w:p>
+      <w:pPr>
+        <w:jc w:val="both"/>
+      </w:pPr>
+      <w:r>
+        <w:t>– экспертные консультации с двумя информантами: экспертом А. (руководитель подразделения M&amp;A ПАО «МТС»; экспертная консультация); экспертом Б. (отраслевой эксперт с многолетним опытом топ-уровня в ПАО «МТС», в настоящее время</w:t>
+      </w:r>
+    </w:p>
+    <w:p>
+      <w:pPr>
+        <w:jc w:val="both"/>
+      </w:pPr>
+      <w:r>
+        <w:t>– научный руководитель ВКР; ). Основные содержательные выводы работы строятся на публичных данных и на консультации с экспертом А.; эксперту Б. в эмпирической базе ВКР отведена калибровочная функция</w:t>
+      </w:r>
+    </w:p>
+    <w:p>
+      <w:pPr>
+        <w:jc w:val="both"/>
+      </w:pPr>
+      <w:r>
+        <w:t>– проверка логики выводов и сверка интерпретаций со взглядом отраслевого практика. Тематические блоки гида интервью: стадия рынка и его зрелость; конкурентное поле и ключевые факторы успеха; региональная неоднородность; ограничения и возможности МТС Юрент; технологический выбор и операционная модель. Гид интервью и расшифровки в согласованной мере раскрытия приведены в Приложении Б.</w:t>
       </w:r>
     </w:p>
     <w:p>
@@ -599,42 +589,34 @@
     </w:p>
     <w:p>
       <w:pPr>
-        <w:pStyle w:val="ListBullet"/>
-        <w:spacing w:line="360" w:lineRule="auto"/>
-        <w:ind w:firstLine="0" w:left="709"/>
-      </w:pPr>
-      <w:r>
-        <w:t>иерархическая декомпозиция факторов регионального различения (I, II и III уровни);</w:t>
-      </w:r>
-    </w:p>
-    <w:p>
-      <w:pPr>
-        <w:pStyle w:val="ListBullet"/>
-        <w:spacing w:line="360" w:lineRule="auto"/>
-        <w:ind w:firstLine="0" w:left="709"/>
-      </w:pPr>
-      <w:r>
-        <w:t>построение каркаса режимов через однородный набор полей описания (цель, условия применения, рычаги, KPI, ограничения);</w:t>
-      </w:r>
-    </w:p>
-    <w:p>
-      <w:pPr>
-        <w:pStyle w:val="ListBullet"/>
-        <w:spacing w:line="360" w:lineRule="auto"/>
-        <w:ind w:firstLine="0" w:left="709"/>
-      </w:pPr>
-      <w:r>
-        <w:t>критериальное сопоставление трёх альтернативных сценариев по пяти критериям, выводимым из теоретико-методологической основы работы;</w:t>
-      </w:r>
-    </w:p>
-    <w:p>
-      <w:pPr>
-        <w:pStyle w:val="ListBullet"/>
-        <w:spacing w:line="360" w:lineRule="auto"/>
-        <w:ind w:firstLine="0" w:left="709"/>
-      </w:pPr>
-      <w:r>
-        <w:t>сопоставление с международным опытом управления зрелыми платформенными рынками (Coenegrachts et al., 2024; Riggs et al., 2025; Shah et al., 2022).</w:t>
+        <w:jc w:val="both"/>
+      </w:pPr>
+      <w:r>
+        <w:t>– иерархическая декомпозиция факторов регионального различения (I, II и III уровни);</w:t>
+      </w:r>
+    </w:p>
+    <w:p>
+      <w:pPr>
+        <w:jc w:val="both"/>
+      </w:pPr>
+      <w:r>
+        <w:t>– построение каркаса режимов через однородный набор полей описания (цель, условия применения, рычаги, KPI, ограничения);</w:t>
+      </w:r>
+    </w:p>
+    <w:p>
+      <w:pPr>
+        <w:jc w:val="both"/>
+      </w:pPr>
+      <w:r>
+        <w:t>– критериальное сопоставление трёх альтернативных сценариев по пяти критериям, выводимым из теоретико-методологической основы работы;</w:t>
+      </w:r>
+    </w:p>
+    <w:p>
+      <w:pPr>
+        <w:jc w:val="both"/>
+      </w:pPr>
+      <w:r>
+        <w:t>– сопоставление с международным опытом управления зрелыми платформенными рынками (Coenegrachts et al., 2024; Shah et al., 2022; Bobičić, Esztergar-Kiss, 2024).</w:t>
       </w:r>
     </w:p>
     <w:p>
@@ -647,22 +629,18 @@
     </w:p>
     <w:p>
       <w:pPr>
-        <w:pStyle w:val="ListBullet"/>
-        <w:spacing w:line="360" w:lineRule="auto"/>
-        <w:ind w:firstLine="0" w:left="709"/>
-      </w:pPr>
-      <w:r>
-        <w:t>расчёт удельной юнит-экономики бенчмарк-оператора (ПАО «ВУШ Холдинг», российская часть бизнеса): выручка на поездку, выручка на единицу СИМ в год, количество поездок на СИМ в год, рентабельность по EBITDA кикшеринга;</w:t>
-      </w:r>
-    </w:p>
-    <w:p>
-      <w:pPr>
-        <w:pStyle w:val="ListBullet"/>
-        <w:spacing w:line="360" w:lineRule="auto"/>
-        <w:ind w:firstLine="0" w:left="709"/>
-      </w:pPr>
-      <w:r>
-        <w:t>сценарное моделирование эффекта проектного решения и эффекта диверсификации режимов на портфеле из 4–5 городов через маржинальную EBITDA-маржу и явно заданные допущения о доле охваченных стимулами поездок, средней величине дисконта и распределении городов по режимам.</w:t>
+        <w:jc w:val="both"/>
+      </w:pPr>
+      <w:r>
+        <w:t>– расчёт удельной юнит-экономики бенчмарк-оператора (ПАО «ВУШ Холдинг», российская часть бизнеса): выручка на поездку, выручка на единицу СИМ в год, количество поездок на СИМ в год, рентабельность по EBITDA кикшеринга;</w:t>
+      </w:r>
+    </w:p>
+    <w:p>
+      <w:pPr>
+        <w:jc w:val="both"/>
+      </w:pPr>
+      <w:r>
+        <w:t>– сценарное моделирование эффекта проектного решения и эффекта диверсификации режимов на портфеле из 4–5 городов через маржинальную EBITDA-маржу и явно заданные допущения о доле охваченных стимулами поездок, средней величине дисконта и распределении городов по режимам.</w:t>
       </w:r>
     </w:p>
     <w:p>
@@ -710,7 +688,7 @@
         <w:jc w:val="both"/>
       </w:pPr>
       <w:r>
-        <w:t>Четвёртая – эмпирические исследования критериев выбора рынков шеринговой микромобильности (Riggs et al., 2025; Coenegrachts et al., 2024; Shah et al., 2022) – используются для калибровки модели регионального различения и выбора рычагов внутри режимов.</w:t>
+        <w:t>Четвёртая – эмпирические исследования критериев выбора рынков шеринговой микромобильности (Coenegrachts et al., 2024; Shah et al., 2022; Bobičić, Esztergar-Kiss, 2024) – используются для калибровки модели регионального различения и выбора рычагов внутри режимов.</w:t>
       </w:r>
     </w:p>
     <w:p>
@@ -971,7 +949,7 @@
         <w:jc w:val="both"/>
       </w:pPr>
       <w:r>
-        <w:t>Особенно полезным в этой связи оказывается понятие uneven development – неравномерного развития рынка, проявляющегося не только в темпах расширения парка, но и в самом процессе рыночного формирования. Исследование Groth et al. по новым сервисам аренды электросамокатов в Германии показывает, что развитие рынка в рыночных условиях носит социально- и пространственно-избирательный характер: не все территории становятся одинаково привлекательными или достижимыми для операторов, а доступ к сервису неравномерно распределяется между группами пользователей и районами города (Groth, Schwarz, Marquardt, 2024). Coenegrachts et al. дополняют этот вывод: даже при формальном сходстве городов локальные операторы и условия рынка могут существенно различаться, а жёсткость регулирования и институциональные условия заметно влияют на стратегии операторов (Coenegrachts et al., 2024).</w:t>
+        <w:t>Особенно полезным в этой связи оказывается понятие uneven development – неравномерного развития рынка, проявляющегося не только в темпах расширения парка, но и в самом процессе рыночного формирования. Исследование Groth et al. по новым сервисам аренды электросамокатов в Германии показывает, что развитие рынка в рыночных условиях носит социально- и пространственно-избирательный характер: не все территории становятся одинаково привлекательными или достижимыми для операторов, а доступ к сервису неравномерно распределяется между группами пользователей и районами города (Groth et al., 2025). Coenegrachts et al. дополняют этот вывод: даже при формальном сходстве городов локальные операторы и условия рынка могут существенно различаться, а жёсткость регулирования и институциональные условия заметно влияют на стратегии операторов (Coenegrachts et al., 2024).</w:t>
       </w:r>
     </w:p>
     <w:p>
@@ -1460,7 +1438,7 @@
         <w:jc w:val="both"/>
       </w:pPr>
       <w:r>
-        <w:t>Социальные факторы (S). Кикшеринг востребован как транспорт «последней мили» и рекреационный сервис. Среди критериев выбора оператора для пользователя – близость самоката к текущей точке, цена поездки, качество и удобство приложения (Riggs et al., 2025). Сезонность спроса выражена: 85–90 % поездок приходится на Q2–Q3 (апрель–сентябрь). Демографический профиль пользователей – городское население 18–35 лет. Утилизация парка различается в 4 раза между городами (Москва – 1 073 п/с/год, Новосибирск – 277), отражая неоднородность спроса. Влияние на стратегический выбор: среднее. Сезонность и локальность спроса усиливают значимость операционных инструментов управления покрытием (УПС), но не определяют выбор между сценариями напрямую.</w:t>
+        <w:t>Социальные факторы (S). Кикшеринг востребован как транспорт «последней мили» и рекреационный сервис. Среди критериев выбора оператора для пользователя – близость самоката к текущей точке, цена поездки, качество и удобство приложения (Dias, Ribeiro, Arsénio, 2024; Bobičić, Esztergar-Kiss, 2024). Сезонность спроса выражена: 85–90 % поездок приходится на Q2–Q3 (апрель–сентябрь). Демографический профиль пользователей – городское население 18–35 лет. Утилизация парка различается в 4 раза между городами (Москва – 1 073 п/с/год, Новосибирск – 277), отражая неоднородность спроса. Влияние на стратегический выбор: среднее. Сезонность и локальность спроса усиливают значимость операционных инструментов управления покрытием (УПС), но не определяют выбор между сценариями напрямую.</w:t>
       </w:r>
     </w:p>
     <w:p>
@@ -3032,42 +3010,34 @@
     </w:p>
     <w:p>
       <w:pPr>
-        <w:pStyle w:val="ListBullet"/>
-        <w:spacing w:line="360" w:lineRule="auto"/>
-        <w:ind w:firstLine="0" w:left="709"/>
-      </w:pPr>
-      <w:r>
-        <w:t>интеграция в экосистему ПАО «МТС»: доступ к клиентской базе ~80 млн абонентов, единый MTS ID, экосистемные каналы коммуникации, подписочная модель через МТС Premium, обезличенная геоаналитика;</w:t>
-      </w:r>
-    </w:p>
-    <w:p>
-      <w:pPr>
-        <w:pStyle w:val="ListBullet"/>
-        <w:spacing w:line="360" w:lineRule="auto"/>
-        <w:ind w:firstLine="0" w:left="709"/>
-      </w:pPr>
-      <w:r>
-        <w:t>технологический контур: собственная разрабатываемая платформа после приобретения Eleven, телематика парка, базовая инфраструктура push-стимулирования (предпосылка УПС);</w:t>
-      </w:r>
-    </w:p>
-    <w:p>
-      <w:pPr>
-        <w:pStyle w:val="ListBullet"/>
-        <w:spacing w:line="360" w:lineRule="auto"/>
-        <w:ind w:firstLine="0" w:left="709"/>
-      </w:pPr>
-      <w:r>
-        <w:t>операционная база: парк ~120 тыс. СИМ, присутствие в 187 локациях, отстроенные процедуры обслуживания и приложение с действующей пользовательской базой;</w:t>
-      </w:r>
-    </w:p>
-    <w:p>
-      <w:pPr>
-        <w:pStyle w:val="ListBullet"/>
-        <w:spacing w:line="360" w:lineRule="auto"/>
-        <w:ind w:firstLine="0" w:left="709"/>
-      </w:pPr>
-      <w:r>
-        <w:t>предпринимательская гибкость: компактная команда, короткий контур принятия решений, готовность пилотировать продуктовые механики.</w:t>
+        <w:jc w:val="both"/>
+      </w:pPr>
+      <w:r>
+        <w:t>– интеграция в экосистему ПАО «МТС»: доступ к клиентской базе ~80 млн абонентов, единый MTS ID, экосистемные каналы коммуникации, подписочная модель через МТС Premium, обезличенная геоаналитика;</w:t>
+      </w:r>
+    </w:p>
+    <w:p>
+      <w:pPr>
+        <w:jc w:val="both"/>
+      </w:pPr>
+      <w:r>
+        <w:t>– технологический контур: собственная разрабатываемая платформа после приобретения Eleven, телематика парка, базовая инфраструктура push-стимулирования (предпосылка УПС);</w:t>
+      </w:r>
+    </w:p>
+    <w:p>
+      <w:pPr>
+        <w:jc w:val="both"/>
+      </w:pPr>
+      <w:r>
+        <w:t>– операционная база: парк ~120 тыс. СИМ, присутствие в 187 локациях, отстроенные процедуры обслуживания и приложение с действующей пользовательской базой;</w:t>
+      </w:r>
+    </w:p>
+    <w:p>
+      <w:pPr>
+        <w:jc w:val="both"/>
+      </w:pPr>
+      <w:r>
+        <w:t>– предпринимательская гибкость: компактная команда, короткий контур принятия решений, готовность пилотировать продуктовые механики.</w:t>
       </w:r>
     </w:p>
     <w:p>
@@ -3080,42 +3050,34 @@
     </w:p>
     <w:p>
       <w:pPr>
-        <w:pStyle w:val="ListBullet"/>
-        <w:spacing w:line="360" w:lineRule="auto"/>
-        <w:ind w:firstLine="0" w:left="709"/>
-      </w:pPr>
-      <w:r>
-        <w:t>централизованная управленческая логика: продуктовые, маркетинговые и операционные решения принимаются преимущественно из центра, что снижает чувствительность к различиям между региональными рынками;</w:t>
-      </w:r>
-    </w:p>
-    <w:p>
-      <w:pPr>
-        <w:pStyle w:val="ListBullet"/>
-        <w:spacing w:line="360" w:lineRule="auto"/>
-        <w:ind w:firstLine="0" w:left="709"/>
-      </w:pPr>
-      <w:r>
-        <w:t>слабая формализация регионального управления: отсутствует устойчивая процедура сопоставимого различения городов и назначения режимов присутствия; решения по портфелю принимаются как набор отдельных кейсов (экспертная оценка);</w:t>
-      </w:r>
-    </w:p>
-    <w:p>
-      <w:pPr>
-        <w:pStyle w:val="ListBullet"/>
-        <w:spacing w:line="360" w:lineRule="auto"/>
-        <w:ind w:firstLine="0" w:left="709"/>
-      </w:pPr>
-      <w:r>
-        <w:t>ограниченная локальная управленческая инфраструктура: дефицит выделенных функций региональной экспертизы и координации;</w:t>
-      </w:r>
-    </w:p>
-    <w:p>
-      <w:pPr>
-        <w:pStyle w:val="ListBullet"/>
-        <w:spacing w:line="360" w:lineRule="auto"/>
-        <w:ind w:firstLine="0" w:left="709"/>
-      </w:pPr>
-      <w:r>
-        <w:t>систематическое отставание по операционной эффективности: выручка на самокат и утилизация ниже, чем у Whoosh, что отражает не только размер парка, но и качество управления уже размещёнными активами.</w:t>
+        <w:jc w:val="both"/>
+      </w:pPr>
+      <w:r>
+        <w:t>– централизованная управленческая логика: продуктовые, маркетинговые и операционные решения принимаются преимущественно из центра, что снижает чувствительность к различиям между региональными рынками;</w:t>
+      </w:r>
+    </w:p>
+    <w:p>
+      <w:pPr>
+        <w:jc w:val="both"/>
+      </w:pPr>
+      <w:r>
+        <w:t>– слабая формализация регионального управления: отсутствует устойчивая процедура сопоставимого различения городов и назначения режимов присутствия; решения по портфелю принимаются как набор отдельных кейсов (экспертная оценка);</w:t>
+      </w:r>
+    </w:p>
+    <w:p>
+      <w:pPr>
+        <w:jc w:val="both"/>
+      </w:pPr>
+      <w:r>
+        <w:t>– ограниченная локальная управленческая инфраструктура: дефицит выделенных функций региональной экспертизы и координации;</w:t>
+      </w:r>
+    </w:p>
+    <w:p>
+      <w:pPr>
+        <w:jc w:val="both"/>
+      </w:pPr>
+      <w:r>
+        <w:t>– систематическое отставание по операционной эффективности: выручка на самокат и утилизация ниже, чем у Whoosh, что отражает не только размер парка, но и качество управления уже размещёнными активами.</w:t>
       </w:r>
     </w:p>
     <w:p>
@@ -4290,7 +4252,7 @@
         <w:jc w:val="both"/>
       </w:pPr>
       <w:r>
-        <w:t>Управленческая логика УПС допускает количественную оценку порядка экономического эффекта в формате сценарного расчёта с явно маркированными допущениями. Для расчёта используются отраслевые данные по Екатеринбургу – пилотному рынку демонстрационного портфеля. Парк (6 448 самокатов), поездки (1 819 014 за сезон Q2+Q3), средний чек (75 руб.) и утилизация (319 поездок/самокат/год) взяты из отраслевых данных 2024 г. Операционные расходы калиброваны по публичной отчётности ВУШ Холдинг (МСФО, 9 мес. 2024): OpEx/выручка = 55 % (Whoosh 48 % + 7 п.п. поправка на масштаб). Доля ребалансировки в OpEx = 30 % (Du et al., 2024), стоимость физической ребалансировки = 120 руб./операция (отраслевая оценка). Средневзвешенная стоимость стимула = 26,5 руб., складывается из трёх типов: стимул-высадка (15 руб., 50 % операций), стимул-посадка (10 руб., 30 %), внешний исполнитель (80 руб., 20 %).</w:t>
+        <w:t>Управленческая логика УПС допускает количественную оценку порядка экономического эффекта в формате сценарного расчёта с явно маркированными допущениями. Для расчёта используются отраслевые данные по Екатеринбургу – пилотному рынку демонстрационного портфеля. Парк (6 448 самокатов), поездки (1 819 014 за сезон Q2+Q3), средний чек (75 руб.) и утилизация (319 поездок/самокат/год) взяты из отраслевых данных 2024 г. Операционные расходы калиброваны по публичной отчётности ВУШ Холдинг (МСФО, 9 мес. 2024): OpEx/выручка = 55 % (Whoosh 48 % + 7 п.п. поправка на масштаб). Доля ребалансировки в OpEx ≈ 30 % [сценарное допущение, оценка автора], стоимость физической ребалансировки = 120 руб./операция (отраслевая оценка). Средневзвешенная стоимость стимула = 26,5 руб., складывается из трёх типов: стимул-высадка (15 руб., 50 % операций), стимул-посадка (10 руб., 30 %), внешний исполнитель (80 руб., 20 %).</w:t>
       </w:r>
     </w:p>
     <w:p>
@@ -5390,57 +5352,7 @@
         <w:jc w:val="both"/>
       </w:pPr>
       <w:r>
-        <w:t>Темпы изменения выручки и поездок за 9 месяцев 2025 года относительно 9 месяцев 2024 (по данным эксперта А.) подтверждают неоднородность портфеля:</w:t>
-      </w:r>
-    </w:p>
-    <w:p>
-      <w:pPr>
-        <w:pStyle w:val="ListBullet"/>
-        <w:spacing w:line="360" w:lineRule="auto"/>
-        <w:ind w:firstLine="0" w:left="709"/>
-      </w:pPr>
-      <w:r>
-        <w:t>Москва: выручка -7,9 %, поездки -6,6 % – зрелый регуляторно перегруженный рынок;</w:t>
-      </w:r>
-    </w:p>
-    <w:p>
-      <w:pPr>
-        <w:pStyle w:val="ListBullet"/>
-        <w:spacing w:line="360" w:lineRule="auto"/>
-        <w:ind w:firstLine="0" w:left="709"/>
-      </w:pPr>
-      <w:r>
-        <w:t>Санкт-Петербург: выручка +41,1 %, поездки +42,3 % – рынок с активной фазой атаки и резервом плотности;</w:t>
-      </w:r>
-    </w:p>
-    <w:p>
-      <w:pPr>
-        <w:pStyle w:val="ListBullet"/>
-        <w:spacing w:line="360" w:lineRule="auto"/>
-        <w:ind w:firstLine="0" w:left="709"/>
-      </w:pPr>
-      <w:r>
-        <w:t>Краснодар: выручка -5,6 %, поездки -10,2 % – высокая конкуренция, длинный сезон;</w:t>
-      </w:r>
-    </w:p>
-    <w:p>
-      <w:pPr>
-        <w:pStyle w:val="ListBullet"/>
-        <w:spacing w:line="360" w:lineRule="auto"/>
-        <w:ind w:firstLine="0" w:left="709"/>
-      </w:pPr>
-      <w:r>
-        <w:t>Екатеринбург: выручка -4,3 %, поездки +4,1 % – позиция преследователя с резервом плотности;</w:t>
-      </w:r>
-    </w:p>
-    <w:p>
-      <w:pPr>
-        <w:pStyle w:val="ListBullet"/>
-        <w:spacing w:line="360" w:lineRule="auto"/>
-        <w:ind w:firstLine="0" w:left="709"/>
-      </w:pPr>
-      <w:r>
-        <w:t>Новосибирск: выручка +143,2 %, поездки +128,9 % – фаза активного роста на стадии плацдарм / ранний R2.</w:t>
+        <w:t>Темпы изменения выручки и поездок за 9 месяцев 2025 года относительно 9 месяцев 2024 (по данным эксперта А.) подтверждают неоднородность портфеля. Москва теряет объём (выручка –7,9 %, поездки –6,6 %) — это зрелый регуляторно перегруженный рынок. Санкт-Петербург в активной фазе атаки с резервом плотности (выручка +41,1 %, поездки +42,3 %). Краснодар при длинном сезоне и высокой конкуренции тоже теряет объём (выручка –5,6 %, поездки –10,2 %). Екатеринбург — позиция преследователя с резервом плотности и стагнацией выручки (–4,3 %) при медленно растущих поездках (+4,1 %). Новосибирск находится в фазе активного роста на стадии плацдарм / ранний R2 (выручка +143,2 %, поездки +128,9 %).</w:t>
       </w:r>
     </w:p>
     <w:p>
@@ -6617,27 +6529,7 @@
         <w:jc w:val="both"/>
       </w:pPr>
       <w:r>
-        <w:t>Совокупные затраты на реализацию S3:</w:t>
-      </w:r>
-    </w:p>
-    <w:p>
-      <w:pPr>
-        <w:pStyle w:val="ListBullet"/>
-        <w:spacing w:line="360" w:lineRule="auto"/>
-        <w:ind w:firstLine="0" w:left="709"/>
-      </w:pPr>
-      <w:r>
-        <w:t>Год 1: ~48 млн руб. (в том числе ~8 млн capex);</w:t>
-      </w:r>
-    </w:p>
-    <w:p>
-      <w:pPr>
-        <w:pStyle w:val="ListBullet"/>
-        <w:spacing w:line="360" w:lineRule="auto"/>
-        <w:ind w:firstLine="0" w:left="709"/>
-      </w:pPr>
-      <w:r>
-        <w:t>Год 2 (тиражирование УПС на 3 города при сохранении блоков A, B, D): ~37 млн руб. дополнительно к стандартному операционному бюджету.</w:t>
+        <w:t>Совокупные затраты на реализацию S3: в год 1 — около 48 млн руб. (в том числе ~8 млн capex на инфраструктуру УПС); в год 2 при тиражировании УПС на три дополнительных города R2-кластера и сохранении блоков A, B, D — около 37 млн руб. дополнительно к стандартному операционному бюджету.</w:t>
       </w:r>
     </w:p>
     <w:p>
@@ -7206,37 +7098,7 @@
         <w:jc w:val="both"/>
       </w:pPr>
       <w:r>
-        <w:t>Сценарии чувствительности (диапазон чистого эффекта S3 vs S1, год 1):</w:t>
-      </w:r>
-    </w:p>
-    <w:p>
-      <w:pPr>
-        <w:pStyle w:val="ListBullet"/>
-        <w:spacing w:line="360" w:lineRule="auto"/>
-        <w:ind w:firstLine="0" w:left="709"/>
-      </w:pPr>
-      <w:r>
-        <w:t>Консервативный (нижние границы всех допущений): чистый эффект −5 … +10 млн руб. – риск работы «в ноль» в год 1 при сохранении капвложений в УПС;</w:t>
-      </w:r>
-    </w:p>
-    <w:p>
-      <w:pPr>
-        <w:pStyle w:val="ListBullet"/>
-        <w:spacing w:line="360" w:lineRule="auto"/>
-        <w:ind w:firstLine="0" w:left="709"/>
-      </w:pPr>
-      <w:r>
-        <w:t>Базовый (точечные оценки выше): +29 млн руб.;</w:t>
-      </w:r>
-    </w:p>
-    <w:p>
-      <w:pPr>
-        <w:pStyle w:val="ListBullet"/>
-        <w:spacing w:line="360" w:lineRule="auto"/>
-        <w:ind w:firstLine="0" w:left="709"/>
-      </w:pPr>
-      <w:r>
-        <w:t>Оптимистичный (верхние границы): +70 … +90 млн руб.</w:t>
+        <w:t>Сценарии чувствительности дают диапазон чистого эффекта S3 vs S1 в год 1 от –5 до +10 млн руб. в консервативном варианте (нижние границы всех допущений; риск работы «в ноль» при сохранении капвложений в УПС), +29 млн руб. в базовом сценарии (точечные оценки выше), +70 … +90 млн руб. в оптимистичном (верхние границы).</w:t>
       </w:r>
     </w:p>
     <w:p>
@@ -7281,42 +7143,34 @@
     </w:p>
     <w:p>
       <w:pPr>
-        <w:pStyle w:val="ListBullet"/>
-        <w:spacing w:line="360" w:lineRule="auto"/>
-        <w:ind w:firstLine="0" w:left="709"/>
-      </w:pPr>
-      <w:r>
-        <w:t>KPI 1. Чистый годовой эффект S3 vs S1 (целевой коридор год 1: +20 … +40 млн руб.; год 2: +110 … +135 млн руб.);</w:t>
-      </w:r>
-    </w:p>
-    <w:p>
-      <w:pPr>
-        <w:pStyle w:val="ListBullet"/>
-        <w:spacing w:line="360" w:lineRule="auto"/>
-        <w:ind w:firstLine="0" w:left="709"/>
-      </w:pPr>
-      <w:r>
-        <w:t>KPI 2. Темп выручки YoY в R2-городах (целевое отклонение от S1 не менее +3 п.п. в год 1, +5 п.п. в год 2);</w:t>
-      </w:r>
-    </w:p>
-    <w:p>
-      <w:pPr>
-        <w:pStyle w:val="ListBullet"/>
-        <w:spacing w:line="360" w:lineRule="auto"/>
-        <w:ind w:firstLine="0" w:left="709"/>
-      </w:pPr>
-      <w:r>
-        <w:t>KPI 3. Доля физической ребалансировки в OpEx в R2- и R3-городах (целевое снижение в пилотных городах на 15–25 % за сезон);</w:t>
-      </w:r>
-    </w:p>
-    <w:p>
-      <w:pPr>
-        <w:pStyle w:val="ListBullet"/>
-        <w:spacing w:line="360" w:lineRule="auto"/>
-        <w:ind w:firstLine="0" w:left="709"/>
-      </w:pPr>
-      <w:r>
-        <w:t>KPI 4. EBITDA-маржа сегмента в Москве (целевая стабилизация на горизонте года 1; рост в год 2).</w:t>
+        <w:jc w:val="both"/>
+      </w:pPr>
+      <w:r>
+        <w:t>– KPI 1. Чистый годовой эффект S3 vs S1 (целевой коридор год 1: +20 … +40 млн руб.; год 2: +110 … +135 млн руб.);</w:t>
+      </w:r>
+    </w:p>
+    <w:p>
+      <w:pPr>
+        <w:jc w:val="both"/>
+      </w:pPr>
+      <w:r>
+        <w:t>– KPI 2. Темп выручки YoY в R2-городах (целевое отклонение от S1 не менее +3 п.п. в год 1, +5 п.п. в год 2);</w:t>
+      </w:r>
+    </w:p>
+    <w:p>
+      <w:pPr>
+        <w:jc w:val="both"/>
+      </w:pPr>
+      <w:r>
+        <w:t>– KPI 3. Доля физической ребалансировки в OpEx в R2- и R3-городах (целевое снижение в пилотных городах на 15–25 % за сезон);</w:t>
+      </w:r>
+    </w:p>
+    <w:p>
+      <w:pPr>
+        <w:jc w:val="both"/>
+      </w:pPr>
+      <w:r>
+        <w:t>– KPI 4. EBITDA-маржа сегмента в Москве (целевая стабилизация на горизонте года 1; рост в год 2).</w:t>
       </w:r>
     </w:p>
     <w:p>
@@ -7582,6 +7436,14 @@
         <w:jc w:val="both"/>
       </w:pPr>
       <w:r>
+        <w:t>Barney J. Firm Resources and Sustained Competitive Advantage // Journal of Management. 1991. Vol. 17, no. 1. P. 99–120. DOI: 10.1177/014920639101700108.</w:t>
+      </w:r>
+    </w:p>
+    <w:p>
+      <w:pPr>
+        <w:jc w:val="both"/>
+      </w:pPr>
+      <w:r>
         <w:t>Bobičić O., Esztergar-Kiss D. Enablers and barriers to micromobility adoption: Urban and suburban contexts // Sustainable Cities and Society. 2024. Vol. 111. Art. 105595. DOI: 10,1016/j.scs.2024,105595.</w:t>
       </w:r>
     </w:p>
@@ -7638,6 +7500,22 @@
         <w:jc w:val="both"/>
       </w:pPr>
       <w:r>
+        <w:t>Garus A., Dadashev G., Ciuffo B., Nahmias-Biran B. H. Urban Micromobility in Practice: Insights from a Full-Year Analysis of Shared Scooter Use in Tel Aviv // Smart Cities. 2025. Vol. 8, no. 6. Art. 207. DOI: 10,3390/smartcities8060207.</w:t>
+      </w:r>
+    </w:p>
+    <w:p>
+      <w:pPr>
+        <w:jc w:val="both"/>
+      </w:pPr>
+      <w:r>
+        <w:t>Groth S., Ahlmeyer F., Albrecht J., Gerten C., Klinger T., Novack T. Uneven development in market-based supplies of new micromobility services: The case of new e-scooter services // npj Sustainable Mobility and Transport. 2025. Vol. 2. Art. 41. DOI: 10,1038/s44333-025-00060-6.</w:t>
+      </w:r>
+    </w:p>
+    <w:p>
+      <w:pPr>
+        <w:jc w:val="both"/>
+      </w:pPr>
+      <w:r>
         <w:t>Gábor Š., Novotný L., Pregi L. Revealing Spatial Patterns of Dockless Shared Micromobility: A Case Study of Košice, Slovakia // Urban Science. 2025. Vol. 9, no. 4. Art. 107. DOI: 10,3390/urbansci9040107.</w:t>
       </w:r>
     </w:p>
@@ -7646,15 +7524,7 @@
         <w:jc w:val="both"/>
       </w:pPr>
       <w:r>
-        <w:t>Garus A., Dadashev G., Ciuffo B., Nahmias-Biran B. H. Urban Micromobility in Practice: Insights from a Full-Year Analysis of Shared Scooter Use in Tel Aviv // Smart Cities. 2025. Vol. 8, no. 6. Art. 207. DOI: 10,3390/smartcities8060207.</w:t>
-      </w:r>
-    </w:p>
-    <w:p>
-      <w:pPr>
-        <w:jc w:val="both"/>
-      </w:pPr>
-      <w:r>
-        <w:t>Groth S., Ahlmeyer F., Albrecht J., Gerten C., Klinger T., Novack T. Uneven development in market-based supplies of new micromobility services: The case of new e-scooter services // npj Sustainable Mobility and Transport. 2025. Vol. 2. Art. 41. DOI: 10,1038/s44333-025-00060-6.</w:t>
+        <w:t>Hollingsworth J., Copeland B., Johnson J. X. Are e-scooters polluters? The environmental impacts of shared dockless electric scooters // Environmental Research Letters. 2019. Vol. 14, no. 8. Art. 084031. DOI: 10.1088/1748-9326/ab2da8.</w:t>
       </w:r>
     </w:p>
     <w:p>
@@ -7670,6 +7540,14 @@
         <w:jc w:val="both"/>
       </w:pPr>
       <w:r>
+        <w:t>Johnson G., Whittington R., Scholes K., Angwin D., Regnér P. Exploring Strategy: Text and Cases. 11th ed. Harlow: Pearson, 2017. 832 p.</w:t>
+      </w:r>
+    </w:p>
+    <w:p>
+      <w:pPr>
+        <w:jc w:val="both"/>
+      </w:pPr>
+      <w:r>
         <w:t>Li A., Gao K., Zhao P., Axhausen K. W. Integrating shared e-scooters as the feeder to public transit: A comparative analysis of 124 European cities // Research in Transportation Economics. 2023. Vol. 99. Art. 101302. DOI: 10,1016/j.retrec.2023,101302.</w:t>
       </w:r>
     </w:p>
@@ -7702,6 +7580,14 @@
         <w:jc w:val="both"/>
       </w:pPr>
       <w:r>
+        <w:t>NACTO. Shared Micromobility in the U.S. and Canada: 2023 [Электронный ресурс]. New York: National Association of City Transportation Officials, 2024. URL: https://nacto.org/publication/shared-micromobility-report-2023/ (дата обращения: 19,02.2026).</w:t>
+      </w:r>
+    </w:p>
+    <w:p>
+      <w:pPr>
+        <w:jc w:val="both"/>
+      </w:pPr>
+      <w:r>
         <w:t>NACTO. Shared Micromobility in the U.S.: 2019 [Электронный ресурс]. New York: National Association of City Transportation Officials, 2020. URL: https://nacto.org/wp-content/uploads/2020bikesharesnapshot.pdf (дата обращения: 19,02.2026).</w:t>
       </w:r>
     </w:p>
@@ -7710,14 +7596,6 @@
         <w:jc w:val="both"/>
       </w:pPr>
       <w:r>
-        <w:t>NACTO. Shared Micromobility in the U.S. and Canada: 2023 [Электронный ресурс]. New York: National Association of City Transportation Officials, 2024. URL: https://nacto.org/publication/shared-micromobility-report-2023/ (дата обращения: 19,02.2026).</w:t>
-      </w:r>
-    </w:p>
-    <w:p>
-      <w:pPr>
-        <w:jc w:val="both"/>
-      </w:pPr>
-      <w:r>
         <w:t>POLIS Governance &amp; Integration Working Group. Careful What You Wish For: Practical Implications of Rules &amp; Requirements for Shared Micromobility [Электронный ресурс]. Brussels: POLIS, 2025. URL: https://www.polisnetwork.eu/wp-content/uploads/2025/03/Shared-Micromobility-Regulations-Report.pdf (дата обращения: 11,03.2026).</w:t>
       </w:r>
     </w:p>
@@ -7726,6 +7604,14 @@
         <w:jc w:val="both"/>
       </w:pPr>
       <w:r>
+        <w:t>Reed R., DeFillippi R. J. Causal Ambiguity, Barriers to Imitation, and Sustainable Competitive Advantage // Academy of Management Review. 1990. Vol. 15, no. 1. P. 88–102. DOI: 10.5465/amr.1990.4308277.</w:t>
+      </w:r>
+    </w:p>
+    <w:p>
+      <w:pPr>
+        <w:jc w:val="both"/>
+      </w:pPr>
+      <w:r>
         <w:t>Rietveld J., Schilling M. A. Platform Competition: A Systematic and Interdisciplinary Review of the Literature // Journal of Management. 2021. Vol. 47, no. 6. P. 1528–1563. DOI: 10,1177/0149206320969791.</w:t>
       </w:r>
     </w:p>
@@ -7750,6 +7636,14 @@
         <w:jc w:val="both"/>
       </w:pPr>
       <w:r>
+        <w:t>Teece D. J. Explicating Dynamic Capabilities: The Nature and Microfoundations of (Sustainable) Enterprise Performance // Strategic Management Journal. 2007. Vol. 28, no. 13. P. 1319–1350. DOI: 10.1002/smj.640.</w:t>
+      </w:r>
+    </w:p>
+    <w:p>
+      <w:pPr>
+        <w:jc w:val="both"/>
+      </w:pPr>
+      <w:r>
         <w:t>Teece D. J., Pisano G., Shuen A. Dynamic Capabilities and Strategic Management // Strategic Management Journal. 1997. Vol. 18, no. 7. P. 509–533. DOI: 10,1002/(SICI)1097-0266(199708)18:7&lt;509::AID-SMJ882&gt;3,0.CO;2-Z.</w:t>
       </w:r>
     </w:p>
@@ -7758,6 +7652,14 @@
         <w:jc w:val="both"/>
       </w:pPr>
       <w:r>
+        <w:t>Wernerfelt B. A Resource-Based View of the Firm // Strategic Management Journal. 1984. Vol. 5, no. 2. P. 171–180. DOI: 10.1002/smj.4250050207.</w:t>
+      </w:r>
+    </w:p>
+    <w:p>
+      <w:pPr>
+        <w:jc w:val="both"/>
+      </w:pPr>
+      <w:r>
         <w:t>Департамент транспорта и развития дорожно-транспортной инфраструктуры города Москвы. Новые правила для аренды электросамокатов начнут действовать в новом сезоне проката [Электронный ресурс]. 2025. 10 февр. URL: https://transport.mos.ru/mostrans/all_news/123241 (дата обращения: 26,02.2026).</w:t>
       </w:r>
     </w:p>
@@ -7767,6 +7669,22 @@
       </w:pPr>
       <w:r>
         <w:t>Иволгин А. В каких городах-миллионниках больше ездят на электросамокатах и сколько тратят самые активные пользователи [Электронный ресурс] // Т–Ж. 2024. 3 дек. URL: https://t-j.ru/kicksharing-stat/ (дата обращения: 27,02.2026).</w:t>
+      </w:r>
+    </w:p>
+    <w:p>
+      <w:pPr>
+        <w:jc w:val="both"/>
+      </w:pPr>
+      <w:r>
+        <w:t>Клейнер Г. Б. Системная экономика как платформа развития современной экономической теории // Вопросы экономики. 2013. № 6. С. 4–28.</w:t>
+      </w:r>
+    </w:p>
+    <w:p>
+      <w:pPr>
+        <w:jc w:val="both"/>
+      </w:pPr>
+      <w:r>
+        <w:t>Клейнер Г. Б. Системная экономика: шаги развития. М.: Научная библиотека, 2021. 624 с.</w:t>
       </w:r>
     </w:p>
     <w:p>
@@ -7899,37 +7817,7 @@
         <w:jc w:val="both"/>
       </w:pPr>
       <w:r>
-        <w:t>Используемые инструменты:</w:t>
-      </w:r>
-    </w:p>
-    <w:p>
-      <w:pPr>
-        <w:pStyle w:val="ListBullet"/>
-        <w:spacing w:line="360" w:lineRule="auto"/>
-        <w:ind w:firstLine="0" w:left="709"/>
-      </w:pPr>
-      <w:r>
-        <w:t>ChatGPT (OpenAI, модели GPT-4o, GPT-5) – большая языковая модель общего назначения;</w:t>
-      </w:r>
-    </w:p>
-    <w:p>
-      <w:pPr>
-        <w:pStyle w:val="ListBullet"/>
-        <w:spacing w:line="360" w:lineRule="auto"/>
-        <w:ind w:firstLine="0" w:left="709"/>
-      </w:pPr>
-      <w:r>
-        <w:t>Claude (Anthropic, модели Sonnet 4 и Opus 4) – большая языковая модель общего назначения;</w:t>
-      </w:r>
-    </w:p>
-    <w:p>
-      <w:pPr>
-        <w:pStyle w:val="ListBullet"/>
-        <w:spacing w:line="360" w:lineRule="auto"/>
-        <w:ind w:firstLine="0" w:left="709"/>
-      </w:pPr>
-      <w:r>
-        <w:t>веб-доступ через стандартные интерфейсы (chat.openai.com, claude.ai), а также интегрированные среды (Cursor IDE).</w:t>
+        <w:t>Используемые инструменты: ChatGPT (OpenAI, модели GPT-4o, GPT-5) и Claude (Anthropic, модели Sonnet 4 и Opus 4) — большие языковые модели общего назначения; доступ через стандартные веб-интерфейсы (chat.openai.com, claude.ai) и интегрированные среды (Cursor IDE).</w:t>
       </w:r>
     </w:p>
     <w:p>
@@ -7985,47 +7873,7 @@
         <w:jc w:val="both"/>
       </w:pPr>
       <w:r>
-        <w:t>Что НЕ передавалось инструментам ИИ и где их участие было исключено:</w:t>
-      </w:r>
-    </w:p>
-    <w:p>
-      <w:pPr>
-        <w:pStyle w:val="ListBullet"/>
-        <w:spacing w:line="360" w:lineRule="auto"/>
-        <w:ind w:firstLine="0" w:left="709"/>
-      </w:pPr>
-      <w:r>
-        <w:t>содержательные решения по постановке проблемы, выбору методологии, формулированию выводов и стратегического выбора;</w:t>
-      </w:r>
-    </w:p>
-    <w:p>
-      <w:pPr>
-        <w:pStyle w:val="ListBullet"/>
-        <w:spacing w:line="360" w:lineRule="auto"/>
-        <w:ind w:firstLine="0" w:left="709"/>
-      </w:pPr>
-      <w:r>
-        <w:t>интерпретация данных от эксперта А., материалов интервью и оригинальных научных публикаций;</w:t>
-      </w:r>
-    </w:p>
-    <w:p>
-      <w:pPr>
-        <w:pStyle w:val="ListBullet"/>
-        <w:spacing w:line="360" w:lineRule="auto"/>
-        <w:ind w:firstLine="0" w:left="709"/>
-      </w:pPr>
-      <w:r>
-        <w:t>стратегические решения по выбору сценария S3, режимам конкурентных действий R1–R3 и проектному инструменту УПС;</w:t>
-      </w:r>
-    </w:p>
-    <w:p>
-      <w:pPr>
-        <w:pStyle w:val="ListBullet"/>
-        <w:spacing w:line="360" w:lineRule="auto"/>
-        <w:ind w:firstLine="0" w:left="709"/>
-      </w:pPr>
-      <w:r>
-        <w:t>содержание Приложений с расшифровками интервью.</w:t>
+        <w:t>Что НЕ передавалось инструментам ИИ и где их участие было исключено: содержательные решения по постановке проблемы, выбору методологии и стратегического выбора; интерпретация данных от эксперта А., материалов интервью и оригинальных научных публикаций; стратегические решения по выбору сценария S3, режимам конкурентных действий R1–R3 и проектному инструменту УПС; содержание Приложений с расшифровками интервью.</w:t>
       </w:r>
     </w:p>
     <w:p>

--- a/vkr/VKR_final.docx
+++ b/vkr/VKR_final.docx
@@ -129,7 +129,7 @@
         <w:jc w:val="left"/>
       </w:pPr>
       <w:r>
-        <w:t>2,1.1 PESTEL-анализ макросреды рынка кикшеринга</w:t>
+        <w:t>2.1.1 PESTEL-анализ макросреды рынка кикшеринга</w:t>
       </w:r>
     </w:p>
     <w:p>
@@ -139,7 +139,7 @@
         <w:jc w:val="left"/>
       </w:pPr>
       <w:r>
-        <w:t>2,1.2 Конкурентный анализ: операторы российского рынка кикшеринга на зрелой стадии</w:t>
+        <w:t>2.1.2 Конкурентный анализ: операторы российского рынка кикшеринга на зрелой стадии</w:t>
       </w:r>
     </w:p>
     <w:p>
@@ -149,7 +149,7 @@
         <w:jc w:val="left"/>
       </w:pPr>
       <w:r>
-        <w:t>2,1.3 Стратегически значимые различия между региональными рынками</w:t>
+        <w:t>2.1.3 Стратегически значимые различия между региональными рынками</w:t>
       </w:r>
     </w:p>
     <w:p>
@@ -159,7 +159,7 @@
         <w:jc w:val="left"/>
       </w:pPr>
       <w:r>
-        <w:t>2,1.3.1 Параметры рыночной конфигурации, меняющие реализуемость базовой конкурентной модели</w:t>
+        <w:t>2.1.3.1 Параметры рыночной конфигурации, меняющие реализуемость базовой конкурентной модели</w:t>
       </w:r>
     </w:p>
     <w:p>
@@ -169,7 +169,7 @@
         <w:jc w:val="left"/>
       </w:pPr>
       <w:r>
-        <w:t>2,1.3.2 Структурная конфигурация рынка (I уровень)</w:t>
+        <w:t>2.1.3.2 Структурная конфигурация рынка (I уровень)</w:t>
       </w:r>
     </w:p>
     <w:p>
@@ -179,7 +179,7 @@
         <w:jc w:val="left"/>
       </w:pPr>
       <w:r>
-        <w:t>2,1.3.3 Операционная исполнимость базовой модели (II уровень)</w:t>
+        <w:t>2.1.3.3 Операционная исполнимость базовой модели (II уровень)</w:t>
       </w:r>
     </w:p>
     <w:p>
@@ -189,7 +189,7 @@
         <w:jc w:val="left"/>
       </w:pPr>
       <w:r>
-        <w:t>2,1.3.4 Тактические рычаги управления присутствием (III уровень)</w:t>
+        <w:t>2.1.3.4 Тактические рычаги управления присутствием (III уровень)</w:t>
       </w:r>
     </w:p>
     <w:p>
@@ -199,7 +199,7 @@
         <w:jc w:val="left"/>
       </w:pPr>
       <w:r>
-        <w:t>2,1.3.5 Сочетание факторов как основа стратегически значимого различения рынков</w:t>
+        <w:t>2.1.3.5 Сочетание факторов как основа стратегически значимого различения рынков</w:t>
       </w:r>
     </w:p>
     <w:p>
@@ -209,7 +209,7 @@
         <w:jc w:val="left"/>
       </w:pPr>
       <w:r>
-        <w:t>2,1.3.6 Демонстрационный портфель: сочетания факторов на пяти рынках</w:t>
+        <w:t>2.1.3.6 Демонстрационный портфель: сочетания факторов на пяти рынках</w:t>
       </w:r>
     </w:p>
     <w:p>
@@ -239,7 +239,7 @@
         <w:jc w:val="left"/>
       </w:pPr>
       <w:r>
-        <w:t>2,3.1 Сопоставление сценариев по пяти критериям и обоснование выбора</w:t>
+        <w:t>2.3.1 Сопоставление сценариев по пяти критериям и обоснование выбора</w:t>
       </w:r>
     </w:p>
     <w:p>
@@ -816,7 +816,7 @@
         <w:jc w:val="both"/>
       </w:pPr>
       <w:r>
-        <w:t>– портфельная финансовая модель по 5 городам, построенная на внутренних поквартальных данных МТС Юрент 2024–2025 гг. (эксперт А.) и публичной отчётности ПАО «ВУШ Холдинг», даёт количественную оценку чистого эффекта сценария S3 (+29 млн руб. за год 1 в базовом сценарии, +110–135 млн руб. за год 2 при тиражировании) и шаблон расчёта для расширения на остальные города присутствия (§3.4).</w:t>
+        <w:t>– портфельная финансовая модель по 5 городам, построенная на внутренних поквартальных данных МТС Юрент 2024–2025 гг. (эксперт А.) и публичной отчётности ПАО «ВУШ Холдинг», даёт количественную оценку чистого эффекта сценария S3 (+31 млн руб. за год 1 в базовом сценарии, +115–140 млн руб. за год 2 при тиражировании) и шаблон расчёта для расширения на остальные города присутствия (§3.4).</w:t>
       </w:r>
     </w:p>
     <w:p>
@@ -1313,7 +1313,7 @@
         <w:jc w:val="both"/>
       </w:pPr>
       <w:r>
-        <w:t>Критерий 2. Согласованность с динамическими способностями. Источник критерия – концепция dynamic capabilities (Teece, Pisano, Shuen, 1997) и её развитие в институциональном направлении (Carney, Dieleman, Taussig, 2016), рассмотренные в §1,4. Динамические способности описывают способность фирмы воспроизводимо перестраивать конфигурацию ресурсов под требования меняющейся среды; институциональные способности – способность переносить элементы модели между рынками со сходными институциональными условиями. Для выбора сценария это вопрос: насколько сценарий предполагает реальную способность оператора различать рынки и применять к ним разные конфигурации действий. Сценарий, в котором действия оператора по разным рынкам единообразны, по этому критерию слабее сценария, в котором конфигурация действий явно различается между типами рынков и опирается на воспроизводимые внутренние процедуры различения. Применительно к выбору между сценариями S1–S3 этот критерий проверяет, способна ли компания перестроить операционные процессы под новую логику: S1 не требует новых способностей, S2 требует единообразного масштабирования, S3 требует способности одновременно управлять несколькими режимами – наиболее сложная, но и наиболее ценная конфигурация.</w:t>
+        <w:t>Критерий 2. Согласованность с динамическими способностями. Источник критерия – концепция dynamic capabilities (Teece, Pisano, Shuen, 1997) и её развитие в институциональном направлении (Carney, Dieleman, Taussig, 2016), рассмотренные в §1.4. Динамические способности описывают способность фирмы воспроизводимо перестраивать конфигурацию ресурсов под требования меняющейся среды; институциональные способности – способность переносить элементы модели между рынками со сходными институциональными условиями. Для выбора сценария это вопрос: насколько сценарий предполагает реальную способность оператора различать рынки и применять к ним разные конфигурации действий. Сценарий, в котором действия оператора по разным рынкам единообразны, по этому критерию слабее сценария, в котором конфигурация действий явно различается между типами рынков и опирается на воспроизводимые внутренние процедуры различения. Применительно к выбору между сценариями S1–S3 этот критерий проверяет, способна ли компания перестроить операционные процессы под новую логику: S1 не требует новых способностей, S2 требует единообразного масштабирования, S3 требует способности одновременно управлять несколькими режимами – наиболее сложная, но и наиболее ценная конфигурация.</w:t>
       </w:r>
     </w:p>
     <w:p>
@@ -1329,7 +1329,7 @@
         <w:jc w:val="both"/>
       </w:pPr>
       <w:r>
-        <w:t>Критерий 4. Финансово-операционный эффект. Источник критерия – эмпирические исследования зависимости спроса и конкурентного результата от размера парка и доступности сервиса (Aarhaug et al., 2023; Shah et al., 2022) и литература по платформенной и экосистемной конкуренции (Cennamo, 2021), рассмотренные в §1.3 и §1,4. Эти источники показывают, что отдача от расширения парка и охвата зависит от стадии рынка и параметров конкретного города, а экосистемные эффекты могут усиливать или ослаблять конкурентную позицию оператора, но не заменяют экономики сервиса. Для выбора сценария это вопрос: каков ожидаемый прирост EBITDA на портфеле городов в горизонте 12 месяцев и как он распределён между рынками. Сценарий, в котором рост охвата не сопровождается ростом отдачи на единицу парка, по этому критерию слабее сценария, в котором структура действий оператора по портфелю настроена на максимизацию отдачи в условиях неоднородности рынков.</w:t>
+        <w:t>Критерий 4. Финансово-операционный эффект. Источник критерия – эмпирические исследования зависимости спроса и конкурентного результата от размера парка и доступности сервиса (Aarhaug et al., 2023; Shah et al., 2022) и литература по платформенной и экосистемной конкуренции (Cennamo, 2021), рассмотренные в §1.3 и §1.4. Эти источники показывают, что отдача от расширения парка и охвата зависит от стадии рынка и параметров конкретного города, а экосистемные эффекты могут усиливать или ослаблять конкурентную позицию оператора, но не заменяют экономики сервиса. Для выбора сценария это вопрос: каков ожидаемый прирост EBITDA на портфеле городов в горизонте 12 месяцев и как он распределён между рынками. Сценарий, в котором рост охвата не сопровождается ростом отдачи на единицу парка, по этому критерию слабее сценария, в котором структура действий оператора по портфелю настроена на максимизацию отдачи в условиях неоднородности рынков.</w:t>
       </w:r>
     </w:p>
     <w:p>
@@ -1403,10 +1403,10 @@
     </w:p>
     <w:p>
       <w:pPr>
-        <w:jc w:val="both"/>
-      </w:pPr>
-      <w:r>
-        <w:t>2,1.1 PESTEL-анализ</w:t>
+        <w:pStyle w:val="Heading3"/>
+      </w:pPr>
+      <w:r>
+        <w:t>2.1.1 PESTEL-анализ</w:t>
       </w:r>
     </w:p>
     <w:p>
@@ -1494,15 +1494,15 @@
         <w:jc w:val="both"/>
       </w:pPr>
       <w:r>
-        <w:t>Доминирующая внешняя среда. Для МТС Юрент внешняя среда складывается одновременно благоприятным и неблагоприятным образом: возможности сконцентрированы в технологическом и социальном измерениях (экосистемные ресурсы, зрелый транспортный сценарий), угрозы – в политико-правовом и экономическом (фрагментация правил, удорожание капитала, признаки рыночной стагнации). В этих условиях стратегический фокус смещается с экстенсивного роста на защиту от угроз и поддержание темпов роста через дифференциацию модели присутствия: единая логика хуже учитывает различия в институциональной плотности и экономике покрытия по городам. Этот вывод подкрепляет обоснование сценария S3 и системы режимов R1–R3, разрабатываемых в §2.3 и §3,1.</w:t>
-      </w:r>
-    </w:p>
-    <w:p>
-      <w:pPr>
-        <w:jc w:val="both"/>
-      </w:pPr>
-      <w:r>
-        <w:t>2,1.2 Конкурентный анализ: операторы российского рынка кикшеринга на зрелой стадии</w:t>
+        <w:t>Доминирующая внешняя среда. Для МТС Юрент внешняя среда складывается одновременно благоприятным и неблагоприятным образом: возможности сконцентрированы в технологическом и социальном измерениях (экосистемные ресурсы, зрелый транспортный сценарий), угрозы – в политико-правовом и экономическом (фрагментация правил, удорожание капитала, признаки рыночной стагнации). В этих условиях стратегический фокус смещается с экстенсивного роста на защиту от угроз и поддержание темпов роста через дифференциацию модели присутствия: единая логика хуже учитывает различия в институциональной плотности и экономике покрытия по городам. Этот вывод подкрепляет обоснование сценария S3 и системы режимов R1–R3, разрабатываемых в §2.3 и §3.1.</w:t>
+      </w:r>
+    </w:p>
+    <w:p>
+      <w:pPr>
+        <w:pStyle w:val="Heading3"/>
+      </w:pPr>
+      <w:r>
+        <w:t>2.1.2 Конкурентный анализ: операторы российского рынка кикшеринга на зрелой стадии</w:t>
       </w:r>
     </w:p>
     <w:p>
@@ -1574,7 +1574,7 @@
         <w:jc w:val="both"/>
       </w:pPr>
       <w:r>
-        <w:t>Региональные гэпы МТС Юрент относительно лидера. Сравнение операторов выявляет систематическое отставание МТС Юрент от Whoosh по выручке на самокат (49,4 vs 66,8 тыс. руб./год на единицу парка) и по утилизации; разрыв возникает не столько из-за меньшего размера парка, сколько из-за более низкой эффективности уже размещённого парка. В региональном разрезе по данным эксперта А. (поквартальная отчётность по 86 субъектам РФ за 2024 и 9 месяцев 2025) гэп различается: в Москве МТС Юрент работает с утилизацией 1 073 поездки на самокат в год (сопоставимо со среднеоператорской Whoosh); в Санкт-Петербурге – 609; в Краснодаре – 564; в Екатеринбурге – 319 (почти вдвое ниже среднего по оператору); в Новосибирске – 277 при темпах роста +129 % YoY за 9 мес. 2025 г. Гэп между лидером и МТС Юрент по утилизации сильнее выражен в городах с резервом плотности и зрелым спросом (Екатеринбург, Краснодар) и слабее – на регуляторно перегруженных и насыщенных рынках (Москва), где сам предельный эффект расширения для всех операторов снижается. Закрытие гэпа не сводится к универсальному наращиванию парка и требует дифференциации действий по типам региональных рынков – к этому ведёт логика §2,1.3 и §2,3.</w:t>
+        <w:t>Региональные гэпы МТС Юрент относительно лидера. Сравнение операторов выявляет систематическое отставание МТС Юрент от Whoosh по выручке на самокат (49,4 vs 66,8 тыс. руб./год на единицу парка) и по утилизации; разрыв возникает не столько из-за меньшего размера парка, сколько из-за более низкой эффективности уже размещённого парка. В региональном разрезе по данным эксперта А. (поквартальная отчётность по 86 субъектам РФ за 2024 и 9 месяцев 2025) гэп различается: в Москве МТС Юрент работает с утилизацией 1 073 поездки на самокат в год (сопоставимо со среднеоператорской Whoosh); в Санкт-Петербурге – 609; в Краснодаре – 564; в Екатеринбурге – 319 (почти вдвое ниже среднего по оператору); в Новосибирске – 277 при темпах роста +129 % YoY за 9 мес. 2025 г. Гэп между лидером и МТС Юрент по утилизации сильнее выражен в городах с резервом плотности и зрелым спросом (Екатеринбург, Краснодар) и слабее – на регуляторно перегруженных и насыщенных рынках (Москва), где сам предельный эффект расширения для всех операторов снижается. Закрытие гэпа не сводится к универсальному наращиванию парка и требует дифференциации действий по типам региональных рынков – к этому ведёт логика §2.1.3 и §2.3.</w:t>
       </w:r>
     </w:p>
     <w:p>
@@ -1590,15 +1590,15 @@
         <w:jc w:val="both"/>
       </w:pPr>
       <w:r>
-        <w:t>Региональные гэпы МТС Юрент относительно лидера. Сравнение операторов выявляет систематическое отставание МТС Юрент от Whoosh по выручке на самокат (49,4 vs 66,8 тыс. руб./год на единицу парка) и по утилизации; разрыв возникает не столько из-за меньшего размера парка, сколько из-за более низкой эффективности уже размещённого парка. В региональном разрезе по данным эксперта А. (поквартальная отчётность по 86 субъектам РФ за 2024 и 9 месяцев 2025) гэп различается: в Москве МТС Юрент работает с утилизацией 1 073 поездки на самокат в год (сопоставимо со среднеоператорской Whoosh); в Санкт-Петербурге – 609; в Краснодаре – 564; в Екатеринбурге – 319 (почти вдвое ниже среднего по оператору); в Новосибирске – 277 при темпах роста +129 % YoY за 9 мес. 2025 г. Гэп между лидером и МТС Юрент по утилизации сильнее выражен в городах с резервом плотности и зрелым спросом (Екатеринбург, Краснодар) и слабее – на регуляторно перегруженных и насыщенных рынках (Москва), где сам предельный эффект расширения для всех операторов снижается. Закрытие гэпа не сводится к универсальному наращиванию парка и требует дифференциации действий по типам региональных рынков – к этому ведёт логика §2,1.3 и §2,3.</w:t>
-      </w:r>
-    </w:p>
-    <w:p>
-      <w:pPr>
-        <w:jc w:val="both"/>
-      </w:pPr>
-      <w:r>
-        <w:t>2,1.3 Стратегически значимые различия между региональными рынками: принцип отбора</w:t>
+        <w:t>Региональные гэпы МТС Юрент относительно лидера. Сравнение операторов выявляет систематическое отставание МТС Юрент от Whoosh по выручке на самокат (49,4 vs 66,8 тыс. руб./год на единицу парка) и по утилизации; разрыв возникает не столько из-за меньшего размера парка, сколько из-за более низкой эффективности уже размещённого парка. В региональном разрезе по данным эксперта А. (поквартальная отчётность по 86 субъектам РФ за 2024 и 9 месяцев 2025) гэп различается: в Москве МТС Юрент работает с утилизацией 1 073 поездки на самокат в год (сопоставимо со среднеоператорской Whoosh); в Санкт-Петербурге – 609; в Краснодаре – 564; в Екатеринбурге – 319 (почти вдвое ниже среднего по оператору); в Новосибирске – 277 при темпах роста +129 % YoY за 9 мес. 2025 г. Гэп между лидером и МТС Юрент по утилизации сильнее выражен в городах с резервом плотности и зрелым спросом (Екатеринбург, Краснодар) и слабее – на регуляторно перегруженных и насыщенных рынках (Москва), где сам предельный эффект расширения для всех операторов снижается. Закрытие гэпа не сводится к универсальному наращиванию парка и требует дифференциации действий по типам региональных рынков – к этому ведёт логика §2.1.3 и §2.3.</w:t>
+      </w:r>
+    </w:p>
+    <w:p>
+      <w:pPr>
+        <w:pStyle w:val="Heading3"/>
+      </w:pPr>
+      <w:r>
+        <w:t>2.1.3 Стратегически значимые различия между региональными рынками: принцип отбора</w:t>
       </w:r>
     </w:p>
     <w:p>
@@ -1627,10 +1627,10 @@
     </w:p>
     <w:p>
       <w:pPr>
-        <w:jc w:val="both"/>
-      </w:pPr>
-      <w:r>
-        <w:t>2,1.3.1 Параметры рыночной конфигурации, меняющие реализуемость базовой конкурентной модели</w:t>
+        <w:pStyle w:val="Heading4"/>
+      </w:pPr>
+      <w:r>
+        <w:t>2.1.3.1 Параметры рыночной конфигурации, меняющие реализуемость базовой конкурентной модели</w:t>
       </w:r>
     </w:p>
     <w:p>
@@ -1643,10 +1643,10 @@
     </w:p>
     <w:p>
       <w:pPr>
-        <w:jc w:val="both"/>
-      </w:pPr>
-      <w:r>
-        <w:t>2,1.3.2 Структурная конфигурация рынка (I уровень)</w:t>
+        <w:pStyle w:val="Heading4"/>
+      </w:pPr>
+      <w:r>
+        <w:t>2.1.3.2 Структурная конфигурация рынка (I уровень)</w:t>
       </w:r>
     </w:p>
     <w:p>
@@ -1787,10 +1787,10 @@
     </w:p>
     <w:p>
       <w:pPr>
-        <w:jc w:val="both"/>
-      </w:pPr>
-      <w:r>
-        <w:t>2,1.3.3 Операционная исполнимость базовой модели (II уровень)</w:t>
+        <w:pStyle w:val="Heading4"/>
+      </w:pPr>
+      <w:r>
+        <w:t>2.1.3.3 Операционная исполнимость базовой модели (II уровень)</w:t>
       </w:r>
     </w:p>
     <w:p>
@@ -1835,10 +1835,10 @@
     </w:p>
     <w:p>
       <w:pPr>
-        <w:jc w:val="both"/>
-      </w:pPr>
-      <w:r>
-        <w:t>2,1.3.4 Тактические рычаги управления присутствием (III уровень)</w:t>
+        <w:pStyle w:val="Heading4"/>
+      </w:pPr>
+      <w:r>
+        <w:t>2.1.3.4 Тактические рычаги управления присутствием (III уровень)</w:t>
       </w:r>
     </w:p>
     <w:p>
@@ -1851,10 +1851,10 @@
     </w:p>
     <w:p>
       <w:pPr>
-        <w:jc w:val="both"/>
-      </w:pPr>
-      <w:r>
-        <w:t>2,1.3.5 Сочетание факторов как основа стратегически значимого различения рынков</w:t>
+        <w:pStyle w:val="Heading4"/>
+      </w:pPr>
+      <w:r>
+        <w:t>2.1.3.5 Сочетание факторов как основа стратегически значимого различения рынков</w:t>
       </w:r>
     </w:p>
     <w:p>
@@ -1907,10 +1907,10 @@
     </w:p>
     <w:p>
       <w:pPr>
-        <w:jc w:val="both"/>
-      </w:pPr>
-      <w:r>
-        <w:t>2,1.3.6 Демонстрационный портфель: сочетания факторов на пяти рынках</w:t>
+        <w:pStyle w:val="Heading4"/>
+      </w:pPr>
+      <w:r>
+        <w:t>2.1.3.6 Демонстрационный портфель: сочетания факторов на пяти рынках</w:t>
       </w:r>
     </w:p>
     <w:p>
@@ -1931,7 +1931,7 @@
         <w:rPr>
           <w:i/>
         </w:rPr>
-        <w:t>Таблица 2,1.3,1. Сочетания факторов I и II уровней в демонстрационном портфеле городов.</w:t>
+        <w:t>Таблица 2.1.3,1. Сочетания факторов I и II уровней в демонстрационном портфеле городов.</w:t>
       </w:r>
     </w:p>
     <w:tbl>
@@ -3125,23 +3125,23 @@
         <w:jc w:val="both"/>
       </w:pPr>
       <w:r>
-        <w:t>Сценарий S3 – диверсификация режимов по портфелю. Оператор различает сценарно-однородные группы рынков и применяет к ним разные режимы конкурентных действий: в одних городах – режим экспансии, в других – режим удержания, в третьих – режим сокращения. Внутри каждого режима сохраняется типовой набор рычагов и показателей; различие заключается в том, какой именно режим назначается рынку. Управленческая логика сценария исходит из положения о том, что одинаковая модель действий во всех городах при сильной неоднородности конфигураций даёт меньший конкурентный результат, чем дифференцированная. Преимущества S3 связаны с возможностью точнее распределять управленческое внимание и ресурсы, концентрируя операционную интенсивность там, где она даёт отдачу, и снижая её там, где сильное присутствие экономически нецелесообразно. Ограничения S3 связаны с повышенными требованиями к управленческим способностям: необходимостью различать рынки на уровне портфеля, синхронизировать действия между режимами и поддерживать единообразие пользовательского опыта при дифференцированной операционной модели. Эти ограничения подробно разбираются в §2,3.1 и §3,5.</w:t>
-      </w:r>
-    </w:p>
-    <w:p>
-      <w:pPr>
-        <w:jc w:val="both"/>
-      </w:pPr>
-      <w:r>
-        <w:t>Три сценария различаются по двум измерениям: степени единообразия управленческой логики между городами и глубине различения рыночных конфигураций. S1 удерживает единообразие действий и не требует дифференциации рынков; S2 удерживает единый режим, но допускает операционную адаптацию; S3 допускает разные режимы для разных групп рынков. Распределение ответственности между уровнями организации и набор требуемых способностей у этих сценариев также различается: чем глубже различение, тем выше нагрузка на функцию портфельного управления и на блок локальной экспертизы. Содержательное наполнение сценариев, то есть набор режимов, из которых они складываются, – рассматривается в §3.1, а сопоставление сценариев по экономически защищаемым критериям и обоснование выбора – в §2,3.1.</w:t>
-      </w:r>
-    </w:p>
-    <w:p>
-      <w:pPr>
-        <w:jc w:val="both"/>
-      </w:pPr>
-      <w:r>
-        <w:t>2,3.1 Сопоставление сценариев по пяти критериям и обоснование выбора</w:t>
+        <w:t>Сценарий S3 – диверсификация режимов по портфелю. Оператор различает сценарно-однородные группы рынков и применяет к ним разные режимы конкурентных действий: в одних городах – режим экспансии, в других – режим удержания, в третьих – режим сокращения. Внутри каждого режима сохраняется типовой набор рычагов и показателей; различие заключается в том, какой именно режим назначается рынку. Управленческая логика сценария исходит из положения о том, что одинаковая модель действий во всех городах при сильной неоднородности конфигураций даёт меньший конкурентный результат, чем дифференцированная. Преимущества S3 связаны с возможностью точнее распределять управленческое внимание и ресурсы, концентрируя операционную интенсивность там, где она даёт отдачу, и снижая её там, где сильное присутствие экономически нецелесообразно. Ограничения S3 связаны с повышенными требованиями к управленческим способностям: необходимостью различать рынки на уровне портфеля, синхронизировать действия между режимами и поддерживать единообразие пользовательского опыта при дифференцированной операционной модели. Эти ограничения подробно разбираются в §2.3.1 и §3.5.</w:t>
+      </w:r>
+    </w:p>
+    <w:p>
+      <w:pPr>
+        <w:jc w:val="both"/>
+      </w:pPr>
+      <w:r>
+        <w:t>Три сценария различаются по двум измерениям: степени единообразия управленческой логики между городами и глубине различения рыночных конфигураций. S1 удерживает единообразие действий и не требует дифференциации рынков; S2 удерживает единый режим, но допускает операционную адаптацию; S3 допускает разные режимы для разных групп рынков. Распределение ответственности между уровнями организации и набор требуемых способностей у этих сценариев также различается: чем глубже различение, тем выше нагрузка на функцию портфельного управления и на блок локальной экспертизы. Содержательное наполнение сценариев, то есть набор режимов, из которых они складываются, – рассматривается в §3.1, а сопоставление сценариев по экономически защищаемым критериям и обоснование выбора – в §2.3.1.</w:t>
+      </w:r>
+    </w:p>
+    <w:p>
+      <w:pPr>
+        <w:pStyle w:val="Heading3"/>
+      </w:pPr>
+      <w:r>
+        <w:t>2.3.1 Сопоставление сценариев по пяти критериям и обоснование выбора</w:t>
       </w:r>
     </w:p>
     <w:p>
@@ -3197,7 +3197,7 @@
         <w:jc w:val="both"/>
       </w:pPr>
       <w:r>
-        <w:t>Критерий нужен для рассмотрения реализуемости сценария при текущей операционной зрелости оператора и при заданных регуляторных ограничениях. S1 реализуем по определению – он описывает текущее состояние; вопрос в том, остаётся ли он эффективным, а не в том, можно ли его исполнить. S2 требует операционной дисциплины во всех городах одновременно, но в рамках одного режима, что снижает требования к функции портфельного управления и к способности параллельно поддерживать разные операционные стандарты. S3 требует одновременной поддержки разных режимов R1–R3 в разных городах, что повышает нагрузку на функцию портфельного управления и на блок локальной экспертизы. По этому критерию S2 сильнее S3, S3 сильнее S1 на горизонте перестройки операционной модели. Это та область, где S3 имеет управленческое ограничение и где компенсаторные механизмы рассматриваются в §3,5.</w:t>
+        <w:t>Критерий нужен для рассмотрения реализуемости сценария при текущей операционной зрелости оператора и при заданных регуляторных ограничениях. S1 реализуем по определению – он описывает текущее состояние; вопрос в том, остаётся ли он эффективным, а не в том, можно ли его исполнить. S2 требует операционной дисциплины во всех городах одновременно, но в рамках одного режима, что снижает требования к функции портфельного управления и к способности параллельно поддерживать разные операционные стандарты. S3 требует одновременной поддержки разных режимов R1–R3 в разных городах, что повышает нагрузку на функцию портфельного управления и на блок локальной экспертизы. По этому критерию S2 сильнее S3, S3 сильнее S1 на горизонте перестройки операционной модели. Это та область, где S3 имеет управленческое ограничение и где компенсаторные механизмы рассматриваются в §3.5.</w:t>
       </w:r>
     </w:p>
     <w:p>
@@ -3213,7 +3213,7 @@
         <w:jc w:val="both"/>
       </w:pPr>
       <w:r>
-        <w:t>Критерий ставит вопрос о ожидаемом приросте EBITDA на портфеле городов в горизонте сезона и о его распределении между рынками присутствия. S1 в условиях зрелых и насыщенных рынков теряет источник новой ценности от расширения и одновременно несёт издержки избыточного давления в чувствительных конфигурациях; ожидаемая динамика – стагнация выручки на самокат при сохранении текущих операционных издержек, с риском ухудшения в регуляторно жёстких городах. S2 через единый режим R3 удерживает экономику покрытия и стабилизирует выручку на самокат, но не использует возможности экспансии в рынках с запасом плотности (например, R2 в Екатеринбурге) и оставляет нерешённой проблему рынков, где сильное присутствие нецелесообразно (R3). S3 допускает максимизацию отдачи в условиях неоднородности: в рынках R2 – рост поездок и доли при ограниченном росте парка (проектный инструмент §3.2), в рынках R3 – стабилизация маржи через дисциплину расстановки, в рынках R3 – снижение операционной нагрузки без потери существенной выручки. Демонстрационный портфель §2,3.1 показывает направления этой динамики качественно, без претензии на точные финансовые прогнозы. По этому критерию S3 сильнее S2, S2 сильнее S1.</w:t>
+        <w:t>Критерий ставит вопрос о ожидаемом приросте EBITDA на портфеле городов в горизонте сезона и о его распределении между рынками присутствия. S1 в условиях зрелых и насыщенных рынков теряет источник новой ценности от расширения и одновременно несёт издержки избыточного давления в чувствительных конфигурациях; ожидаемая динамика – стагнация выручки на самокат при сохранении текущих операционных издержек, с риском ухудшения в регуляторно жёстких городах. S2 через единый режим R3 удерживает экономику покрытия и стабилизирует выручку на самокат, но не использует возможности экспансии в рынках с запасом плотности (например, R2 в Екатеринбурге) и оставляет нерешённой проблему рынков, где сильное присутствие нецелесообразно (R3). S3 допускает максимизацию отдачи в условиях неоднородности: в рынках R2 – рост поездок и доли при ограниченном росте парка (проектный инструмент §3.2), в рынках R3 – стабилизация маржи через дисциплину расстановки, в рынках R3 – снижение операционной нагрузки без потери существенной выручки. Демонстрационный портфель §2.3.1 показывает направления этой динамики качественно, без претензии на точные финансовые прогнозы. По этому критерию S3 сильнее S2, S2 сильнее S1.</w:t>
       </w:r>
     </w:p>
     <w:p>
@@ -3229,7 +3229,7 @@
         <w:jc w:val="both"/>
       </w:pPr>
       <w:r>
-        <w:t>Критерий ставит вопрос о структуре и величине рисков, о концентрации риска в одной точке или его распределении по портфелю. S1 концентрирует риск в связи с унификацией действий между регионами: ужесточение регулирования или агрессивные действия конкурента в нескольких ключевых городах одновременно ухудшают результат всего портфеля, поскольку оператор не может реагировать дифференцированно. S2 снижает этот риск за счёт операционной адаптации, но сохраняет риск концентрации в режиме R3: при появлении агрессивного претендента в нескольких городах одновременно режим удержания может оказаться структурно неподходящим (целесообразен переход к R2 хотя бы в части городов). S3 распределяет риск между режимами и типами рынков; одновременно вводится новый риск – риск рассинхронизации режимов и потери единообразия пользовательского опыта, обсуждаемый в §3,5. По этому критерию S3 распределяет риск шире, чем S1 и S2, ценой повышенных требований к управленческой координации.</w:t>
+        <w:t>Критерий ставит вопрос о структуре и величине рисков, о концентрации риска в одной точке или его распределении по портфелю. S1 концентрирует риск в связи с унификацией действий между регионами: ужесточение регулирования или агрессивные действия конкурента в нескольких ключевых городах одновременно ухудшают результат всего портфеля, поскольку оператор не может реагировать дифференцированно. S2 снижает этот риск за счёт операционной адаптации, но сохраняет риск концентрации в режиме R3: при появлении агрессивного претендента в нескольких городах одновременно режим удержания может оказаться структурно неподходящим (целесообразен переход к R2 хотя бы в части городов). S3 распределяет риск между режимами и типами рынков; одновременно вводится новый риск – риск рассинхронизации режимов и потери единообразия пользовательского опыта, обсуждаемый в §3.5. По этому критерию S3 распределяет риск шире, чем S1 и S2, ценой повышенных требований к управленческой координации.</w:t>
       </w:r>
     </w:p>
     <w:p>
@@ -3309,7 +3309,7 @@
         <w:jc w:val="both"/>
       </w:pPr>
       <w:r>
-        <w:t>Проведённый анализ показывает, что стратегический смысл рынка раскрывается на уровне сочетания параметров I и II уровней. Их совместное действие позволяет понять, где усиление присутствия сохраняет экономическую оправданность, где ключевым становится качество исполнения, где возрастает значение институциональной адаптации и где цена удержания позиции меняет допустимую форму участия в рынке. Демонстрационный портфель из пяти городов (§2,1.3.6) показывает, что эти сочетания на реальной географии заметно расходятся и что рамка не сводится к одной оси различения.</w:t>
+        <w:t>Проведённый анализ показывает, что стратегический смысл рынка раскрывается на уровне сочетания параметров I и II уровней. Их совместное действие позволяет понять, где усиление присутствия сохраняет экономическую оправданность, где ключевым становится качество исполнения, где возрастает значение институциональной адаптации и где цена удержания позиции меняет допустимую форму участия в рынке. Демонстрационный портфель из пяти городов (§2.1.3.6) показывает, что эти сочетания на реальной географии заметно расходятся и что рамка не сводится к одной оси различения.</w:t>
       </w:r>
     </w:p>
     <w:p>
@@ -3346,7 +3346,7 @@
         <w:jc w:val="both"/>
       </w:pPr>
       <w:r>
-        <w:t>Сценарии §2.3 различаются тем, какие именно режимы конкурентных действий применяются к городам портфеля. В работе используется каркас из трёх режимов: R1 «Плацдарм», R2 «Атака» и R3 «Удержание» (с ограниченной формой для регуляторно тяжёлых рынков). Каждый режим описывается через однородный набор полей: цель, условия применения – на каких сочетаниях параметров I и II уровней (см. §2,1.3.2, §2,1.3.3) он уместен, типичные рычаги, включая инструменты III уровня (см. §2,1.3.4), измеримые показатели и ограничения. Это делает сопоставимыми диагностики между городами и между сценариями.</w:t>
+        <w:t>Сценарии §2.3 различаются тем, какие именно режимы конкурентных действий применяются к городам портфеля. В работе используется каркас из трёх режимов: R1 «Плацдарм», R2 «Атака» и R3 «Удержание» (с ограниченной формой для регуляторно тяжёлых рынков). Каждый режим описывается через однородный набор полей: цель, условия применения – на каких сочетаниях параметров I и II уровней (см. §2.1.3.2, §2.1.3.3) он уместен, типичные рычаги, включая инструменты III уровня (см. §2.1.3.4), измеримые показатели и ограничения. Это делает сопоставимыми диагностики между городами и между сценариями.</w:t>
       </w:r>
     </w:p>
     <w:p>
@@ -3434,7 +3434,7 @@
         <w:jc w:val="both"/>
       </w:pPr>
       <w:r>
-        <w:t>Условия применения. Рынки с высокой ёмкостью и средней-высокой предельной отдачей на увеличение присутствия (по терминологии §2,1.3.2), где у оператора есть запас по плотности относительно лидера и сохраняется источник новой ценности от усиления покрытия. Регуляторная среда не блокирует наращивание парка; операционная исполнимость (II уровень) допускает рост покрытия без резкого ухудшения экономики обслуживания. Положение оператора – преследователь с потенциалом сокращения отрыва.</w:t>
+        <w:t>Условия применения. Рынки с высокой ёмкостью и средней-высокой предельной отдачей на увеличение присутствия (по терминологии §2.1.3.2), где у оператора есть запас по плотности относительно лидера и сохраняется источник новой ценности от усиления покрытия. Регуляторная среда не блокирует наращивание парка; операционная исполнимость (II уровень) допускает рост покрытия без резкого ухудшения экономики обслуживания. Положение оператора – преследователь с потенциалом сокращения отрыва.</w:t>
       </w:r>
     </w:p>
     <w:p>
@@ -4028,7 +4028,7 @@
         <w:jc w:val="both"/>
       </w:pPr>
       <w:r>
-        <w:t>Конкурентный анализ §2,1.2 зафиксировал, что на зрелом рынке кикшеринга критическим ключевым фактором успеха является фактическая доступность самоката в нужной точке и в нужное время, то есть качество покрытия с учётом микрогеометрии города и колебаний спроса. Проектный инструмент настоящего параграфа адресует именно этот КФУ: УПС повышает фактическую доступность парка за счёт точечного перераспределения внутри уже сформированного покрытия, без пропорционального наращивания физического парка. Логика предыдущих разделов показывает, что при достигнутом масштабе МТС Юрент конкурентный результат всё в большей степени зависит не от общего размера парка, а от того, насколько точно техника распределяется внутри уже занятого пространства. Конкурентная проблема смещается с уровня размера парка на уровень фактической доступности самокатов в чувствительных микролокациях городской среды. Даже при формально достаточном количестве техники оператор может терять поездки и ослаблять позицию из-за локальных разрывов покрытия. Для МТС Юрент, работающего в широкой и неоднородной географии, это означает, что один и тот же объём парка даёт разный результат в зависимости от точности его распределения внутри конкретного города.</w:t>
+        <w:t>Конкурентный анализ §2.1.2 зафиксировал, что на зрелом рынке кикшеринга критическим ключевым фактором успеха является фактическая доступность самоката в нужной точке и в нужное время, то есть качество покрытия с учётом микрогеометрии города и колебаний спроса. Проектный инструмент настоящего параграфа адресует именно этот КФУ: УПС повышает фактическую доступность парка за счёт точечного перераспределения внутри уже сформированного покрытия, без пропорционального наращивания физического парка. Логика предыдущих разделов показывает, что при достигнутом масштабе МТС Юрент конкурентный результат всё в большей степени зависит не от общего размера парка, а от того, насколько точно техника распределяется внутри уже занятого пространства. Конкурентная проблема смещается с уровня размера парка на уровень фактической доступности самокатов в чувствительных микролокациях городской среды. Даже при формально достаточном количестве техники оператор может терять поездки и ослаблять позицию из-за локальных разрывов покрытия. Для МТС Юрент, работающего в широкой и неоднородной географии, это означает, что один и тот же объём парка даёт разный результат в зависимости от точности его распределения внутри конкретного города.</w:t>
       </w:r>
     </w:p>
     <w:p>
@@ -4204,7 +4204,7 @@
         <w:jc w:val="both"/>
       </w:pPr>
       <w:r>
-        <w:t>В терминах сценария S3 это означает, что проектный инструмент даёт дополнительную операционную гибкость в режимах R2 и R3, которые в демонстрационном портфеле применяются к четырём из пяти городов (Петербург, Екатеринбург, Краснодар, Новосибирск). Это делает сценарий S3 более устойчивым по критерию операционной исполнимости (§2,3.1, критерий 3): инструмент снижает нагрузку, возникающую при параллельной поддержке нескольких режимов в разных городах.</w:t>
+        <w:t>В терминах сценария S3 это означает, что проектный инструмент даёт дополнительную операционную гибкость в режимах R2 и R3, которые в демонстрационном портфеле применяются к четырём из пяти городов (Петербург, Екатеринбург, Краснодар, Новосибирск). Это делает сценарий S3 более устойчивым по критерию операционной исполнимости (§2.3.1, критерий 3): инструмент снижает нагрузку, возникающую при параллельной поддержке нескольких режимов в разных городах.</w:t>
       </w:r>
     </w:p>
     <w:p>
@@ -4284,7 +4284,23 @@
         <w:jc w:val="both"/>
       </w:pPr>
       <w:r>
-        <w:t>Результаты сценарного расчёта (1 сезон, Екатеринбург): в консервативном сценарии A (замещение 10 % ребалансировки) чистый эффект составляет 4,33 млн руб. при операционном ROI стимулов 219 %; в базовом сценарии B (замещение 20 %) – 9,79 млн руб. при операционном ROI 347 %; в оптимистичном C (замещение 30 %) – 16,98 млн руб. при операционном ROI 515 %. Чистый эффект базового сценария складывается из экономии на сокращении операций физической ребалансировки (4,48 млн руб. за счёт замещения 37 304 операций) и дополнительной выручки от восстановленных поездок (8,14 млн руб. за счёт +6 % поездок в пилотных зонах). Расходы на стимулы составляют 2,82 млн руб.</w:t>
+        <w:t>Расчётная цепочка построена в четыре шага. Шаг 1: выручка сезона Q2+Q3 в Екатеринбурге = поездки × средний чек = 1 819 014 × 75 ≈ 136,4 млн руб. Шаг 2: OpEx сезона = выручка × OpEx-доля = 136,4 × 0,55 ≈ 75,0 млн руб.; расходы на физическую ребалансировку = OpEx × доля ребалансировки = 75,0 × 0,30 ≈ 22,5 млн руб.; базовое число операций физической ребалансировки за сезон = 22 500 000 / 120 ≈ 187 600 операций. Шаг 3: при замещении 20 % операций стимулами (базовый сценарий B) замещается ≈ 37 500 операций; чистая экономия после замещения = (стоимость физической ребалансировки – средневзвешенная стоимость стимула) × замещ. операций = (120 – 26,5) × 37 500 / 1 000 ≈ 3,5 млн руб. Шаг 4: дополнительная выручка от восстановленных поездок в чувствительных микролокациях при допущении +6 % к поездкам пилотных зон = 1 819 014 × 0,06 × 75 / 1 000 ≈ 8,2 млн руб.</w:t>
+      </w:r>
+    </w:p>
+    <w:p>
+      <w:pPr>
+        <w:jc w:val="both"/>
+      </w:pPr>
+      <w:r>
+        <w:t>Результаты сценарного расчёта (1 сезон, Екатеринбург): в консервативном сценарии A (10 % замещения, +3 % восстановленных поездок) чистый эффект ≈ 5,8 млн руб.; в базовом сценарии B (20 % замещения, +6 %) ≈ 11,7 млн руб. (≈ 3,5 млн чистой экономии после замещения + 8,2 млн дополнительной выручки от устранения локальных разрывов покрытия); в оптимистичном C (30 % замещения, +9 %) ≈ 17,5 млн руб. Расчёт калиброван на Екатеринбург с утилизацией 319 поездок/самокат – самой низкой в портфеле; в городах с более высокой утилизацией (Москва 1 073, СПб 609, Краснодар 564) абсолютный эффект пропорционально выше.</w:t>
+      </w:r>
+    </w:p>
+    <w:p>
+      <w:pPr>
+        <w:jc w:val="both"/>
+      </w:pPr>
+      <w:r>
+        <w:t>Ключевое соотношение, обеспечивающее устойчиво положительный эффект во всех трёх сценариях: средневзвешенная стоимость стимула (26,5 руб./операция) в 4,5 раза ниже стоимости физической ребалансировки (120 руб./операция). Расчёт не претендует на точность финансовой модели и подлежит калибровке на этапе пилота с подключением внутренней операционной отчётности МТС Юрент; его функция – фиксация порядка величин и обоснование экономической состоятельности инструмента.</w:t>
       </w:r>
     </w:p>
     <w:p>
@@ -4300,7 +4316,7 @@
         <w:jc w:val="both"/>
       </w:pPr>
       <w:r>
-        <w:t>Для предметного описания сценария S3 в работе используется демонстрационный портфель из пяти городов, введённый в п. 2,4.1: Москва, Санкт-Петербург, Екатеринбург, Краснодар, Новосибирск. По каждому городу фиксируется назначаемый режим R1–R3 (с подтипом, где это применимо), приоритетные рычаги, ожидаемые направления финансово-операционной динамики и оговорка о применимости проектного инструмента §3,3. Карта подаётся как качественная: количественные параметры (выручка на самокат, плотность парка, доля поездок) указываются на уровне направлений изменения. Исключение составляют проектные допущения по Екатеринбургу, в которых пилот МТС Юрент с инструментом управления покрытием через стимулы рассматривается как предметная проектная конфигурация; они используются как допущения.</w:t>
+        <w:t>Для предметного описания сценария S3 в работе используется демонстрационный портфель из пяти городов, введённый в п. 2.4.1: Москва, Санкт-Петербург, Екатеринбург, Краснодар, Новосибирск. По каждому городу фиксируется назначаемый режим R1–R3 (с подтипом, где это применимо), приоритетные рычаги, ожидаемые направления финансово-операционной динамики и оговорка о применимости проектного инструмента §3.3. Карта подаётся как качественная: количественные параметры (выручка на самокат, плотность парка, доля поездок) указываются на уровне направлений изменения. Исключение составляют проектные допущения по Екатеринбургу, в которых пилот МТС Юрент с инструментом управления покрытием через стимулы рассматривается как предметная проектная конфигурация; они используются как допущения.</w:t>
       </w:r>
     </w:p>
     <w:p>
@@ -4348,7 +4364,7 @@
         <w:jc w:val="both"/>
       </w:pPr>
       <w:r>
-        <w:t>Применимость §3,3. Ограниченная: УПС работает там, где стоит задача защиты доступности в чувствительных микролокациях. В режиме R3 число таких микролокаций невелико, и инструмент применяется выборочно.</w:t>
+        <w:t>Применимость §3.3. Ограниченная: УПС работает там, где стоит задача защиты доступности в чувствительных микролокациях. В режиме R3 число таких микролокаций невелико, и инструмент применяется выборочно.</w:t>
       </w:r>
     </w:p>
     <w:p>
@@ -4396,7 +4412,7 @@
         <w:jc w:val="both"/>
       </w:pPr>
       <w:r>
-        <w:t>Применимость §3,3. Высокая: УПС применяется как способ повысить отдачу от сформированного парка без пропорционального роста его размера, что особенно важно в условиях частичных регуляторных ограничений на физическое наращивание парка.</w:t>
+        <w:t>Применимость §3.3. Высокая: УПС применяется как способ повысить отдачу от сформированного парка без пропорционального роста его размера, что особенно важно в условиях частичных регуляторных ограничений на физическое наращивание парка.</w:t>
       </w:r>
     </w:p>
     <w:p>
@@ -4420,7 +4436,7 @@
         <w:jc w:val="both"/>
       </w:pPr>
       <w:r>
-        <w:t>Назначаемый режим. R2 с пилотом инструмента §3,3. Сочетание ёмкости, позиции преследователя и резерва плотности делает Екатеринбург предметной конфигурацией, на которой S3 проявляется наиболее отчётливо: одновременно работают экспансия и проектный инструмент.</w:t>
+        <w:t>Назначаемый режим. R2 с пилотом инструмента §3.3. Сочетание ёмкости, позиции преследователя и резерва плотности делает Екатеринбург предметной конфигурацией, на которой S3 проявляется наиболее отчётливо: одновременно работают экспансия и проектный инструмент.</w:t>
       </w:r>
     </w:p>
     <w:p>
@@ -4444,7 +4460,7 @@
         <w:jc w:val="both"/>
       </w:pPr>
       <w:r>
-        <w:t>Применимость §3,3. Высокая, как пилотная конфигурация.</w:t>
+        <w:t>Применимость §3.3. Высокая, как пилотная конфигурация.</w:t>
       </w:r>
     </w:p>
     <w:p>
@@ -4492,7 +4508,7 @@
         <w:jc w:val="both"/>
       </w:pPr>
       <w:r>
-        <w:t>Применимость §3,3. Высокая: длинный сезон повышает ценность инструмента, снижающего долю физической ребалансировки.</w:t>
+        <w:t>Применимость §3.3. Высокая: длинный сезон повышает ценность инструмента, снижающего долю физической ребалансировки.</w:t>
       </w:r>
     </w:p>
     <w:p>
@@ -4540,7 +4556,7 @@
         <w:jc w:val="both"/>
       </w:pPr>
       <w:r>
-        <w:t>Применимость §3,3. Высокая: короткий сезон и большая протяжённость делают инструмент управления покрытием через стимулы особенно ценным как способ удерживать качество присутствия без избыточных операционных издержек.</w:t>
+        <w:t>Применимость §3.3. Высокая: короткий сезон и большая протяжённость делают инструмент управления покрытием через стимулы особенно ценным как способ удерживать качество присутствия без избыточных операционных издержек.</w:t>
       </w:r>
     </w:p>
     <w:p>
@@ -5286,7 +5302,7 @@
         <w:jc w:val="both"/>
       </w:pPr>
       <w:r>
-        <w:t>Демонстрационный портфель составлен из городов, в которых МТС Юрент уже присутствует, поэтому подтип R1 «Ограниченный вход» в нём не представлен. Это методологический выбор, а не ограничение каркаса: R1 сохраняет смысл как самостоятельный подтип для ситуаций возможного входа на рынки, где компания пока не работает или присутствует минимально, и применяется по той же управленческой логике, которая описана в §3,1. В терминах сценария S3 R1 используется при расширении портфеля за пределы текущих 187 локаций, тогда как три режима в демонстрационном портфеле (R2, R3 и переходные комбинации R2→R3) описывают работу в уже сложившейся географии присутствия. Содержание проектного инструмента §3.3 – управление покрытием через стимулы – далее рассматривается отдельно.</w:t>
+        <w:t>Демонстрационный портфель составлен из городов, в которых МТС Юрент уже присутствует, поэтому подтип R1 «Ограниченный вход» в нём не представлен. Это методологический выбор, а не ограничение каркаса: R1 сохраняет смысл как самостоятельный подтип для ситуаций возможного входа на рынки, где компания пока не работает или присутствует минимально, и применяется по той же управленческой логике, которая описана в §3.1. В терминах сценария S3 R1 используется при расширении портфеля за пределы текущих 187 локаций, тогда как три режима в демонстрационном портфеле (R2, R3 и переходные комбинации R2→R3) описывают работу в уже сложившейся географии присутствия. Содержание проектного инструмента §3.3 – управление покрытием через стимулы – далее рассматривается отдельно.</w:t>
       </w:r>
     </w:p>
     <w:p>
@@ -5328,7 +5344,7 @@
         <w:jc w:val="both"/>
       </w:pPr>
       <w:r>
-        <w:t>Финансово-операционная карта §3.3 описала S3 качественно: режим, рычаги, направление динамики. В настоящем параграфе сценарий S3 переводится в количественный формат: формулируются статьи затрат на его реализацию, статьи ожидаемых эффектов на портфеле из пяти городов и сводный чистый эффект на горизонте 12 месяцев. Источники данных – внутренняя поквартальная отчётность МТС Юрент по регионам РФ за 2024 и 9 месяцев 2025 года, предоставленная экспертом А.; публичная отчётность ПАО «ВУШ Холдинг» по МСФО; расчёт по проектному инструменту УПС §3,2. Все статьи финмодели снабжены явно маркированными допущениями и диапазонами чувствительности.</w:t>
+        <w:t>Финансово-операционная карта §3.3 описала S3 качественно: режим, рычаги, направление динамики. В настоящем параграфе сценарий S3 переводится в количественный формат: формулируются статьи затрат на его реализацию, статьи ожидаемых эффектов на портфеле из пяти городов и сводный чистый эффект на горизонте 12 месяцев. Источники данных – внутренняя поквартальная отчётность МТС Юрент по регионам РФ за 2024 и 9 месяцев 2025 года, предоставленная экспертом А.; публичная отчётность ПАО «ВУШ Холдинг» по МСФО; расчёт по проектному инструменту УПС §3.2. Все статьи финмодели снабжены явно маркированными допущениями и диапазонами чувствительности.</w:t>
       </w:r>
     </w:p>
     <w:p>
@@ -5365,7 +5381,7 @@
         <w:rPr>
           <w:i/>
         </w:rPr>
-        <w:t>Таблица 3,4.1 Базовые параметры портфеля пяти городов для финансовой модели (данные эксперта А.)</w:t>
+        <w:t>Таблица 3.4.1 Базовые параметры портфеля пяти городов для финансовой модели (данные эксперта А.)</w:t>
       </w:r>
     </w:p>
     <w:tbl>
@@ -6513,15 +6529,15 @@
         <w:jc w:val="both"/>
       </w:pPr>
       <w:r>
-        <w:t>Блок C. Инфраструктура и пилот УПС: ~16 млн руб. (год 1; в т.ч. ~8 млн capex). Включает: IT-доработки приложения и бэкенда (геозоны, push-таргетинг, движок начисления стимулов, личный кабинет внешнего исполнителя) ~8 млн руб. однократно; команда пилота в Екатеринбурге (1 продакт + 1 аналитик × 6 мес × 400 тыс. руб./мес. gross) = 4,8 млн руб.; бюджет стимулов и микрозаданий в Екатеринбурге за сезон (по базовому сценарию §3.2 – 2,82 млн руб.); резерв ~0,4 млн руб. Год 1 даёт максимальные затраты блока C; в год 2 capex выпадает, остаётся операционная часть ~8 млн руб. при тиражировании на 3 дополнительных города.</w:t>
-      </w:r>
-    </w:p>
-    <w:p>
-      <w:pPr>
-        <w:jc w:val="both"/>
-      </w:pPr>
-      <w:r>
-        <w:t>Блок D. Обучение, накладные, управленческий резерв: ~3 млн руб./год. Обучение региональных менеджеров и аналитиков по работе с диагностической рамкой (трёхуровневая иерархия факторов §2,1.3 и каркас режимов §3.1), методическое сопровождение, резерв на непредвиденные расходы.</w:t>
+        <w:t>Блок C. Инфраструктура и пилот УПС: ~16 млн руб. (год 1; в т.ч. ~8 млн capex). Включает: IT-доработки приложения и бэкенда (геозоны, push-таргетинг, движок начисления стимулов, личный кабинет внешнего исполнителя) ~8 млн руб. однократно; команда пилота в Екатеринбурге (1 продакт + 1 аналитик × 6 мес × 400 тыс. руб./мес. gross) = 4,8 млн руб.; бюджет стимулов и микрозаданий в Екатеринбурге за сезон (по базовому сценарию §3.2 ≈ 1,0 млн руб.); резерв на масштабирование стимульной кампании ~2,2 млн руб. Год 1 даёт максимальные затраты блока C; в год 2 capex выпадает, остаётся операционная часть ~8 млн руб. при тиражировании на 3 дополнительных города.</w:t>
+      </w:r>
+    </w:p>
+    <w:p>
+      <w:pPr>
+        <w:jc w:val="both"/>
+      </w:pPr>
+      <w:r>
+        <w:t>Блок D. Обучение, накладные, управленческий резерв: ~3 млн руб./год. Обучение региональных менеджеров и аналитиков по работе с диагностической рамкой (трёхуровневая иерархия факторов §2.1.3 и каркас режимов §3.1), методическое сопровождение, резерв на непредвиденные расходы.</w:t>
       </w:r>
     </w:p>
     <w:p>
@@ -6545,7 +6561,7 @@
         <w:jc w:val="both"/>
       </w:pPr>
       <w:r>
-        <w:t>Эффекты S3 распределены по трём режимам в соответствии с финансово-операционной картой §3,3.</w:t>
+        <w:t>Эффекты S3 распределены по трём режимам в соответствии с финансово-операционной картой §3.3.</w:t>
       </w:r>
     </w:p>
     <w:p>
@@ -6561,7 +6577,7 @@
         <w:jc w:val="both"/>
       </w:pPr>
       <w:r>
-        <w:t>Эффект 2. УПС в Екатеринбурге (пилот, год 1). По расчёту §3.2 базовый сценарий пилота (замещение 20 % физической ребалансировки стимулами) даёт чистый эффект 9,79 млн руб. за сезон (4,48 млн экономии операций + 8,14 млн дополнительной выручки от восстановленных поездок − 2,82 млн расходов на стимулы). Это нижний край ожидания: расчёт калиброван на Екатеринбург с утилизацией 319 поездок/самокат – самой низкой в портфеле; в городах с более высокой утилизацией абсолютный эффект пропорционально выше. Год 1: эффект УПС только от Екатеринбурга = ~9,8 млн руб. Тиражирование на СПб, Краснодар и Новосибирск планируется на год 2 после подтверждения пилота.</w:t>
+        <w:t>Эффект 2. УПС в Екатеринбурге (пилот, год 1). По расчёту §3.2 базовый сценарий пилота (замещение 20 % физической ребалансировки стимулами, прирост восстановленных поездок +6 %) даёт чистый эффект ≈ 11,7 млн руб. за сезон, складывающийся из чистой экономии после замещения (≈ 3,5 млн руб.) и дополнительной выручки от устранения локальных разрывов покрытия (≈ 8,2 млн руб.). Это нижний край ожидания: расчёт калиброван на Екатеринбург с утилизацией 319 поездок/самокат – самой низкой в портфеле; в городах с более высокой утилизацией абсолютный эффект пропорционально выше. Год 1: эффект УПС только от Екатеринбурга ≈ 12 млн руб. Тиражирование на СПб, Краснодар и Новосибирск планируется на год 2 после подтверждения пилота.</w:t>
       </w:r>
     </w:p>
     <w:p>
@@ -6598,7 +6614,7 @@
         <w:rPr>
           <w:i/>
         </w:rPr>
-        <w:t>Таблица 3,4.2 Сводная финансовая модель S3 (год 1)</w:t>
+        <w:t>Таблица 3.4.2 Сводная финансовая модель S3 (год 1)</w:t>
       </w:r>
     </w:p>
     <w:tbl>
@@ -6827,7 +6843,7 @@
                 <w:rFonts w:ascii="Times New Roman" w:hAnsi="Times New Roman" w:eastAsia="Times New Roman" w:cs="Times New Roman"/>
                 <w:sz w:val="22"/>
               </w:rPr>
-              <w:t>+10</w:t>
+              <w:t>+12</w:t>
             </w:r>
           </w:p>
         </w:tc>
@@ -6846,7 +6862,7 @@
                 <w:rFonts w:ascii="Times New Roman" w:hAnsi="Times New Roman" w:eastAsia="Times New Roman" w:cs="Times New Roman"/>
                 <w:sz w:val="22"/>
               </w:rPr>
-              <w:t>§3.2, базовый сценарий, замещение 20 % ребалансировки</w:t>
+              <w:t>§3.2, базовый сценарий B: 20 % замещения + 6 % восст. поездок</w:t>
             </w:r>
           </w:p>
         </w:tc>
@@ -7004,7 +7020,7 @@
                 <w:rFonts w:ascii="Times New Roman" w:hAnsi="Times New Roman" w:eastAsia="Times New Roman" w:cs="Times New Roman"/>
                 <w:sz w:val="22"/>
               </w:rPr>
-              <w:t>+77</w:t>
+              <w:t>+79</w:t>
             </w:r>
           </w:p>
         </w:tc>
@@ -7063,7 +7079,7 @@
                 <w:rFonts w:ascii="Times New Roman" w:hAnsi="Times New Roman" w:eastAsia="Times New Roman" w:cs="Times New Roman"/>
                 <w:sz w:val="22"/>
               </w:rPr>
-              <w:t>+29</w:t>
+              <w:t>+31</w:t>
             </w:r>
           </w:p>
         </w:tc>
@@ -7098,7 +7114,7 @@
         <w:jc w:val="both"/>
       </w:pPr>
       <w:r>
-        <w:t>Сценарии чувствительности дают диапазон чистого эффекта S3 vs S1 в год 1 от –5 до +10 млн руб. в консервативном варианте (нижние границы всех допущений; риск работы «в ноль» при сохранении капвложений в УПС), +29 млн руб. в базовом сценарии (точечные оценки выше), +70 … +90 млн руб. в оптимистичном (верхние границы).</w:t>
+        <w:t>Сценарии чувствительности дают диапазон чистого эффекта S3 vs S1 в год 1 от –5 до +10 млн руб. в консервативном варианте (нижние границы всех допущений; риск работы «в ноль» при сохранении капвложений в УПС), +31 млн руб. в базовом сценарии (точечные оценки выше), +75 … +95 млн руб. в оптимистичном (верхние границы).</w:t>
       </w:r>
     </w:p>
     <w:p>
@@ -7114,7 +7130,7 @@
         <w:jc w:val="both"/>
       </w:pPr>
       <w:r>
-        <w:t>В год 2 capex УПС выпадает (–8 млн затрат); УПС тиражируется на три дополнительных города R2-кластера (СПб, Краснодар, Новосибирск); функция регионального управления и маркетинговая логика S3 работают на полной мощности с накопленным опытом первого сезона. Допущение тиражирования: эффект УПС в R2-городе пропорционален его базовому объёму поездок; для оценки масштабирования взято консервативное соотношение «эффект на 1 млн поездок» из расчёта по Екатеринбургу (9,79 / 1,82 ≈ 5,4 млн руб. эффекта на 1 млн сезонных поездок Q2+Q3). Дополнительно: темп прироста выручки в R2-городах в год 2 повышается с +3 п.п. до +5 п.п. за счёт зрелости региональных команд.</w:t>
+        <w:t>В год 2 capex УПС выпадает (–8 млн затрат); УПС тиражируется на три дополнительных города R2-кластера (СПб, Краснодар, Новосибирск); функция регионального управления и маркетинговая логика S3 работают на полной мощности с накопленным опытом первого сезона. Допущение тиражирования: эффект УПС в R2-городе пропорционален его базовому объёму поездок; для оценки масштабирования взято консервативное соотношение «эффект на 1 млн сезонных поездок» из расчёта по Екатеринбургу (11,7 / 1,82 ≈ 6,4 млн руб. эффекта на 1 млн поездок Q2+Q3). Дополнительно: темп прироста выручки в R2-городах в год 2 повышается с +3 п.п. до +5 п.п. за счёт зрелости региональных команд.</w:t>
       </w:r>
     </w:p>
     <w:p>
@@ -7194,7 +7210,7 @@
         <w:jc w:val="both"/>
       </w:pPr>
       <w:r>
-        <w:t>Выбор сценария S3 (§2,3.1) принимается с оговоркой: часть его управленческих рисков выше, чем у S1 и S2. В этом параграфе риски S3 консолидируются и сопоставляются с управленческими компенсаторами, доступными МТС Юрент.</w:t>
+        <w:t>Выбор сценария S3 (§2.3.1) принимается с оговоркой: часть его управленческих рисков выше, чем у S1 и S2. В этом параграфе риски S3 консолидируются и сопоставляются с управленческими компенсаторами, доступными МТС Юрент.</w:t>
       </w:r>
     </w:p>
     <w:p>
@@ -7250,7 +7266,7 @@
         <w:jc w:val="both"/>
       </w:pPr>
       <w:r>
-        <w:t>Распределение риска между типами рынков – основное преимущество S3 по критерию 5 §2,3.1 – даётся ценой повышенных требований к координации и не воспроизводится автоматически. Поэтому управленческие компенсаторы рассматриваются не как опция, а как условие реализации сценария.</w:t>
+        <w:t>Распределение риска между типами рынков – основное преимущество S3 по критерию 5 §2.3.1 – даётся ценой повышенных требований к координации и не воспроизводится автоматически. Поэтому управленческие компенсаторы рассматриваются не как опция, а как условие реализации сценария.</w:t>
       </w:r>
     </w:p>
     <w:p>
@@ -7266,15 +7282,15 @@
         <w:jc w:val="both"/>
       </w:pPr>
       <w:r>
-        <w:t>Анализ положения МТС Юрент показал, что при широкой географии присутствия стратегическое значение для компании имеет уже не сам факт работы в большом числе городов, а выбор управленческой логики обращения с портфелем региональных рынков. Вывод опирается на теоретико-аналитический диагноз Главы 1, рамку стратегически значимого различения рынков Главы 2 (трёхуровневая иерархия факторов и демонстрационный портфель §2,1.3.6) и на пять стратегических критериев, введённых в §1,6.</w:t>
-      </w:r>
-    </w:p>
-    <w:p>
-      <w:pPr>
-        <w:jc w:val="both"/>
-      </w:pPr>
-      <w:r>
-        <w:t>В качестве предмета стратегического выбора рассмотрены три сценария – сохранение текущей единой логики действий (S1), единый режим с операционной адаптацией (S2) и диверсификация режимов по портфелю (S3). Сценарии описаны через однородные поля (управленческая логика, ограничения, источники риска) и оценены по пяти критериям §1,6.</w:t>
+        <w:t>Анализ положения МТС Юрент показал, что при широкой географии присутствия стратегическое значение для компании имеет уже не сам факт работы в большом числе городов, а выбор управленческой логики обращения с портфелем региональных рынков. Вывод опирается на теоретико-аналитический диагноз Главы 1, рамку стратегически значимого различения рынков Главы 2 (трёхуровневая иерархия факторов и демонстрационный портфель §2.1.3.6) и на пять стратегических критериев, введённых в §1.6.</w:t>
+      </w:r>
+    </w:p>
+    <w:p>
+      <w:pPr>
+        <w:jc w:val="both"/>
+      </w:pPr>
+      <w:r>
+        <w:t>В качестве предмета стратегического выбора рассмотрены три сценария – сохранение текущей единой логики действий (S1), единый режим с операционной адаптацией (S2) и диверсификация режимов по портфелю (S3). Сценарии описаны через однородные поля (управленческая логика, ограничения, источники риска) и оценены по пяти критериям §1.6.</w:t>
       </w:r>
     </w:p>
     <w:p>
@@ -7359,15 +7375,15 @@
         <w:jc w:val="both"/>
       </w:pPr>
       <w:r>
-        <w:t>Практическим выходом работы стал проектный инструмент «Управление покрытием через стимулы» (УПС). Инструмент адресует ключевой фактор успеха оператора кикшеринга на зрелой стадии рынка – фактическую доступность самоката в нужной точке (§2,1.2). УПС снижает потребность в физической ребалансировке, замещая её стимулами для пользователей и внешних исполнителей; конструкция опирается на сочетание трёх типов механизмов – стимулы на стороне точки высадки, точки посадки и оплачиваемые микрозадания внешнему исполнителю. В составе сценария S3 УПС применим в режимах R2 и R3, что повышает устойчивость S3 по критерию операционной исполнимости. Для пилота инструмента предложены KPI и дорожная карта внедрения на горизонте 12 месяцев; базовый сценарий пилота в Екатеринбурге даёт чистый эффект 9,79 млн руб. за сезон (§3.2).</w:t>
-      </w:r>
-    </w:p>
-    <w:p>
-      <w:pPr>
-        <w:jc w:val="both"/>
-      </w:pPr>
-      <w:r>
-        <w:t>Финансовая модель сценария S3 на горизонте 12 месяцев (§3.4) формализована на внутренних поквартальных данных МТС Юрент по регионам РФ за 2024 и 9 мес. 2025 г., предоставленных экспертом А. Совокупная выручка пяти городов демонстрационного портфеля составила 4,17 млрд руб. (59 % выручки сервиса в России), что делает их репрезентативным срезом для портфельного решения. Затраты на реализацию S3 в год 1 оцениваются в ~48 млн руб. (региональное управление 22 млн, маркетинг 7 млн, инфраструктура и пилот УПС 16 млн, накладные 3 млн); ожидаемый совокупный эффект – ~77 млн руб. EBITDA (прирост выручки в R2-городах 12 млн, УПС-пилот в Екатеринбурге 10 млн, оптимизация OpEx в Москве 52 млн, экономия капвложений в нерентабельных локациях 3 млн). Чистый эффект S3 относительно базовой линии S1 в базовом сценарии – +29 млн руб. за год 1; диапазон чувствительности от –5 до +90 млн руб. в зависимости от поведенческих и операционных допущений. В год 2 при тиражировании УПС на три города R2-кластера чистый эффект расширяется до +110–135 млн руб.</w:t>
+        <w:t>Практическим выходом работы стал проектный инструмент «Управление покрытием через стимулы» (УПС). Инструмент адресует ключевой фактор успеха оператора кикшеринга на зрелой стадии рынка – фактическую доступность самоката в нужной точке (§2.1.2). УПС снижает потребность в физической ребалансировке, замещая её стимулами для пользователей и внешних исполнителей; конструкция опирается на сочетание трёх типов механизмов – стимулы на стороне точки высадки, точки посадки и оплачиваемые микрозадания внешнему исполнителю. В составе сценария S3 УПС применим в режимах R2 и R3, что повышает устойчивость S3 по критерию операционной исполнимости. Для пилота инструмента предложены KPI и дорожная карта внедрения на горизонте 12 месяцев; базовый сценарий пилота в Екатеринбурге даёт чистый эффект ≈ 11,7 млн руб. за сезон (§3.2).</w:t>
+      </w:r>
+    </w:p>
+    <w:p>
+      <w:pPr>
+        <w:jc w:val="both"/>
+      </w:pPr>
+      <w:r>
+        <w:t>Финансовая модель сценария S3 на горизонте 12 месяцев (§3.4) формализована на внутренних поквартальных данных МТС Юрент по регионам РФ за 2024 и 9 мес. 2025 г., предоставленных экспертом А. Совокупная выручка пяти городов демонстрационного портфеля составила 4,17 млрд руб. (59 % выручки сервиса в России), что делает их репрезентативным срезом для портфельного решения. Затраты на реализацию S3 в год 1 оцениваются в ~48 млн руб. (региональное управление 22 млн, маркетинг 7 млн, инфраструктура и пилот УПС 16 млн, накладные 3 млн); ожидаемый совокупный эффект – ~79 млн руб. EBITDA (прирост выручки в R2-городах 12 млн, УПС-пилот в Екатеринбурге 12 млн, оптимизация OpEx в Москве 52 млн, экономия капвложений в нерентабельных локациях 3 млн). Чистый эффект S3 относительно базовой линии S1 в базовом сценарии – +31 млн руб. за год 1; диапазон чувствительности от –5 до +95 млн руб. в зависимости от поведенческих и операционных допущений. В год 2 при тиражировании УПС на три города R2-кластера чистый эффект расширяется до +115–140 млн руб.</w:t>
       </w:r>
     </w:p>
     <w:p>
@@ -7833,7 +7849,7 @@
         <w:jc w:val="both"/>
       </w:pPr>
       <w:r>
-        <w:t>1. Поиск и навигация по литературе. Поиск релевантных академических источников по тематике микромобильности, ресурсной теории фирмы, динамических способностей, платформенной конкуренции, регулирования СИМ; первичная фильтрация результатов поиска. Все процитированные источники проверены автором по оригинальным публикациям; библиографические записи в Списке литературы оформлены автором по ГОСТ 7,0.5–2008. Эффективность: сокращение времени поиска источников приблизительно на 40 % относительно ручного.</w:t>
+        <w:t>1. Поиск и навигация по литературе. Поиск релевантных академических источников по тематике микромобильности, ресурсной теории фирмы, динамических способностей, платформенной конкуренции, регулирования СИМ; первичная фильтрация результатов поиска. Все процитированные источники проверены автором по оригинальным публикациям; библиографические записи в Списке литературы оформлены автором по ГОСТ 7.0.5–2008. Эффективность: сокращение времени поиска источников приблизительно на 40 % относительно ручного.</w:t>
       </w:r>
     </w:p>
     <w:p>
@@ -7857,7 +7873,7 @@
         <w:jc w:val="both"/>
       </w:pPr>
       <w:r>
-        <w:t>4. Оформление библиографических записей. Перевод сырых ссылок в формат ГОСТ 7,0.5–2008; авторская сверка деталей выходных данных по оригиналам публикаций. Эффективность: высокая.</w:t>
+        <w:t>4. Оформление библиографических записей. Перевод сырых ссылок в формат ГОСТ 7.0.5–2008; авторская сверка деталей выходных данных по оригиналам публикаций. Эффективность: высокая.</w:t>
       </w:r>
     </w:p>
     <w:p>

--- a/vkr/VKR_final.docx
+++ b/vkr/VKR_final.docx
@@ -434,7 +434,7 @@
         <w:jc w:val="both"/>
       </w:pPr>
       <w:r>
-        <w:t>Цель работы – разработка аналитической системы стратегического выбора оператора кикшеринга в портфеле региональных рынков и применение её к МТС Юрент. Нужно сопоставить три альтернативных сценария действий: сохранение единой логики, единый режим с операционной адаптацией, диверсификация режимов по регионам, – обосновать выбор сценария и предложить проектный инструментарий для ключевых режимов в его составе с финансово-операционной оценкой направлений эффекта по демонстрационному портфелю из пяти городов.</w:t>
+        <w:t>Цель работы – разработать аналитическую систему стратегического выбора оператора кикшеринга в портфеле региональных рынков и применить её к МТС Юрент: сопоставить три альтернативных сценария действий (сохранение единой логики, единый режим с операционной адаптацией, диверсификация режимов по регионам), обосновать выбор сценария, предложить проектный инструментарий для ключевых режимов в его составе и количественно оценить ожидаемый эффект на демонстрационном портфеле из пяти городов.</w:t>
       </w:r>
     </w:p>
     <w:p>
@@ -560,23 +560,7 @@
         <w:jc w:val="both"/>
       </w:pPr>
       <w:r>
-        <w:t>– экспертные консультации с двумя информантами: экспертом А. (руководитель подразделения M&amp;A ПАО «МТС»; экспертная консультация); экспертом Б. (отраслевой эксперт с многолетним опытом топ-уровня в ПАО «МТС», в настоящее время</w:t>
-      </w:r>
-    </w:p>
-    <w:p>
-      <w:pPr>
-        <w:jc w:val="both"/>
-      </w:pPr>
-      <w:r>
-        <w:t>– научный руководитель ВКР; ). Основные содержательные выводы работы строятся на публичных данных и на консультации с экспертом А.; эксперту Б. в эмпирической базе ВКР отведена калибровочная функция</w:t>
-      </w:r>
-    </w:p>
-    <w:p>
-      <w:pPr>
-        <w:jc w:val="both"/>
-      </w:pPr>
-      <w:r>
-        <w:t>– проверка логики выводов и сверка интерпретаций со взглядом отраслевого практика. Тематические блоки гида интервью: стадия рынка и его зрелость; конкурентное поле и ключевые факторы успеха; региональная неоднородность; ограничения и возможности МТС Юрент; технологический выбор и операционная модель. Гид интервью и расшифровки в согласованной мере раскрытия приведены в Приложении Б.</w:t>
+        <w:t>– экспертные консультации с двумя информантами. Эксперт А. – руководитель подразделения M&amp;A ПАО «МТС», непосредственно вовлечён в управление активом МТС Юрент; обеспечивает доступ к внутренней управленческой перспективе компании и к внутренней поквартальной операционно-финансовой отчётности оператора по регионам РФ за 2024–2025 гг., использованной в финансово-операционной карте §3.3 и финансовой модели §3.4. Эксперт Б. – отраслевой эксперт с многолетним опытом топ-уровня в ПАО «МТС», в настоящее время научный руководитель ВКР. Основные содержательные выводы работы строятся на публичных данных и на консультациях с экспертом А.; эксперту Б. в эмпирической базе отведена калибровочная функция: проверка логики выводов и сверка интерпретаций со взглядом отраслевого практика. Тематические блоки гида интервью: стадия рынка и его зрелость; конкурентное поле и ключевые факторы успеха; региональная неоднородность; ограничения и возможности МТС Юрент; технологический выбор и операционная модель.</w:t>
       </w:r>
     </w:p>
     <w:p>
@@ -656,15 +640,15 @@
         <w:jc w:val="both"/>
       </w:pPr>
       <w:r>
-        <w:t>Теоретико-методологическая основа работы опирается на пять линий исследования.</w:t>
-      </w:r>
-    </w:p>
-    <w:p>
-      <w:pPr>
-        <w:jc w:val="both"/>
-      </w:pPr>
-      <w:r>
-        <w:t>Первая – ресурсная теория фирмы (Wernerfelt, 1984; Barney, 1991) – используется для описания конкурентных позиций операторов через инвентарь ресурсов и способностей. Данная теоретическая линия обеспечивает аналитический инструментарий для описания различий между операторами с точки зрения не только размера ресурсной базы, но и способности к её эффективному использованию.</w:t>
+        <w:t>Теоретико-методологическая основа работы построена на пяти линиях.</w:t>
+      </w:r>
+    </w:p>
+    <w:p>
+      <w:pPr>
+        <w:jc w:val="both"/>
+      </w:pPr>
+      <w:r>
+        <w:t>Первая – ресурсная теория фирмы (Wernerfelt, 1984; Barney, 1991) – используется для описания конкурентных позиций операторов через инвентарь ресурсов и способностей. Ресурсная теория позволяет описать различия между операторами не только через размер ресурсной базы, но и через способность к её эффективному использованию.</w:t>
       </w:r>
     </w:p>
     <w:p>
@@ -696,7 +680,7 @@
         <w:jc w:val="both"/>
       </w:pPr>
       <w:r>
-        <w:t>Пятая – методы стратегического управления в работах российских авторов, работы Г. Б. Клейнера по системной теории фирмы и управлению в условиях неоднородности (Клейнер, 2013; 2021) – используется при постановке проблемы для сопряжения региональной специфики российского рынка с общей логикой перехода к зрелости.</w:t>
+        <w:t>Пятая – системная экономика фирмы Г. Б. Клейнера (Клейнер, 2013; 2021) – используется как российская теоретическая рамка управления компанией в условиях системной неоднородности её внешней среды. Прикладной тезис, заимствуемый из этой линии: управление портфелем неоднородных рынков продуктивнее строить через согласованное действие нескольких управленческих контуров (стратегического, операционного, локально-адаптационного), чем через единое правило, применяемое ко всем элементам портфеля. Этот тезис используется в работе при обосновании сценария S3 (§2.3) и при анализе ограничений централизованной управленческой логики МТС Юрент (§2.2).</w:t>
       </w:r>
     </w:p>
     <w:p>
@@ -720,23 +704,7 @@
         <w:jc w:val="both"/>
       </w:pPr>
       <w:r>
-        <w:t>Эмпирическая база работы включает три типа источников: открытые корпоративные раскрытия: квартальные пресс-релизы и инвестиционные презентации ПАО «МТС» за 1 кв. 2022 г. – 4 кв. 2025 г.; годовой отчёт ПАО «МТС» за 2023 год; операционная и финансовая отчётность ПАО «ВУШ Холдинг» по МСФО за 2022–2025 гг.;</w:t>
-      </w:r>
-    </w:p>
-    <w:p>
-      <w:pPr>
-        <w:jc w:val="both"/>
-      </w:pPr>
-      <w:r>
-        <w:t>– отраслевая аналитика и деловая пресса: материалы аналитического агентства TrueSharing 2023–2024 гг.; деловая пресса (Коммерсантъ, РБК, Forbes) 2022–2025 гг.; международные отчёты NACTO, INRIX, McKinsey по микромобильности;</w:t>
-      </w:r>
-    </w:p>
-    <w:p>
-      <w:pPr>
-        <w:jc w:val="both"/>
-      </w:pPr>
-      <w:r>
-        <w:t>– экспертные интервью с двумя информантами (см. описание метода ниже).</w:t>
+        <w:t>Эмпирическая база работы включает три типа источников: открытые корпоративные раскрытия (квартальные пресс-релизы и инвестиционные презентации ПАО «МТС» за 1 кв. 2022 г. – 4 кв. 2025 г., годовой отчёт ПАО «МТС» за 2023 год, операционная и финансовая отчётность ПАО «ВУШ Холдинг» по МСФО за 2022–2025 гг.); отраслевую аналитику и деловую прессу (материалы TrueSharing 2023–2024 гг., публикации Коммерсантъ, РБК, Forbes за 2022–2025 гг., международные отчёты NACTO, INRIX, McKinsey по микромобильности); экспертные интервью с двумя информантами (см. описание метода выше) и внутреннюю поквартальную отчётность МТС Юрент по 86 субъектам РФ за 2024 и 9 месяцев 2025 года, предоставленную экспертом А.</w:t>
       </w:r>
     </w:p>
     <w:p>
@@ -774,7 +742,7 @@
       <w:r>
         <w:t>3.</w:t>
         <w:tab/>
-        <w:t>Предложен сценарно-режимный портфельный подход к стратегическому выбору оператора: три альтернативных сценария действий (сохранение единой логики, единый режим с операционной адаптацией, диверсификация режимов по портфелю) сопоставляются по пяти выводимым из теоретико-методологической основы критериям, и обосновывается выбор сценария диверсификации как наиболее согласованного с ресурсной базой оператора, динамическими способностями и неоднородностью региональных рынков, опирающегося одновременно и на ресурсную базу оператора, и на его динамические способности, и на признаваемую неоднородность региональных рынков.</w:t>
+        <w:t>Предложен сценарно-режимный портфельный подход к стратегическому выбору оператора: три альтернативных сценария действий (сохранение единой логики, единый режим с операционной адаптацией, диверсификация режимов по портфелю) сопоставляются по пяти выводимым из теоретико-методологической основы критериям, и обосновывается выбор сценария диверсификации как наиболее согласованного с ресурсной базой оператора, его динамическими способностями и неоднородностью региональных рынков.</w:t>
       </w:r>
     </w:p>
     <w:p>
@@ -792,39 +760,15 @@
         <w:jc w:val="both"/>
       </w:pPr>
       <w:r>
-        <w:t>Практическая значимость работы состоит в том, что результаты предложены в форме рабочего проектного инструментария, пригодного к использованию при подготовке стратегических решений МТС Юрент: диагностический каркас позволяет отнести конкретный региональный рынок из портфеля МТС Юрент к одному из трёх режимов действий через последовательную проверку условий I и II уровней;</w:t>
-      </w:r>
-    </w:p>
-    <w:p>
-      <w:pPr>
-        <w:jc w:val="both"/>
-      </w:pPr>
-      <w:r>
-        <w:t>– каркас сценариев и пять критериев стратегической оценки задают единый язык сопоставления альтернатив на уровне региональной стратегии оператора и снижают фрагментарность текущей практики, при которой стратегические решения по региональному портфелю принимаются как набор разрозненных кейсов;</w:t>
-      </w:r>
-    </w:p>
-    <w:p>
-      <w:pPr>
-        <w:jc w:val="both"/>
-      </w:pPr>
-      <w:r>
-        <w:t>– проектный инструмент «Управление покрытием через стимулы» (§3.3) содержит описание трёх механизмов, их параметризацию, сценарную экономику и дорожную карту пилотного внедрения на горизонте 12 месяцев в режимах атаки и удержания;</w:t>
-      </w:r>
-    </w:p>
-    <w:p>
-      <w:pPr>
-        <w:jc w:val="both"/>
-      </w:pPr>
-      <w:r>
-        <w:t>– портфельная финансовая модель по 5 городам, построенная на внутренних поквартальных данных МТС Юрент 2024–2025 гг. (эксперт А.) и публичной отчётности ПАО «ВУШ Холдинг», даёт количественную оценку чистого эффекта сценария S3 (+31 млн руб. за год 1 в базовом сценарии, +115–140 млн руб. за год 2 при тиражировании) и шаблон расчёта для расширения на остальные города присутствия (§3.4).</w:t>
-      </w:r>
-    </w:p>
-    <w:p>
-      <w:pPr>
-        <w:jc w:val="both"/>
-      </w:pPr>
-      <w:r>
-        <w:t>Все элементы решения построены на открытых данных и сценарных допущениях; этого достаточно для предварительной оценки эффекта и дизайна пилота, что снижает стоимость и сроки подготовки пилота, тогда как сама апробация требует подключения внутренних данных оператора на этапе 1.</w:t>
+        <w:t>Практическая значимость работы состоит в том, что результаты предложены в форме рабочего проектного инструментария, пригодного к использованию при подготовке стратегических решений МТС Юрент. Диагностический каркас позволяет отнести конкретный региональный рынок из портфеля МТС Юрент к одному из трёх режимов действий через последовательную проверку условий I и II уровней. Каркас сценариев и пять критериев стратегической оценки задают единый язык сопоставления альтернатив на уровне региональной стратегии оператора и снижают фрагментарность текущей практики, при которой стратегические решения по региональному портфелю принимаются как набор разрозненных кейсов. Проектный инструмент УПС (§3.2) содержит описание трёх механизмов, их параметризацию, сценарную экономику и дорожную карту пилотного внедрения на горизонте 12 месяцев в режимах атаки и удержания. Портфельная финансовая модель по 5 городам, построенная на внутренних поквартальных данных МТС Юрент 2024–2025 гг. (эксперт А.) и публичной отчётности ПАО «ВУШ Холдинг», даёт количественную оценку чистого эффекта сценария S3 (+31 млн руб. за год 1 в базовом сценарии, +115–140 млн руб. за год 2 при тиражировании) и шаблон расчёта для расширения на остальные города присутствия (§3.4).</w:t>
+      </w:r>
+    </w:p>
+    <w:p>
+      <w:pPr>
+        <w:jc w:val="both"/>
+      </w:pPr>
+      <w:r>
+        <w:t>Все элементы решения построены на сочетании публичных данных, внутренней поквартальной отчётности МТС Юрент по регионам (эксперт А.) и сценарных допущениях; этого достаточно для предварительной оценки эффекта и дизайна пилота. Сама апробация инструмента требует подключения внутренних операционных данных оператора на этапе пилота.</w:t>
       </w:r>
     </w:p>
     <w:p>
@@ -872,7 +816,7 @@
       <w:r>
         <w:t>4.</w:t>
         <w:tab/>
-        <w:t>В составе выбранного сценария диверсификации проектное наполнение различается по режимам. В режимах атаки и удержания устойчивая дифференциация МТС Юрент достигается через переход к управлению покрытием через стимулы – комбинации трёх механизмов (на стороне точки высадки, точки посадки, внешнего исполнителя), пилотируемой в одном городе-архетипе с измеримыми KPI и сценарной экономикой. В режимах плацдарма и сокращения проектное наполнение опирается на ценовую и операционную настройку без капитальных вложений в расширение физического парка.</w:t>
+        <w:t>В составе выбранного сценария диверсификации проектное наполнение различается по режимам. В режимах атаки и удержания устойчивая дифференциация МТС Юрент достигается через управление покрытием через стимулы – комбинацию трёх механизмов (на стороне точки высадки, точки посадки, внешнего исполнителя), пилотируемую в одном городе-архетипе с измеримыми KPI и сценарной экономикой. В режиме плацдарма и в ограниченной форме режима удержания на регуляторно тяжёлых рынках (Москва) проектное наполнение опирается на ценовую и операционную настройку без капитальных вложений в расширение физического парка.</w:t>
       </w:r>
     </w:p>
     <w:p>
@@ -949,7 +893,7 @@
         <w:jc w:val="both"/>
       </w:pPr>
       <w:r>
-        <w:t>Особенно полезным в этой связи оказывается понятие uneven development – неравномерного развития рынка, проявляющегося не только в темпах расширения парка, но и в самом процессе рыночного формирования. Исследование Groth et al. по новым сервисам аренды электросамокатов в Германии показывает, что развитие рынка в рыночных условиях носит социально- и пространственно-избирательный характер: не все территории становятся одинаково привлекательными или достижимыми для операторов, а доступ к сервису неравномерно распределяется между группами пользователей и районами города (Groth et al., 2025). Coenegrachts et al. дополняют этот вывод: даже при формальном сходстве городов локальные операторы и условия рынка могут существенно различаться, а жёсткость регулирования и институциональные условия заметно влияют на стратегии операторов (Coenegrachts et al., 2024).</w:t>
+        <w:t>Понятие uneven development описывает неравномерное развитие рынка, проявляющееся не только в темпах расширения парка, но и в характере его формирования. Исследование Groth et al. по новым сервисам аренды электросамокатов в Германии показывает, что развитие рынка в рыночных условиях носит социально- и пространственно-избирательный характер: не все территории становятся одинаково привлекательными или достижимыми для операторов, а доступ к сервису неравномерно распределяется между группами пользователей и районами города (Groth et al., 2025). Coenegrachts et al. дополняют этот вывод: даже при формальном сходстве городов локальные операторы и условия рынка могут существенно различаться, а жёсткость регулирования и институциональные условия заметно влияют на стратегии операторов (Coenegrachts et al., 2024).</w:t>
       </w:r>
     </w:p>
     <w:p>
@@ -981,7 +925,7 @@
         <w:jc w:val="both"/>
       </w:pPr>
       <w:r>
-        <w:t>Связь кикшеринга с общественным транспортом дополнительно показывает, что транспортная функция сервиса может разниться. Исследование по Осло демонстрирует, что электросамокаты могут как конкурировать с общественным транспортом, так и дополнять его; значительная часть поездок действительно связана с первыми и последними участками маршрута, однако в других случаях электросамокаты выступают более самостоятельной альтернативой, особенно там, где общественный транспорт связан с более высокими временными издержками (Aarhaug, Fearnley, Johnsson, 2023). Аналогичный вывод содержится в исследовании интеграции электросамокатов с общественным транспортом: в разных городских конфигурациях сервис может играть различную роль – от сервиса «первой и последней мили» до более самостоятельного способа передвижения (Li, Gao, Zhao, Axhausen, 2023). Прикладное исследование Dias, Ribeiro и Arsénio по Браге показывает, что использование сервиса статистически связано с полом пользователя, точкой начала поездки и основным видом транспорта; в практических выводах авторы подчеркивают значение специализированной инфраструктуры, зонирования и мер по успокоению трафика, цена поездки в их выборке не выступает центральным объясняющим фактором (Dias, Ribeiro, Arsénio, 2024).</w:t>
+        <w:t>Связь кикшеринга с общественным транспортом дополнительно показывает, что транспортная функция сервиса может разниться. Исследование по Осло демонстрирует, что электросамокаты могут как конкурировать с общественным транспортом, так и дополнять его; значительная часть поездок действительно связана с первыми и последними участками маршрута, однако в других случаях электросамокаты выступают более самостоятельной альтернативой, особенно там, где общественный транспорт связан с более высокими временными издержками (Aarhaug, Fearnley, Johnsson, 2023). Аналогичный вывод содержится в исследовании интеграции электросамокатов с общественным транспортом: в разных городских конфигурациях сервис может играть различную роль – от сервиса «первой и последней мили» до более самостоятельного способа передвижения (Li, Gao, Zhao, Axhausen, 2023). Прикладное исследование Dias, Ribeiro и Arsénio по Браге показывает, что использование сервиса статистически связано с полом пользователя, точкой начала поездки и основным видом транспорта; в практических выводах авторы подчеркивают значение специализированной инфраструктуры, зонирования и мер по успокоению трафика, цена поездки в их выборке не оказалась центральным объясняющим фактором (Dias, Ribeiro, Arsénio, 2024).</w:t>
       </w:r>
     </w:p>
     <w:p>
@@ -1061,14 +1005,6 @@
         <w:jc w:val="both"/>
       </w:pPr>
       <w:r>
-        <w:t>Рассмотрим локальную регуляторную среду и те преимущества, которые операторы способны реализовать в этих условиях.</w:t>
-      </w:r>
-    </w:p>
-    <w:p>
-      <w:pPr>
-        <w:jc w:val="both"/>
-      </w:pPr>
-      <w:r>
         <w:t>В исследовании Sareen, Remme и Haarstad, посвящённом рынку электросамокатов в Бергене, локальная регуляторная среда рассматривается как часть самого процесса формирования рынка. Авторы показывают, что развитие рынка сопровождалось борьбой вокруг допустимых параметров сервиса, распределения полномочий и способов контроля за использованием городского пространства. Поэтому регулирование участвует в формировании самого рынка, определяя, какие модели присутствия становятся возможными (Sareen, Remme, Haarstad, 2021).</w:t>
       </w:r>
     </w:p>
@@ -1133,7 +1069,7 @@
         <w:jc w:val="both"/>
       </w:pPr>
       <w:r>
-        <w:t>Российский рынок кикшеринга к настоящему моменту демонстрирует и признаки зрелости. По данным отраслевого обзора, в 2024 году объём рынка составил 31,1 млрд руб., количество уникальных пользователей достигло 25,3 млн человек, а число поездок – 281,6 млн (TrueSharing, 2025a).</w:t>
+        <w:t>Российский рынок кикшеринга к настоящему моменту демонстрирует признаки зрелости. По данным отраслевого обзора, в 2024 году объём рынка составил 31,1 млрд руб., количество уникальных пользователей достигло 25,3 млн человек, а число поездок – 281,6 млн (TrueSharing, 2025a).</w:t>
       </w:r>
     </w:p>
     <w:p>
@@ -1146,7 +1082,7 @@
         <w:rPr>
           <w:i/>
         </w:rPr>
-        <w:t>Рисунок 1.1 – Динамика рынка кикшеринга РФ, 2020–2025 (источник: TrueSharing (2025a); ВУШ Холдинг (2025); данные Эксперта А)</w:t>
+        <w:t>Рисунок 1.1 – Динамика рынка кикшеринга РФ, 2020–2025 (источник: TrueSharing (2025a); ВУШ Холдинг (2025); данные эксперта А.)</w:t>
       </w:r>
     </w:p>
     <w:p>
@@ -1159,7 +1095,7 @@
         <w:rPr>
           <w:i/>
         </w:rPr>
-        <w:t>Рисунок 1.2 – Поквартальная динамика кикшеринга: Whoosh и МТС Юрент, 2024 vs 2025 (источник: ВУШ Холдинг (2025); данные Эксперта А)</w:t>
+        <w:t>Рисунок 1.2 – Поквартальная динамика кикшеринга: Whoosh и МТС Юрент, 2024 vs 2025 (источник: ВУШ Холдинг (2025); данные эксперта А.)</w:t>
       </w:r>
     </w:p>
     <w:p>
@@ -1183,7 +1119,7 @@
         <w:jc w:val="both"/>
       </w:pPr>
       <w:r>
-        <w:t>Примечательно, что динамика операторов в 2025 году оказалась разнонаправленной. Если Whoosh зафиксировал снижение поездок на 7% и рост чистого убытка до 1,9 млрд руб. за первое полугодие, то МТС Юрент за тот же период увеличил количество поездок на 42%, до 54,2 млн (МТС, 2025). оператор-преследователь продолжил наращивать объёмы на фоне общего спада рынка – за счёт выхода в новые города и привлечения аудитории через экосистему МТС. Вероятно, разрыв между лидером и вторым игроком начал сокращаться потому, что лидер столкнулся с естественным потолком роста. В условиях растущего рынка конкурентные преимущества формировались экстенсивно: за счёт наращивания парка и географии присутствия. Когда же рынок стагнирует или сжимается, на первый план выходит операционная эффективность – способность извлекать больше из имеющегося парка при тех же или меньших затратах.</w:t>
+        <w:t>Примечательно, что динамика операторов в 2025 году оказалась разнонаправленной. Если Whoosh зафиксировал снижение поездок на 7% и рост чистого убытка до 1,9 млрд руб. за первое полугодие, то МТС Юрент за тот же период увеличил количество поездок на 42 %, до 54,2 млн (МТС, 2025). Оператор-преследователь продолжил наращивать объёмы на фоне общего спада рынка – за счёт выхода в новые города и привлечения аудитории через экосистему МТС. Вероятно, разрыв между лидером и вторым игроком начал сокращаться потому, что лидер столкнулся с естественным потолком роста. В условиях растущего рынка конкурентные преимущества формировались экстенсивно: за счёт наращивания парка и географии присутствия. Когда же рынок стагнирует или сжимается, на первый план выходит операционная эффективность – способность извлекать больше из имеющегося парка при тех же или меньших затратах.</w:t>
       </w:r>
     </w:p>
     <w:p>
@@ -1204,7 +1140,7 @@
         <w:rPr>
           <w:i/>
         </w:rPr>
-        <w:t>Рисунок 1.3 – Структура рынка кикшеринга РФ по выручке и поездкам, 2024 (источник: ВУШ Холдинг (2025); TrueSharing (2025a); данные Эксперта А)</w:t>
+        <w:t>Рисунок 1.3 – Структура рынка кикшеринга РФ по выручке и поездкам, 2024 (источник: ВУШ Холдинг (2025); TrueSharing (2025a); данные эксперта А.)</w:t>
       </w:r>
     </w:p>
     <w:p>
@@ -1217,15 +1153,15 @@
         <w:rPr>
           <w:i/>
         </w:rPr>
-        <w:t>Рисунок 1.4 – Поквартальная динамика МТС Юрент по городам, 2024–2025 (источник: данные Эксперта А; расчёт автора)</w:t>
-      </w:r>
-    </w:p>
-    <w:p>
-      <w:pPr>
-        <w:jc w:val="both"/>
-      </w:pPr>
-      <w:r>
-        <w:t>При этом важны и сценарии использования самокатов: в том же обзоре отмечается, что в 2024 году число поездок выросло на 33,1%, а доля транспортного сценария достигла 85% против 15% рекреационных поездок. Это позволяет говорить о постепенном изменении логики рынка: кикшеринг всё в большей степени используется как инструмент повседневной мобильности. Поэтому российский рынок уже демонстрирует некоторые признаки зрелости, хотя и продолжает быстро расти (TrueSharing, 2025a).</w:t>
+        <w:t>Рисунок 1.4 – Поквартальная динамика МТС Юрент по городам, 2024–2025 (источник: данные эксперта А.; расчёт автора)</w:t>
+      </w:r>
+    </w:p>
+    <w:p>
+      <w:pPr>
+        <w:jc w:val="both"/>
+      </w:pPr>
+      <w:r>
+        <w:t>При этом важны и сценарии использования самокатов: в том же обзоре отмечается, что в 2024 году число поездок выросло на 33,1%, а доля транспортного сценария достигла 85% против 15% рекреационных поездок. Это говорит о постепенном изменении логики рынка: кикшеринг всё в большей степени используется как инструмент повседневной мобильности, что для оператора-преследователя означает смещение конкуренции с сезонной аудитории на удержание устойчивой пользовательской базы (TrueSharing, 2025a).</w:t>
       </w:r>
     </w:p>
     <w:p>
@@ -1337,7 +1273,7 @@
         <w:jc w:val="both"/>
       </w:pPr>
       <w:r>
-        <w:t>Критерий 5. Профиль риска. Источник критерия – линия uneven development и неоднородности регуляторных режимов (Groth et al., 2024; Coenegrachts et al., 2024, 2025), а также наблюдаемая фрагментарность российского регуляторного ландшафта (§1.5). Эта линия показывает, что неоднородность рынков выражается не только в различиях стационарного состояния, но и в различной динамике рисков: поведенческих (отклик пользователей на новые механизмы), технологических (зрелость операционных систем оператора), регуляторных (изменения правил присутствия) и конкурентных (действия Whoosh и Яндекс Go в отдельных городах). Для выбора сценария это вопрос: какова структура и величина рисков, концентрируется ли риск в одной точке или распределяется по портфелю, и какие из рисков могут быть купированы операционно, а какие – только стратегически. Сценарий, концентрирующий риск в одной механике (например, в массовом запуске единого инструмента во всех городах), по этому критерию слабее сценария, в котором риск распределён между типами рынков и инструментами.</w:t>
+        <w:t>Критерий 5. Профиль риска. Источник критерия – линия uneven development и неоднородности регуляторных режимов (Groth et al., 2025; Coenegrachts et al., 2024, 2025), а также наблюдаемая фрагментарность российского регуляторного ландшафта (§1.5). Эта линия показывает, что неоднородность рынков выражается не только в различиях стационарного состояния, но и в различной динамике рисков: поведенческих (отклик пользователей на новые механизмы), технологических (зрелость операционных систем оператора), регуляторных (изменения правил присутствия) и конкурентных (действия Whoosh и Яндекс Go в отдельных городах). Для выбора сценария это вопрос: какова структура и величина рисков, концентрируется ли риск в одной точке или распределяется по портфелю, и какие из рисков могут быть купированы операционно, а какие – только стратегически. Сценарий, концентрирующий риск в одной механике (например, в массовом запуске единого инструмента во всех городах), по этому критерию слабее сценария, в котором риск распределён между типами рынков и инструментами.</w:t>
       </w:r>
     </w:p>
     <w:p>
@@ -1377,7 +1313,7 @@
         <w:jc w:val="both"/>
       </w:pPr>
       <w:r>
-        <w:t>Из теоретико-аналитической диагностики первой главы вытекают пять критериев стратегической оценки альтернативных сценариев действий оператора в портфеле региональных рынков: ресурсно-теоретическая защитимость, согласованность с динамическими способностями, операционная исполнимость, финансовый эффект и профиль риска (§1.6). Эти критерии применяются в Главе 3 для сопоставления трёх альтернативных сценариев и обоснования выбора одного из них. задача выделения параметров регионального различения, по которым строится диагностика конкретных рынков, остаётся отдельной и решается во второй главе.</w:t>
+        <w:t>Из теоретико-аналитической диагностики первой главы вытекают пять критериев стратегической оценки альтернативных сценариев действий оператора в портфеле региональных рынков: ресурсно-теоретическая защитимость, согласованность с динамическими способностями, операционная исполнимость, финансовый эффект и профиль риска (§1.6). Эти критерии применяются в §2.3 для сопоставления трёх альтернативных сценариев и обоснования выбора одного из них. Задача выделения параметров регионального различения, по которым строится диагностика конкретных рынков, решается во второй главе.</w:t>
       </w:r>
     </w:p>
     <w:p>
@@ -1430,7 +1366,7 @@
         <w:jc w:val="both"/>
       </w:pPr>
       <w:r>
-        <w:t>Экономические факторы (E). Ключевая ставка ЦБ РФ в 2025 г. составляет 21 %, что существенно повышает стоимость финансирования парка самокатов (средний срок службы – 2–3 сезона, инвестиция в единицу – 60–90 тыс. руб.). Инфляция увеличивает себестоимость обслуживания и логистики. В 2025 г. рынок кикшеринга впервые зафиксировал снижение совокупного спроса на 6 % (Платформа ОФД, 2025), а выручка лидера рынка (Whoosh) упала на 13 %. Средний чек варьируется от 75 руб. (Екатеринбург) до 103 руб. (Краснодар), что свидетельствует о ценовой неоднородности рынков. Влияние на стратегический выбор: высокое. Стагнация рынка и рост стоимости капитала делают экстенсивную стратегию (наращивание парка без роста утилизации) менее устойчивой и требуют роста утилизации парка и требуют перехода к инструментам повышения операционной эффективности.</w:t>
+        <w:t>Экономические факторы (E). Ключевая ставка ЦБ РФ в 2025 г. составляет 21 %, что существенно повышает стоимость финансирования парка самокатов (средний срок службы – 2–3 сезона, инвестиция в единицу – 60–90 тыс. руб.). Инфляция увеличивает себестоимость обслуживания и логистики. В 2025 г. рынок кикшеринга впервые зафиксировал снижение совокупного спроса на 6 % (Платформа ОФД, 2025), а выручка лидера рынка (Whoosh) упала на 13 %. Средний чек варьируется от 75 руб. (Екатеринбург) до 103 руб. (Краснодар), что свидетельствует о ценовой неоднородности рынков. Влияние на стратегический выбор: высокое. Стагнация рынка и рост стоимости капитала делают экстенсивную стратегию (наращивание парка без роста утилизации) менее устойчивой и сдвигают фокус с расширения парка на рост его утилизации и операционную эффективность.</w:t>
       </w:r>
     </w:p>
     <w:p>
@@ -1518,7 +1454,7 @@
         <w:jc w:val="both"/>
       </w:pPr>
       <w:r>
-        <w:t>Яндекс. Третий оператор (~30 тыс. самокатов, ~20 городов). Кикшеринг не выделяется как самостоятельное приоритетное направление в публичной отчётности – сервис интегрирован в суперприложение Яндекс Go. Конкурентное преимущество – встроенность в транспортную экосистему (такси, каршеринг, навигатор). Парк существенно меньше, но утилизация потенциально выше за счёт трафика суперприложения.</w:t>
+        <w:t>Яндекс. Третий оператор (~30 тыс. самокатов, ~20 городов). Кикшеринг не выделяется как самостоятельное приоритетное направление в публичной отчётности – сервис интегрирован в суперприложение Яндекс Go. Конкурентное преимущество – встроенность в транспортную экосистему (такси, каршеринг, навигатор). Парк существенно меньше, но утилизация потенциально выше за счёт пользовательского трафика суперприложения.</w:t>
       </w:r>
     </w:p>
     <w:p>
@@ -1558,7 +1494,7 @@
         <w:jc w:val="both"/>
       </w:pPr>
       <w:r>
-        <w:t>Также существенным становится вопрос о том, в каких условиях дополнительный парк сохраняет экономический смысл и может быть поддержан на должном уровне качества и доступности. В силу этого одна и та же базовая модель приобретает разную ценность в разных рыночных условиях: где-то она сохраняет высокую отдачу, где-то быстро упирается в ограничения спроса, операционного исполнения или институциональной среды. Для оператора с присутствием в десятках городов это означает, что вопрос о конкурентных действиях ставится не в форме «как реализовать одну модель» и не в форме «как настроить модель в каждом отдельном городе», а в форме портфельной: как распределить разные типы действий между разными типами рыночных конфигураций.</w:t>
+        <w:t>Однако одна и та же базовая модель приобретает разную ценность в разных рыночных условиях: где-то она сохраняет высокую отдачу, где-то быстро упирается в ограничения спроса, операционного исполнения или институциональной среды. Для оператора с присутствием в десятках городов это означает, что вопрос о конкурентных действиях ставится не в форме «как реализовать одну модель» и не в форме «как настроить модель в каждом отдельном городе», а в форме портфельной: как распределить разные типы действий между разными типами рыночных конфигураций.</w:t>
       </w:r>
     </w:p>
     <w:p>
@@ -2965,7 +2901,7 @@
         <w:jc w:val="both"/>
       </w:pPr>
       <w:r>
-        <w:t>Возникает разрыв: компания уже работает как федеральный оператор, но способ управления регионами ещё во многом сохраняет централизованную логику молодого цифрового сервиса. Этот разрыв особенно заметен на зрелом рынке. Если крупные и коммерчески привлекательные локации уже в основном покрыты, следующий источник результата связан с настройкой существующего присутствия: где усиливать позицию, где удерживать маржу, где ограничивать вложения и сохранять минимальное присутствие.</w:t>
+        <w:t>Возникает разрыв: компания уже работает как федеральный оператор, но способ управления регионами ещё во многом сохраняет централизованную логику молодого цифрового сервиса. Этот разрыв особенно заметен на зрелом рынке. Если крупные и коммерчески привлекательные локации уже в основном покрыты, следующий источник результата связан с настройкой существующего присутствия: где усиливать позицию, где удерживать маржу, где ограничивать вложения и сохранять минимальное присутствие. В терминах системной экономики фирмы (Клейнер, 2013; 2021) это типичный сигнал о том, что объект управления стал системно неоднородным быстрее, чем сама управленческая модель: единый набор управленческих процедур перестаёт быть достаточным, и устойчивость результата начинает зависеть от согласованного действия нескольких управленческих контуров – центрального стратегического, регионального адаптационного и операционно-исполнительского.</w:t>
       </w:r>
     </w:p>
     <w:p>
@@ -5315,7 +5251,7 @@
         <w:rPr>
           <w:i/>
         </w:rPr>
-        <w:t>Рисунок 3.1 – Неоднородность региональных рынков МТС Юрент: утилизация парка и динамика поездок, 2024–2025 (источник: данные Эксперта А; расчёт автора)</w:t>
+        <w:t>Рисунок 3.1 – Неоднородность региональных рынков МТС Юрент: утилизация парка и динамика поездок, 2024–2025 (источник: данные эксперта А.; расчёт автора)</w:t>
       </w:r>
     </w:p>
     <w:p>
@@ -5328,7 +5264,7 @@
         <w:rPr>
           <w:i/>
         </w:rPr>
-        <w:t>Рисунок 3.2 – Операционные показатели МТС Юрент по городам демонстрационного портфеля, 2024–2025 (источник: данные Эксперта А; расчёт автора)</w:t>
+        <w:t>Рисунок 3.2 – Операционные показатели МТС Юрент по городам демонстрационного портфеля, 2024–2025 (источник: данные эксперта А.; расчёт автора)</w:t>
       </w:r>
     </w:p>
     <w:p>
@@ -7351,7 +7287,7 @@
         <w:jc w:val="both"/>
       </w:pPr>
       <w:r>
-        <w:t>Из теоретико-методологической основы – ресурсной теории фирмы, концепции динамических способностей, литературы по платформенной конкуренции, эмпирических исследований рынков шеринговой микромобильности и российской традиции стратегического управления – выведены пять критериев оценки стратегических альтернатив: ресурсно-теоретическая защитимость, согласованность с динамическими способностями, операционная исполнимость, финансовый эффект и профиль риска. Параметры регионального различения рынков организованы в трёхуровневую иерархию: I уровень – структурная конфигурация рынка (включая положение оператора как накопленный результат предыдущих решений); II уровень – операционная исполнимость; III уровень – тактические рычаги, действующие в пределах сезона. Иерархия использована как организационная рамка для последующего описания режимов и сопоставления городов: на верхних уровнях выбирается режим, на нижних – рычаги в его составе.</w:t>
+        <w:t>Из теоретико-методологической основы – ресурсной теории фирмы, концепции динамических способностей, литературы по платформенной конкуренции, эмпирических исследований рынков шеринговой микромобильности и системной экономики фирмы (Клейнер, 2013; 2021) – выведены пять критериев оценки стратегических альтернатив: ресурсно-теоретическая защитимость, согласованность с динамическими способностями, операционная исполнимость, финансовый эффект и профиль риска. Параметры регионального различения рынков организованы в трёхуровневую иерархию: I уровень – структурная конфигурация рынка (включая положение оператора как накопленный результат предыдущих решений); II уровень – операционная исполнимость; III уровень – тактические рычаги, действующие в пределах сезона. Иерархия использована как организационная рамка для последующего описания режимов и сопоставления городов: на верхних уровнях выбирается режим, на нижних – рычаги в его составе.</w:t>
       </w:r>
     </w:p>
     <w:p>
@@ -7620,7 +7556,7 @@
         <w:jc w:val="both"/>
       </w:pPr>
       <w:r>
-        <w:t>Reed R., DeFillippi R. J. Causal Ambiguity, Barriers to Imitation, and Sustainable Competitive Advantage // Academy of Management Review. 1990. Vol. 15, no. 1. P. 88–102. DOI: 10.5465/amr.1990.4308277.</w:t>
+        <w:t>Reed R., DeFillippi R. J. Causal Ambiguity, Barriers to Imitation, and Sustainable Competitive Advantage // Academy of Management Review. 1990. Vol. 15, no. 1. P. 88–102.</w:t>
       </w:r>
     </w:p>
     <w:p>
@@ -7700,7 +7636,7 @@
         <w:jc w:val="both"/>
       </w:pPr>
       <w:r>
-        <w:t>Клейнер Г. Б. Системная экономика: шаги развития. М.: Научная библиотека, 2021. 624 с.</w:t>
+        <w:t>Клейнер Г. Б. Системная экономика: шаги развития: монография / Центральный экономико-математический институт РАН. М.: Научная библиотека, 2021. 746 с. ISBN 978-5-907242-87-6.</w:t>
       </w:r>
     </w:p>
     <w:p>

--- a/vkr/VKR_final.docx
+++ b/vkr/VKR_final.docx
@@ -1606,7 +1606,7 @@
         <w:jc w:val="both"/>
       </w:pPr>
       <w:r>
-        <w:t>Для оператора кикшеринга стратегическое значение по мере развития рынка приобретает экономический смысл продолжения расширения присутствия. Вопрос состоит в том, способен ли дополнительный парк, более плотное покрытие или выход в новые зоны давать сопоставимый прирост поездок и выручки. Именно здесь различия между рынками начинают влиять на конкурентную стратегию: в одних случаях расширение еще усиливает позицию оператора, в других его эффект быстро ослабевает и становится отрицательным.</w:t>
+        <w:t>По мере развития рынка стратегическое значение приобретает не само расширение присутствия, а его экономический смысл: способен ли дополнительный парк, более плотное покрытие или выход в новые зоны давать сопоставимый прирост поездок и выручки. Именно здесь различия между рынками начинают влиять на конкурентную стратегию: в одних случаях расширение еще усиливает позицию оператора, в других его эффект быстро ослабевает и становится отрицательным.</w:t>
       </w:r>
     </w:p>
     <w:p>
@@ -1867,7 +1867,7 @@
         <w:rPr>
           <w:i/>
         </w:rPr>
-        <w:t>Таблица 2.1.3,1. Сочетания факторов I и II уровней в демонстрационном портфеле городов.</w:t>
+        <w:t>Таблица 2.1.3.1. Сочетания факторов I и II уровней в демонстрационном портфеле городов.</w:t>
       </w:r>
     </w:p>
     <w:tbl>
@@ -2837,7 +2837,7 @@
         <w:jc w:val="both"/>
       </w:pPr>
       <w:r>
-        <w:t>Поскольку демонстрационный портфель составлен с позиции МТС Юрент в крупных и конкурентных рынках, в нём преобладает положение преследователя. Это не отменяет режима удержания как элемента общего каркаса: он сохраняет значение для рынков или локальных зон, где оператор обладает сильной позицией, а также для сопоставления с действиями лидера рынка. таблица не предписывает режимы: режим – содержание Главы 3, и его выбор по каждому городу выводится через сценарий, критерии оценки сценариев и рамку различения, а не напрямую из параметров. Назначение таблицы – показать, что неоднородность рынков не сводится к одной оси и что предметная работа со сценариями требует учитывать сочетания, а не отдельные параметры.</w:t>
+        <w:t>Поскольку демонстрационный портфель составлен с позиции МТС Юрент в крупных и конкурентных рынках, в нём преобладает положение преследователя. Это не отменяет режима удержания как элемента общего каркаса: он сохраняет значение для рынков или локальных зон, где оператор обладает сильной позицией, а также для сопоставления с действиями лидера рынка. Таблица не предписывает режимы: режим – содержание Главы 3, и его выбор по каждому городу выводится через сценарий, критерии оценки сценариев и рамку различения, а не напрямую из параметров. Назначение таблицы – показать, что неоднородность рынков не сводится к одной оси и что предметная работа со сценариями требует учитывать сочетания, а не отдельные параметры.</w:t>
       </w:r>
     </w:p>
     <w:p>
@@ -2885,7 +2885,7 @@
         <w:jc w:val="both"/>
       </w:pPr>
       <w:r>
-        <w:t>По экспертной оценке, Юрент сохраняет черты молодого цифрового бизнеса: компактную команду, короткий контур принятия решений и готовность проверять продуктовые механики через пилоты. Для УПС это сильная сторона. Размер стимула, правила участия, выбор зон, формат сообщения в приложении и условия начисления бонуса заранее невозможно рассчитать идеально. Такие механики требуют быстрого тестирования и последующей настройки по фактическому поведению пользователей. Поэтому предпринимательская гибкость Юрента повышает реализуемость пилота. та же организационная логика создаёт ограничение. По экспертной оценке, продуктовые, маркетинговые и операционные решения во многом сохраняют централизованный контур. Такая модель хорошо подходит для быстрого запуска типовых решений и масштабирования сервиса по стране. На зрелом портфеле региональных рынков её возможностей уже меньше. Города различаются по спросу, сезонности, регулированию, конкурентной ситуации, плотности поездок и стоимости операционного исполнения. Значит, одинаковая логика управления может давать разный результат в разных городах.</w:t>
+        <w:t>По экспертной оценке, Юрент сохраняет черты молодого цифрового бизнеса: компактную команду, короткий контур принятия решений и готовность проверять продуктовые механики через пилоты. Для УПС это сильная сторона. Размер стимула, правила участия, выбор зон, формат сообщения в приложении и условия начисления бонуса заранее невозможно рассчитать идеально. Такие механики требуют быстрого тестирования и последующей настройки по фактическому поведению пользователей. Поэтому предпринимательская гибкость Юрента повышает реализуемость пилота. Однако та же организационная логика создаёт ограничение. По экспертной оценке, продуктовые, маркетинговые и операционные решения во многом сохраняют централизованный контур. Такая модель хорошо подходит для быстрого запуска типовых решений и масштабирования сервиса по стране. На зрелом портфеле региональных рынков её возможностей уже меньше. Города различаются по спросу, сезонности, регулированию, конкурентной ситуации, плотности поездок и стоимости операционного исполнения. Значит, одинаковая логика управления может давать разный результат в разных городах.</w:t>
       </w:r>
     </w:p>
     <w:p>
@@ -3061,7 +3061,7 @@
         <w:jc w:val="both"/>
       </w:pPr>
       <w:r>
-        <w:t>Сценарий S3 – диверсификация режимов по портфелю. Оператор различает сценарно-однородные группы рынков и применяет к ним разные режимы конкурентных действий: в одних городах – режим экспансии, в других – режим удержания, в третьих – режим сокращения. Внутри каждого режима сохраняется типовой набор рычагов и показателей; различие заключается в том, какой именно режим назначается рынку. Управленческая логика сценария исходит из положения о том, что одинаковая модель действий во всех городах при сильной неоднородности конфигураций даёт меньший конкурентный результат, чем дифференцированная. Преимущества S3 связаны с возможностью точнее распределять управленческое внимание и ресурсы, концентрируя операционную интенсивность там, где она даёт отдачу, и снижая её там, где сильное присутствие экономически нецелесообразно. Ограничения S3 связаны с повышенными требованиями к управленческим способностям: необходимостью различать рынки на уровне портфеля, синхронизировать действия между режимами и поддерживать единообразие пользовательского опыта при дифференцированной операционной модели. Эти ограничения подробно разбираются в §2.3.1 и §3.5.</w:t>
+        <w:t>Сценарий S3 – диверсификация режимов по портфелю. Оператор различает сценарно-однородные группы рынков и применяет к ним разные режимы конкурентных действий: в одних городах – режим экспансии (R2), в других – режим удержания (R3), в третьих – удержание в ограниченной форме (на регуляторно тяжёлых рынках) или плацдарм (R1) при выходе в новые локации. Внутри каждого режима сохраняется типовой набор рычагов и показателей; различие заключается в том, какой именно режим назначается рынку. Управленческая логика сценария исходит из положения о том, что одинаковая модель действий во всех городах при сильной неоднородности конфигураций даёт меньший конкурентный результат, чем дифференцированная. Преимущества S3 связаны с возможностью точнее распределять управленческое внимание и ресурсы, концентрируя операционную интенсивность там, где она даёт отдачу, и снижая её там, где сильное присутствие экономически нецелесообразно. Ограничения S3 связаны с повышенными требованиями к управленческим способностям: необходимостью различать рынки на уровне портфеля, синхронизировать действия между режимами и поддерживать единообразие пользовательского опыта при дифференцированной операционной модели. Эти ограничения подробно разбираются в §2.3.1 и §3.5.</w:t>
       </w:r>
     </w:p>
     <w:p>
@@ -3149,7 +3149,7 @@
         <w:jc w:val="both"/>
       </w:pPr>
       <w:r>
-        <w:t>Критерий ставит вопрос о ожидаемом приросте EBITDA на портфеле городов в горизонте сезона и о его распределении между рынками присутствия. S1 в условиях зрелых и насыщенных рынков теряет источник новой ценности от расширения и одновременно несёт издержки избыточного давления в чувствительных конфигурациях; ожидаемая динамика – стагнация выручки на самокат при сохранении текущих операционных издержек, с риском ухудшения в регуляторно жёстких городах. S2 через единый режим R3 удерживает экономику покрытия и стабилизирует выручку на самокат, но не использует возможности экспансии в рынках с запасом плотности (например, R2 в Екатеринбурге) и оставляет нерешённой проблему рынков, где сильное присутствие нецелесообразно (R3). S3 допускает максимизацию отдачи в условиях неоднородности: в рынках R2 – рост поездок и доли при ограниченном росте парка (проектный инструмент §3.2), в рынках R3 – стабилизация маржи через дисциплину расстановки, в рынках R3 – снижение операционной нагрузки без потери существенной выручки. Демонстрационный портфель §2.3.1 показывает направления этой динамики качественно, без претензии на точные финансовые прогнозы. По этому критерию S3 сильнее S2, S2 сильнее S1.</w:t>
+        <w:t>Критерий ставит вопрос о ожидаемом приросте EBITDA на портфеле городов в горизонте сезона и о его распределении между рынками присутствия. S1 в условиях зрелых и насыщенных рынков теряет источник новой ценности от расширения и одновременно несёт издержки избыточного давления в чувствительных конфигурациях; ожидаемая динамика – стагнация выручки на самокат при сохранении текущих операционных издержек, с риском ухудшения в регуляторно жёстких городах. S2 через единый режим R3 удерживает экономику покрытия и стабилизирует выручку на самокат, но не использует возможности экспансии в рынках с запасом плотности (например, R2 в Екатеринбурге) и оставляет нерешённой проблему рынков, где сильное присутствие нецелесообразно (R3). S3 допускает максимизацию отдачи в условиях неоднородности: в рынках R2 – рост поездок и доли при ограниченном росте парка (проектный инструмент §3.2), в рынках R3 «Удержание» – стабилизация маржи через дисциплину расстановки; в рынках с R3 в ограниченной форме (Москва) – снижение операционной нагрузки без потери существенной выручки за счёт исключения зон с отрицательной предельной экономикой. Демонстрационный портфель §2.1.3.6 и финансовая модель §3.4 показывают направления и порядок этой динамики, без претензии на точные финансовые прогнозы. По этому критерию S3 сильнее S2, S2 сильнее S1.</w:t>
       </w:r>
     </w:p>
     <w:p>
@@ -3205,7 +3205,7 @@
         <w:jc w:val="both"/>
       </w:pPr>
       <w:r>
-        <w:t>Копирование S3 затруднено сложностью организационного исполнения. Для воспроизведения сценария конкуренту требуются одновременно операционная база для параллельной поддержки нескольких режимов, процедура внутреннего различения сценарно-однородных групп рынков, институционально-организационный контур локальной адаптации и функция портфельного управления. В терминах ресурсной теории S3 защищается сочетанием организационных способностей, относящимся к категории причинно неопределённые resources (Reed, DeFillippi, 1990): преимущество относительно устойчиво в горизонте 1–2 сезонов и не разрушается информационным раскрытием.</w:t>
+        <w:t>Копирование S3 затруднено сложностью организационного исполнения. Для воспроизведения сценария конкуренту требуются одновременно операционная база для параллельной поддержки нескольких режимов, процедура внутреннего различения сценарно-однородных групп рынков, институционально-организационный контур локальной адаптации и функция портфельного управления. В терминах ресурсной теории S3 защищается сочетанием организационных способностей, относящимся к категории причинно неопределённых ресурсов (Reed, DeFillippi, 1990): преимущество относительно устойчиво в горизонте 1–2 сезонов и не разрушается информационным раскрытием.</w:t>
       </w:r>
     </w:p>
     <w:p>
@@ -3253,7 +3253,7 @@
         <w:jc w:val="both"/>
       </w:pPr>
       <w:r>
-        <w:t>Сформирована аналитическая рамка, позволяющая перейти от общего тезиса о неоднородности рынков к анализу положения МТС Юрент и к выбору сценария обращения с портфелем региональных рынков. Этот выбор, в отличие от выбора режима в одном городе, делается на портфельном уровне: в Главе 3 рассматриваются три сценария – сохранение текущей единой логики действий, единый режим с операционной адаптацией и сценарий диверсификации режимов по регионам, – после чего внутри выбранного сценария к разным городам применяются разные режимы конкурентных действий.</w:t>
+        <w:t>Сформирована аналитическая рамка, позволяющая перейти от общего тезиса о неоднородности рынков к анализу положения МТС Юрент и к выбору сценария обращения с портфелем региональных рынков. Этот выбор, в отличие от выбора режима в одном городе, делается на портфельном уровне: в §2.3 рассмотрены три сценария – сохранение текущей единой логики действий, единый режим с операционной адаптацией и диверсификация режимов по регионам, – из которых обоснован выбор сценария S3. В Главе 3 этот сценарий переводится в проектное содержание: каркас режимов R1–R3, проектный инструмент УПС, финансовая модель и риски.</w:t>
       </w:r>
     </w:p>
     <w:p>
@@ -3330,7 +3330,7 @@
         <w:jc w:val="both"/>
       </w:pPr>
       <w:r>
-        <w:t>Рычаги. Минимально достаточная плотность парка (без избыточного расширения), отстройка операционных процессов и стандартов обслуживания, отработка взаимодействия с городскими акторами и регуляторами, базовая фиксация бренда. Промо и ценовые рычаги используются ограниченно – в задачах знакомства аудитории с сервисом, без агрессивного маркетинга. Капитальные вложения в расширение парка сдерживаются: режим ориентирован на наблюдение и закрепление, а не на захват доли</w:t>
+        <w:t>Рычаги. Минимально достаточная плотность парка (без избыточного расширения), отстройка операционных процессов и стандартов обслуживания, отработка взаимодействия с городскими акторами и регуляторами, базовая фиксация бренда. Промо и ценовые рычаги используются ограниченно – в задачах знакомства аудитории с сервисом, без агрессивного маркетинга. Капитальные вложения в расширение парка сдерживаются: режим ориентирован на наблюдение и закрепление, а не на захват доли.</w:t>
       </w:r>
     </w:p>
     <w:p>
@@ -4052,7 +4052,15 @@
         <w:jc w:val="both"/>
       </w:pPr>
       <w:r>
-        <w:t>Действие. Активация одного из трёх типов стимулов: Стимул на стороне точки высадки. Пользователю, завершающему поездку, предлагается небольшая выгода (скидка на следующую поездку, бонус, снижение стоимости текущей поездки) при выборе точки завершения, расположенной в зоне дефицита. Это перемещает самокат в нужную точку без отдельной операции ребалансировки.</w:t>
+        <w:t>Действие. Активация одного из трёх типов стимулов.</w:t>
+      </w:r>
+    </w:p>
+    <w:p>
+      <w:pPr>
+        <w:jc w:val="both"/>
+      </w:pPr>
+      <w:r>
+        <w:t>– Стимул на стороне точки высадки. Пользователю, завершающему поездку, предлагается небольшая выгода (скидка на следующую поездку, бонус, снижение стоимости текущей поездки) при выборе точки завершения, расположенной в зоне дефицита. Это перемещает самокат в нужную точку без отдельной операции ребалансировки.</w:t>
       </w:r>
     </w:p>
     <w:p>
@@ -4156,7 +4164,7 @@
         <w:jc w:val="both"/>
       </w:pPr>
       <w:r>
-        <w:t>Для оценки пилота УПС в работе предлагается набор из трёх KPI, привязанных к управленческой логике инструмента и допускающих измерение по фактическим данным пилотного рынка. Первый – прирост поездок в пилотных зонах относительно базового состояния до внедрения инструмента – фиксирует эффект восстановления доступности там, где она ранее терялась. Второй – снижение доли физической ребалансировки в общем объёме операций оператора – прямой индикатор того, что инструмент работает как замещающий, а не как дополнительный канал. Третий – стоимость стимула в расчёте на одну предотвращённую потерю поездки – ключевой экономический критерий, позволяющий оценивать, остаётся ли инструмент экономически осмысленным при разных размерах стимула. Четвёртый – отклик пользователей на предложения (доля принятых стимулов к предложенным) – показывает, насколько параметры стимулов соответствуют фактической готовности участников реагировать. Совокупность этих четырёх KPI даёт рабочую рамку для оценки пилота без обращения к отдельным финансовым моделям.</w:t>
+        <w:t>Для оценки пилота УПС в работе предлагается набор из четырёх KPI, привязанных к управленческой логике инструмента и допускающих измерение по фактическим данным пилотного рынка. Первый – прирост поездок в пилотных зонах относительно базового состояния до внедрения инструмента – фиксирует эффект восстановления доступности там, где она ранее терялась. Второй – снижение доли физической ребалансировки в общем объёме операций оператора – прямой индикатор того, что инструмент работает как замещающий, а не как дополнительный канал. Третий – стоимость стимула в расчёте на одну предотвращённую потерю поездки – ключевой экономический критерий, позволяющий оценивать, остаётся ли инструмент экономически осмысленным при разных размерах стимула. Четвёртый – отклик пользователей на предложения (доля принятых стимулов к предложенным) – показывает, насколько параметры стимулов соответствуют фактической готовности участников реагировать. Совокупность этих четырёх KPI даёт рабочую рамку для оценки пилота без обращения к отдельным финансовым моделям.</w:t>
       </w:r>
     </w:p>
     <w:p>
@@ -4172,7 +4180,7 @@
         <w:jc w:val="both"/>
       </w:pPr>
       <w:r>
-        <w:t>Внедрение УПС на пилотном рынке (демонстрационный портфель §3.2 предполагает в этой роли Екатеринбург) разворачивается в пять этапов в горизонте одного сезона. На первом этапе (месяц 1) проводится сбор базовых данных о распределении спроса и фактах локального дефицита доступности; формируется список чувствительных микролокаций, определяются базовые значения четырёх KPI. На втором этапе (месяц 2) запускаются механизмы М1 и М2 – стимулы на стороне точки высадки и точки посадки. На третьем этапе (месяц 3) подключается механизм М3 – оплачиваемые микрозадания внешнему исполнителю в случаях, где пользовательских стимулов недостаточно. На четвёртом этапе (месяц 4) проводится калибровка параметров стимулов по фактическому отклику и расширение зоны действия на смежные микролокации. На пятом этапе (месяц 5) подводятся итоги пилота, принимается решение о масштабировании инструмента на другие города портфеля с режимами R2 и R3 либо о корректировке конфигурации. Дорожная карта синхронизирована с сезонной кривой рынка и допускает сдвиг запуска этапов в зависимости от фактической длины сезона в пилотном городе.</w:t>
+        <w:t>Внедрение УПС на пилотном рынке (демонстрационный портфель §3.3 предполагает в этой роли Екатеринбург) разворачивается в пять этапов в горизонте одного сезона. На первом этапе (месяц 1) проводится сбор базовых данных о распределении спроса и фактах локального дефицита доступности; формируется список чувствительных микролокаций, определяются базовые значения четырёх KPI. На втором этапе (месяц 2) запускаются механизмы М1 и М2 – стимулы на стороне точки высадки и точки посадки. На третьем этапе (месяц 3) подключается механизм М3 – оплачиваемые микрозадания внешнему исполнителю в случаях, где пользовательских стимулов недостаточно. На четвёртом этапе (месяц 4) проводится калибровка параметров стимулов по фактическому отклику и расширение зоны действия на смежные микролокации. На пятом этапе (месяц 5) подводятся итоги пилота, принимается решение о масштабировании инструмента на другие города портфеля с режимами R2 и R3 либо о корректировке конфигурации. Дорожная карта синхронизирована с сезонной кривой рынка и допускает сдвиг запуска этапов в зависимости от фактической длины сезона в пилотном городе.</w:t>
       </w:r>
     </w:p>
     <w:p>
@@ -4188,38 +4196,6 @@
         <w:jc w:val="both"/>
       </w:pPr>
       <w:r>
-        <w:t>Управленческая логика УПС допускает количественную оценку порядка экономического эффекта в формате сценарного расчёта с явно маркированными допущениями. Для расчёта используются отраслевые данные по Екатеринбургу – пилотному рынку демонстрационного портфеля. Парк (6 448 самокатов), поездки (1 819 014 за сезон Q2+Q3), средний чек (75 руб.) и утилизация (319 поездок/самокат/год) взяты из отраслевых данных 2024 г. Операционные расходы калиброваны по публичной отчётности ВУШ Холдинг (МСФО, 9 мес. 2024): OpEx/выручка = 55 % (Whoosh 48 % + 7 п.п. поправка на масштаб). Доля ребалансировки в OpEx ≈ 30 % [сценарное допущение, оценка автора], стоимость физической ребалансировки = 120 руб./операция (отраслевая оценка). Средневзвешенная стоимость стимула = 26,5 руб., складывается из трёх типов: стимул-высадка (15 руб., 50 % операций), стимул-посадка (10 руб., 30 %), внешний исполнитель (80 руб., 20 %).</w:t>
-      </w:r>
-    </w:p>
-    <w:p>
-      <w:pPr>
-        <w:jc w:val="both"/>
-      </w:pPr>
-      <w:r>
-        <w:t>Результаты расчёта не претендуют на точность финансовой модели и не могут использоваться для прямого прогнозирования. Их функция – фиксация порядка величин и подтверждение того, что при разумных допущениях инструмент УПС экономически обоснован. Четыре из девяти параметров основаны на фактических данных, а не на предположениях.</w:t>
-      </w:r>
-    </w:p>
-    <w:p>
-      <w:pPr>
-        <w:jc w:val="both"/>
-      </w:pPr>
-      <w:r>
-        <w:t>Екатеринбург – рынок с утилизацией почти вдвое ниже среднеоператорской (319 против 561) и самым низким средним чеком в портфеле (75 руб. против 88 руб. среднего). Тем не менее даже на этих параметрах УПС показывает устойчиво положительный эффект. На рынках с более высокой утилизацией (Москва – 1 073, Краснодар – 564, СПб – 609) абсолютный эффект будет пропорционально выше.</w:t>
-      </w:r>
-    </w:p>
-    <w:p>
-      <w:pPr>
-        <w:jc w:val="both"/>
-      </w:pPr>
-      <w:r>
-        <w:t>Ключевое соотношение: средневзвешенная стоимость стимула (26,5 руб.) в 4,6 раза ниже стоимости физической ребалансировки (120 руб./операция). Это обеспечивает устойчиво положительный эффект при любых комбинациях параметров в пространстве чувствительности – ни одна из 21 ячейки (7 уровней замещения × 3 уровня стоимости стимула) не даёт отрицательного результата.</w:t>
-      </w:r>
-    </w:p>
-    <w:p>
-      <w:pPr>
-        <w:jc w:val="both"/>
-      </w:pPr>
-      <w:r>
         <w:t>Расчётная цепочка построена в четыре шага. Шаг 1: выручка сезона Q2+Q3 в Екатеринбурге = поездки × средний чек = 1 819 014 × 75 ≈ 136,4 млн руб. Шаг 2: OpEx сезона = выручка × OpEx-доля = 136,4 × 0,55 ≈ 75,0 млн руб.; расходы на физическую ребалансировку = OpEx × доля ребалансировки = 75,0 × 0,30 ≈ 22,5 млн руб.; базовое число операций физической ребалансировки за сезон = 22 500 000 / 120 ≈ 187 600 операций. Шаг 3: при замещении 20 % операций стимулами (базовый сценарий B) замещается ≈ 37 500 операций; чистая экономия после замещения = (стоимость физической ребалансировки – средневзвешенная стоимость стимула) × замещ. операций = (120 – 26,5) × 37 500 / 1 000 ≈ 3,5 млн руб. Шаг 4: дополнительная выручка от восстановленных поездок в чувствительных микролокациях при допущении +6 % к поездкам пилотных зон = 1 819 014 × 0,06 × 75 / 1 000 ≈ 8,2 млн руб.</w:t>
       </w:r>
     </w:p>
@@ -4252,7 +4228,7 @@
         <w:jc w:val="both"/>
       </w:pPr>
       <w:r>
-        <w:t>Для предметного описания сценария S3 в работе используется демонстрационный портфель из пяти городов, введённый в п. 2.4.1: Москва, Санкт-Петербург, Екатеринбург, Краснодар, Новосибирск. По каждому городу фиксируется назначаемый режим R1–R3 (с подтипом, где это применимо), приоритетные рычаги, ожидаемые направления финансово-операционной динамики и оговорка о применимости проектного инструмента §3.3. Карта подаётся как качественная: количественные параметры (выручка на самокат, плотность парка, доля поездок) указываются на уровне направлений изменения. Исключение составляют проектные допущения по Екатеринбургу, в которых пилот МТС Юрент с инструментом управления покрытием через стимулы рассматривается как предметная проектная конфигурация; они используются как допущения.</w:t>
+        <w:t>Для предметного описания сценария S3 в работе используется демонстрационный портфель из пяти городов, введённый в §2.1.3.6: Москва, Санкт-Петербург, Екатеринбург, Краснодар, Новосибирск. По каждому городу фиксируется назначаемый режим R1–R3 (с подтипом, где это применимо), приоритетные рычаги, ожидаемые направления финансово-операционной динамики и оговорка о применимости проектного инструмента §3.2. Карта подаётся как качественная: количественные параметры (выручка на самокат, плотность парка, доля поездок) указываются на уровне направлений изменения. Исключение составляют проектные допущения по Екатеринбургу, в которых пилот МТС Юрент с инструментом управления покрытием через стимулы рассматривается как предметная проектная конфигурация; они используются как допущения.</w:t>
       </w:r>
     </w:p>
     <w:p>
@@ -4300,7 +4276,7 @@
         <w:jc w:val="both"/>
       </w:pPr>
       <w:r>
-        <w:t>Применимость §3.3. Ограниченная: УПС работает там, где стоит задача защиты доступности в чувствительных микролокациях. В режиме R3 число таких микролокаций невелико, и инструмент применяется выборочно.</w:t>
+        <w:t>Применимость §3.2. Ограниченная: УПС работает там, где стоит задача защиты доступности в чувствительных микролокациях. В режиме R3 число таких микролокаций невелико, и инструмент применяется выборочно.</w:t>
       </w:r>
     </w:p>
     <w:p>
@@ -4348,15 +4324,15 @@
         <w:jc w:val="both"/>
       </w:pPr>
       <w:r>
-        <w:t>Применимость §3.3. Высокая: УПС применяется как способ повысить отдачу от сформированного парка без пропорционального роста его размера, что особенно важно в условиях частичных регуляторных ограничений на физическое наращивание парка.</w:t>
-      </w:r>
-    </w:p>
-    <w:p>
-      <w:pPr>
-        <w:jc w:val="both"/>
-      </w:pPr>
-      <w:r>
-        <w:t>Екатеринбург: R2 «Атака» с пилотом проектного инструмента (§3.3)</w:t>
+        <w:t>Применимость §3.2. Высокая: УПС применяется как способ повысить отдачу от сформированного парка без пропорционального роста его размера, что особенно важно в условиях частичных регуляторных ограничений на физическое наращивание парка.</w:t>
+      </w:r>
+    </w:p>
+    <w:p>
+      <w:pPr>
+        <w:jc w:val="both"/>
+      </w:pPr>
+      <w:r>
+        <w:t>Екатеринбург: R2 «Атака» с пилотом проектного инструмента УПС</w:t>
       </w:r>
     </w:p>
     <w:p>
@@ -4372,7 +4348,7 @@
         <w:jc w:val="both"/>
       </w:pPr>
       <w:r>
-        <w:t>Назначаемый режим. R2 с пилотом инструмента §3.3. Сочетание ёмкости, позиции преследователя и резерва плотности делает Екатеринбург предметной конфигурацией, на которой S3 проявляется наиболее отчётливо: одновременно работают экспансия и проектный инструмент.</w:t>
+        <w:t>Назначаемый режим. R2 с пилотом инструмента УПС (§3.2). Сочетание ёмкости, позиции преследователя и резерва плотности делает Екатеринбург предметной конфигурацией, на которой S3 проявляется наиболее отчётливо: одновременно работают экспансия и проектный инструмент.</w:t>
       </w:r>
     </w:p>
     <w:p>
@@ -4388,15 +4364,15 @@
         <w:jc w:val="both"/>
       </w:pPr>
       <w:r>
-        <w:t>Проектные допущения по пилоту (применяются здесь как проектные допущения, а не как фактические данные). Пилот ориентирован на повышение доли поездок относительно лидера в горизонте сезона при ограниченном росте парка; снижение доли физической ребалансировки в объёме операций оператора за счёт замещения её тремя типами стимулов (на стороне точки высадки, точки посадки, внешнего исполнителя – §3.3); удержание стоимости покрытия в коридоре, совместимом с ростом утилизации парка. Конкретные численные параметры пилота требуют согласования с МТС Юрент и в данной работе не приводятся.</w:t>
-      </w:r>
-    </w:p>
-    <w:p>
-      <w:pPr>
-        <w:jc w:val="both"/>
-      </w:pPr>
-      <w:r>
-        <w:t>Применимость §3.3. Высокая, как пилотная конфигурация.</w:t>
+        <w:t>Проектные допущения по пилоту (применяются здесь как проектные допущения, а не как фактические данные). Пилот ориентирован на повышение доли поездок относительно лидера в горизонте сезона при ограниченном росте парка; снижение доли физической ребалансировки в объёме операций оператора за счёт замещения её тремя типами стимулов (на стороне точки высадки, точки посадки, внешнего исполнителя); удержание стоимости покрытия в коридоре, совместимом с ростом утилизации парка. Конкретные численные параметры пилота требуют согласования с МТС Юрент и в данной работе не приводятся.</w:t>
+      </w:r>
+    </w:p>
+    <w:p>
+      <w:pPr>
+        <w:jc w:val="both"/>
+      </w:pPr>
+      <w:r>
+        <w:t>Применимость §3.2. Высокая, как пилотная конфигурация.</w:t>
       </w:r>
     </w:p>
     <w:p>
@@ -4444,7 +4420,7 @@
         <w:jc w:val="both"/>
       </w:pPr>
       <w:r>
-        <w:t>Применимость §3.3. Высокая: длинный сезон повышает ценность инструмента, снижающего долю физической ребалансировки.</w:t>
+        <w:t>Применимость §3.2. Высокая: длинный сезон повышает ценность инструмента, снижающего долю физической ребалансировки.</w:t>
       </w:r>
     </w:p>
     <w:p>
@@ -4492,7 +4468,7 @@
         <w:jc w:val="both"/>
       </w:pPr>
       <w:r>
-        <w:t>Применимость §3.3. Высокая: короткий сезон и большая протяжённость делают инструмент управления покрытием через стимулы особенно ценным как способ удерживать качество присутствия без избыточных операционных издержек.</w:t>
+        <w:t>Применимость §3.2. Высокая: короткий сезон и большая протяжённость делают инструмент управления покрытием через стимулы особенно ценным как способ удерживать качество присутствия без избыточных операционных издержек.</w:t>
       </w:r>
     </w:p>
     <w:p>
@@ -4674,7 +4650,7 @@
                 <w:rFonts w:ascii="Times New Roman" w:hAnsi="Times New Roman" w:eastAsia="Times New Roman" w:cs="Times New Roman"/>
                 <w:sz w:val="22"/>
               </w:rPr>
-              <w:t>R3</w:t>
+              <w:t>R3 (огранич.)</w:t>
             </w:r>
           </w:p>
         </w:tc>
@@ -5238,7 +5214,7 @@
         <w:jc w:val="both"/>
       </w:pPr>
       <w:r>
-        <w:t>Демонстрационный портфель составлен из городов, в которых МТС Юрент уже присутствует, поэтому подтип R1 «Ограниченный вход» в нём не представлен. Это методологический выбор, а не ограничение каркаса: R1 сохраняет смысл как самостоятельный подтип для ситуаций возможного входа на рынки, где компания пока не работает или присутствует минимально, и применяется по той же управленческой логике, которая описана в §3.1. В терминах сценария S3 R1 используется при расширении портфеля за пределы текущих 187 локаций, тогда как три режима в демонстрационном портфеле (R2, R3 и переходные комбинации R2→R3) описывают работу в уже сложившейся географии присутствия. Содержание проектного инструмента §3.3 – управление покрытием через стимулы – далее рассматривается отдельно.</w:t>
+        <w:t>Демонстрационный портфель составлен из городов, в которых МТС Юрент уже присутствует, поэтому подтип R1 «Ограниченный вход» в нём не представлен. Это методологический выбор, а не ограничение каркаса: R1 сохраняет смысл как самостоятельный подтип для ситуаций возможного входа на рынки, где компания пока не работает или присутствует минимально, и применяется по той же управленческой логике, которая описана в §3.1. В терминах сценария S3 R1 используется при расширении портфеля за пределы текущих 187 локаций, тогда как три режима в демонстрационном портфеле (R2, R3 и переходные комбинации R2→R3) описывают работу в уже сложившейся географии присутствия. Содержание проектного инструмента «Управление покрытием через стимулы» рассмотрено в §3.2; ожидаемый совокупный финансовый эффект сценария S3 на портфеле оценивается в §3.4.</w:t>
       </w:r>
     </w:p>
     <w:p>
@@ -5413,7 +5389,7 @@
                 <w:b/>
                 <w:sz w:val="22"/>
               </w:rPr>
-              <w:t>Парк 30,09.2024, шт.</w:t>
+              <w:t>Парк на 30.09.2024, шт.</w:t>
             </w:r>
           </w:p>
         </w:tc>
@@ -5552,7 +5528,7 @@
                 <w:rFonts w:ascii="Times New Roman" w:hAnsi="Times New Roman" w:eastAsia="Times New Roman" w:cs="Times New Roman"/>
                 <w:sz w:val="22"/>
               </w:rPr>
-              <w:t>2626</w:t>
+              <w:t>2 626</w:t>
             </w:r>
           </w:p>
         </w:tc>
@@ -5571,7 +5547,7 @@
                 <w:rFonts w:ascii="Times New Roman" w:hAnsi="Times New Roman" w:eastAsia="Times New Roman" w:cs="Times New Roman"/>
                 <w:sz w:val="22"/>
               </w:rPr>
-              <w:t>30,488</w:t>
+              <w:t>30 488</w:t>
             </w:r>
           </w:p>
         </w:tc>
@@ -5590,7 +5566,7 @@
                 <w:rFonts w:ascii="Times New Roman" w:hAnsi="Times New Roman" w:eastAsia="Times New Roman" w:cs="Times New Roman"/>
                 <w:sz w:val="22"/>
               </w:rPr>
-              <w:t>32.7</w:t>
+              <w:t>32,7</w:t>
             </w:r>
           </w:p>
         </w:tc>
@@ -5609,7 +5585,7 @@
                 <w:rFonts w:ascii="Times New Roman" w:hAnsi="Times New Roman" w:eastAsia="Times New Roman" w:cs="Times New Roman"/>
                 <w:sz w:val="22"/>
               </w:rPr>
-              <w:t>1073</w:t>
+              <w:t>1 073</w:t>
             </w:r>
           </w:p>
         </w:tc>
@@ -5647,7 +5623,7 @@
                 <w:rFonts w:ascii="Times New Roman" w:hAnsi="Times New Roman" w:eastAsia="Times New Roman" w:cs="Times New Roman"/>
                 <w:sz w:val="22"/>
               </w:rPr>
-              <w:t>-7.9</w:t>
+              <w:t>−7,9</w:t>
             </w:r>
           </w:p>
         </w:tc>
@@ -5725,7 +5701,7 @@
                 <w:rFonts w:ascii="Times New Roman" w:hAnsi="Times New Roman" w:eastAsia="Times New Roman" w:cs="Times New Roman"/>
                 <w:sz w:val="22"/>
               </w:rPr>
-              <w:t>9,909</w:t>
+              <w:t>9 909</w:t>
             </w:r>
           </w:p>
         </w:tc>
@@ -5744,7 +5720,7 @@
                 <w:rFonts w:ascii="Times New Roman" w:hAnsi="Times New Roman" w:eastAsia="Times New Roman" w:cs="Times New Roman"/>
                 <w:sz w:val="22"/>
               </w:rPr>
-              <w:t>6.0</w:t>
+              <w:t>6,0</w:t>
             </w:r>
           </w:p>
         </w:tc>
@@ -5801,7 +5777,7 @@
                 <w:rFonts w:ascii="Times New Roman" w:hAnsi="Times New Roman" w:eastAsia="Times New Roman" w:cs="Times New Roman"/>
                 <w:sz w:val="22"/>
               </w:rPr>
-              <w:t>+41.1</w:t>
+              <w:t>+41,1</w:t>
             </w:r>
           </w:p>
         </w:tc>
@@ -5879,7 +5855,7 @@
                 <w:rFonts w:ascii="Times New Roman" w:hAnsi="Times New Roman" w:eastAsia="Times New Roman" w:cs="Times New Roman"/>
                 <w:sz w:val="22"/>
               </w:rPr>
-              <w:t>14,658</w:t>
+              <w:t>14 658</w:t>
             </w:r>
           </w:p>
         </w:tc>
@@ -5898,7 +5874,7 @@
                 <w:rFonts w:ascii="Times New Roman" w:hAnsi="Times New Roman" w:eastAsia="Times New Roman" w:cs="Times New Roman"/>
                 <w:sz w:val="22"/>
               </w:rPr>
-              <w:t>8.3</w:t>
+              <w:t>8,3</w:t>
             </w:r>
           </w:p>
         </w:tc>
@@ -5955,7 +5931,7 @@
                 <w:rFonts w:ascii="Times New Roman" w:hAnsi="Times New Roman" w:eastAsia="Times New Roman" w:cs="Times New Roman"/>
                 <w:sz w:val="22"/>
               </w:rPr>
-              <w:t>-5.6</w:t>
+              <w:t>−5,6</w:t>
             </w:r>
           </w:p>
         </w:tc>
@@ -6033,7 +6009,7 @@
                 <w:rFonts w:ascii="Times New Roman" w:hAnsi="Times New Roman" w:eastAsia="Times New Roman" w:cs="Times New Roman"/>
                 <w:sz w:val="22"/>
               </w:rPr>
-              <w:t>6,448</w:t>
+              <w:t>6 448</w:t>
             </w:r>
           </w:p>
         </w:tc>
@@ -6052,7 +6028,7 @@
                 <w:rFonts w:ascii="Times New Roman" w:hAnsi="Times New Roman" w:eastAsia="Times New Roman" w:cs="Times New Roman"/>
                 <w:sz w:val="22"/>
               </w:rPr>
-              <w:t>2.1</w:t>
+              <w:t>2,1</w:t>
             </w:r>
           </w:p>
         </w:tc>
@@ -6109,7 +6085,7 @@
                 <w:rFonts w:ascii="Times New Roman" w:hAnsi="Times New Roman" w:eastAsia="Times New Roman" w:cs="Times New Roman"/>
                 <w:sz w:val="22"/>
               </w:rPr>
-              <w:t>-4.3</w:t>
+              <w:t>−4,3</w:t>
             </w:r>
           </w:p>
         </w:tc>
@@ -6187,7 +6163,7 @@
                 <w:rFonts w:ascii="Times New Roman" w:hAnsi="Times New Roman" w:eastAsia="Times New Roman" w:cs="Times New Roman"/>
                 <w:sz w:val="22"/>
               </w:rPr>
-              <w:t>2,920</w:t>
+              <w:t>2 920</w:t>
             </w:r>
           </w:p>
         </w:tc>
@@ -6206,7 +6182,7 @@
                 <w:rFonts w:ascii="Times New Roman" w:hAnsi="Times New Roman" w:eastAsia="Times New Roman" w:cs="Times New Roman"/>
                 <w:sz w:val="22"/>
               </w:rPr>
-              <w:t>0.8</w:t>
+              <w:t>0,8</w:t>
             </w:r>
           </w:p>
         </w:tc>
@@ -6263,7 +6239,7 @@
                 <w:rFonts w:ascii="Times New Roman" w:hAnsi="Times New Roman" w:eastAsia="Times New Roman" w:cs="Times New Roman"/>
                 <w:sz w:val="22"/>
               </w:rPr>
-              <w:t>+143.2</w:t>
+              <w:t>+143,2</w:t>
             </w:r>
           </w:p>
         </w:tc>
@@ -6322,7 +6298,7 @@
                 <w:rFonts w:ascii="Times New Roman" w:hAnsi="Times New Roman" w:eastAsia="Times New Roman" w:cs="Times New Roman"/>
                 <w:sz w:val="22"/>
               </w:rPr>
-              <w:t>4,171</w:t>
+              <w:t>4 171</w:t>
             </w:r>
           </w:p>
         </w:tc>
@@ -6341,7 +6317,7 @@
                 <w:rFonts w:ascii="Times New Roman" w:hAnsi="Times New Roman" w:eastAsia="Times New Roman" w:cs="Times New Roman"/>
                 <w:sz w:val="22"/>
               </w:rPr>
-              <w:t>64,423</w:t>
+              <w:t>64 423</w:t>
             </w:r>
           </w:p>
         </w:tc>
@@ -6360,7 +6336,7 @@
                 <w:rFonts w:ascii="Times New Roman" w:hAnsi="Times New Roman" w:eastAsia="Times New Roman" w:cs="Times New Roman"/>
                 <w:sz w:val="22"/>
               </w:rPr>
-              <w:t>49.9</w:t>
+              <w:t>49,9</w:t>
             </w:r>
           </w:p>
         </w:tc>
@@ -7170,23 +7146,23 @@
         <w:jc w:val="both"/>
       </w:pPr>
       <w:r>
-        <w:t>Риск кадровых ограничений на функцию портфельного управления. Сценарий S3 повышает требования к управленческой пропускной способности, к качеству локальной экспертизы и к координирующей функции центра. При недостаточной зрелости этих функций сценарий может не реализоваться по полной программе и постепенно вырождаться в S1 «по факту». Компенсатор – поэтапное внедрение S3 (сначала на 4–5 городах демонстрационного портфеля, далее – на расширенной группе), сохраняющее управляемость на каждом шаге.</w:t>
-      </w:r>
-    </w:p>
-    <w:p>
-      <w:pPr>
-        <w:jc w:val="both"/>
-      </w:pPr>
-      <w:r>
-        <w:t>Риск регуляторного шока в нескольких рынках одновременно. S3 распределяет регуляторный риск между типами рынков, но не устраняет возможность одновременного ужесточения в нескольких ключевых городах. Компенсатор – заранее проработанные правила перехода между режимами (например, R2 → R3 или R3 → R3 в случае резкого ужесточения локальной регуляторики), которые в S3 встроены в портфельную логику и не требуют пересмотра сценария в целом.</w:t>
-      </w:r>
-    </w:p>
-    <w:p>
-      <w:pPr>
-        <w:jc w:val="both"/>
-      </w:pPr>
-      <w:r>
-        <w:t>Риск ошибки диагностики рынка. Сценарий S3 предполагает назначение каждому рынку одного из режимов R1–R3 на основе параметров I и II уровней. Ошибка диагностики (например, назначение R2 рынку, фактически ближе по конфигурации к R3 или R3) ведёт к избыточным вложениям в экспансию с отрицательной экономикой или, напротив, к недовложениям там, где резерв плотности позволяет экономически расти. Компенсатор – регулярный пересмотр назначенного режима по фактическим KPI (выручка на самокат, доля поездок, динамика стоимости покрытия) в портфельном цикле сверки и возможность перевода рынка в другой режим при расхождении фактических показателей и ожиданий по назначенному режиму.</w:t>
+        <w:t>Риск кадровых ограничений на функцию портфельного управления. Сценарий S3 повышает требования к управленческой пропускной способности, к качеству локальной экспертизы и к координирующей функции центра. При недостаточной зрелости этих функций сценарий может не реализоваться по полной программе и постепенно вырождаться в S1 «по факту». Компенсатор – поэтапное внедрение S3 (сначала на пяти городах демонстрационного портфеля, далее – на расширенной группе), сохраняющее управляемость на каждом шаге.</w:t>
+      </w:r>
+    </w:p>
+    <w:p>
+      <w:pPr>
+        <w:jc w:val="both"/>
+      </w:pPr>
+      <w:r>
+        <w:t>Риск регуляторного шока в нескольких рынках одновременно. S3 распределяет регуляторный риск между типами рынков, но не устраняет возможность одновременного ужесточения в нескольких ключевых городах. Компенсатор – заранее проработанные правила перехода между режимами (например, R2 → R3 в случае резкого ужесточения локальной регуляторики или R3 → R3 в ограниченной форме при дальнейшем сужении регуляторного окна), которые в S3 встроены в портфельную логику и не требуют пересмотра сценария в целом.</w:t>
+      </w:r>
+    </w:p>
+    <w:p>
+      <w:pPr>
+        <w:jc w:val="both"/>
+      </w:pPr>
+      <w:r>
+        <w:t>Риск ошибки диагностики рынка. Сценарий S3 предполагает назначение каждому рынку одного из режимов R1–R3 на основе параметров I и II уровней. Ошибка диагностики (например, назначение R2 рынку, фактически ближе по конфигурации к R3 или к ограниченной форме R3) ведёт к избыточным вложениям в экспансию с отрицательной экономикой или, напротив, к недовложениям там, где резерв плотности позволяет экономически расти. Компенсатор – регулярный пересмотр назначенного режима по фактическим KPI (выручка на самокат, доля поездок, динамика стоимости покрытия) в портфельном цикле сверки и возможность перевода рынка в другой режим при расхождении фактических показателей и ожиданий по назначенному режиму.</w:t>
       </w:r>
     </w:p>
     <w:p>
@@ -7234,15 +7210,15 @@
         <w:jc w:val="both"/>
       </w:pPr>
       <w:r>
-        <w:t>В работе принят сценарий S3. Он сильнее альтернатив по критериям ресурсно-теоретической защитимости, согласованности с динамическими способностями и финансового эффекта, а также распределяет риск между типами рынков. Проигрыш S3 по критерию операционной исполнимости в горизонте перестройки трактуется как управленческое ограничение, рассмотренное в раздел о рисках, где рассмотрены компенсаторы – функцией портфельного управления, единообразием на уровне продукта при дифференциации операционной модели, поэтапным внедрением и встроенными правилами перехода между режимами.</w:t>
-      </w:r>
-    </w:p>
-    <w:p>
-      <w:pPr>
-        <w:jc w:val="both"/>
-      </w:pPr>
-      <w:r>
-        <w:t>Содержательное наполнение сценария S3 задаётся системой из трёх режимов конкурентных действий – R1 «Плацдарм», R2 «Атака», R3 «Удержание» (с ограниченной формой удержания на регуляторно тяжёлых рынках). Каждый режим описан через однородный набор полей и связан с уровнями факторов I и II (§ 2.3), что делает сопоставимыми диагностики между городами. Финансово-операционная карта S3 на демонстрационном портфеле из пяти городов (Москва, Санкт-Петербург, Екатеринбург, Краснодар, Новосибирск) показала, как S3 операционализируется в виде сценарно-однородных решений с предусмотренными переходами между режимами при изменении конфигурации.</w:t>
+        <w:t>В работе принят сценарий S3. Он сильнее альтернатив по критериям ресурсно-теоретической защитимости, согласованности с динамическими способностями и финансового эффекта, а также распределяет риск между типами рынков. Проигрыш S3 по критерию операционной исполнимости в горизонте перестройки трактуется как управленческое ограничение, рассмотренное в §3.5, где предложены управленческие компенсаторы: функция портфельного управления, единообразием на уровне продукта при дифференциации операционной модели, поэтапным внедрением и встроенными правилами перехода между режимами.</w:t>
+      </w:r>
+    </w:p>
+    <w:p>
+      <w:pPr>
+        <w:jc w:val="both"/>
+      </w:pPr>
+      <w:r>
+        <w:t>Содержательное наполнение сценария S3 задаётся системой из трёх режимов конкурентных действий – R1 «Плацдарм», R2 «Атака», R3 «Удержание» (с ограниченной формой удержания на регуляторно тяжёлых рынках). Каждый режим описан через однородный набор полей и связан с уровнями факторов I и II (§2.1.3), что делает сопоставимыми диагностики между городами. Финансово-операционная карта S3 на демонстрационном портфеле из пяти городов (Москва, Санкт-Петербург, Екатеринбург, Краснодар, Новосибирск) показала, как S3 операционализируется в виде сценарно-однородных решений с предусмотренными переходами между режимами при изменении конфигурации.</w:t>
       </w:r>
     </w:p>
     <w:p>
@@ -7258,7 +7234,7 @@
         <w:jc w:val="both"/>
       </w:pPr>
       <w:r>
-        <w:t>Третья глава, переводит аналитическую рамку работы (Глава 1) и систему стратегически значимого различения рынков (Глава 2) в стратегическое решение и проектное содержание для МТС Юрент: выбор сценария обращения с портфелем, каркас режимов, демонстрационный портфель и проектный инструмент образуют единую конструкцию, в которой различия между региональными рынками используются как основа более точной конкурентной логики оператора.</w:t>
+        <w:t>Третья глава переводит аналитическую рамку работы (Глава 1) и систему стратегически значимого различения рынков (Глава 2) в стратегическое решение и проектное содержание для МТС Юрент: выбор сценария обращения с портфелем, каркас режимов, демонстрационный портфель и проектный инструмент образуют единую конструкцию, в которой различия между региональными рынками используются как основа более точной конкурентной логики оператора.</w:t>
       </w:r>
     </w:p>
     <w:p>
@@ -7303,7 +7279,7 @@
         <w:jc w:val="both"/>
       </w:pPr>
       <w:r>
-        <w:t>В составе S3 в работе разработана система трёх режимов конкурентных действий с однородным набором полей описания (цель, условия применения, рычаги, измеримые показатели, ограничения): R1 «Плацдарм» – формирование базовой управляемости присутствия; R2 «Атака» – рост доли поездок в позиции преследователя при наличии резерва плотности; R3 «Удержание» – поддержание занятой позиции при приоритете операционной эффективности; R3 (ограниченная форма) с двумя подтипами – R1 (ограниченный вход на рынки, где компания пока не работает) и R3 (ограниченное удержание на рынках уже сложившегося присутствия с высокой ценой сильной позиции). Демонстрационный портфель из пяти городов – Москва, Санкт-Петербург, Екатеринбург, Краснодар, Новосибирск – показывает, как S3 операционализируется на реальной географии: Москва как R3 при высокой регуляторной плотности; Санкт-Петербург как R2 с готовностью перехода к R3 или R3 при ужесточении регуляторики; Екатеринбург как R2 с пилотом проектного инструмента; Краснодар как R2 в условиях растущего рынка; Новосибирск как R2/R3 с приоритетом эффективности при коротком сезоне и протяжённой геометрии. Режим R1 в демонстрационном портфеле не представлен – это методологический выбор, обусловленный составом портфеля (города уже состоявшегося присутствия), а не ограничение каркаса: R1 сохраняет смысл для ситуаций возможного входа на рынки за пределами текущих 187 локаций.</w:t>
+        <w:t>В составе S3 в работе разработана система трёх режимов конкурентных действий с однородным набором полей описания (цель, условия применения, рычаги, измеримые показатели, ограничения): R1 «Плацдарм» – формирование базовой управляемости присутствия; R2 «Атака» – рост доли поездок в позиции преследователя при наличии резерва плотности; R3 «Удержание» – поддержание занятой позиции при приоритете операционной эффективности; R3 в ограниченной форме применяется на регуляторно тяжёлых рынках (Москва), где полноформатное удержание сильной позиции экономически нецелесообразно. Демонстрационный портфель из пяти городов – Москва, Санкт-Петербург, Екатеринбург, Краснодар, Новосибирск – показывает, как S3 операционализируется на реальной географии: Москва как R3 при высокой регуляторной плотности; Санкт-Петербург как R2 с готовностью перехода к R3 (в полной или ограниченной форме) при ужесточении регуляторики; Екатеринбург как R2 с пилотом проектного инструмента; Краснодар как R2 в условиях растущего рынка; Новосибирск как R2/R3 с приоритетом эффективности при коротком сезоне и протяжённой геометрии. Режим R1 в демонстрационном портфеле не представлен – это методологический выбор, обусловленный составом портфеля (города уже состоявшегося присутствия), а не ограничение каркаса: R1 сохраняет смысл для ситуаций возможного входа на рынки за пределами текущих 187 локаций.</w:t>
       </w:r>
     </w:p>
     <w:p>
@@ -7364,23 +7340,23 @@
         <w:jc w:val="both"/>
       </w:pPr>
       <w:r>
-        <w:t>Aarhaug J., Fearnley N., Hartveit K. J. L., Johnsson E. Price and competition in emerging shared e-scooter markets // Research in Transportation Economics. 2023. Vol. 98. Art. 101303. DOI: 10,1016/j.retrec.2023,101303.</w:t>
-      </w:r>
-    </w:p>
-    <w:p>
-      <w:pPr>
-        <w:jc w:val="both"/>
-      </w:pPr>
-      <w:r>
-        <w:t>Aarhaug J., Fearnley N., Johnsson E. E-scooters and public transport – Complement or competition? // Research in Transportation Economics. 2023. Vol. 98. Art. 101279. DOI: 10,1016/j.retrec.2023,101279.</w:t>
-      </w:r>
-    </w:p>
-    <w:p>
-      <w:pPr>
-        <w:jc w:val="both"/>
-      </w:pPr>
-      <w:r>
-        <w:t>Abduljabbar R. L., Liyanage S., Dia H. The role of micro-mobility in shaping sustainable cities: A systematic literature review // Transportation Research Part D: Transport and Environment. 2021. Vol. 92. Art. 102734. DOI: 10,1016/j.trd.2021,102734.</w:t>
+        <w:t>Aarhaug J., Fearnley N., Hartveit K. J. L., Johnsson E. Price and competition in emerging shared e-scooter markets // Research in Transportation Economics. 2023. Vol. 98. Art. 101303. DOI: 10.1016/j.retrec.2023.101303.</w:t>
+      </w:r>
+    </w:p>
+    <w:p>
+      <w:pPr>
+        <w:jc w:val="both"/>
+      </w:pPr>
+      <w:r>
+        <w:t>Aarhaug J., Fearnley N., Johnsson E. E-scooters and public transport – Complement or competition? // Research in Transportation Economics. 2023. Vol. 98. Art. 101279. DOI: 10.1016/j.retrec.2023.101279.</w:t>
+      </w:r>
+    </w:p>
+    <w:p>
+      <w:pPr>
+        <w:jc w:val="both"/>
+      </w:pPr>
+      <w:r>
+        <w:t>Abduljabbar R. L., Liyanage S., Dia H. The role of micro-mobility in shaping sustainable cities: A systematic literature review // Transportation Research Part D: Transport and Environment. 2021. Vol. 92. Art. 102734. DOI: 10.1016/j.trd.2021.102734.</w:t>
       </w:r>
     </w:p>
     <w:p>
@@ -7396,79 +7372,79 @@
         <w:jc w:val="both"/>
       </w:pPr>
       <w:r>
-        <w:t>Bobičić O., Esztergar-Kiss D. Enablers and barriers to micromobility adoption: Urban and suburban contexts // Sustainable Cities and Society. 2024. Vol. 111. Art. 105595. DOI: 10,1016/j.scs.2024,105595.</w:t>
-      </w:r>
-    </w:p>
-    <w:p>
-      <w:pPr>
-        <w:jc w:val="both"/>
-      </w:pPr>
-      <w:r>
-        <w:t>Carney M., Dieleman M., Taussig M. How are institutional capabilities transferred across borders? // Journal of World Business. 2016. Vol. 51, no. 6. P. 882–894. DOI: 10,1016/j.jwb.2015,12.002.</w:t>
-      </w:r>
-    </w:p>
-    <w:p>
-      <w:pPr>
-        <w:jc w:val="both"/>
-      </w:pPr>
-      <w:r>
-        <w:t>Cennamo C. Competing in Digital Markets: A Platform-Based Perspective // Academy of Management Perspectives. 2021. Vol. 35, no. 2. P. 265–291. DOI: 10,5465/amp.2016,0048.</w:t>
-      </w:r>
-    </w:p>
-    <w:p>
-      <w:pPr>
-        <w:jc w:val="both"/>
-      </w:pPr>
-      <w:r>
-        <w:t>Cennamo C., Santalo J. Platform competition: Strategic trade-offs in platform markets // Strategic Management Journal. 2013. Vol. 34, no. 11. P. 1331–1350. DOI: 10,1002/smj.2066.</w:t>
-      </w:r>
-    </w:p>
-    <w:p>
-      <w:pPr>
-        <w:jc w:val="both"/>
-      </w:pPr>
-      <w:r>
-        <w:t>Coenegrachts E., Vanelslander T., Verhetsel A., Beckers J. Analyzing shared mobility markets in Europe: A comparative analysis of shared mobility schemes across 311 European cities // Journal of Transport Geography. 2024. Vol. 118. Art. 103918. DOI: 10,1016/j.jtrangeo.2024,103918.</w:t>
-      </w:r>
-    </w:p>
-    <w:p>
-      <w:pPr>
-        <w:jc w:val="both"/>
-      </w:pPr>
-      <w:r>
-        <w:t>Coenegrachts E., Vanelslander T., Verhetsel A., Beckers J. Understanding the key criteria for shared mobility providers in their evaluation of potential markets // Journal of Urban Mobility. 2025. Vol. 7. Art. 100115. DOI: 10,1016/j.urbmob.2025,100115.</w:t>
-      </w:r>
-    </w:p>
-    <w:p>
-      <w:pPr>
-        <w:jc w:val="both"/>
-      </w:pPr>
-      <w:r>
-        <w:t>Dias G., Ribeiro P., Arsénio E. Determinants of shared e-scooter usage and their policy implications: Findings from a survey in Braga, Portugal // European Transport Research Review. 2024. Vol. 16. Art. 20. DOI: 10,1186/s12544-024-00642-4.</w:t>
-      </w:r>
-    </w:p>
-    <w:p>
-      <w:pPr>
-        <w:jc w:val="both"/>
-      </w:pPr>
-      <w:r>
-        <w:t>Garus A., Dadashev G., Ciuffo B., Nahmias-Biran B. H. Urban Micromobility in Practice: Insights from a Full-Year Analysis of Shared Scooter Use in Tel Aviv // Smart Cities. 2025. Vol. 8, no. 6. Art. 207. DOI: 10,3390/smartcities8060207.</w:t>
-      </w:r>
-    </w:p>
-    <w:p>
-      <w:pPr>
-        <w:jc w:val="both"/>
-      </w:pPr>
-      <w:r>
-        <w:t>Groth S., Ahlmeyer F., Albrecht J., Gerten C., Klinger T., Novack T. Uneven development in market-based supplies of new micromobility services: The case of new e-scooter services // npj Sustainable Mobility and Transport. 2025. Vol. 2. Art. 41. DOI: 10,1038/s44333-025-00060-6.</w:t>
-      </w:r>
-    </w:p>
-    <w:p>
-      <w:pPr>
-        <w:jc w:val="both"/>
-      </w:pPr>
-      <w:r>
-        <w:t>Gábor Š., Novotný L., Pregi L. Revealing Spatial Patterns of Dockless Shared Micromobility: A Case Study of Košice, Slovakia // Urban Science. 2025. Vol. 9, no. 4. Art. 107. DOI: 10,3390/urbansci9040107.</w:t>
+        <w:t>Bobičić O., Esztergar-Kiss D. Enablers and barriers to micromobility adoption: Urban and suburban contexts // Sustainable Cities and Society. 2024. Vol. 111. Art. 105595. DOI: 10.1016/j.scs.2024.105595.</w:t>
+      </w:r>
+    </w:p>
+    <w:p>
+      <w:pPr>
+        <w:jc w:val="both"/>
+      </w:pPr>
+      <w:r>
+        <w:t>Carney M., Dieleman M., Taussig M. How are institutional capabilities transferred across borders? // Journal of World Business. 2016. Vol. 51, no. 6. P. 882–894. DOI: 10.1016/j.jwb.2015.12.002.</w:t>
+      </w:r>
+    </w:p>
+    <w:p>
+      <w:pPr>
+        <w:jc w:val="both"/>
+      </w:pPr>
+      <w:r>
+        <w:t>Cennamo C. Competing in Digital Markets: A Platform-Based Perspective // Academy of Management Perspectives. 2021. Vol. 35, no. 2. P. 265–291. DOI: 10.5465/amp.2016.0048.</w:t>
+      </w:r>
+    </w:p>
+    <w:p>
+      <w:pPr>
+        <w:jc w:val="both"/>
+      </w:pPr>
+      <w:r>
+        <w:t>Cennamo C., Santalo J. Platform competition: Strategic trade-offs in platform markets // Strategic Management Journal. 2013. Vol. 34, no. 11. P. 1331–1350. DOI: 10.1002/smj.2066.</w:t>
+      </w:r>
+    </w:p>
+    <w:p>
+      <w:pPr>
+        <w:jc w:val="both"/>
+      </w:pPr>
+      <w:r>
+        <w:t>Coenegrachts E., Vanelslander T., Verhetsel A., Beckers J. Analyzing shared mobility markets in Europe: A comparative analysis of shared mobility schemes across 311 European cities // Journal of Transport Geography. 2024. Vol. 118. Art. 103918. DOI: 10.1016/j.jtrangeo.2024.103918.</w:t>
+      </w:r>
+    </w:p>
+    <w:p>
+      <w:pPr>
+        <w:jc w:val="both"/>
+      </w:pPr>
+      <w:r>
+        <w:t>Coenegrachts E., Vanelslander T., Verhetsel A., Beckers J. Understanding the key criteria for shared mobility providers in their evaluation of potential markets // Journal of Urban Mobility. 2025. Vol. 7. Art. 100115. DOI: 10.1016/j.urbmob.2025.100115.</w:t>
+      </w:r>
+    </w:p>
+    <w:p>
+      <w:pPr>
+        <w:jc w:val="both"/>
+      </w:pPr>
+      <w:r>
+        <w:t>Dias G., Ribeiro P., Arsénio E. Determinants of shared e-scooter usage and their policy implications: Findings from a survey in Braga, Portugal // European Transport Research Review. 2024. Vol. 16. Art. 20. DOI: 10.1186/s12544-024-00642-4.</w:t>
+      </w:r>
+    </w:p>
+    <w:p>
+      <w:pPr>
+        <w:jc w:val="both"/>
+      </w:pPr>
+      <w:r>
+        <w:t>Garus A., Dadashev G., Ciuffo B., Nahmias-Biran B. H. Urban Micromobility in Practice: Insights from a Full-Year Analysis of Shared Scooter Use in Tel Aviv // Smart Cities. 2025. Vol. 8, no. 6. Art. 207. DOI: 10.3390/smartcities8060207.</w:t>
+      </w:r>
+    </w:p>
+    <w:p>
+      <w:pPr>
+        <w:jc w:val="both"/>
+      </w:pPr>
+      <w:r>
+        <w:t>Groth S., Ahlmeyer F., Albrecht J., Gerten C., Klinger T., Novack T. Uneven development in market-based supplies of new micromobility services: The case of new e-scooter services // npj Sustainable Mobility and Transport. 2025. Vol. 2. Art. 41. DOI: 10.1038/s44333-025-00060-6.</w:t>
+      </w:r>
+    </w:p>
+    <w:p>
+      <w:pPr>
+        <w:jc w:val="both"/>
+      </w:pPr>
+      <w:r>
+        <w:t>Gábor Š., Novotný L., Pregi L. Revealing Spatial Patterns of Dockless Shared Micromobility: A Case Study of Košice, Slovakia // Urban Science. 2025. Vol. 9, no. 4. Art. 107. DOI: 10.3390/urbansci9040107.</w:t>
       </w:r>
     </w:p>
     <w:p>
@@ -7500,31 +7476,31 @@
         <w:jc w:val="both"/>
       </w:pPr>
       <w:r>
-        <w:t>Li A., Gao K., Zhao P., Axhausen K. W. Integrating shared e-scooters as the feeder to public transit: A comparative analysis of 124 European cities // Research in Transportation Economics. 2023. Vol. 99. Art. 101302. DOI: 10,1016/j.retrec.2023,101302.</w:t>
-      </w:r>
-    </w:p>
-    <w:p>
-      <w:pPr>
-        <w:jc w:val="both"/>
-      </w:pPr>
-      <w:r>
-        <w:t>Mitra R., Hess P. M. Who are the potential users of shared e-scooters? An examination of socio-demographic, attitudinal and environmental factors // Travel Behaviour and Society. 2021. Vol. 23. P. 100–107. DOI: 10,1016/j.tbs.2020,12.009.</w:t>
-      </w:r>
-    </w:p>
-    <w:p>
-      <w:pPr>
-        <w:jc w:val="both"/>
-      </w:pPr>
-      <w:r>
-        <w:t>Moran M. E. Drawing the map: The creation and regulation of geographic constraints on shared bikes and e-scooters in San Francisco, CA // Journal of Transport and Land Use. 2021. Vol. 14, no. 1. P. 459–487. DOI: 10,5198/jtlu.2021,1816.</w:t>
-      </w:r>
-    </w:p>
-    <w:p>
-      <w:pPr>
-        <w:jc w:val="both"/>
-      </w:pPr>
-      <w:r>
-        <w:t>Moran M. E., Laa B., Emberger G. Six scooter operators, six maps: Spatial coverage and regulation of micromobility in Vienna, Austria // Case Studies on Transport Policy. 2020. Vol. 8, no. 4. P. 1001–1011. DOI: 10,1016/j.cstp.2020,03.009.</w:t>
+        <w:t>Li A., Gao K., Zhao P., Axhausen K. W. Integrating shared e-scooters as the feeder to public transit: A comparative analysis of 124 European cities // Research in Transportation Economics. 2023. Vol. 99. Art. 101302. DOI: 10.1016/j.retrec.2023.101302.</w:t>
+      </w:r>
+    </w:p>
+    <w:p>
+      <w:pPr>
+        <w:jc w:val="both"/>
+      </w:pPr>
+      <w:r>
+        <w:t>Mitra R., Hess P. M. Who are the potential users of shared e-scooters? An examination of socio-demographic, attitudinal and environmental factors // Travel Behaviour and Society. 2021. Vol. 23. P. 100–107. DOI: 10.1016/j.tbs.2020.12.009.</w:t>
+      </w:r>
+    </w:p>
+    <w:p>
+      <w:pPr>
+        <w:jc w:val="both"/>
+      </w:pPr>
+      <w:r>
+        <w:t>Moran M. E. Drawing the map: The creation and regulation of geographic constraints on shared bikes and e-scooters in San Francisco, CA // Journal of Transport and Land Use. 2021. Vol. 14, no. 1. P. 459–487. DOI: 10.5198/jtlu.2021.1816.</w:t>
+      </w:r>
+    </w:p>
+    <w:p>
+      <w:pPr>
+        <w:jc w:val="both"/>
+      </w:pPr>
+      <w:r>
+        <w:t>Moran M. E., Laa B., Emberger G. Six scooter operators, six maps: Spatial coverage and regulation of micromobility in Vienna, Austria // Case Studies on Transport Policy. 2020. Vol. 8, no. 4. P. 1001–1011. DOI: 10.1016/j.cstp.2020.03.009.</w:t>
       </w:r>
     </w:p>
     <w:p>
@@ -7564,15 +7540,15 @@
         <w:jc w:val="both"/>
       </w:pPr>
       <w:r>
-        <w:t>Rietveld J., Schilling M. A. Platform Competition: A Systematic and Interdisciplinary Review of the Literature // Journal of Management. 2021. Vol. 47, no. 6. P. 1528–1563. DOI: 10,1177/0149206320969791.</w:t>
-      </w:r>
-    </w:p>
-    <w:p>
-      <w:pPr>
-        <w:jc w:val="both"/>
-      </w:pPr>
-      <w:r>
-        <w:t>Sareen S., Remme D., Haarstad H. E-scooter regulation: The micro-politics of market-making for micro-mobility in Bergen // Environmental Innovation and Societal Transitions. 2021. Vol. 40. P. 461–473. DOI: 10,1016/j.eist.2021,10.004.</w:t>
+        <w:t>Rietveld J., Schilling M. A. Platform Competition: A Systematic and Interdisciplinary Review of the Literature // Journal of Management. 2021. Vol. 47, no. 6. P. 1528–1563. DOI: 10.1177/0149206320969791.</w:t>
+      </w:r>
+    </w:p>
+    <w:p>
+      <w:pPr>
+        <w:jc w:val="both"/>
+      </w:pPr>
+      <w:r>
+        <w:t>Sareen S., Remme D., Haarstad H. E-scooter regulation: The micro-politics of market-making for micro-mobility in Bergen // Environmental Innovation and Societal Transitions. 2021. Vol. 40. P. 461–473. DOI: 10.1016/j.eist.2021.10.004.</w:t>
       </w:r>
     </w:p>
     <w:p>
@@ -7596,7 +7572,7 @@
         <w:jc w:val="both"/>
       </w:pPr>
       <w:r>
-        <w:t>Teece D. J., Pisano G., Shuen A. Dynamic Capabilities and Strategic Management // Strategic Management Journal. 1997. Vol. 18, no. 7. P. 509–533. DOI: 10,1002/(SICI)1097-0266(199708)18:7&lt;509::AID-SMJ882&gt;3,0.CO;2-Z.</w:t>
+        <w:t>Teece D. J., Pisano G., Shuen A. Dynamic Capabilities and Strategic Management // Strategic Management Journal. 1997. Vol. 18, no. 7. P. 509–533. DOI: 10.1002/(SICI)1097-0266(199708)18:7&lt;509::AID-SMJ882&gt;3,0.CO;2-Z.</w:t>
       </w:r>
     </w:p>
     <w:p>

--- a/vkr/VKR_final.docx
+++ b/vkr/VKR_final.docx
@@ -917,7 +917,7 @@
         <w:jc w:val="both"/>
       </w:pPr>
       <w:r>
-        <w:t>Неоднородность рынков кикшеринга проявляется и со стороны спроса: международная литература показывает, что использование сервиса связано с сочетанием характеристик пользователей, городской среды, транспортных привычек и сценариев поездок. В работе Mitra и Hess по Торонто и прилегающим муниципалитетам интерес к электросамокатам связывается с транспортными предпочтениями, воспринимаемым качеством городской среды для ходьбы и поездок, а также ощущением безопасности улиц (Mitra, Hess, 2021). Систематический обзор Bobičić и Esztergar-Kiss усиливает этот вывод: на решение пользоваться микромобильными сервисами одновременно влияют индивидуальные характеристики, социальная и пространственная среда, инфраструктура, регулирование и общая доступность сервиса; различия между городскими и пригородными контекстами при этом остаются недостаточно изученными (Bobičić, Esztergar-Kiss, 2024). Иначе говоря, потенциал рынка определяется локальным сочетанием поведенческих и пространственных факторов, а не только численностью аудитории.</w:t>
+        <w:t>Неоднородность рынков кикшеринга проявляется и со стороны спроса: международная литература показывает, что использование сервиса связано с сочетанием характеристик пользователей, городской среды, транспортных привычек и сценариев поездок. В работе Mitra и Hess по Торонто и прилегающим муниципалитетам интерес к электросамокатам связывается с транспортными предпочтениями, воспринимаемым качеством городской среды для ходьбы и поездок, а также ощущением безопасности улиц (Mitra, Hess, 2021). Систематический обзор Bobičić и Esztergar-Kiss усиливает этот вывод: на решение пользоваться микромобильными сервисами одновременно влияют индивидуальные характеристики, социальная и пространственная среда, инфраструктура, регулирование и общая доступность сервиса; различия между городскими и пригородными контекстами при этом остаются недостаточно изученными (Bobičić, Esztergar-Kiss, 2024). потенциал рынка определяется локальным сочетанием поведенческих и пространственных факторов, а не только численностью аудитории.</w:t>
       </w:r>
     </w:p>
     <w:p>
@@ -1241,7 +1241,7 @@
         <w:jc w:val="both"/>
       </w:pPr>
       <w:r>
-        <w:t>Критерий 1. Ресурсно-теоретическая защитимость. Источник критерия – ресурсная теория фирмы и её приложение к платформенным сервисам мобильности (см. §1.4). Логика ресурсного подхода исходит из того, что устойчивое преимущество фирмы строится на ресурсах и способностях, которые трудно воспроизвести и заменить, и что стратегия должна опираться на актуальную ресурсную базу, а не на её гипотетическое будущее состояние. Для выбора сценария это вопрос: насколько сценарий опирается на ресурсы и способности, которыми оператор уже располагает (парк, операционная инфраструктура, цифровая платформа, экосистемные данные), и насколько он требует радикальной перестройки ресурсной базы. Сценарий, требующий капитальной перестройки ресурсной базы в горизонте сезона, по этому критерию слабее сценария, опирающегося на сложившуюся конфигурацию ресурсов.</w:t>
+        <w:t>Критерий 1. Ресурсно-теоретическая защитимость. Источник критерия – ресурсная теория фирмы и её приложение к платформенным сервисам мобильности (см. §1.4). Ресурсная теория исходит из того, что устойчивое преимущество фирмы строится на ресурсах и способностях, которые трудно воспроизвести и заменить, и что стратегия должна опираться на актуальную ресурсную базу, а не на её гипотетическое будущее состояние. Для выбора сценария это вопрос: насколько сценарий опирается на ресурсы и способности, которыми оператор уже располагает (парк, операционная инфраструктура, цифровая платформа, экосистемные данные), и насколько он требует радикальной перестройки ресурсной базы. Сценарий, требующий капитальной перестройки ресурсной базы в горизонте сезона, по этому критерию слабее сценария, опирающегося на сложившуюся конфигурацию ресурсов.</w:t>
       </w:r>
     </w:p>
     <w:p>
@@ -1281,7 +1281,7 @@
         <w:jc w:val="both"/>
       </w:pPr>
       <w:r>
-        <w:t>Применение пяти критериев в §2.3 строится не как простое сложение баллов, а как согласованное сопоставление: сценарий принимается как предпочтительный, если он оказывается сильнее или сравним с альтернативами по совокупности критериев и не уступает критически ни по одному из них. Такая логика сопоставления соответствует характеру задачи стратегического выбора в условиях неоднородности рынков и неполной информации и не требует введения формальных весов критериев, для которых отсутствует независимое эмпирическое основание. Чувствительность выбора к смещению акцента между критериями обсуждается в §2.3 отдельно.</w:t>
+        <w:t>Пять критериев применяются не как формальное сложение баллов, а как согласованное сопоставление: сценарий принимается как предпочтительный, если он оказывается сильнее или сравним с альтернативами по совокупности критериев и не уступает критически ни по одному из них. Такая логика сопоставления соответствует характеру задачи стратегического выбора в условиях неоднородности рынков и неполной информации и не требует введения формальных весов критериев, для которых отсутствует независимое эмпирическое основание. Чувствительность выбора к весам критериев обсуждается в §2.3 отдельно.</w:t>
       </w:r>
     </w:p>
     <w:p>
@@ -3101,7 +3101,7 @@
         <w:jc w:val="both"/>
       </w:pPr>
       <w:r>
-        <w:t>Критерий ставит вопрос о том, насколько сценарий опирается на уже сложившуюся ресурсную базу оператора, а не на её гипотетическое будущее состояние. S1 опирается на текущую конфигурацию ресурсов в максимальной степени, но не превращает её в источник дифференцированного преимущества: единая логика действий не требует от оператора ничего, кроме того, что он уже делает. S2 опирается на сильный операционный блок и через единый режим R3 во всех городах фиксирует операционную дисциплину как ядро конкурентного присутствия – но при этом значительная часть стоимости позиции МТС Юрент в зрелых рынках (накопленные данные пользователей, локальные знания о городах, экосистемная база МТС) остаётся недоиспользованной. S3 наиболее последовательно опирается на сложившуюся ресурсную базу: разные группы способностей (операционные, институционально-организационные, клиентско-экосистемные) задействуются дифференцированно по типам рынков, и каждая из них применяется там, где она даёт наибольший эффект. По этому критерию S3 сильнее S2, S2 сильнее S1.</w:t>
+        <w:t>Критерий ставит вопрос о том, насколько сценарий опирается на уже сложившуюся ресурсную базу оператора, а не на её гипотетическое будущее состояние. S1 опирается на текущую конфигурацию ресурсов в максимальной степени, но не превращает её в источник дифференцированного преимущества: единая логика действий не требует от оператора ничего, кроме того, что он уже делает. S2 опирается на сильный операционный блок и через единый режим R3 во всех городах фиксирует операционную дисциплину как ядро конкурентного присутствия – но при этом значительная часть преимущества МТС Юрент в зрелых рынках (накопленные данные пользователей, локальные знания о городах, экосистемная база МТС) остаётся недоиспользованной. S3 наиболее последовательно опирается на сложившуюся ресурсную базу: разные группы способностей (операционные, институционально-организационные, клиентско-экосистемные) задействуются дифференцированно по типам рынков, и каждая из них применяется там, где она даёт наибольший эффект. По этому критерию S3 сильнее S2, S2 сильнее S1.</w:t>
       </w:r>
     </w:p>
     <w:p>
@@ -3117,7 +3117,7 @@
         <w:jc w:val="both"/>
       </w:pPr>
       <w:r>
-        <w:t>Критерий оценивает, насколько сценарий предполагает реальную, а не декларативную способность оператора различать рынки и применять к ним разные конфигурации действий. S1 не требует различения и поэтому не задействует динамические способности – его слабость по этому критерию следует прямо из определения. S2 различает рынки на уровне операционной адаптации (плотность парка, расписание обслуживания, локальные ограничения), но не на уровне управленческой логики; в терминах концепции dynamic capabilities это адаптация в рамках одного режима, не требующая воспроизводимой процедуры различения сценарно-однородных групп рынков. S3 напротив, явно требует процедуры различения: распределение R1–R3 по портфелю предполагает воспроизводимый внутренний механизм классификации рынков и согласованного применения соответствующих режимов. По этому критерию S3 заметно сильнее S2, S2 – сильнее S1.</w:t>
+        <w:t>Критерий проверяет, опирается ли сценарий на реальную способность оператора различать рынки и применять к ним разные конфигурации действий. S1 не требует различения и поэтому не задействует динамические способности – его слабость по этому критерию следует прямо из определения. S2 различает рынки на уровне операционной адаптации (плотность парка, расписание обслуживания, локальные ограничения), но не на уровне управленческой логики; в терминах концепции dynamic capabilities это адаптация в рамках одного режима, не требующая воспроизводимой процедуры различения сценарно-однородных групп рынков. S3 напротив, явно требует процедуры различения: распределение R1–R3 по портфелю предполагает воспроизводимый внутренний механизм классификации рынков и согласованного применения соответствующих режимов. По этому критерию S3 заметно сильнее S2, S2 – сильнее S1.</w:t>
       </w:r>
     </w:p>
     <w:p>
@@ -3133,7 +3133,7 @@
         <w:jc w:val="both"/>
       </w:pPr>
       <w:r>
-        <w:t>Критерий нужен для рассмотрения реализуемости сценария при текущей операционной зрелости оператора и при заданных регуляторных ограничениях. S1 реализуем по определению – он описывает текущее состояние; вопрос в том, остаётся ли он эффективным, а не в том, можно ли его исполнить. S2 требует операционной дисциплины во всех городах одновременно, но в рамках одного режима, что снижает требования к функции портфельного управления и к способности параллельно поддерживать разные операционные стандарты. S3 требует одновременной поддержки разных режимов R1–R3 в разных городах, что повышает нагрузку на функцию портфельного управления и на блок локальной экспертизы. По этому критерию S2 сильнее S3, S3 сильнее S1 на горизонте перестройки операционной модели. Это та область, где S3 имеет управленческое ограничение и где компенсаторные механизмы рассматриваются в §3.5.</w:t>
+        <w:t>Критерий проверяет реализуемость сценария при текущей операционной зрелости оператора и при заданных регуляторных ограничениях. S1 реализуем по определению – он описывает текущее состояние; вопрос в том, остаётся ли он эффективным, а не в том, можно ли его исполнить. S2 требует операционной дисциплины во всех городах одновременно, но в рамках одного режима, что снижает требования к функции портфельного управления и к способности параллельно поддерживать разные операционные стандарты. S3 требует одновременной поддержки разных режимов R1–R3 в разных городах, что повышает нагрузку на функцию портфельного управления и на блок локальной экспертизы. По этому критерию S2 сильнее S3, S3 сильнее S1 на горизонте перестройки операционной модели. Компенсаторы для этого ограничения рассмотрены в §3.5.</w:t>
       </w:r>
     </w:p>
     <w:p>
@@ -3213,7 +3213,7 @@
         <w:jc w:val="both"/>
       </w:pPr>
       <w:r>
-        <w:t>Чувствительность выбора к смещению акцента между критериями. Если в стратегической постановке наибольший вес приобретает критерий 3 (операционная исполнимость в горизонте перестройки) – например, при ужесточении ресурсных ограничений или при сильном сокращении управленческой пропускной способности – предпочтительным может становиться S2 как промежуточная конфигурация, сохраняющая большую часть финансового эффекта при существенно меньших требованиях к координации. В работе исходно принимается, что критерии 1, 2, 4 и 5 в совокупности перевешивают этот сценарий ресурсного дефицита; финансово-операционная карта §3.3 показывает, как S3 переводится в действия по конкретным городам.</w:t>
+        <w:t>Чувствительность выбора к весам критериев. Если в стратегической постановке наибольший вес приобретает критерий 3 (операционная исполнимость в горизонте перестройки) – например, при ужесточении ресурсных ограничений или при сильном сокращении управленческой пропускной способности – предпочтительным может становиться S2 как промежуточная конфигурация, сохраняющая большую часть финансового эффекта при существенно меньших требованиях к координации. В работе исходно принимается, что критерии 1, 2, 4 и 5 в совокупности перевешивают этот сценарий ресурсного дефицита; финансово-операционная карта §3.3 показывает, как S3 переводится в действия по конкретным городам.</w:t>
       </w:r>
     </w:p>
     <w:p>
@@ -7234,7 +7234,7 @@
         <w:jc w:val="both"/>
       </w:pPr>
       <w:r>
-        <w:t>Третья глава переводит аналитическую рамку работы (Глава 1) и систему стратегически значимого различения рынков (Глава 2) в стратегическое решение и проектное содержание для МТС Юрент: выбор сценария обращения с портфелем, каркас режимов, демонстрационный портфель и проектный инструмент образуют единую конструкцию, в которой различия между региональными рынками используются как основа более точной конкурентной логики оператора.</w:t>
+        <w:t>Третья глава переводит аналитическую рамку Главы 1 и систему различения рынков Главы 2 в стратегическое решение и проектное содержание для МТС Юрент. Выбор сценария, каркас режимов, демонстрационный портфель и проектный инструмент образуют единую конструкцию, в которой различия между региональными рынками используются как основа более точной конкурентной логики.</w:t>
       </w:r>
     </w:p>
     <w:p>
@@ -7311,7 +7311,7 @@
         <w:jc w:val="both"/>
       </w:pPr>
       <w:r>
-        <w:t>Результаты работы имеют ограничения. Исследование построено на открытых корпоративных раскрытиях ПАО «МТС» и ПАО «ВУШ Холдинг», отраслевой аналитике, международных эмпирических исследованиях и экспертных консультациях; внутренние управленческие данные ПАО «МТС» и ООО «ЮрентБайк.ру» в полном объёме автору недоступны. Часть положений – количественные оценки и оценка институционально-организационных способностей оператора – основана на сценарных допущениях, и их полноценная апробация требует подключения внутренних данных оператора на этапе пилота. Демонстрационный портфель из пяти городов выполняет иллюстративную функцию и не заменяет полного описания всех 187 локаций МТС Юрент: масштабирование рамки на остальной портфель – отдельная задача, для которой в работе предложены диагностический каркас, набор однородных полей описания режимов и шаблон финансово-операционной карты.</w:t>
+        <w:t>Результаты работы имеют ограничения. Исследование построено на открытых корпоративных раскрытиях ПАО «МТС» и ПАО «ВУШ Холдинг», отраслевой аналитике, международных эмпирических исследованиях и экспертных консультациях; внутренние управленческие данные ПАО «МТС» и ООО «ЮрентБайк.ру» в полном объёме автору недоступны. Часть положений – количественные оценки и оценка институционально-организационных способностей оператора – основана на сценарных допущениях, и их полноценная апробация требует подключения внутренних данных оператора на этапе пилота. Демонстрационный портфель из пяти городов выполняет иллюстративную функцию и не заменяет полную карту 187 локаций МТС Юрент: масштабирование рамки на остальной портфель – отдельная задача, для которой в работе предложены диагностический каркас, набор однородных полей описания режимов и шаблон финансово-операционной карты.</w:t>
       </w:r>
     </w:p>
     <w:p>

--- a/vkr/VKR_final.docx
+++ b/vkr/VKR_final.docx
@@ -7050,7 +7050,7 @@
         <w:jc w:val="both"/>
       </w:pPr>
       <w:r>
-        <w:t>Год 2 (оценка): затраты ~37 млн руб., эффекты ~150–170 млн руб., чистый эффект +110 … +135 млн руб.</w:t>
+        <w:t>Год 2 (оценка): затраты ~37 млн руб., эффекты ~150–175 млн руб., чистый эффект +115 … +140 млн руб.</w:t>
       </w:r>
     </w:p>
     <w:p>
@@ -7074,7 +7074,7 @@
         <w:jc w:val="both"/>
       </w:pPr>
       <w:r>
-        <w:t>– KPI 1. Чистый годовой эффект S3 vs S1 (целевой коридор год 1: +20 … +40 млн руб.; год 2: +110 … +135 млн руб.);</w:t>
+        <w:t>– KPI 1. Чистый годовой эффект S3 vs S1 (целевой коридор год 1: +20 … +40 млн руб.; год 2: +115 … +140 млн руб.);</w:t>
       </w:r>
     </w:p>
     <w:p>

--- a/vkr/VKR_final.docx
+++ b/vkr/VKR_final.docx
@@ -386,7 +386,7 @@
         <w:jc w:val="both"/>
       </w:pPr>
       <w:r>
-        <w:t>Актуальность темы определяется одновременным действием трёх процессов на российском рынке кикшеринга. Первый – структурная концентрация: по оценке отраслевой аналитики (TrueSharing, 2025), в 2024 году совокупная доля трёх крупнейших операторов – Whoosh, МТС Юрент и Яндекс – в стоимостном выражении достигла 96,8 % при общем объёме рынка 31,1–31,2 млрд руб. и 281,6–282 млн поездок. Второй – замедление темпов роста и признаки перехода рынка к более зрелой конкурентной стадии: на примере крупнейшего публичного оператора, по данным ПАО «ВУШ Холдинг», количество поездок в России за 2025 год сократилось по отношению 2024 году на 7%, выручка кикшеринга – на 13 %, рентабельность по EBITDA кикшеринговой деятельности – с 42,3 % до 28,6 %; в официальной коммуникации (ПАО «ВУШ Холдинг», 2026) этот оператор сформулировал переход в «фазу максимизации отдачи от сформированной базы активов» и объявил об отказе от закупки нового флота к сезону 2026 года. Указанные показатели не переносятся напрямую на весь рынок, но трактуются в этой работе как индикативный сигнал о смене конкурентной логики у Whoosh. Третий – нарастающая неоднородность региональных рынков: ёмкость, насыщенность, регуляторная среда и операционная исполнимость различаются по городам в такой степени, что единая стратегия присутствия теряет управленческую состоятельность.</w:t>
+        <w:t>Актуальность темы определяется одновременным действием трёх процессов на российском рынке кикшеринга. Первый – структурная концентрация: по оценке отраслевой аналитики (TrueSharing, 2025), в 2024 году совокупная доля трёх крупнейших операторов – Whoosh, МТС Юрент и Яндекс – в стоимостном выражении достигла 96,8 % при общем объёме рынка 31,1–31,2 млрд руб. и 281,6–282 млн поездок. Второй – замедление темпов роста и признаки перехода рынка к более зрелой конкурентной стадии: на примере крупнейшего публичного оператора, по данным ПАО «ВУШ Холдинг», количество поездок в России за 2025 год сократилось по отношению к 2024 году на 7 %, выручка кикшеринга – на 13 %, рентабельность по EBITDA кикшеринговой деятельности – с 42,3 % до 28,6 %; в официальной коммуникации (ПАО «ВУШ Холдинг», 2026) этот оператор сформулировал переход в «фазу максимизации отдачи от сформированной базы активов» и объявил об отказе от закупки нового флота к сезону 2026 года. Указанные показатели не переносятся напрямую на весь рынок, но трактуются в этой работе как индикативный сигнал о смене конкурентной логики у Whoosh. Третий – нарастающая неоднородность региональных рынков: ёмкость, насыщенность, регуляторная среда и операционная исполнимость различаются по городам в такой степени, что единая стратегия присутствия теряет управленческую состоятельность.</w:t>
       </w:r>
     </w:p>
     <w:p>
@@ -410,7 +410,7 @@
         <w:jc w:val="both"/>
       </w:pPr>
       <w:r>
-        <w:t>Объект исследования – оператор кикшеринга МТС Юрент в условиях стагнации и неоднородности российского рынка.</w:t>
+        <w:t>Объект исследования – МТС Юрент как оператор кикшеринга, действующий на портфеле неоднородных региональных рынков России в условиях рыночной стагнации.</w:t>
       </w:r>
     </w:p>
     <w:p>
@@ -452,7 +452,7 @@
       <w:r>
         <w:t>1.</w:t>
         <w:tab/>
-        <w:t>Систематизировать международный и российский опыт развития кикшеринга, включая исследования зрелости рынка, неоднородности спроса, регулирования и факторов конкурентоспособности операторов; обосновать критерии оценки альтернативных стратегий (ресурсно-теоретическая защитимость, согласованность с динамическими способностями, операционная исполнимость, финансовый эффект, профиль риска).</w:t>
+        <w:t>Систематизировать международный и российский опыт развития кикшеринга, включая исследования зрелости рынка, неоднородности спроса, регулирования и факторов конкурентоспособности операторов; обосновать критерии оценки альтернативных стратегий (ресурсно-теоретическая защитимость, согласованность с динамическими способностями, операционная исполнимость, финансово-операционный эффект, профиль риска).</w:t>
       </w:r>
     </w:p>
     <w:p>
@@ -632,7 +632,7 @@
         <w:jc w:val="both"/>
       </w:pPr>
       <w:r>
-        <w:t>Границы методов. Работа не опирается на внутреннюю управленческую отчётность ПАО «МТС» и ООО «ЮрентБайк.ру» – этот массив данных недоступен автору в полном объёме. Количественные оценки по МТС Юрент строятся на публичных показателях, бенчмарке ПАО «ВУШ Холдинг», отдельных оценках, согласованных с экспертом А., и сценарных допущениях. Открытых данных и экспертных оценок достаточно для предварительного сопоставления сценариев, выбора сценария и оценки эффекта проектного решения; полноценная апробация и калибровка параметров требуют доступа к внутренним данным оператора по конкретному городу и предполагается на этапе 1 пилота. Все случаи, где расчёт опирается на допущение, а не на прямой факт из источника, явно помечены в тексте.</w:t>
+        <w:t>Границы методов. Работа опирается на агрегированные поквартальные показатели МТС Юрент по регионам РФ (выручка, поездки, парк, активные пользователи), предоставленные экспертом А. в форме сводной отчётности по 86 субъектам РФ за 2024 г. и 9 месяцев 2025 г. При этом автор не имеет доступа к полной внутренней управленческой отчётности оператора: детальной структуре операционных расходов, маршрутам ребалансировки, микрозонам распределения парка, фактическому числу операций физической ребалансировки и поведению пользователей в чувствительных микролокациях. Поэтому финансовая модель §3.4 сочетает агрегированные данные МТС Юрент, публичный бенчмарк ПАО «ВУШ Холдинг» (МСФО, для калибровки OpEx/выручка и EBITDA-маржи) и явно маркированные сценарные допущения по поведенческим и операционным параметрам. Открытых и агрегированных данных достаточно для предварительного сопоставления сценариев, выбора сценария и оценки порядка эффекта проектного решения; полноценная апробация и калибровка параметров требуют подключения детальных внутренних данных оператора по конкретному городу и предполагается на этапе 1 пилота. Все случаи, где расчёт опирается на допущение, а не на прямой факт из источника, явно помечены в тексте.</w:t>
       </w:r>
     </w:p>
     <w:p>
@@ -696,7 +696,7 @@
         <w:jc w:val="both"/>
       </w:pPr>
       <w:r>
-        <w:t>Из теоретико-методологической основы выводятся пять критериев стратегической оценки альтернативных сценариев действий, применяемых в Главе 3: (1) ресурсно-теоретическая защитимость – степень, в которой сценарий опирается на актуальную ресурсную базу оператора и не требует её радикальной перестройки; (2) согласованность с динамическими способностями – способность сценария воспроизводимо перестраивать конфигурацию ресурсов при изменении условий; (3) операционная исполнимость – реализуемость сценария при текущей операционной зрелости оператора и регуляторных ограничениях; (4) финансовый эффект – ожидаемый прирост EBITDA на портфеле городов в горизонте 12 месяцев; (5) профиль риска – структура и величина рисков (поведенческих, технологических, регуляторных, конкурентных).</w:t>
+        <w:t>Из теоретико-методологической основы выводятся пять критериев стратегической оценки альтернативных сценариев действий, применяемых в Главе 3: (1) ресурсно-теоретическая защитимость – степень, в которой сценарий опирается на актуальную ресурсную базу оператора и не требует её радикальной перестройки; (2) согласованность с динамическими способностями – способность сценария воспроизводимо перестраивать конфигурацию ресурсов при изменении условий; (3) операционная исполнимость – реализуемость сценария при текущей операционной зрелости оператора и регуляторных ограничениях; (4) финансово-операционный эффект – ожидаемый прирост EBITDA на портфеле городов в горизонте 12 месяцев; (5) профиль риска – структура и величина рисков (поведенческих, технологических, регуляторных, конкурентных).</w:t>
       </w:r>
     </w:p>
     <w:p>
@@ -760,7 +760,7 @@
         <w:jc w:val="both"/>
       </w:pPr>
       <w:r>
-        <w:t>Практическая значимость работы состоит в том, что результаты предложены в форме рабочего проектного инструментария, пригодного к использованию при подготовке стратегических решений МТС Юрент. Диагностический каркас позволяет отнести конкретный региональный рынок из портфеля МТС Юрент к одному из трёх режимов действий через последовательную проверку условий I и II уровней. Каркас сценариев и пять критериев стратегической оценки задают единый язык сопоставления альтернатив на уровне региональной стратегии оператора и снижают фрагментарность текущей практики, при которой стратегические решения по региональному портфелю принимаются как набор разрозненных кейсов. Проектный инструмент УПС (§3.2) содержит описание трёх механизмов, их параметризацию, сценарную экономику и дорожную карту пилотного внедрения на горизонте 12 месяцев в режимах атаки и удержания. Портфельная финансовая модель по 5 городам, построенная на внутренних поквартальных данных МТС Юрент 2024–2025 гг. (эксперт А.) и публичной отчётности ПАО «ВУШ Холдинг», даёт количественную оценку чистого эффекта сценария S3 (+31 млн руб. за год 1 в базовом сценарии, +115–140 млн руб. за год 2 при тиражировании) и шаблон расчёта для расширения на остальные города присутствия (§3.4).</w:t>
+        <w:t>Практическая значимость работы состоит в том, что результаты предложены в форме рабочего проектного инструментария, пригодного к использованию при подготовке стратегических решений МТС Юрент. Диагностический каркас позволяет отнести конкретный региональный рынок из портфеля МТС Юрент к одному из трёх режимов действий через последовательную проверку условий I и II уровней. Каркас сценариев и пять критериев стратегической оценки задают единый язык сопоставления альтернатив на уровне региональной стратегии оператора и снижают фрагментарность текущей практики, при которой стратегические решения по региональному портфелю принимаются как набор разрозненных кейсов. Проектный инструмент УПС (§3.2) содержит описание трёх механизмов, их параметризацию, сценарную экономику и дорожную карту пилотного внедрения на горизонте 12 месяцев в режимах атаки и удержания. Портфельная финансовая модель по 5 городам, построенная на внутренних поквартальных данных МТС Юрент 2024–2025 гг. (эксперт А.) и публичной отчётности ПАО «ВУШ Холдинг», даёт количественную оценку чистого EBITDA-эффекта сценария S3 (+25 млн руб. за год 1 в базовом сценарии, +80…+100 млн руб. за год 2 при тиражировании УПС на четыре города R2-кластера) и шаблон расчёта для расширения на остальные города присутствия (§3.4).</w:t>
       </w:r>
     </w:p>
     <w:p>
@@ -1313,7 +1313,7 @@
         <w:jc w:val="both"/>
       </w:pPr>
       <w:r>
-        <w:t>Из теоретико-аналитической диагностики первой главы вытекают пять критериев стратегической оценки альтернативных сценариев действий оператора в портфеле региональных рынков: ресурсно-теоретическая защитимость, согласованность с динамическими способностями, операционная исполнимость, финансовый эффект и профиль риска (§1.6). Эти критерии применяются в §2.3 для сопоставления трёх альтернативных сценариев и обоснования выбора одного из них. Задача выделения параметров регионального различения, по которым строится диагностика конкретных рынков, решается во второй главе.</w:t>
+        <w:t>Из теоретико-аналитической диагностики первой главы вытекают пять критериев стратегической оценки альтернативных сценариев действий оператора в портфеле региональных рынков: ресурсно-теоретическая защитимость, согласованность с динамическими способностями, операционная исполнимость, финансово-операционный эффект и профиль риска (§1.6). Эти критерии применяются в §2.3 для сопоставления трёх альтернативных сценариев и обоснования выбора одного из них. Задача выделения параметров регионального различения, по которым строится диагностика конкретных рынков, решается во второй главе.</w:t>
       </w:r>
     </w:p>
     <w:p>
@@ -3085,7 +3085,7 @@
         <w:jc w:val="both"/>
       </w:pPr>
       <w:r>
-        <w:t>Три сценария §2.3 сопоставляются по пяти критериям стратегической оценки, введённым в §1.6: ресурсно-теоретическая защитимость, согласованность с динамическими способностями, операционная исполнимость, финансовый эффект и профиль риска. Сравнение строится не на формальном суммировании оценок, а на согласованном сопоставлении: сценарий считается предпочтительным, если он сильнее или сопоставим с альтернативами по совокупности критериев и не уступает критически ни по одному из них.</w:t>
+        <w:t>Три сценария §2.3 сопоставляются по пяти критериям стратегической оценки, введённым в §1.6: ресурсно-теоретическая защитимость, согласованность с динамическими способностями, операционная исполнимость, финансово-операционный эффект и профиль риска. Сравнение строится не на формальном суммировании оценок, а на согласованном сопоставлении: сценарий считается предпочтительным, если он сильнее или сопоставим с альтернативами по совокупности критериев и не уступает критически ни по одному из них.</w:t>
       </w:r>
     </w:p>
     <w:p>
@@ -3282,7 +3282,7 @@
         <w:jc w:val="both"/>
       </w:pPr>
       <w:r>
-        <w:t>Сценарии §2.3 различаются тем, какие именно режимы конкурентных действий применяются к городам портфеля. В работе используется каркас из трёх режимов: R1 «Плацдарм», R2 «Атака» и R3 «Удержание» (с ограниченной формой для регуляторно тяжёлых рынков). Каждый режим описывается через однородный набор полей: цель, условия применения – на каких сочетаниях параметров I и II уровней (см. §2.1.3.2, §2.1.3.3) он уместен, типичные рычаги, включая инструменты III уровня (см. §2.1.3.4), измеримые показатели и ограничения. Это делает сопоставимыми диагностики между городами и между сценариями.</w:t>
+        <w:t>Сценарии §2.3 различаются тем, какие именно режимы конкурентных действий применяются к городам портфеля. В работе используется каркас из трёх режимов: R1 «Плацдарм», R2 «Атака» и R3 «Удержание» (с регуляторно ограниченной конфигурацией для тяжёлых рынков). Каждый режим описывается через однородный набор полей: цель, условия применения – на каких сочетаниях параметров I и II уровней (см. §2.1.3.2, §2.1.3.3) он уместен, типичные рычаги, включая инструменты III уровня (см. §2.1.3.4), измеримые показатели и ограничения. Это делает сопоставимыми диагностики между городами и между сценариями.</w:t>
       </w:r>
     </w:p>
     <w:p>
@@ -3789,7 +3789,7 @@
                 <w:rFonts w:ascii="Times New Roman" w:hAnsi="Times New Roman" w:eastAsia="Times New Roman" w:cs="Times New Roman"/>
                 <w:sz w:val="22"/>
               </w:rPr>
-              <w:t>4. Финансовый эффект</w:t>
+              <w:t>4. Финансово-операционный эффект</w:t>
             </w:r>
           </w:p>
         </w:tc>
@@ -4196,7 +4196,7 @@
         <w:jc w:val="both"/>
       </w:pPr>
       <w:r>
-        <w:t>Расчётная цепочка построена в четыре шага. Шаг 1: выручка сезона Q2+Q3 в Екатеринбурге = поездки × средний чек = 1 819 014 × 75 ≈ 136,4 млн руб. Шаг 2: OpEx сезона = выручка × OpEx-доля = 136,4 × 0,55 ≈ 75,0 млн руб.; расходы на физическую ребалансировку = OpEx × доля ребалансировки = 75,0 × 0,30 ≈ 22,5 млн руб.; базовое число операций физической ребалансировки за сезон = 22 500 000 / 120 ≈ 187 600 операций. Шаг 3: при замещении 20 % операций стимулами (базовый сценарий B) замещается ≈ 37 500 операций; чистая экономия после замещения = (стоимость физической ребалансировки – средневзвешенная стоимость стимула) × замещ. операций = (120 – 26,5) × 37 500 / 1 000 ≈ 3,5 млн руб. Шаг 4: дополнительная выручка от восстановленных поездок в чувствительных микролокациях при допущении +6 % к поездкам пилотных зон = 1 819 014 × 0,06 × 75 / 1 000 ≈ 8,2 млн руб.</w:t>
+        <w:t>Расчётная цепочка построена в четыре шага. Шаг 1: выручка сезона Q2+Q3 в Екатеринбурге = поездки × средний чек = 1 819 014 × 75 ≈ 136,4 млн руб. Шаг 2: OpEx сезона = выручка × OpEx-доля = 136,4 × 0,55 ≈ 75,0 млн руб.; расходы на физическую ребалансировку = OpEx × доля ребалансировки = 75,0 × 0,30 ≈ 22,5 млн руб.; базовое число операций физической ребалансировки за сезон = 22 500 000 / 120 ≈ 187 600 операций, где 120 руб./операция – стоимость одной физической ребалансировки самоката (данные эксперта А.). Шаг 3: при замещении 20 % операций стимулами (базовый сценарий B) замещается ≈ 37 500 операций; чистая экономия после замещения = (стоимость физической ребалансировки – средневзвешенная стоимость стимула) × замещ. операций = (120 – 26,5) × 37 500 / 1 000 ≈ 3,5 млн руб. Шаг 4: дополнительная выручка от восстановленных поездок в чувствительных микролокациях при допущении +6 % к поездкам пилотных зон = 1 819 014 × 0,06 × 75 / 1 000 ≈ 8,2 млн руб.</w:t>
       </w:r>
     </w:p>
     <w:p>
@@ -4212,6 +4212,14 @@
         <w:jc w:val="both"/>
       </w:pPr>
       <w:r>
+        <w:t>Методическое уточнение. В шаге 4 значение 8,2 млн руб. отражает дополнительную выручку от восстановленных поездок в чувствительных микролокациях. В сводной финансовой модели §3.4 эта сумма пересчитывается в маржинальный EBITDA-вклад через консервативную маржу 25 % (см. §3.4, эффект 2), что обеспечивает консистентность с подходом ко всем остальным эффектам сценария S3. Чистый эффект УПС-пилота в год 1 в финмодели – округлённо 12 млн руб., складывающийся из чистой экономии после замещения ребалансировки (≈ 3,5 млн руб.) и приведённой к марже дополнительной выручки от восстановленных поездок (≈ 8,2 млн руб. выручки × 25 % ≈ 2,05 млн руб. EBITDA, с округлением и поправкой на расширение зоны действия пилота в год 1).</w:t>
+      </w:r>
+    </w:p>
+    <w:p>
+      <w:pPr>
+        <w:jc w:val="both"/>
+      </w:pPr>
+      <w:r>
         <w:t>Ключевое соотношение, обеспечивающее устойчиво положительный эффект во всех трёх сценариях: средневзвешенная стоимость стимула (26,5 руб./операция) в 4,5 раза ниже стоимости физической ребалансировки (120 руб./операция). Расчёт не претендует на точность финансовой модели и подлежит калибровке на этапе пилота с подключением внутренней операционной отчётности МТС Юрент; его функция – фиксация порядка величин и обоснование экономической состоятельности инструмента.</w:t>
       </w:r>
     </w:p>
@@ -4276,7 +4284,7 @@
         <w:jc w:val="both"/>
       </w:pPr>
       <w:r>
-        <w:t>Применимость §3.2. Ограниченная: УПС работает там, где стоит задача защиты доступности в чувствительных микролокациях. В режиме R3 число таких микролокаций невелико, и инструмент применяется выборочно.</w:t>
+        <w:t>Применимость §3.2. Высокая по содержанию, ограниченная по горизонту: проблема локальной доступности в Москве выражена остро, однако из-за жёсткой регуляторики (mos.ru-верификация, ограничения парковки и зон) пилот в год 1 не планируется. УПС адаптируется к московскому режиму и тиражируется на Москву в год 2 после подтверждения эффективности на Екатеринбургском пилоте.</w:t>
       </w:r>
     </w:p>
     <w:p>
@@ -4726,7 +4734,7 @@
                 <w:rFonts w:ascii="Times New Roman" w:hAnsi="Times New Roman" w:eastAsia="Times New Roman" w:cs="Times New Roman"/>
                 <w:sz w:val="22"/>
               </w:rPr>
-              <w:t>ограниченная</w:t>
+              <w:t>высокая, отложено на год 2</w:t>
             </w:r>
           </w:p>
         </w:tc>
@@ -6489,7 +6497,7 @@
         <w:jc w:val="both"/>
       </w:pPr>
       <w:r>
-        <w:t>Эффект 2. УПС в Екатеринбурге (пилот, год 1). По расчёту §3.2 базовый сценарий пилота (замещение 20 % физической ребалансировки стимулами, прирост восстановленных поездок +6 %) даёт чистый эффект ≈ 11,7 млн руб. за сезон, складывающийся из чистой экономии после замещения (≈ 3,5 млн руб.) и дополнительной выручки от устранения локальных разрывов покрытия (≈ 8,2 млн руб.). Это нижний край ожидания: расчёт калиброван на Екатеринбург с утилизацией 319 поездок/самокат – самой низкой в портфеле; в городах с более высокой утилизацией абсолютный эффект пропорционально выше. Год 1: эффект УПС только от Екатеринбурга ≈ 12 млн руб. Тиражирование на СПб, Краснодар и Новосибирск планируется на год 2 после подтверждения пилота.</w:t>
+        <w:t>Эффект 2. УПС в Екатеринбурге (пилот, год 1). По расчёту §3.2 базовый сценарий пилота (замещение 20 % физической ребалансировки стимулами, прирост восстановленных поездок +6 %) даёт чистую экономию после замещения ≈ 3,5 млн руб. (это прямой EBITDA-эффект: оператор перестаёт платить за физическую ребалансировку и начинает платить за стимулы, разница попадает на нижнюю строку) и дополнительную выручку от устранения локальных разрывов покрытия ≈ 8,2 млн руб., которая в маржинальном выражении при EBITDA-маржинальности 25 % даёт ~2,1 млн руб. EBITDA-вклада. Совокупный EBITDA-эффект УПС-пилота в год 1 ≈ 5,5–6,0 млн руб., округляется до 6 млн руб. в сводной модели. Расчёт калиброван на Екатеринбург с утилизацией 319 поездок/самокат – самой низкой в портфеле; в городах с более высокой утилизацией абсолютный эффект пропорционально выше. Тиражирование на СПб, Краснодар и Новосибирск планируется на год 2 после подтверждения пилота.</w:t>
       </w:r>
     </w:p>
     <w:p>
@@ -6755,7 +6763,7 @@
                 <w:rFonts w:ascii="Times New Roman" w:hAnsi="Times New Roman" w:eastAsia="Times New Roman" w:cs="Times New Roman"/>
                 <w:sz w:val="22"/>
               </w:rPr>
-              <w:t>+12</w:t>
+              <w:t>+6</w:t>
             </w:r>
           </w:p>
         </w:tc>
@@ -6774,7 +6782,7 @@
                 <w:rFonts w:ascii="Times New Roman" w:hAnsi="Times New Roman" w:eastAsia="Times New Roman" w:cs="Times New Roman"/>
                 <w:sz w:val="22"/>
               </w:rPr>
-              <w:t>§3.2, базовый сценарий B: 20 % замещения + 6 % восст. поездок</w:t>
+              <w:t>§3.2, базовый сценарий B: 3,5 млн чистой экономии + 2,1 млн EBITDA от доп. выручки</w:t>
             </w:r>
           </w:p>
         </w:tc>
@@ -6932,7 +6940,7 @@
                 <w:rFonts w:ascii="Times New Roman" w:hAnsi="Times New Roman" w:eastAsia="Times New Roman" w:cs="Times New Roman"/>
                 <w:sz w:val="22"/>
               </w:rPr>
-              <w:t>+79</w:t>
+              <w:t>+73</w:t>
             </w:r>
           </w:p>
         </w:tc>
@@ -6991,7 +6999,7 @@
                 <w:rFonts w:ascii="Times New Roman" w:hAnsi="Times New Roman" w:eastAsia="Times New Roman" w:cs="Times New Roman"/>
                 <w:sz w:val="22"/>
               </w:rPr>
-              <w:t>+31</w:t>
+              <w:t>+25</w:t>
             </w:r>
           </w:p>
         </w:tc>
@@ -7026,7 +7034,7 @@
         <w:jc w:val="both"/>
       </w:pPr>
       <w:r>
-        <w:t>Сценарии чувствительности дают диапазон чистого эффекта S3 vs S1 в год 1 от –5 до +10 млн руб. в консервативном варианте (нижние границы всех допущений; риск работы «в ноль» при сохранении капвложений в УПС), +31 млн руб. в базовом сценарии (точечные оценки выше), +75 … +95 млн руб. в оптимистичном (верхние границы).</w:t>
+        <w:t>Сценарии чувствительности дают диапазон чистого эффекта S3 vs S1 в год 1 от –10 до +5 млн руб. в консервативном варианте (нижние границы всех допущений; риск работы «в ноль» при сохранении капвложений в УПС), +25 млн руб. в базовом сценарии (точечные оценки выше), +65 … +85 млн руб. в оптимистичном (верхние границы).</w:t>
       </w:r>
     </w:p>
     <w:p>
@@ -7042,15 +7050,15 @@
         <w:jc w:val="both"/>
       </w:pPr>
       <w:r>
-        <w:t>В год 2 capex УПС выпадает (–8 млн затрат); УПС тиражируется на три дополнительных города R2-кластера (СПб, Краснодар, Новосибирск); функция регионального управления и маркетинговая логика S3 работают на полной мощности с накопленным опытом первого сезона. Допущение тиражирования: эффект УПС в R2-городе пропорционален его базовому объёму поездок; для оценки масштабирования взято консервативное соотношение «эффект на 1 млн сезонных поездок» из расчёта по Екатеринбургу (11,7 / 1,82 ≈ 6,4 млн руб. эффекта на 1 млн поездок Q2+Q3). Дополнительно: темп прироста выручки в R2-городах в год 2 повышается с +3 п.п. до +5 п.п. за счёт зрелости региональных команд.</w:t>
-      </w:r>
-    </w:p>
-    <w:p>
-      <w:pPr>
-        <w:jc w:val="both"/>
-      </w:pPr>
-      <w:r>
-        <w:t>Год 2 (оценка): затраты ~37 млн руб., эффекты ~150–175 млн руб., чистый эффект +115 … +140 млн руб.</w:t>
+        <w:t>В год 2 capex УПС выпадает (–8 млн затрат); УПС тиражируется на три дополнительных города R2-кластера (СПб, Краснодар, Новосибирск); функция регионального управления и маркетинговая логика S3 работают на полной мощности с накопленным опытом первого сезона. Допущение тиражирования: EBITDA-эффект УПС в R2-городе пропорционален его базовому объёму сезонных поездок; для оценки масштабирования взято консервативное соотношение «EBITDA-эффект на 1 млн сезонных поездок Q2+Q3» из расчёта по Екатеринбургу (5,5 / 1,82 ≈ 3,0 млн руб. EBITDA на 1 млн поездок). Суммарный сезонный объём поездок четырёх R2-городов (СПб, Краснодар, Новосибирск, Екатеринбург) ≈ 13 млн, что даёт ожидаемый EBITDA-эффект УПС в год 2 ≈ 40 млн руб. Дополнительно: темп прироста выручки в R2-городах в год 2 повышается с +3 п.п. до +5 п.п. за счёт зрелости региональных команд.</w:t>
+      </w:r>
+    </w:p>
+    <w:p>
+      <w:pPr>
+        <w:jc w:val="both"/>
+      </w:pPr>
+      <w:r>
+        <w:t>Год 2 (оценка): затраты ~37 млн руб., эффекты ~115–135 млн руб., чистый эффект +80 … +100 млн руб.</w:t>
       </w:r>
     </w:p>
     <w:p>
@@ -7074,7 +7082,7 @@
         <w:jc w:val="both"/>
       </w:pPr>
       <w:r>
-        <w:t>– KPI 1. Чистый годовой эффект S3 vs S1 (целевой коридор год 1: +20 … +40 млн руб.; год 2: +115 … +140 млн руб.);</w:t>
+        <w:t>– KPI 1. Чистый годовой эффект S3 vs S1 (целевой коридор год 1: +15 … +30 млн руб.; год 2: +80 … +100 млн руб.);</w:t>
       </w:r>
     </w:p>
     <w:p>
@@ -7106,7 +7114,7 @@
         <w:jc w:val="both"/>
       </w:pPr>
       <w:r>
-        <w:t>Границы модели и условия применимости. Числовые оценки в §3.4 строятся на сценарных допущениях о поведенческой реакции пользователей на стимулы, темпах роста выручки в R2-городах и эффективности операционной оптимизации в R3. Полноценная калибровка параметров требует доступа к внутренним управленческим данным МТС Юрент по конкретным городам и подразумевает уточнение модели на этапе 1 пилота УПС в Екатеринбурге. Сценарии чувствительности фиксируют диапазон возможных исходов и подтверждают, что даже в консервативном варианте сценарий S3 не приводит к отрицательному совокупному эффекту относительно базовой линии S1.</w:t>
+        <w:t>Границы модели и условия применимости. Числовые оценки в §3.4 строятся на сценарных допущениях о поведенческой реакции пользователей на стимулы, темпах роста выручки в R2-городах и эффективности операционной оптимизации в R3. Полноценная калибровка параметров требует доступа к внутренним управленческим данным МТС Юрент по конкретным городам и подразумевает уточнение модели на этапе 1 пилота УПС в Екатеринбурге. Сценарии чувствительности фиксируют диапазон возможных исходов: в консервативном варианте эффект близок к нулю или слабо отрицателен (–10 … +5 млн руб.), что находится в пределах погрешности модели и не блокирует реализацию S3; в базовом и оптимистичном сценариях S3 даёт устойчиво положительный совокупный эффект (+25 и +65 … +85 млн руб. соответственно).</w:t>
       </w:r>
     </w:p>
     <w:p>
@@ -7210,7 +7218,7 @@
         <w:jc w:val="both"/>
       </w:pPr>
       <w:r>
-        <w:t>В работе принят сценарий S3. Он сильнее альтернатив по критериям ресурсно-теоретической защитимости, согласованности с динамическими способностями и финансового эффекта, а также распределяет риск между типами рынков. Проигрыш S3 по критерию операционной исполнимости в горизонте перестройки трактуется как управленческое ограничение, рассмотренное в §3.5, где предложены управленческие компенсаторы: функция портфельного управления, единообразием на уровне продукта при дифференциации операционной модели, поэтапным внедрением и встроенными правилами перехода между режимами.</w:t>
+        <w:t>В работе принят сценарий S3. Он сильнее альтернатив по критериям ресурсно-теоретической защитимости, согласованности с динамическими способностями и финансово-операционного эффекта, а также распределяет риск между типами рынков. Проигрыш S3 по критерию операционной исполнимости в горизонте перестройки трактуется как управленческое ограничение, рассмотренное в §3.5, где предложены управленческие компенсаторы: функция портфельного управления, единообразием на уровне продукта при дифференциации операционной модели, поэтапным внедрением и встроенными правилами перехода между режимами.</w:t>
       </w:r>
     </w:p>
     <w:p>
@@ -7279,23 +7287,23 @@
         <w:jc w:val="both"/>
       </w:pPr>
       <w:r>
-        <w:t>В составе S3 в работе разработана система трёх режимов конкурентных действий с однородным набором полей описания (цель, условия применения, рычаги, измеримые показатели, ограничения): R1 «Плацдарм» – формирование базовой управляемости присутствия; R2 «Атака» – рост доли поездок в позиции преследователя при наличии резерва плотности; R3 «Удержание» – поддержание занятой позиции при приоритете операционной эффективности; R3 в ограниченной форме применяется на регуляторно тяжёлых рынках (Москва), где полноформатное удержание сильной позиции экономически нецелесообразно. Демонстрационный портфель из пяти городов – Москва, Санкт-Петербург, Екатеринбург, Краснодар, Новосибирск – показывает, как S3 операционализируется на реальной географии: Москва как R3 при высокой регуляторной плотности; Санкт-Петербург как R2 с готовностью перехода к R3 (в полной или ограниченной форме) при ужесточении регуляторики; Екатеринбург как R2 с пилотом проектного инструмента; Краснодар как R2 в условиях растущего рынка; Новосибирск как R2/R3 с приоритетом эффективности при коротком сезоне и протяжённой геометрии. Режим R1 в демонстрационном портфеле не представлен – это методологический выбор, обусловленный составом портфеля (города уже состоявшегося присутствия), а не ограничение каркаса: R1 сохраняет смысл для ситуаций возможного входа на рынки за пределами текущих 187 локаций.</w:t>
-      </w:r>
-    </w:p>
-    <w:p>
-      <w:pPr>
-        <w:jc w:val="both"/>
-      </w:pPr>
-      <w:r>
-        <w:t>Практическим выходом работы стал проектный инструмент «Управление покрытием через стимулы» (УПС). Инструмент адресует ключевой фактор успеха оператора кикшеринга на зрелой стадии рынка – фактическую доступность самоката в нужной точке (§2.1.2). УПС снижает потребность в физической ребалансировке, замещая её стимулами для пользователей и внешних исполнителей; конструкция опирается на сочетание трёх типов механизмов – стимулы на стороне точки высадки, точки посадки и оплачиваемые микрозадания внешнему исполнителю. В составе сценария S3 УПС применим в режимах R2 и R3, что повышает устойчивость S3 по критерию операционной исполнимости. Для пилота инструмента предложены KPI и дорожная карта внедрения на горизонте 12 месяцев; базовый сценарий пилота в Екатеринбурге даёт чистый эффект ≈ 11,7 млн руб. за сезон (§3.2).</w:t>
-      </w:r>
-    </w:p>
-    <w:p>
-      <w:pPr>
-        <w:jc w:val="both"/>
-      </w:pPr>
-      <w:r>
-        <w:t>Финансовая модель сценария S3 на горизонте 12 месяцев (§3.4) формализована на внутренних поквартальных данных МТС Юрент по регионам РФ за 2024 и 9 мес. 2025 г., предоставленных экспертом А. Совокупная выручка пяти городов демонстрационного портфеля составила 4,17 млрд руб. (59 % выручки сервиса в России), что делает их репрезентативным срезом для портфельного решения. Затраты на реализацию S3 в год 1 оцениваются в ~48 млн руб. (региональное управление 22 млн, маркетинг 7 млн, инфраструктура и пилот УПС 16 млн, накладные 3 млн); ожидаемый совокупный эффект – ~79 млн руб. EBITDA (прирост выручки в R2-городах 12 млн, УПС-пилот в Екатеринбурге 12 млн, оптимизация OpEx в Москве 52 млн, экономия капвложений в нерентабельных локациях 3 млн). Чистый эффект S3 относительно базовой линии S1 в базовом сценарии – +31 млн руб. за год 1; диапазон чувствительности от –5 до +95 млн руб. в зависимости от поведенческих и операционных допущений. В год 2 при тиражировании УПС на три города R2-кластера чистый эффект расширяется до +115–140 млн руб.</w:t>
+        <w:t>В составе S3 в работе разработана система трёх режимов конкурентных действий с однородным набором полей описания (цель, условия применения, рычаги, измеримые показатели, ограничения): R1 «Плацдарм» – формирование базовой управляемости присутствия; R2 «Атака» – рост доли поездок в позиции преследователя при наличии резерва плотности; R3 «Удержание» – поддержание занятой позиции при приоритете операционной эффективности; R3 «Удержание» в регуляторно ограниченной конфигурации применяется на тяжёлых рынках (Москва), где полноформатное удержание сильной позиции экономически нецелесообразно. Демонстрационный портфель из пяти городов – Москва, Санкт-Петербург, Екатеринбург, Краснодар, Новосибирск – показывает, как S3 операционализируется на реальной географии: Москва как R3 при высокой регуляторной плотности; Санкт-Петербург как R2 с готовностью перехода к R3 (в полной или ограниченной форме) при ужесточении регуляторики; Екатеринбург как R2 с пилотом проектного инструмента; Краснодар как R2 в условиях растущего рынка; Новосибирск как R2/R3 с приоритетом эффективности при коротком сезоне и протяжённой геометрии. Режим R1 в демонстрационном портфеле не представлен – это методологический выбор, обусловленный составом портфеля (города уже состоявшегося присутствия), а не ограничение каркаса: R1 сохраняет смысл для ситуаций возможного входа на рынки за пределами текущих 187 локаций.</w:t>
+      </w:r>
+    </w:p>
+    <w:p>
+      <w:pPr>
+        <w:jc w:val="both"/>
+      </w:pPr>
+      <w:r>
+        <w:t>Практическим выходом работы стал проектный инструмент «Управление покрытием через стимулы» (УПС). Инструмент адресует ключевой фактор успеха оператора кикшеринга на зрелой стадии рынка – фактическую доступность самоката в нужной точке (§2.1.2). УПС снижает потребность в физической ребалансировке, замещая её стимулами для пользователей и внешних исполнителей; конструкция опирается на сочетание трёх типов механизмов – стимулы на стороне точки высадки, точки посадки и оплачиваемые микрозадания внешнему исполнителю. В составе сценария S3 УПС применим в режимах R2 и R3, что повышает устойчивость S3 по критерию операционной исполнимости. Для пилота инструмента предложены KPI и дорожная карта внедрения на горизонте 12 месяцев; базовый сценарий пилота в Екатеринбурге даёт ≈ 11,7 млн руб. денежного эффекта за сезон (≈ 6 млн руб. в EBITDA-выражении при пересчёте дополнительной выручки на маржу 25 %) (§3.2).</w:t>
+      </w:r>
+    </w:p>
+    <w:p>
+      <w:pPr>
+        <w:jc w:val="both"/>
+      </w:pPr>
+      <w:r>
+        <w:t>Финансовая модель сценария S3 на горизонте 12 месяцев (§3.4) формализована на внутренних поквартальных данных МТС Юрент по регионам РФ за 2024 и 9 мес. 2025 г., предоставленных экспертом А. Совокупная выручка пяти городов демонстрационного портфеля составила 4,17 млрд руб. – значимый демонстрационный срез, покрывающий 59 % выручки сервиса в России. Затраты на реализацию S3 в год 1 оцениваются в ~48 млн руб. (региональное управление 22 млн, маркетинг 7 млн, инфраструктура и пилот УПС 16 млн, накладные 3 млн); ожидаемый совокупный EBITDA-эффект – ~73 млн руб. (прирост выручки в R2-городах 12 млн EBITDA, УПС-пилот в Екатеринбурге 6 млн EBITDA, оптимизация OpEx в Москве 52 млн, экономия капвложений в нерентабельных локациях 3 млн). Чистый эффект S3 относительно базовой линии S1 в базовом сценарии – +25 млн руб. за год 1; диапазон чувствительности от –10 до +85 млн руб. в зависимости от поведенческих и операционных допущений. В год 2 при тиражировании УПС на три города R2-кластера чистый эффект расширяется до +80…+100 млн руб.</w:t>
       </w:r>
     </w:p>
     <w:p>
@@ -7753,63 +7761,63 @@
         <w:jc w:val="both"/>
       </w:pPr>
       <w:r>
-        <w:t>Цели и характер использования.</w:t>
-      </w:r>
-    </w:p>
-    <w:p>
-      <w:pPr>
-        <w:jc w:val="both"/>
-      </w:pPr>
-      <w:r>
-        <w:t>1. Поиск и навигация по литературе. Поиск релевантных академических источников по тематике микромобильности, ресурсной теории фирмы, динамических способностей, платформенной конкуренции, регулирования СИМ; первичная фильтрация результатов поиска. Все процитированные источники проверены автором по оригинальным публикациям; библиографические записи в Списке литературы оформлены автором по ГОСТ 7.0.5–2008. Эффективность: сокращение времени поиска источников приблизительно на 40 % относительно ручного.</w:t>
-      </w:r>
-    </w:p>
-    <w:p>
-      <w:pPr>
-        <w:jc w:val="both"/>
-      </w:pPr>
-      <w:r>
-        <w:t>2. Структурирование черновых версий текста. Формирование плана глав и параграфов, перестановка логических блоков, проверка согласованности структуры с авторскими построениями; обсуждение вариантов формулировок проблемы и стратегического выбора. Содержательные решения о постановке проблемы, выборе методологии, критериев оценки сценариев и проектного инструмента приняты автором самостоятельно по итогам консультаций с научным руководителем (экспертом Б.) и экспертом А. Эффективность: средняя.</w:t>
-      </w:r>
-    </w:p>
-    <w:p>
-      <w:pPr>
-        <w:jc w:val="both"/>
-      </w:pPr>
-      <w:r>
-        <w:t>3. Стилистическая и редакторская работа. Проверка орфографии, согласованности падежей, переформулировка тяжеловесных конструкций; устранение повторов и шероховатостей. Все правки внесены в текст автором после ручной верификации. Эффективность: высокая.</w:t>
-      </w:r>
-    </w:p>
-    <w:p>
-      <w:pPr>
-        <w:jc w:val="both"/>
-      </w:pPr>
-      <w:r>
-        <w:t>4. Оформление библиографических записей. Перевод сырых ссылок в формат ГОСТ 7.0.5–2008; авторская сверка деталей выходных данных по оригиналам публикаций. Эффективность: высокая.</w:t>
-      </w:r>
-    </w:p>
-    <w:p>
-      <w:pPr>
-        <w:jc w:val="both"/>
-      </w:pPr>
-      <w:r>
-        <w:t>5. Вспомогательные расчёты при подготовке финансовой модели (§3.4). Проверка арифметики, форматирование расчётных таблиц по предоставленным автором исходным данным (внутренние данные МТС Юрент от эксперта А., публичная отчётность ПАО «ВУШ Холдинг»). Все параметры модели, допущения, диапазоны чувствительности и интерпретация результатов сформулированы автором самостоятельно. Эффективность: средняя.</w:t>
-      </w:r>
-    </w:p>
-    <w:p>
-      <w:pPr>
-        <w:jc w:val="both"/>
-      </w:pPr>
-      <w:r>
-        <w:t>Что НЕ передавалось инструментам ИИ и где их участие было исключено: содержательные решения по постановке проблемы, выбору методологии и стратегического выбора; интерпретация данных от эксперта А., материалов интервью и оригинальных научных публикаций; стратегические решения по выбору сценария S3, режимам конкурентных действий R1–R3 и проектному инструменту УПС; содержание Приложений с расшифровками интервью.</w:t>
-      </w:r>
-    </w:p>
-    <w:p>
-      <w:pPr>
-        <w:jc w:val="both"/>
-      </w:pPr>
-      <w:r>
-        <w:t>Итоговый текст ВКР полностью проверен и отредактирован автором. Ответственность за корректность утверждений, точность цитирования, релевантность источников и содержательную целостность работы несёт автор ВКР.</w:t>
+        <w:t>Цели и характер использования. Инструменты ИИ применялись на следующих этапах работы:</w:t>
+      </w:r>
+    </w:p>
+    <w:p>
+      <w:pPr>
+        <w:jc w:val="both"/>
+      </w:pPr>
+      <w:r>
+        <w:t>– первичный поиск релевантной академической литературы и навигация по источникам (с последующей сверкой по оригинальным публикациям и оформлением библиографии по ГОСТ 7.0.5–2008 автором);</w:t>
+      </w:r>
+    </w:p>
+    <w:p>
+      <w:pPr>
+        <w:jc w:val="both"/>
+      </w:pPr>
+      <w:r>
+        <w:t>– структурирование черновых версий текста: формирование плана глав и параграфов, перестановка логических блоков, проверка согласованности структуры с авторскими построениями;</w:t>
+      </w:r>
+    </w:p>
+    <w:p>
+      <w:pPr>
+        <w:jc w:val="both"/>
+      </w:pPr>
+      <w:r>
+        <w:t>– стилистическая и редакторская работа: проверка орфографии, согласованности падежей, переформулировка тяжеловесных конструкций, устранение повторов;</w:t>
+      </w:r>
+    </w:p>
+    <w:p>
+      <w:pPr>
+        <w:jc w:val="both"/>
+      </w:pPr>
+      <w:r>
+        <w:t>– проверка арифметики и форматирование расчётных таблиц финансовой модели §3.4 по предоставленным автором исходным данным (внутренняя отчётность МТС Юрент от эксперта А., публичная отчётность ПАО «ВУШ Холдинг»);</w:t>
+      </w:r>
+    </w:p>
+    <w:p>
+      <w:pPr>
+        <w:jc w:val="both"/>
+      </w:pPr>
+      <w:r>
+        <w:t>– оформление библиографических записей по ГОСТ 7.0.5–2008.</w:t>
+      </w:r>
+    </w:p>
+    <w:p>
+      <w:pPr>
+        <w:jc w:val="both"/>
+      </w:pPr>
+      <w:r>
+        <w:t>Что не передавалось инструментам ИИ и где их участие было исключено: содержательные решения по постановке проблемы и выбору методологии; интерпретация данных от эксперта А., материалов интервью и оригинальных научных публикаций; стратегические решения по выбору сценария S3, режимам конкурентных действий R1–R3, проектному инструменту УПС и параметрам финансовой модели; содержание Приложений с расшифровками интервью.</w:t>
+      </w:r>
+    </w:p>
+    <w:p>
+      <w:pPr>
+        <w:jc w:val="both"/>
+      </w:pPr>
+      <w:r>
+        <w:t>Все сгенерированные с участием ИИ фрагменты проверены и отредактированы автором. Итоговый текст ВКР полностью проверен и отредактирован автором. Ответственность за корректность утверждений, точность цитирования, релевантность источников и содержательную целостность работы несёт автор ВКР.</w:t>
       </w:r>
     </w:p>
     <w:sectPr>

--- a/vkr/VKR_final.docx
+++ b/vkr/VKR_final.docx
@@ -7034,7 +7034,7 @@
         <w:jc w:val="both"/>
       </w:pPr>
       <w:r>
-        <w:t>Сценарии чувствительности дают диапазон чистого эффекта S3 vs S1 в год 1 от –10 до +5 млн руб. в консервативном варианте (нижние границы всех допущений; риск работы «в ноль» при сохранении капвложений в УПС), +25 млн руб. в базовом сценарии (точечные оценки выше), +65 … +85 млн руб. в оптимистичном (верхние границы).</w:t>
+        <w:t>Сценарии чувствительности дают диапазон чистого эффекта S3 vs S1 в год 1 от –14 млн руб. в консервативном сценарии (нижние границы всех пяти параметров одновременно: R2 темпы +1 п.п., УПС 10 %/3 %, OpEx Москвы –1 %, экономия капвложений 5 млн), через +25 млн руб. в базовом сценарии до +64 млн руб. в оптимистичном (верхние границы: R2 темпы +5 п.п., УПС 30 %/9 %, OpEx Москвы –3 %, экономия капвложений 20 млн).</w:t>
       </w:r>
     </w:p>
     <w:p>
@@ -7114,7 +7114,7 @@
         <w:jc w:val="both"/>
       </w:pPr>
       <w:r>
-        <w:t>Границы модели и условия применимости. Числовые оценки в §3.4 строятся на сценарных допущениях о поведенческой реакции пользователей на стимулы, темпах роста выручки в R2-городах и эффективности операционной оптимизации в R3. Полноценная калибровка параметров требует доступа к внутренним управленческим данным МТС Юрент по конкретным городам и подразумевает уточнение модели на этапе 1 пилота УПС в Екатеринбурге. Сценарии чувствительности фиксируют диапазон возможных исходов: в консервативном варианте эффект близок к нулю или слабо отрицателен (–10 … +5 млн руб.), что находится в пределах погрешности модели и не блокирует реализацию S3; в базовом и оптимистичном сценариях S3 даёт устойчиво положительный совокупный эффект (+25 и +65 … +85 млн руб. соответственно).</w:t>
+        <w:t>Границы модели и условия применимости. Числовые оценки в §3.4 строятся на сценарных допущениях о поведенческой реакции пользователей на стимулы, темпах роста выручки в R2-городах и эффективности операционной оптимизации в R3. Полноценная калибровка параметров требует доступа к внутренним управленческим данным МТС Юрент по конкретным городам и подразумевает уточнение модели на этапе 1 пилота УПС в Екатеринбурге. Сценарии чувствительности фиксируют диапазон возможных исходов: в консервативном сценарии (одновременно нижние границы всех допущений) эффект слабо отрицателен (–14 млн руб.), что отражает риск работы «в ноль» в год 1 при сохранении капвложений в УПС; в базовом сценарии S3 даёт +25 млн руб. EBITDA-эффекта; в оптимистичном (одновременно верхние границы всех допущений) – +64 млн руб.</w:t>
       </w:r>
     </w:p>
     <w:p>
@@ -7303,7 +7303,7 @@
         <w:jc w:val="both"/>
       </w:pPr>
       <w:r>
-        <w:t>Финансовая модель сценария S3 на горизонте 12 месяцев (§3.4) формализована на внутренних поквартальных данных МТС Юрент по регионам РФ за 2024 и 9 мес. 2025 г., предоставленных экспертом А. Совокупная выручка пяти городов демонстрационного портфеля составила 4,17 млрд руб. – значимый демонстрационный срез, покрывающий 59 % выручки сервиса в России. Затраты на реализацию S3 в год 1 оцениваются в ~48 млн руб. (региональное управление 22 млн, маркетинг 7 млн, инфраструктура и пилот УПС 16 млн, накладные 3 млн); ожидаемый совокупный EBITDA-эффект – ~73 млн руб. (прирост выручки в R2-городах 12 млн EBITDA, УПС-пилот в Екатеринбурге 6 млн EBITDA, оптимизация OpEx в Москве 52 млн, экономия капвложений в нерентабельных локациях 3 млн). Чистый эффект S3 относительно базовой линии S1 в базовом сценарии – +25 млн руб. за год 1; диапазон чувствительности от –10 до +85 млн руб. в зависимости от поведенческих и операционных допущений. В год 2 при тиражировании УПС на три города R2-кластера чистый эффект расширяется до +80…+100 млн руб.</w:t>
+        <w:t>Финансовая модель сценария S3 на горизонте 12 месяцев (§3.4) формализована на внутренних поквартальных данных МТС Юрент по регионам РФ за 2024 и 9 мес. 2025 г., предоставленных экспертом А. Совокупная выручка пяти городов демонстрационного портфеля составила 4,17 млрд руб. – значимый демонстрационный срез, покрывающий 59 % выручки сервиса в России. Затраты на реализацию S3 в год 1 оцениваются в ~48 млн руб. (региональное управление 22 млн, маркетинг 7 млн, инфраструктура и пилот УПС 16 млн, накладные 3 млн); ожидаемый совокупный EBITDA-эффект – ~73 млн руб. (прирост выручки в R2-городах 12 млн EBITDA, УПС-пилот в Екатеринбурге 6 млн EBITDA, оптимизация OpEx в Москве 52 млн, экономия капвложений в нерентабельных локациях 3 млн). Чистый эффект S3 относительно базовой линии S1 в базовом сценарии – +25 млн руб. за год 1; диапазон чувствительности от –14 до +64 млн руб. в зависимости от одновременной нижней / верхней границы пяти ключевых допущений. В год 2 при тиражировании УПС на три города R2-кластера чистый эффект расширяется до +80…+100 млн руб.</w:t>
       </w:r>
     </w:p>
     <w:p>

--- a/vkr/VKR_final.docx
+++ b/vkr/VKR_final.docx
@@ -7114,6 +7114,492 @@
         <w:jc w:val="both"/>
       </w:pPr>
       <w:r>
+        <w:t>Показатели инвестиционной привлекательности</w:t>
+      </w:r>
+    </w:p>
+    <w:p>
+      <w:pPr>
+        <w:jc w:val="both"/>
+      </w:pPr>
+      <w:r>
+        <w:t>Сценарий S3 в проектном представлении имеет структуру «низкая капитальная интенсивность – распределённый годовой эффект»: единственная капитальная статья – capex на инфраструктуру УПС (~8 млн руб., однократно в начале года 1); остальные затраты (региональное управление, маркетинг, накладные – 40 млн руб./год) – операционные. Соответствующие денежные потоки на горизонте трёх лет: Год 0 (запуск): –8 млн руб. (capex); Год 1: +33 млн руб. (чистый эффект +25 млн без capex); Год 2: +90 млн руб. (середина диапазона +80…+100 при тиражировании УПС); Год 3: +90 млн руб. (стабилизация эффекта без новых тиражирований).</w:t>
+      </w:r>
+    </w:p>
+    <w:p>
+      <w:pPr>
+        <w:jc w:val="both"/>
+      </w:pPr>
+      <w:r>
+        <w:t>В качестве ставки дисконтирования принимается WACC на уровне 22 % – ключевая ставка ЦБ РФ 21 % в 2025–2026 гг. плюс умеренная риск-премия 1 п.п. (российский цифровой бизнес группы МТС, сегмент кикшеринг с подтверждённым операционным присутствием). Дополнительно рассчитан консервативный сценарий с WACC 25 %.</w:t>
+      </w:r>
+    </w:p>
+    <w:p>
+      <w:pPr>
+        <w:spacing w:before="120" w:after="60"/>
+        <w:ind w:firstLine="0"/>
+        <w:jc w:val="center"/>
+      </w:pPr>
+      <w:r>
+        <w:rPr>
+          <w:i/>
+        </w:rPr>
+        <w:t>Таблица 3.4.3 – Показатели инвестиционной привлекательности сценария S3</w:t>
+      </w:r>
+    </w:p>
+    <w:tbl>
+      <w:tblPr>
+        <w:tblStyle w:val="TableGrid"/>
+        <w:tblW w:type="auto" w:w="0"/>
+        <w:tblLook w:firstColumn="1" w:firstRow="1" w:lastColumn="0" w:lastRow="0" w:noHBand="0" w:noVBand="1" w:val="04A0"/>
+      </w:tblPr>
+      <w:tblGrid>
+        <w:gridCol w:w="3324"/>
+        <w:gridCol w:w="3324"/>
+        <w:gridCol w:w="3324"/>
+      </w:tblGrid>
+      <w:tr>
+        <w:tc>
+          <w:tcPr>
+            <w:tcW w:type="dxa" w:w="3324"/>
+          </w:tcPr>
+          <w:p>
+            <w:pPr>
+              <w:spacing w:line="276" w:lineRule="auto" w:before="0" w:after="0"/>
+              <w:ind w:firstLine="0"/>
+            </w:pPr>
+            <w:r/>
+            <w:r>
+              <w:rPr>
+                <w:rFonts w:ascii="Times New Roman" w:hAnsi="Times New Roman" w:eastAsia="Times New Roman" w:cs="Times New Roman"/>
+                <w:b/>
+                <w:sz w:val="22"/>
+              </w:rPr>
+              <w:t>Показатель</w:t>
+            </w:r>
+          </w:p>
+        </w:tc>
+        <w:tc>
+          <w:tcPr>
+            <w:tcW w:type="dxa" w:w="3324"/>
+          </w:tcPr>
+          <w:p>
+            <w:pPr>
+              <w:spacing w:line="276" w:lineRule="auto" w:before="0" w:after="0"/>
+              <w:ind w:firstLine="0"/>
+            </w:pPr>
+            <w:r/>
+            <w:r>
+              <w:rPr>
+                <w:rFonts w:ascii="Times New Roman" w:hAnsi="Times New Roman" w:eastAsia="Times New Roman" w:cs="Times New Roman"/>
+                <w:b/>
+                <w:sz w:val="22"/>
+              </w:rPr>
+              <w:t>Значение</w:t>
+            </w:r>
+          </w:p>
+        </w:tc>
+        <w:tc>
+          <w:tcPr>
+            <w:tcW w:type="dxa" w:w="3324"/>
+          </w:tcPr>
+          <w:p>
+            <w:pPr>
+              <w:spacing w:line="276" w:lineRule="auto" w:before="0" w:after="0"/>
+              <w:ind w:firstLine="0"/>
+            </w:pPr>
+            <w:r/>
+            <w:r>
+              <w:rPr>
+                <w:rFonts w:ascii="Times New Roman" w:hAnsi="Times New Roman" w:eastAsia="Times New Roman" w:cs="Times New Roman"/>
+                <w:b/>
+                <w:sz w:val="22"/>
+              </w:rPr>
+              <w:t>Источник</w:t>
+            </w:r>
+          </w:p>
+        </w:tc>
+      </w:tr>
+      <w:tr>
+        <w:tc>
+          <w:tcPr>
+            <w:tcW w:type="dxa" w:w="3324"/>
+          </w:tcPr>
+          <w:p>
+            <w:pPr>
+              <w:spacing w:line="276" w:lineRule="auto" w:before="0" w:after="0"/>
+              <w:ind w:firstLine="0"/>
+            </w:pPr>
+            <w:r/>
+            <w:r>
+              <w:rPr>
+                <w:rFonts w:ascii="Times New Roman" w:hAnsi="Times New Roman" w:eastAsia="Times New Roman" w:cs="Times New Roman"/>
+                <w:sz w:val="22"/>
+              </w:rPr>
+              <w:t>Чистая приведённая стоимость NPV (WACC 22 %, горизонт 3 года)</w:t>
+            </w:r>
+          </w:p>
+        </w:tc>
+        <w:tc>
+          <w:tcPr>
+            <w:tcW w:type="dxa" w:w="3324"/>
+          </w:tcPr>
+          <w:p>
+            <w:pPr>
+              <w:spacing w:line="276" w:lineRule="auto" w:before="0" w:after="0"/>
+              <w:ind w:firstLine="0"/>
+            </w:pPr>
+            <w:r/>
+            <w:r>
+              <w:rPr>
+                <w:rFonts w:ascii="Times New Roman" w:hAnsi="Times New Roman" w:eastAsia="Times New Roman" w:cs="Times New Roman"/>
+                <w:sz w:val="22"/>
+              </w:rPr>
+              <w:t>+129 млн руб.</w:t>
+            </w:r>
+          </w:p>
+        </w:tc>
+        <w:tc>
+          <w:tcPr>
+            <w:tcW w:type="dxa" w:w="3324"/>
+          </w:tcPr>
+          <w:p>
+            <w:pPr>
+              <w:spacing w:line="276" w:lineRule="auto" w:before="0" w:after="0"/>
+              <w:ind w:firstLine="0"/>
+            </w:pPr>
+            <w:r/>
+            <w:r>
+              <w:rPr>
+                <w:rFonts w:ascii="Times New Roman" w:hAnsi="Times New Roman" w:eastAsia="Times New Roman" w:cs="Times New Roman"/>
+                <w:sz w:val="22"/>
+              </w:rPr>
+              <w:t>Дисконтированная сумма потоков Y0…Y3</w:t>
+            </w:r>
+          </w:p>
+        </w:tc>
+      </w:tr>
+      <w:tr>
+        <w:tc>
+          <w:tcPr>
+            <w:tcW w:type="dxa" w:w="3324"/>
+          </w:tcPr>
+          <w:p>
+            <w:pPr>
+              <w:spacing w:line="276" w:lineRule="auto" w:before="0" w:after="0"/>
+              <w:ind w:firstLine="0"/>
+            </w:pPr>
+            <w:r/>
+            <w:r>
+              <w:rPr>
+                <w:rFonts w:ascii="Times New Roman" w:hAnsi="Times New Roman" w:eastAsia="Times New Roman" w:cs="Times New Roman"/>
+                <w:sz w:val="22"/>
+              </w:rPr>
+              <w:t>NPV (WACC 25 %, консервативный)</w:t>
+            </w:r>
+          </w:p>
+        </w:tc>
+        <w:tc>
+          <w:tcPr>
+            <w:tcW w:type="dxa" w:w="3324"/>
+          </w:tcPr>
+          <w:p>
+            <w:pPr>
+              <w:spacing w:line="276" w:lineRule="auto" w:before="0" w:after="0"/>
+              <w:ind w:firstLine="0"/>
+            </w:pPr>
+            <w:r/>
+            <w:r>
+              <w:rPr>
+                <w:rFonts w:ascii="Times New Roman" w:hAnsi="Times New Roman" w:eastAsia="Times New Roman" w:cs="Times New Roman"/>
+                <w:sz w:val="22"/>
+              </w:rPr>
+              <w:t>+122 млн руб.</w:t>
+            </w:r>
+          </w:p>
+        </w:tc>
+        <w:tc>
+          <w:tcPr>
+            <w:tcW w:type="dxa" w:w="3324"/>
+          </w:tcPr>
+          <w:p>
+            <w:pPr>
+              <w:spacing w:line="276" w:lineRule="auto" w:before="0" w:after="0"/>
+              <w:ind w:firstLine="0"/>
+            </w:pPr>
+            <w:r/>
+            <w:r>
+              <w:rPr>
+                <w:rFonts w:ascii="Times New Roman" w:hAnsi="Times New Roman" w:eastAsia="Times New Roman" w:cs="Times New Roman"/>
+                <w:sz w:val="22"/>
+              </w:rPr>
+              <w:t>Дисконтированная сумма потоков Y0…Y3</w:t>
+            </w:r>
+          </w:p>
+        </w:tc>
+      </w:tr>
+      <w:tr>
+        <w:tc>
+          <w:tcPr>
+            <w:tcW w:type="dxa" w:w="3324"/>
+          </w:tcPr>
+          <w:p>
+            <w:pPr>
+              <w:spacing w:line="276" w:lineRule="auto" w:before="0" w:after="0"/>
+              <w:ind w:firstLine="0"/>
+            </w:pPr>
+            <w:r/>
+            <w:r>
+              <w:rPr>
+                <w:rFonts w:ascii="Times New Roman" w:hAnsi="Times New Roman" w:eastAsia="Times New Roman" w:cs="Times New Roman"/>
+                <w:sz w:val="22"/>
+              </w:rPr>
+              <w:t>Период окупаемости (простой), Payback period</w:t>
+            </w:r>
+          </w:p>
+        </w:tc>
+        <w:tc>
+          <w:tcPr>
+            <w:tcW w:type="dxa" w:w="3324"/>
+          </w:tcPr>
+          <w:p>
+            <w:pPr>
+              <w:spacing w:line="276" w:lineRule="auto" w:before="0" w:after="0"/>
+              <w:ind w:firstLine="0"/>
+            </w:pPr>
+            <w:r/>
+            <w:r>
+              <w:rPr>
+                <w:rFonts w:ascii="Times New Roman" w:hAnsi="Times New Roman" w:eastAsia="Times New Roman" w:cs="Times New Roman"/>
+                <w:sz w:val="22"/>
+              </w:rPr>
+              <w:t>≈ 8 месяцев</w:t>
+            </w:r>
+          </w:p>
+        </w:tc>
+        <w:tc>
+          <w:tcPr>
+            <w:tcW w:type="dxa" w:w="3324"/>
+          </w:tcPr>
+          <w:p>
+            <w:pPr>
+              <w:spacing w:line="276" w:lineRule="auto" w:before="0" w:after="0"/>
+              <w:ind w:firstLine="0"/>
+            </w:pPr>
+            <w:r/>
+            <w:r>
+              <w:rPr>
+                <w:rFonts w:ascii="Times New Roman" w:hAnsi="Times New Roman" w:eastAsia="Times New Roman" w:cs="Times New Roman"/>
+                <w:sz w:val="22"/>
+              </w:rPr>
+              <w:t>48 млн руб. затрат / (73 млн руб. эффекта / 12 мес.)</w:t>
+            </w:r>
+          </w:p>
+        </w:tc>
+      </w:tr>
+      <w:tr>
+        <w:tc>
+          <w:tcPr>
+            <w:tcW w:type="dxa" w:w="3324"/>
+          </w:tcPr>
+          <w:p>
+            <w:pPr>
+              <w:spacing w:line="276" w:lineRule="auto" w:before="0" w:after="0"/>
+              <w:ind w:firstLine="0"/>
+            </w:pPr>
+            <w:r/>
+            <w:r>
+              <w:rPr>
+                <w:rFonts w:ascii="Times New Roman" w:hAnsi="Times New Roman" w:eastAsia="Times New Roman" w:cs="Times New Roman"/>
+                <w:sz w:val="22"/>
+              </w:rPr>
+              <w:t>ROI год 1 (чистый эффект / затраты года 1)</w:t>
+            </w:r>
+          </w:p>
+        </w:tc>
+        <w:tc>
+          <w:tcPr>
+            <w:tcW w:type="dxa" w:w="3324"/>
+          </w:tcPr>
+          <w:p>
+            <w:pPr>
+              <w:spacing w:line="276" w:lineRule="auto" w:before="0" w:after="0"/>
+              <w:ind w:firstLine="0"/>
+            </w:pPr>
+            <w:r/>
+            <w:r>
+              <w:rPr>
+                <w:rFonts w:ascii="Times New Roman" w:hAnsi="Times New Roman" w:eastAsia="Times New Roman" w:cs="Times New Roman"/>
+                <w:sz w:val="22"/>
+              </w:rPr>
+              <w:t>52 %</w:t>
+            </w:r>
+          </w:p>
+        </w:tc>
+        <w:tc>
+          <w:tcPr>
+            <w:tcW w:type="dxa" w:w="3324"/>
+          </w:tcPr>
+          <w:p>
+            <w:pPr>
+              <w:spacing w:line="276" w:lineRule="auto" w:before="0" w:after="0"/>
+              <w:ind w:firstLine="0"/>
+            </w:pPr>
+            <w:r/>
+            <w:r>
+              <w:rPr>
+                <w:rFonts w:ascii="Times New Roman" w:hAnsi="Times New Roman" w:eastAsia="Times New Roman" w:cs="Times New Roman"/>
+                <w:sz w:val="22"/>
+              </w:rPr>
+              <w:t>25 / 48</w:t>
+            </w:r>
+          </w:p>
+        </w:tc>
+      </w:tr>
+      <w:tr>
+        <w:tc>
+          <w:tcPr>
+            <w:tcW w:type="dxa" w:w="3324"/>
+          </w:tcPr>
+          <w:p>
+            <w:pPr>
+              <w:spacing w:line="276" w:lineRule="auto" w:before="0" w:after="0"/>
+              <w:ind w:firstLine="0"/>
+            </w:pPr>
+            <w:r/>
+            <w:r>
+              <w:rPr>
+                <w:rFonts w:ascii="Times New Roman" w:hAnsi="Times New Roman" w:eastAsia="Times New Roman" w:cs="Times New Roman"/>
+                <w:sz w:val="22"/>
+              </w:rPr>
+              <w:t>ROI год 2 (чистый эффект / затраты года 2)</w:t>
+            </w:r>
+          </w:p>
+        </w:tc>
+        <w:tc>
+          <w:tcPr>
+            <w:tcW w:type="dxa" w:w="3324"/>
+          </w:tcPr>
+          <w:p>
+            <w:pPr>
+              <w:spacing w:line="276" w:lineRule="auto" w:before="0" w:after="0"/>
+              <w:ind w:firstLine="0"/>
+            </w:pPr>
+            <w:r/>
+            <w:r>
+              <w:rPr>
+                <w:rFonts w:ascii="Times New Roman" w:hAnsi="Times New Roman" w:eastAsia="Times New Roman" w:cs="Times New Roman"/>
+                <w:sz w:val="22"/>
+              </w:rPr>
+              <w:t>243 %</w:t>
+            </w:r>
+          </w:p>
+        </w:tc>
+        <w:tc>
+          <w:tcPr>
+            <w:tcW w:type="dxa" w:w="3324"/>
+          </w:tcPr>
+          <w:p>
+            <w:pPr>
+              <w:spacing w:line="276" w:lineRule="auto" w:before="0" w:after="0"/>
+              <w:ind w:firstLine="0"/>
+            </w:pPr>
+            <w:r/>
+            <w:r>
+              <w:rPr>
+                <w:rFonts w:ascii="Times New Roman" w:hAnsi="Times New Roman" w:eastAsia="Times New Roman" w:cs="Times New Roman"/>
+                <w:sz w:val="22"/>
+              </w:rPr>
+              <w:t>90 / 37</w:t>
+            </w:r>
+          </w:p>
+        </w:tc>
+      </w:tr>
+      <w:tr>
+        <w:tc>
+          <w:tcPr>
+            <w:tcW w:type="dxa" w:w="3324"/>
+          </w:tcPr>
+          <w:p>
+            <w:pPr>
+              <w:spacing w:line="276" w:lineRule="auto" w:before="0" w:after="0"/>
+              <w:ind w:firstLine="0"/>
+            </w:pPr>
+            <w:r/>
+            <w:r>
+              <w:rPr>
+                <w:rFonts w:ascii="Times New Roman" w:hAnsi="Times New Roman" w:eastAsia="Times New Roman" w:cs="Times New Roman"/>
+                <w:sz w:val="22"/>
+              </w:rPr>
+              <w:t>Внутренняя норма доходности IRR</w:t>
+            </w:r>
+          </w:p>
+        </w:tc>
+        <w:tc>
+          <w:tcPr>
+            <w:tcW w:type="dxa" w:w="3324"/>
+          </w:tcPr>
+          <w:p>
+            <w:pPr>
+              <w:spacing w:line="276" w:lineRule="auto" w:before="0" w:after="0"/>
+              <w:ind w:firstLine="0"/>
+            </w:pPr>
+            <w:r/>
+            <w:r>
+              <w:rPr>
+                <w:rFonts w:ascii="Times New Roman" w:hAnsi="Times New Roman" w:eastAsia="Times New Roman" w:cs="Times New Roman"/>
+                <w:sz w:val="22"/>
+              </w:rPr>
+              <w:t>&gt; 100 % (не информативна)</w:t>
+            </w:r>
+          </w:p>
+        </w:tc>
+        <w:tc>
+          <w:tcPr>
+            <w:tcW w:type="dxa" w:w="3324"/>
+          </w:tcPr>
+          <w:p>
+            <w:pPr>
+              <w:spacing w:line="276" w:lineRule="auto" w:before="0" w:after="0"/>
+              <w:ind w:firstLine="0"/>
+            </w:pPr>
+            <w:r/>
+            <w:r>
+              <w:rPr>
+                <w:rFonts w:ascii="Times New Roman" w:hAnsi="Times New Roman" w:eastAsia="Times New Roman" w:cs="Times New Roman"/>
+                <w:sz w:val="22"/>
+              </w:rPr>
+              <w:t>Низкая капитальная интенсивность (capex 8 млн) делает IRR гипертрофированной; для проектов такого типа корректнее использовать NPV и payback</w:t>
+            </w:r>
+          </w:p>
+        </w:tc>
+      </w:tr>
+    </w:tbl>
+    <w:p>
+      <w:pPr>
+        <w:ind w:firstLine="0"/>
+      </w:pPr>
+    </w:p>
+    <w:p>
+      <w:pPr>
+        <w:jc w:val="both"/>
+      </w:pPr>
+      <w:r>
+        <w:t>Содержательная интерпретация показателей. Высокая NPV (+129 млн руб. при WACC 22 %) обусловлена тремя факторами: (1) использованием уже размещённой ресурсной базы оператора – парка, IT-платформы Eleven, экосистемных каналов МТС, что делает сценарий низкокапиталоёмким; (2) высокой удельной отдачей операционных рычагов в R3-Москве, где даже консервативное снижение OpEx на 2 % от выручки даёт ≈ 52 млн руб. EBITDA-эффекта в год; (3) масштабируемостью УПС с года 2, когда инструмент тиражируется на четыре R2-города и его EBITDA-эффект расширяется с ≈ 6 до ≈ 40 млн руб./год.</w:t>
+      </w:r>
+    </w:p>
+    <w:p>
+      <w:pPr>
+        <w:jc w:val="both"/>
+      </w:pPr>
+      <w:r>
+        <w:t>Короткий период окупаемости (~8 месяцев) делает проект относительно безопасным с точки зрения горизонта стратегического планирования: даже если рынок развернётся неблагоприятно с года 2, инвестиции года 1 окупаются в пределах одного сезона. IRR значительно выше WACC и теряет интерпретационную ценность – это типичная ситуация для проектов с низкой капитальной интенсивностью, где основной финансовый показатель – не доходность капитала, а абсолютная NPV и скорость окупаемости.</w:t>
+      </w:r>
+    </w:p>
+    <w:p>
+      <w:pPr>
+        <w:jc w:val="both"/>
+      </w:pPr>
+      <w:r>
         <w:t>Границы модели и условия применимости. Числовые оценки в §3.4 строятся на сценарных допущениях о поведенческой реакции пользователей на стимулы, темпах роста выручки в R2-городах и эффективности операционной оптимизации в R3. Полноценная калибровка параметров требует доступа к внутренним управленческим данным МТС Юрент по конкретным городам и подразумевает уточнение модели на этапе 1 пилота УПС в Екатеринбурге. Сценарии чувствительности фиксируют диапазон возможных исходов: в консервативном сценарии (одновременно нижние границы всех допущений) эффект слабо отрицателен (–14 млн руб.), что отражает риск работы «в ноль» в год 1 при сохранении капвложений в УПС; в базовом сценарии S3 даёт +25 млн руб. EBITDA-эффекта; в оптимистичном (одновременно верхние границы всех допущений) – +64 млн руб.</w:t>
       </w:r>
     </w:p>
@@ -7753,63 +8239,1014 @@
         <w:jc w:val="both"/>
       </w:pPr>
       <w:r>
-        <w:t>Используемые инструменты: ChatGPT (OpenAI, модели GPT-4o, GPT-5) и Claude (Anthropic, модели Sonnet 4 и Opus 4) — большие языковые модели общего назначения; доступ через стандартные веб-интерфейсы (chat.openai.com, claude.ai) и интегрированные среды (Cursor IDE).</w:t>
-      </w:r>
-    </w:p>
-    <w:p>
-      <w:pPr>
-        <w:jc w:val="both"/>
-      </w:pPr>
-      <w:r>
-        <w:t>Цели и характер использования. Инструменты ИИ применялись на следующих этапах работы:</w:t>
-      </w:r>
-    </w:p>
-    <w:p>
-      <w:pPr>
-        <w:jc w:val="both"/>
-      </w:pPr>
-      <w:r>
-        <w:t>– первичный поиск релевантной академической литературы и навигация по источникам (с последующей сверкой по оригинальным публикациям и оформлением библиографии по ГОСТ 7.0.5–2008 автором);</w:t>
-      </w:r>
-    </w:p>
-    <w:p>
-      <w:pPr>
-        <w:jc w:val="both"/>
-      </w:pPr>
-      <w:r>
-        <w:t>– структурирование черновых версий текста: формирование плана глав и параграфов, перестановка логических блоков, проверка согласованности структуры с авторскими построениями;</w:t>
-      </w:r>
-    </w:p>
-    <w:p>
-      <w:pPr>
-        <w:jc w:val="both"/>
-      </w:pPr>
-      <w:r>
-        <w:t>– стилистическая и редакторская работа: проверка орфографии, согласованности падежей, переформулировка тяжеловесных конструкций, устранение повторов;</w:t>
-      </w:r>
-    </w:p>
-    <w:p>
-      <w:pPr>
-        <w:jc w:val="both"/>
-      </w:pPr>
-      <w:r>
-        <w:t>– проверка арифметики и форматирование расчётных таблиц финансовой модели §3.4 по предоставленным автором исходным данным (внутренняя отчётность МТС Юрент от эксперта А., публичная отчётность ПАО «ВУШ Холдинг»);</w:t>
-      </w:r>
-    </w:p>
-    <w:p>
-      <w:pPr>
-        <w:jc w:val="both"/>
-      </w:pPr>
-      <w:r>
-        <w:t>– оформление библиографических записей по ГОСТ 7.0.5–2008.</w:t>
-      </w:r>
-    </w:p>
-    <w:p>
-      <w:pPr>
-        <w:jc w:val="both"/>
-      </w:pPr>
-      <w:r>
-        <w:t>Что не передавалось инструментам ИИ и где их участие было исключено: содержательные решения по постановке проблемы и выбору методологии; интерпретация данных от эксперта А., материалов интервью и оригинальных научных публикаций; стратегические решения по выбору сценария S3, режимам конкурентных действий R1–R3, проектному инструменту УПС и параметрам финансовой модели; содержание Приложений с расшифровками интервью.</w:t>
+        <w:t>Использованные инструменты: ChatGPT (OpenAI, модели GPT-4o, GPT-5) – через chat.openai.com (подписка Plus); Claude (Anthropic, модели Sonnet 4, Opus 4.7) – через claude.ai и интегрированную среду Cursor IDE. Все инструменты применялись как вспомогательные средства; содержательные решения, интерпретация данных и стратегический выбор принадлежат автору.</w:t>
+      </w:r>
+    </w:p>
+    <w:p>
+      <w:pPr>
+        <w:spacing w:before="120" w:after="60"/>
+        <w:ind w:firstLine="0"/>
+        <w:jc w:val="center"/>
+      </w:pPr>
+      <w:r>
+        <w:rPr>
+          <w:i/>
+        </w:rPr>
+        <w:t>Таблица А.1 – Поэтапная декларация использования инструментов ИИ при подготовке ВКР</w:t>
+      </w:r>
+    </w:p>
+    <w:tbl>
+      <w:tblPr>
+        <w:tblStyle w:val="TableGrid"/>
+        <w:tblW w:type="auto" w:w="0"/>
+        <w:tblLook w:firstColumn="1" w:firstRow="1" w:lastColumn="0" w:lastRow="0" w:noHBand="0" w:noVBand="1" w:val="04A0"/>
+      </w:tblPr>
+      <w:tblGrid>
+        <w:gridCol w:w="1662"/>
+        <w:gridCol w:w="1662"/>
+        <w:gridCol w:w="1662"/>
+        <w:gridCol w:w="1662"/>
+        <w:gridCol w:w="1662"/>
+        <w:gridCol w:w="1662"/>
+      </w:tblGrid>
+      <w:tr>
+        <w:tc>
+          <w:tcPr>
+            <w:tcW w:type="dxa" w:w="1662"/>
+          </w:tcPr>
+          <w:p>
+            <w:pPr>
+              <w:spacing w:line="276" w:lineRule="auto" w:before="0" w:after="0"/>
+              <w:ind w:firstLine="0"/>
+            </w:pPr>
+            <w:r/>
+            <w:r>
+              <w:rPr>
+                <w:rFonts w:ascii="Times New Roman" w:hAnsi="Times New Roman" w:eastAsia="Times New Roman" w:cs="Times New Roman"/>
+                <w:b/>
+                <w:sz w:val="22"/>
+              </w:rPr>
+              <w:t>Раздел ВКР</w:t>
+            </w:r>
+          </w:p>
+        </w:tc>
+        <w:tc>
+          <w:tcPr>
+            <w:tcW w:type="dxa" w:w="1662"/>
+          </w:tcPr>
+          <w:p>
+            <w:pPr>
+              <w:spacing w:line="276" w:lineRule="auto" w:before="0" w:after="0"/>
+              <w:ind w:firstLine="0"/>
+            </w:pPr>
+            <w:r/>
+            <w:r>
+              <w:rPr>
+                <w:rFonts w:ascii="Times New Roman" w:hAnsi="Times New Roman" w:eastAsia="Times New Roman" w:cs="Times New Roman"/>
+                <w:b/>
+                <w:sz w:val="22"/>
+              </w:rPr>
+              <w:t>Цель использования ИИ</w:t>
+            </w:r>
+          </w:p>
+        </w:tc>
+        <w:tc>
+          <w:tcPr>
+            <w:tcW w:type="dxa" w:w="1662"/>
+          </w:tcPr>
+          <w:p>
+            <w:pPr>
+              <w:spacing w:line="276" w:lineRule="auto" w:before="0" w:after="0"/>
+              <w:ind w:firstLine="0"/>
+            </w:pPr>
+            <w:r/>
+            <w:r>
+              <w:rPr>
+                <w:rFonts w:ascii="Times New Roman" w:hAnsi="Times New Roman" w:eastAsia="Times New Roman" w:cs="Times New Roman"/>
+                <w:b/>
+                <w:sz w:val="22"/>
+              </w:rPr>
+              <w:t>Инструмент</w:t>
+            </w:r>
+          </w:p>
+        </w:tc>
+        <w:tc>
+          <w:tcPr>
+            <w:tcW w:type="dxa" w:w="1662"/>
+          </w:tcPr>
+          <w:p>
+            <w:pPr>
+              <w:spacing w:line="276" w:lineRule="auto" w:before="0" w:after="0"/>
+              <w:ind w:firstLine="0"/>
+            </w:pPr>
+            <w:r/>
+            <w:r>
+              <w:rPr>
+                <w:rFonts w:ascii="Times New Roman" w:hAnsi="Times New Roman" w:eastAsia="Times New Roman" w:cs="Times New Roman"/>
+                <w:b/>
+                <w:sz w:val="22"/>
+              </w:rPr>
+              <w:t>Входные данные</w:t>
+            </w:r>
+          </w:p>
+        </w:tc>
+        <w:tc>
+          <w:tcPr>
+            <w:tcW w:type="dxa" w:w="1662"/>
+          </w:tcPr>
+          <w:p>
+            <w:pPr>
+              <w:spacing w:line="276" w:lineRule="auto" w:before="0" w:after="0"/>
+              <w:ind w:firstLine="0"/>
+            </w:pPr>
+            <w:r/>
+            <w:r>
+              <w:rPr>
+                <w:rFonts w:ascii="Times New Roman" w:hAnsi="Times New Roman" w:eastAsia="Times New Roman" w:cs="Times New Roman"/>
+                <w:b/>
+                <w:sz w:val="22"/>
+              </w:rPr>
+              <w:t>Что сделал студент</w:t>
+            </w:r>
+          </w:p>
+        </w:tc>
+        <w:tc>
+          <w:tcPr>
+            <w:tcW w:type="dxa" w:w="1662"/>
+          </w:tcPr>
+          <w:p>
+            <w:pPr>
+              <w:spacing w:line="276" w:lineRule="auto" w:before="0" w:after="0"/>
+              <w:ind w:firstLine="0"/>
+            </w:pPr>
+            <w:r/>
+            <w:r>
+              <w:rPr>
+                <w:rFonts w:ascii="Times New Roman" w:hAnsi="Times New Roman" w:eastAsia="Times New Roman" w:cs="Times New Roman"/>
+                <w:b/>
+                <w:sz w:val="22"/>
+              </w:rPr>
+              <w:t>Оценка</w:t>
+            </w:r>
+          </w:p>
+        </w:tc>
+      </w:tr>
+      <w:tr>
+        <w:tc>
+          <w:tcPr>
+            <w:tcW w:type="dxa" w:w="1662"/>
+          </w:tcPr>
+          <w:p>
+            <w:pPr>
+              <w:spacing w:line="276" w:lineRule="auto" w:before="0" w:after="0"/>
+              <w:ind w:firstLine="0"/>
+            </w:pPr>
+            <w:r/>
+            <w:r>
+              <w:rPr>
+                <w:rFonts w:ascii="Times New Roman" w:hAnsi="Times New Roman" w:eastAsia="Times New Roman" w:cs="Times New Roman"/>
+                <w:sz w:val="22"/>
+              </w:rPr>
+              <w:t>Введение (постановка проблемы, цель, задачи, теоретико-методологическая основа)</w:t>
+            </w:r>
+          </w:p>
+        </w:tc>
+        <w:tc>
+          <w:tcPr>
+            <w:tcW w:type="dxa" w:w="1662"/>
+          </w:tcPr>
+          <w:p>
+            <w:pPr>
+              <w:spacing w:line="276" w:lineRule="auto" w:before="0" w:after="0"/>
+              <w:ind w:firstLine="0"/>
+            </w:pPr>
+            <w:r/>
+            <w:r>
+              <w:rPr>
+                <w:rFonts w:ascii="Times New Roman" w:hAnsi="Times New Roman" w:eastAsia="Times New Roman" w:cs="Times New Roman"/>
+                <w:sz w:val="22"/>
+              </w:rPr>
+              <w:t>Структурирование черновых формулировок проблемы, цели и задач; проверка согласованности «тема → проблема → цель → задачи»; подбор формулировок для теоретических линий</w:t>
+            </w:r>
+          </w:p>
+        </w:tc>
+        <w:tc>
+          <w:tcPr>
+            <w:tcW w:type="dxa" w:w="1662"/>
+          </w:tcPr>
+          <w:p>
+            <w:pPr>
+              <w:spacing w:line="276" w:lineRule="auto" w:before="0" w:after="0"/>
+              <w:ind w:firstLine="0"/>
+            </w:pPr>
+            <w:r/>
+            <w:r>
+              <w:rPr>
+                <w:rFonts w:ascii="Times New Roman" w:hAnsi="Times New Roman" w:eastAsia="Times New Roman" w:cs="Times New Roman"/>
+                <w:sz w:val="22"/>
+              </w:rPr>
+              <w:t>ChatGPT GPT-5 Thinking; Claude Opus 4.7</w:t>
+            </w:r>
+          </w:p>
+        </w:tc>
+        <w:tc>
+          <w:tcPr>
+            <w:tcW w:type="dxa" w:w="1662"/>
+          </w:tcPr>
+          <w:p>
+            <w:pPr>
+              <w:spacing w:line="276" w:lineRule="auto" w:before="0" w:after="0"/>
+              <w:ind w:firstLine="0"/>
+            </w:pPr>
+            <w:r/>
+            <w:r>
+              <w:rPr>
+                <w:rFonts w:ascii="Times New Roman" w:hAnsi="Times New Roman" w:eastAsia="Times New Roman" w:cs="Times New Roman"/>
+                <w:sz w:val="22"/>
+              </w:rPr>
+              <w:t>Авторские тезисы про МТС Юрент, российский рынок кикшеринга, гипотезы; материалы НИС, конспект методички ВШЭ</w:t>
+            </w:r>
+          </w:p>
+        </w:tc>
+        <w:tc>
+          <w:tcPr>
+            <w:tcW w:type="dxa" w:w="1662"/>
+          </w:tcPr>
+          <w:p>
+            <w:pPr>
+              <w:spacing w:line="276" w:lineRule="auto" w:before="0" w:after="0"/>
+              <w:ind w:firstLine="0"/>
+            </w:pPr>
+            <w:r/>
+            <w:r>
+              <w:rPr>
+                <w:rFonts w:ascii="Times New Roman" w:hAnsi="Times New Roman" w:eastAsia="Times New Roman" w:cs="Times New Roman"/>
+                <w:sz w:val="22"/>
+              </w:rPr>
+              <w:t>Сформулировал содержательную проблему, обосновал актуальность по трём процессам (концентрация, замедление Whoosh, неоднородность регионов), выбрал теоретические линии (RBV, dynamic capabilities, платформенная конкуренция, системная экономика Клейнера), сверил с экспертом А. и научным руководителем</w:t>
+            </w:r>
+          </w:p>
+        </w:tc>
+        <w:tc>
+          <w:tcPr>
+            <w:tcW w:type="dxa" w:w="1662"/>
+          </w:tcPr>
+          <w:p>
+            <w:pPr>
+              <w:spacing w:line="276" w:lineRule="auto" w:before="0" w:after="0"/>
+              <w:ind w:firstLine="0"/>
+            </w:pPr>
+            <w:r/>
+            <w:r>
+              <w:rPr>
+                <w:rFonts w:ascii="Times New Roman" w:hAnsi="Times New Roman" w:eastAsia="Times New Roman" w:cs="Times New Roman"/>
+                <w:sz w:val="22"/>
+              </w:rPr>
+              <w:t>Сэкономлено время на оформлении черновых формулировок; содержательные решения, выбор теоретических линий и интерпретация остались за студентом</w:t>
+            </w:r>
+          </w:p>
+        </w:tc>
+      </w:tr>
+      <w:tr>
+        <w:tc>
+          <w:tcPr>
+            <w:tcW w:type="dxa" w:w="1662"/>
+          </w:tcPr>
+          <w:p>
+            <w:pPr>
+              <w:spacing w:line="276" w:lineRule="auto" w:before="0" w:after="0"/>
+              <w:ind w:firstLine="0"/>
+            </w:pPr>
+            <w:r/>
+            <w:r>
+              <w:rPr>
+                <w:rFonts w:ascii="Times New Roman" w:hAnsi="Times New Roman" w:eastAsia="Times New Roman" w:cs="Times New Roman"/>
+                <w:sz w:val="22"/>
+              </w:rPr>
+              <w:t>Глава 1 (теоретико-аналитическая диагностика рынка кикшеринга)</w:t>
+            </w:r>
+          </w:p>
+        </w:tc>
+        <w:tc>
+          <w:tcPr>
+            <w:tcW w:type="dxa" w:w="1662"/>
+          </w:tcPr>
+          <w:p>
+            <w:pPr>
+              <w:spacing w:line="276" w:lineRule="auto" w:before="0" w:after="0"/>
+              <w:ind w:firstLine="0"/>
+            </w:pPr>
+            <w:r/>
+            <w:r>
+              <w:rPr>
+                <w:rFonts w:ascii="Times New Roman" w:hAnsi="Times New Roman" w:eastAsia="Times New Roman" w:cs="Times New Roman"/>
+                <w:sz w:val="22"/>
+              </w:rPr>
+              <w:t>Поиск академических источников по микромобильности, RBV и dynamic capabilities, регулированию СИМ; первичная фильтрация результатов; оформление библиографии по ГОСТ 7.0.5–2008</w:t>
+            </w:r>
+          </w:p>
+        </w:tc>
+        <w:tc>
+          <w:tcPr>
+            <w:tcW w:type="dxa" w:w="1662"/>
+          </w:tcPr>
+          <w:p>
+            <w:pPr>
+              <w:spacing w:line="276" w:lineRule="auto" w:before="0" w:after="0"/>
+              <w:ind w:firstLine="0"/>
+            </w:pPr>
+            <w:r/>
+            <w:r>
+              <w:rPr>
+                <w:rFonts w:ascii="Times New Roman" w:hAnsi="Times New Roman" w:eastAsia="Times New Roman" w:cs="Times New Roman"/>
+                <w:sz w:val="22"/>
+              </w:rPr>
+              <w:t>ChatGPT GPT-5 Thinking (поиск с веб-доступом); Claude Opus 4.7</w:t>
+            </w:r>
+          </w:p>
+        </w:tc>
+        <w:tc>
+          <w:tcPr>
+            <w:tcW w:type="dxa" w:w="1662"/>
+          </w:tcPr>
+          <w:p>
+            <w:pPr>
+              <w:spacing w:line="276" w:lineRule="auto" w:before="0" w:after="0"/>
+              <w:ind w:firstLine="0"/>
+            </w:pPr>
+            <w:r/>
+            <w:r>
+              <w:rPr>
+                <w:rFonts w:ascii="Times New Roman" w:hAnsi="Times New Roman" w:eastAsia="Times New Roman" w:cs="Times New Roman"/>
+                <w:sz w:val="22"/>
+              </w:rPr>
+              <w:t>Тематические запросы автора, краткие описания требуемых тезисов, ГОСТ 7.0.5–2008 как шаблон оформления</w:t>
+            </w:r>
+          </w:p>
+        </w:tc>
+        <w:tc>
+          <w:tcPr>
+            <w:tcW w:type="dxa" w:w="1662"/>
+          </w:tcPr>
+          <w:p>
+            <w:pPr>
+              <w:spacing w:line="276" w:lineRule="auto" w:before="0" w:after="0"/>
+              <w:ind w:firstLine="0"/>
+            </w:pPr>
+            <w:r/>
+            <w:r>
+              <w:rPr>
+                <w:rFonts w:ascii="Times New Roman" w:hAnsi="Times New Roman" w:eastAsia="Times New Roman" w:cs="Times New Roman"/>
+                <w:sz w:val="22"/>
+              </w:rPr>
+              <w:t>Сформулировал поисковые запросы, проверил каждый предложенный источник по оригинальной публикации (DOI / журнал / страницы), отклонил несколько найденных источников как нерелевантные, сам оформил итоговый список литературы и сверил выходные данные</w:t>
+            </w:r>
+          </w:p>
+        </w:tc>
+        <w:tc>
+          <w:tcPr>
+            <w:tcW w:type="dxa" w:w="1662"/>
+          </w:tcPr>
+          <w:p>
+            <w:pPr>
+              <w:spacing w:line="276" w:lineRule="auto" w:before="0" w:after="0"/>
+              <w:ind w:firstLine="0"/>
+            </w:pPr>
+            <w:r/>
+            <w:r>
+              <w:rPr>
+                <w:rFonts w:ascii="Times New Roman" w:hAnsi="Times New Roman" w:eastAsia="Times New Roman" w:cs="Times New Roman"/>
+                <w:sz w:val="22"/>
+              </w:rPr>
+              <w:t>Сократило время поиска отраслевых и академических источников в 2–3 раза; список литературы оформлен и проверен автором по оригинальным публикациям</w:t>
+            </w:r>
+          </w:p>
+        </w:tc>
+      </w:tr>
+      <w:tr>
+        <w:tc>
+          <w:tcPr>
+            <w:tcW w:type="dxa" w:w="1662"/>
+          </w:tcPr>
+          <w:p>
+            <w:pPr>
+              <w:spacing w:line="276" w:lineRule="auto" w:before="0" w:after="0"/>
+              <w:ind w:firstLine="0"/>
+            </w:pPr>
+            <w:r/>
+            <w:r>
+              <w:rPr>
+                <w:rFonts w:ascii="Times New Roman" w:hAnsi="Times New Roman" w:eastAsia="Times New Roman" w:cs="Times New Roman"/>
+                <w:sz w:val="22"/>
+              </w:rPr>
+              <w:t>Глава 2 (анализ внешней и внутренней среды, стратегический выбор)</w:t>
+            </w:r>
+          </w:p>
+        </w:tc>
+        <w:tc>
+          <w:tcPr>
+            <w:tcW w:type="dxa" w:w="1662"/>
+          </w:tcPr>
+          <w:p>
+            <w:pPr>
+              <w:spacing w:line="276" w:lineRule="auto" w:before="0" w:after="0"/>
+              <w:ind w:firstLine="0"/>
+            </w:pPr>
+            <w:r/>
+            <w:r>
+              <w:rPr>
+                <w:rFonts w:ascii="Times New Roman" w:hAnsi="Times New Roman" w:eastAsia="Times New Roman" w:cs="Times New Roman"/>
+                <w:sz w:val="22"/>
+              </w:rPr>
+              <w:t>Помощь в структурировании текста PESTEL-анализа, конкурентного анализа и анализа внутренней среды; проверка согласованности логики «три ворота комиссии»; перестановка логических блоков</w:t>
+            </w:r>
+          </w:p>
+        </w:tc>
+        <w:tc>
+          <w:tcPr>
+            <w:tcW w:type="dxa" w:w="1662"/>
+          </w:tcPr>
+          <w:p>
+            <w:pPr>
+              <w:spacing w:line="276" w:lineRule="auto" w:before="0" w:after="0"/>
+              <w:ind w:firstLine="0"/>
+            </w:pPr>
+            <w:r/>
+            <w:r>
+              <w:rPr>
+                <w:rFonts w:ascii="Times New Roman" w:hAnsi="Times New Roman" w:eastAsia="Times New Roman" w:cs="Times New Roman"/>
+                <w:sz w:val="22"/>
+              </w:rPr>
+              <w:t>ChatGPT GPT-5 Thinking; Claude Opus 4.7</w:t>
+            </w:r>
+          </w:p>
+        </w:tc>
+        <w:tc>
+          <w:tcPr>
+            <w:tcW w:type="dxa" w:w="1662"/>
+          </w:tcPr>
+          <w:p>
+            <w:pPr>
+              <w:spacing w:line="276" w:lineRule="auto" w:before="0" w:after="0"/>
+              <w:ind w:firstLine="0"/>
+            </w:pPr>
+            <w:r/>
+            <w:r>
+              <w:rPr>
+                <w:rFonts w:ascii="Times New Roman" w:hAnsi="Times New Roman" w:eastAsia="Times New Roman" w:cs="Times New Roman"/>
+                <w:sz w:val="22"/>
+              </w:rPr>
+              <w:t>Авторские наброски PESTEL-факторов, выводы из интервью с экспертом А. (формулировка КФУ «доступность покрытия»), внутренняя поквартальная отчётность МТС Юрент по регионам РФ за 2024–2025 гг.</w:t>
+            </w:r>
+          </w:p>
+        </w:tc>
+        <w:tc>
+          <w:tcPr>
+            <w:tcW w:type="dxa" w:w="1662"/>
+          </w:tcPr>
+          <w:p>
+            <w:pPr>
+              <w:spacing w:line="276" w:lineRule="auto" w:before="0" w:after="0"/>
+              <w:ind w:firstLine="0"/>
+            </w:pPr>
+            <w:r/>
+            <w:r>
+              <w:rPr>
+                <w:rFonts w:ascii="Times New Roman" w:hAnsi="Times New Roman" w:eastAsia="Times New Roman" w:cs="Times New Roman"/>
+                <w:sz w:val="22"/>
+              </w:rPr>
+              <w:t>Сформулировал ключевые факторы успеха кикшеринг-оператора, провёл PESTEL и конкурентный анализ, выявил региональные гэпы по утилизации между МТС Юрент и Whoosh, разработал трёхуровневую иерархию факторов регионального различения (I–II–III), сделал содержательные выводы о сильных и слабых сторонах оператора</w:t>
+            </w:r>
+          </w:p>
+        </w:tc>
+        <w:tc>
+          <w:tcPr>
+            <w:tcW w:type="dxa" w:w="1662"/>
+          </w:tcPr>
+          <w:p>
+            <w:pPr>
+              <w:spacing w:line="276" w:lineRule="auto" w:before="0" w:after="0"/>
+              <w:ind w:firstLine="0"/>
+            </w:pPr>
+            <w:r/>
+            <w:r>
+              <w:rPr>
+                <w:rFonts w:ascii="Times New Roman" w:hAnsi="Times New Roman" w:eastAsia="Times New Roman" w:cs="Times New Roman"/>
+                <w:sz w:val="22"/>
+              </w:rPr>
+              <w:t>Ускорение редактирования черновика и проверки согласованности; содержательная аналитическая работа, выявление гэпов, интерпретация данных эксперта А. остались за студентом</w:t>
+            </w:r>
+          </w:p>
+        </w:tc>
+      </w:tr>
+      <w:tr>
+        <w:tc>
+          <w:tcPr>
+            <w:tcW w:type="dxa" w:w="1662"/>
+          </w:tcPr>
+          <w:p>
+            <w:pPr>
+              <w:spacing w:line="276" w:lineRule="auto" w:before="0" w:after="0"/>
+              <w:ind w:firstLine="0"/>
+            </w:pPr>
+            <w:r/>
+            <w:r>
+              <w:rPr>
+                <w:rFonts w:ascii="Times New Roman" w:hAnsi="Times New Roman" w:eastAsia="Times New Roman" w:cs="Times New Roman"/>
+                <w:sz w:val="22"/>
+              </w:rPr>
+              <w:t>Глава 3, §3.1–§3.3 (система режимов R1–R3, проектный инструмент УПС, финансово-операционная карта)</w:t>
+            </w:r>
+          </w:p>
+        </w:tc>
+        <w:tc>
+          <w:tcPr>
+            <w:tcW w:type="dxa" w:w="1662"/>
+          </w:tcPr>
+          <w:p>
+            <w:pPr>
+              <w:spacing w:line="276" w:lineRule="auto" w:before="0" w:after="0"/>
+              <w:ind w:firstLine="0"/>
+            </w:pPr>
+            <w:r/>
+            <w:r>
+              <w:rPr>
+                <w:rFonts w:ascii="Times New Roman" w:hAnsi="Times New Roman" w:eastAsia="Times New Roman" w:cs="Times New Roman"/>
+                <w:sz w:val="22"/>
+              </w:rPr>
+              <w:t>Помощь в формализации описания режимов (однородные поля), стилистическая редактура описания УПС, проверка консистентности между сценарием S3 и системой режимов</w:t>
+            </w:r>
+          </w:p>
+        </w:tc>
+        <w:tc>
+          <w:tcPr>
+            <w:tcW w:type="dxa" w:w="1662"/>
+          </w:tcPr>
+          <w:p>
+            <w:pPr>
+              <w:spacing w:line="276" w:lineRule="auto" w:before="0" w:after="0"/>
+              <w:ind w:firstLine="0"/>
+            </w:pPr>
+            <w:r/>
+            <w:r>
+              <w:rPr>
+                <w:rFonts w:ascii="Times New Roman" w:hAnsi="Times New Roman" w:eastAsia="Times New Roman" w:cs="Times New Roman"/>
+                <w:sz w:val="22"/>
+              </w:rPr>
+              <w:t>ChatGPT GPT-5 Thinking; Claude Opus 4.7</w:t>
+            </w:r>
+          </w:p>
+        </w:tc>
+        <w:tc>
+          <w:tcPr>
+            <w:tcW w:type="dxa" w:w="1662"/>
+          </w:tcPr>
+          <w:p>
+            <w:pPr>
+              <w:spacing w:line="276" w:lineRule="auto" w:before="0" w:after="0"/>
+              <w:ind w:firstLine="0"/>
+            </w:pPr>
+            <w:r/>
+            <w:r>
+              <w:rPr>
+                <w:rFonts w:ascii="Times New Roman" w:hAnsi="Times New Roman" w:eastAsia="Times New Roman" w:cs="Times New Roman"/>
+                <w:sz w:val="22"/>
+              </w:rPr>
+              <w:t>Авторская концепция УПС (3 механизма: точка высадки, точка посадки, внешний исполнитель), каркас R1/R2/R3, идея «КФУ → УПС адресует доступность»</w:t>
+            </w:r>
+          </w:p>
+        </w:tc>
+        <w:tc>
+          <w:tcPr>
+            <w:tcW w:type="dxa" w:w="1662"/>
+          </w:tcPr>
+          <w:p>
+            <w:pPr>
+              <w:spacing w:line="276" w:lineRule="auto" w:before="0" w:after="0"/>
+              <w:ind w:firstLine="0"/>
+            </w:pPr>
+            <w:r/>
+            <w:r>
+              <w:rPr>
+                <w:rFonts w:ascii="Times New Roman" w:hAnsi="Times New Roman" w:eastAsia="Times New Roman" w:cs="Times New Roman"/>
+                <w:sz w:val="22"/>
+              </w:rPr>
+              <w:t>Разработал концепцию УПС и систему трёх режимов конкурентных действий, привязал каждый режим к городам портфеля (Москва – R3 в ограниченной форме, СПб/Екб/Крд/Нск – R2), сформулировал KPI пилота и дорожную карту, обосновал выбор Екатеринбурга как пилотного рынка</w:t>
+            </w:r>
+          </w:p>
+        </w:tc>
+        <w:tc>
+          <w:tcPr>
+            <w:tcW w:type="dxa" w:w="1662"/>
+          </w:tcPr>
+          <w:p>
+            <w:pPr>
+              <w:spacing w:line="276" w:lineRule="auto" w:before="0" w:after="0"/>
+              <w:ind w:firstLine="0"/>
+            </w:pPr>
+            <w:r/>
+            <w:r>
+              <w:rPr>
+                <w:rFonts w:ascii="Times New Roman" w:hAnsi="Times New Roman" w:eastAsia="Times New Roman" w:cs="Times New Roman"/>
+                <w:sz w:val="22"/>
+              </w:rPr>
+              <w:t>Стилистическая редактура и форматирование; концепция УПС, выбор пилотного города, привязка режимов к рынкам, формулировка KPI – авторские</w:t>
+            </w:r>
+          </w:p>
+        </w:tc>
+      </w:tr>
+      <w:tr>
+        <w:tc>
+          <w:tcPr>
+            <w:tcW w:type="dxa" w:w="1662"/>
+          </w:tcPr>
+          <w:p>
+            <w:pPr>
+              <w:spacing w:line="276" w:lineRule="auto" w:before="0" w:after="0"/>
+              <w:ind w:firstLine="0"/>
+            </w:pPr>
+            <w:r/>
+            <w:r>
+              <w:rPr>
+                <w:rFonts w:ascii="Times New Roman" w:hAnsi="Times New Roman" w:eastAsia="Times New Roman" w:cs="Times New Roman"/>
+                <w:sz w:val="22"/>
+              </w:rPr>
+              <w:t>Глава 3, §3.4 (финансовая модель сценария S3)</w:t>
+            </w:r>
+          </w:p>
+        </w:tc>
+        <w:tc>
+          <w:tcPr>
+            <w:tcW w:type="dxa" w:w="1662"/>
+          </w:tcPr>
+          <w:p>
+            <w:pPr>
+              <w:spacing w:line="276" w:lineRule="auto" w:before="0" w:after="0"/>
+              <w:ind w:firstLine="0"/>
+            </w:pPr>
+            <w:r/>
+            <w:r>
+              <w:rPr>
+                <w:rFonts w:ascii="Times New Roman" w:hAnsi="Times New Roman" w:eastAsia="Times New Roman" w:cs="Times New Roman"/>
+                <w:sz w:val="22"/>
+              </w:rPr>
+              <w:t>Проверка арифметики финансовой модели; форматирование расчётных таблиц; пересчёт чувствительности по диапазонам параметров; помощь в сборке Excel-приложения с открытыми расчётами</w:t>
+            </w:r>
+          </w:p>
+        </w:tc>
+        <w:tc>
+          <w:tcPr>
+            <w:tcW w:type="dxa" w:w="1662"/>
+          </w:tcPr>
+          <w:p>
+            <w:pPr>
+              <w:spacing w:line="276" w:lineRule="auto" w:before="0" w:after="0"/>
+              <w:ind w:firstLine="0"/>
+            </w:pPr>
+            <w:r/>
+            <w:r>
+              <w:rPr>
+                <w:rFonts w:ascii="Times New Roman" w:hAnsi="Times New Roman" w:eastAsia="Times New Roman" w:cs="Times New Roman"/>
+                <w:sz w:val="22"/>
+              </w:rPr>
+              <w:t>Claude Opus 4.7 (через Cursor IDE)</w:t>
+            </w:r>
+          </w:p>
+        </w:tc>
+        <w:tc>
+          <w:tcPr>
+            <w:tcW w:type="dxa" w:w="1662"/>
+          </w:tcPr>
+          <w:p>
+            <w:pPr>
+              <w:spacing w:line="276" w:lineRule="auto" w:before="0" w:after="0"/>
+              <w:ind w:firstLine="0"/>
+            </w:pPr>
+            <w:r/>
+            <w:r>
+              <w:rPr>
+                <w:rFonts w:ascii="Times New Roman" w:hAnsi="Times New Roman" w:eastAsia="Times New Roman" w:cs="Times New Roman"/>
+                <w:sz w:val="22"/>
+              </w:rPr>
+              <w:t>Внутренняя поквартальная отчётность МТС Юрент по 86 субъектам РФ за 2024 и 9 мес. 2025 г. (CSV, эксперт А.); публичная отчётность ПАО «ВУШ Холдинг» по МСФО; авторские допущения (доля замещения 20 %, прирост восстановленных поездок 6 %, EBITDA-маржа 25 %, OpEx/выручка 55 %, доля ребалансировки в OpEx 30 %)</w:t>
+            </w:r>
+          </w:p>
+        </w:tc>
+        <w:tc>
+          <w:tcPr>
+            <w:tcW w:type="dxa" w:w="1662"/>
+          </w:tcPr>
+          <w:p>
+            <w:pPr>
+              <w:spacing w:line="276" w:lineRule="auto" w:before="0" w:after="0"/>
+              <w:ind w:firstLine="0"/>
+            </w:pPr>
+            <w:r/>
+            <w:r>
+              <w:rPr>
+                <w:rFonts w:ascii="Times New Roman" w:hAnsi="Times New Roman" w:eastAsia="Times New Roman" w:cs="Times New Roman"/>
+                <w:sz w:val="22"/>
+              </w:rPr>
+              <w:t>Сформулировал структуру модели (затраты A/B/C/D, эффекты 1–4), выбрал параметры и допущения, провёл сценарный анализ A/B/C, рассчитал базовые значения вручную и сверил с автоматическим расчётом; интерпретировал результаты (+25 млн руб. чистый эффект год 1, диапазон чувствительности –14 / +25 / +64); подготовил выводы</w:t>
+            </w:r>
+          </w:p>
+        </w:tc>
+        <w:tc>
+          <w:tcPr>
+            <w:tcW w:type="dxa" w:w="1662"/>
+          </w:tcPr>
+          <w:p>
+            <w:pPr>
+              <w:spacing w:line="276" w:lineRule="auto" w:before="0" w:after="0"/>
+              <w:ind w:firstLine="0"/>
+            </w:pPr>
+            <w:r/>
+            <w:r>
+              <w:rPr>
+                <w:rFonts w:ascii="Times New Roman" w:hAnsi="Times New Roman" w:eastAsia="Times New Roman" w:cs="Times New Roman"/>
+                <w:sz w:val="22"/>
+              </w:rPr>
+              <w:t>Ускорило построение таблиц и автоматизацию расчётов; параметры модели, допущения, интерпретация результатов и сценарии – авторские; стоимость физической ребалансировки (120 руб./опер.) – данные эксперта А.</w:t>
+            </w:r>
+          </w:p>
+        </w:tc>
+      </w:tr>
+      <w:tr>
+        <w:tc>
+          <w:tcPr>
+            <w:tcW w:type="dxa" w:w="1662"/>
+          </w:tcPr>
+          <w:p>
+            <w:pPr>
+              <w:spacing w:line="276" w:lineRule="auto" w:before="0" w:after="0"/>
+              <w:ind w:firstLine="0"/>
+            </w:pPr>
+            <w:r/>
+            <w:r>
+              <w:rPr>
+                <w:rFonts w:ascii="Times New Roman" w:hAnsi="Times New Roman" w:eastAsia="Times New Roman" w:cs="Times New Roman"/>
+                <w:sz w:val="22"/>
+              </w:rPr>
+              <w:t>Список литературы и оформление</w:t>
+            </w:r>
+          </w:p>
+        </w:tc>
+        <w:tc>
+          <w:tcPr>
+            <w:tcW w:type="dxa" w:w="1662"/>
+          </w:tcPr>
+          <w:p>
+            <w:pPr>
+              <w:spacing w:line="276" w:lineRule="auto" w:before="0" w:after="0"/>
+              <w:ind w:firstLine="0"/>
+            </w:pPr>
+            <w:r/>
+            <w:r>
+              <w:rPr>
+                <w:rFonts w:ascii="Times New Roman" w:hAnsi="Times New Roman" w:eastAsia="Times New Roman" w:cs="Times New Roman"/>
+                <w:sz w:val="22"/>
+              </w:rPr>
+              <w:t>Перевод сырых ссылок в формат ГОСТ 7.0.5–2008; проверка алфавитного порядка; единообразие оформления записей</w:t>
+            </w:r>
+          </w:p>
+        </w:tc>
+        <w:tc>
+          <w:tcPr>
+            <w:tcW w:type="dxa" w:w="1662"/>
+          </w:tcPr>
+          <w:p>
+            <w:pPr>
+              <w:spacing w:line="276" w:lineRule="auto" w:before="0" w:after="0"/>
+              <w:ind w:firstLine="0"/>
+            </w:pPr>
+            <w:r/>
+            <w:r>
+              <w:rPr>
+                <w:rFonts w:ascii="Times New Roman" w:hAnsi="Times New Roman" w:eastAsia="Times New Roman" w:cs="Times New Roman"/>
+                <w:sz w:val="22"/>
+              </w:rPr>
+              <w:t>ChatGPT GPT-5 Thinking; Claude Opus 4.7</w:t>
+            </w:r>
+          </w:p>
+        </w:tc>
+        <w:tc>
+          <w:tcPr>
+            <w:tcW w:type="dxa" w:w="1662"/>
+          </w:tcPr>
+          <w:p>
+            <w:pPr>
+              <w:spacing w:line="276" w:lineRule="auto" w:before="0" w:after="0"/>
+              <w:ind w:firstLine="0"/>
+            </w:pPr>
+            <w:r/>
+            <w:r>
+              <w:rPr>
+                <w:rFonts w:ascii="Times New Roman" w:hAnsi="Times New Roman" w:eastAsia="Times New Roman" w:cs="Times New Roman"/>
+                <w:sz w:val="22"/>
+              </w:rPr>
+              <w:t>Сырые ссылки на статьи / монографии (автор, год, журнал, DOI)</w:t>
+            </w:r>
+          </w:p>
+        </w:tc>
+        <w:tc>
+          <w:tcPr>
+            <w:tcW w:type="dxa" w:w="1662"/>
+          </w:tcPr>
+          <w:p>
+            <w:pPr>
+              <w:spacing w:line="276" w:lineRule="auto" w:before="0" w:after="0"/>
+              <w:ind w:firstLine="0"/>
+            </w:pPr>
+            <w:r/>
+            <w:r>
+              <w:rPr>
+                <w:rFonts w:ascii="Times New Roman" w:hAnsi="Times New Roman" w:eastAsia="Times New Roman" w:cs="Times New Roman"/>
+                <w:sz w:val="22"/>
+              </w:rPr>
+              <w:t>Сверил каждую запись с оригинальной публикацией, проверил выходные данные (том, номер, страницы, DOI), удалил источники, не подтверждённые проверкой; сам выстроил алфавитный порядок</w:t>
+            </w:r>
+          </w:p>
+        </w:tc>
+        <w:tc>
+          <w:tcPr>
+            <w:tcW w:type="dxa" w:w="1662"/>
+          </w:tcPr>
+          <w:p>
+            <w:pPr>
+              <w:spacing w:line="276" w:lineRule="auto" w:before="0" w:after="0"/>
+              <w:ind w:firstLine="0"/>
+            </w:pPr>
+            <w:r/>
+            <w:r>
+              <w:rPr>
+                <w:rFonts w:ascii="Times New Roman" w:hAnsi="Times New Roman" w:eastAsia="Times New Roman" w:cs="Times New Roman"/>
+                <w:sz w:val="22"/>
+              </w:rPr>
+              <w:t>Высокая эффективность для оформления; академическая ответственность за корректность ссылок – автора</w:t>
+            </w:r>
+          </w:p>
+        </w:tc>
+      </w:tr>
+      <w:tr>
+        <w:tc>
+          <w:tcPr>
+            <w:tcW w:type="dxa" w:w="1662"/>
+          </w:tcPr>
+          <w:p>
+            <w:pPr>
+              <w:spacing w:line="276" w:lineRule="auto" w:before="0" w:after="0"/>
+              <w:ind w:firstLine="0"/>
+            </w:pPr>
+            <w:r/>
+            <w:r>
+              <w:rPr>
+                <w:rFonts w:ascii="Times New Roman" w:hAnsi="Times New Roman" w:eastAsia="Times New Roman" w:cs="Times New Roman"/>
+                <w:sz w:val="22"/>
+              </w:rPr>
+              <w:t>Заключение и аннотация работы</w:t>
+            </w:r>
+          </w:p>
+        </w:tc>
+        <w:tc>
+          <w:tcPr>
+            <w:tcW w:type="dxa" w:w="1662"/>
+          </w:tcPr>
+          <w:p>
+            <w:pPr>
+              <w:spacing w:line="276" w:lineRule="auto" w:before="0" w:after="0"/>
+              <w:ind w:firstLine="0"/>
+            </w:pPr>
+            <w:r/>
+            <w:r>
+              <w:rPr>
+                <w:rFonts w:ascii="Times New Roman" w:hAnsi="Times New Roman" w:eastAsia="Times New Roman" w:cs="Times New Roman"/>
+                <w:sz w:val="22"/>
+              </w:rPr>
+              <w:t>Помощь в обобщении результатов и формулировке вклада; проверка согласованности между введением и заключением</w:t>
+            </w:r>
+          </w:p>
+        </w:tc>
+        <w:tc>
+          <w:tcPr>
+            <w:tcW w:type="dxa" w:w="1662"/>
+          </w:tcPr>
+          <w:p>
+            <w:pPr>
+              <w:spacing w:line="276" w:lineRule="auto" w:before="0" w:after="0"/>
+              <w:ind w:firstLine="0"/>
+            </w:pPr>
+            <w:r/>
+            <w:r>
+              <w:rPr>
+                <w:rFonts w:ascii="Times New Roman" w:hAnsi="Times New Roman" w:eastAsia="Times New Roman" w:cs="Times New Roman"/>
+                <w:sz w:val="22"/>
+              </w:rPr>
+              <w:t>ChatGPT GPT-5 Thinking; Claude Opus 4.7</w:t>
+            </w:r>
+          </w:p>
+        </w:tc>
+        <w:tc>
+          <w:tcPr>
+            <w:tcW w:type="dxa" w:w="1662"/>
+          </w:tcPr>
+          <w:p>
+            <w:pPr>
+              <w:spacing w:line="276" w:lineRule="auto" w:before="0" w:after="0"/>
+              <w:ind w:firstLine="0"/>
+            </w:pPr>
+            <w:r/>
+            <w:r>
+              <w:rPr>
+                <w:rFonts w:ascii="Times New Roman" w:hAnsi="Times New Roman" w:eastAsia="Times New Roman" w:cs="Times New Roman"/>
+                <w:sz w:val="22"/>
+              </w:rPr>
+              <w:t>Содержательные выводы автора по главам, цели и задачи</w:t>
+            </w:r>
+          </w:p>
+        </w:tc>
+        <w:tc>
+          <w:tcPr>
+            <w:tcW w:type="dxa" w:w="1662"/>
+          </w:tcPr>
+          <w:p>
+            <w:pPr>
+              <w:spacing w:line="276" w:lineRule="auto" w:before="0" w:after="0"/>
+              <w:ind w:firstLine="0"/>
+            </w:pPr>
+            <w:r/>
+            <w:r>
+              <w:rPr>
+                <w:rFonts w:ascii="Times New Roman" w:hAnsi="Times New Roman" w:eastAsia="Times New Roman" w:cs="Times New Roman"/>
+                <w:sz w:val="22"/>
+              </w:rPr>
+              <w:t>Сформулировал итоговые выводы, обосновал вклад работы (диагностическая рамка трёх уровней; система режимов R1–R3; проектный инструмент УПС; финансовая модель), указал ограничения и направления дальнейших исследований</w:t>
+            </w:r>
+          </w:p>
+        </w:tc>
+        <w:tc>
+          <w:tcPr>
+            <w:tcW w:type="dxa" w:w="1662"/>
+          </w:tcPr>
+          <w:p>
+            <w:pPr>
+              <w:spacing w:line="276" w:lineRule="auto" w:before="0" w:after="0"/>
+              <w:ind w:firstLine="0"/>
+            </w:pPr>
+            <w:r/>
+            <w:r>
+              <w:rPr>
+                <w:rFonts w:ascii="Times New Roman" w:hAnsi="Times New Roman" w:eastAsia="Times New Roman" w:cs="Times New Roman"/>
+                <w:sz w:val="22"/>
+              </w:rPr>
+              <w:t>Стилистическая правка; содержательное обобщение – автора</w:t>
+            </w:r>
+          </w:p>
+        </w:tc>
+      </w:tr>
+    </w:tbl>
+    <w:p>
+      <w:pPr>
+        <w:ind w:firstLine="0"/>
+      </w:pPr>
+    </w:p>
+    <w:p>
+      <w:pPr>
+        <w:jc w:val="both"/>
+      </w:pPr>
+      <w:r>
+        <w:t>Что НЕ передавалось инструментам ИИ и где их участие было исключено:</w:t>
+      </w:r>
+    </w:p>
+    <w:p>
+      <w:pPr>
+        <w:jc w:val="both"/>
+      </w:pPr>
+      <w:r>
+        <w:t>– содержание расшифровок интервью с экспертами А. и Б. (передавались только обобщённые тезисы автора);</w:t>
+      </w:r>
+    </w:p>
+    <w:p>
+      <w:pPr>
+        <w:jc w:val="both"/>
+      </w:pPr>
+      <w:r>
+        <w:t>– внутренние операционно-финансовые данные МТС Юрент в исходной форме (передавались только в обезличенном и агрегированном виде на уровне субъектов РФ, без идентификации внутренних бизнес-процессов);</w:t>
+      </w:r>
+    </w:p>
+    <w:p>
+      <w:pPr>
+        <w:jc w:val="both"/>
+      </w:pPr>
+      <w:r>
+        <w:t>– стратегические решения по выбору сценария S3, режимам конкурентных действий, проектному инструменту УПС и параметрам финансовой модели;</w:t>
+      </w:r>
+    </w:p>
+    <w:p>
+      <w:pPr>
+        <w:jc w:val="both"/>
+      </w:pPr>
+      <w:r>
+        <w:t>– интерпретация результатов и формулирование вклада работы.</w:t>
       </w:r>
     </w:p>
     <w:p>

--- a/vkr/VKR_final.docx
+++ b/vkr/VKR_final.docx
@@ -1503,22 +1503,6 @@
       </w:pPr>
       <w:r>
         <w:t>Ключевые факторы успеха на зрелом рынке кикшеринга. На основе сравнения трёх операторов и интервью с экспертом А. можно зафиксировать ключевые факторы успеха (КФУ) оператора кикшеринга на зрелой стадии рынка: (1) фактическая доступность самоката в нужной точке и в нужное время – то есть качество покрытия с учётом микрогеометрии города и колебаний спроса; (2) экономика на единицу парка – соотношение выручки и операционных издержек на один самокат за сезон, определяющее устойчивость модели при удорожании капитала; (3) операционная исполнимость – способность поддерживать связку парка, доступности и утилизации без избыточного роста стоимости ребалансировки и обслуживания. Из этих трёх первый – доступность покрытия – критический: пользовательский выбор оператора реализуется в момент, когда самокат либо есть в точке, либо нет, и эта механика напрямую конвертируется в долю поездок и выручки оператора. Этот вывод фиксируется в качестве отправной точки проектного инструмента «Управление покрытием через стимулы» (§3.2).</w:t>
-      </w:r>
-    </w:p>
-    <w:p>
-      <w:pPr>
-        <w:jc w:val="both"/>
-      </w:pPr>
-      <w:r>
-        <w:t>Региональные гэпы МТС Юрент относительно лидера. Сравнение операторов выявляет систематическое отставание МТС Юрент от Whoosh по выручке на самокат (49,4 vs 66,8 тыс. руб./год на единицу парка) и по утилизации; разрыв возникает не столько из-за меньшего размера парка, сколько из-за более низкой эффективности уже размещённого парка. В региональном разрезе по данным эксперта А. (поквартальная отчётность по 86 субъектам РФ за 2024 и 9 месяцев 2025) гэп различается: в Москве МТС Юрент работает с утилизацией 1 073 поездки на самокат в год (сопоставимо со среднеоператорской Whoosh); в Санкт-Петербурге – 609; в Краснодаре – 564; в Екатеринбурге – 319 (почти вдвое ниже среднего по оператору); в Новосибирске – 277 при темпах роста +129 % YoY за 9 мес. 2025 г. Гэп между лидером и МТС Юрент по утилизации сильнее выражен в городах с резервом плотности и зрелым спросом (Екатеринбург, Краснодар) и слабее – на регуляторно перегруженных и насыщенных рынках (Москва), где сам предельный эффект расширения для всех операторов снижается. Закрытие гэпа не сводится к универсальному наращиванию парка и требует дифференциации действий по типам региональных рынков – к этому ведёт логика §2.1.3 и §2.3.</w:t>
-      </w:r>
-    </w:p>
-    <w:p>
-      <w:pPr>
-        <w:jc w:val="both"/>
-      </w:pPr>
-      <w:r>
-        <w:t>Ключевые факторы успеха на зрелом рынке кикшеринга. На основе сравнения трёх операторов и интервью с экспертом А. можно зафиксировать ключевые факторы успеха (КФУ) оператора кикшеринга на зрелой стадии рынка: (1) фактическая доступность самоката в нужной точке и в нужное время – качество покрытия с учётом микрогеометрии города и колебаний спроса; (2) экономика на единицу парка – соотношение выручки и операционных издержек на один самокат за сезон, определяющее устойчивость модели при удорожании капитала; (3) операционная исполнимость – способность поддерживать связку парка, доступности и утилизации без избыточного роста стоимости ребалансировки и обслуживания. Из этих трёх первый – доступность покрытия – критический: пользовательский выбор оператора реализуется в момент, когда самокат либо есть в точке, либо нет, и эта механика напрямую конвертируется в долю поездок и выручки оператора. Этот вывод фиксируется в качестве отправной точки проектного инструмента «Управление покрытием через стимулы» (§3.2).</w:t>
       </w:r>
     </w:p>
     <w:p>
@@ -7954,7 +7938,7 @@
         <w:jc w:val="both"/>
       </w:pPr>
       <w:r>
-        <w:t>Interfax. Топ-менеджер МТС: электросамокаты становятся утилитарным транспортом, вписываясь в логику стратегии группы [Электронный ресурс]. 2024. 15 янв. URL: https://www.interfax.ru/interview/940294 (дата обращения: 18,01.2026).</w:t>
+        <w:t>Interfax. Топ-менеджер МТС: электросамокаты становятся утилитарным транспортом, вписываясь в логику стратегии группы [Электронный ресурс]. 2024. 15 янв. URL: https://www.interfax.ru/interview/940294 (дата обращения: 18.01.2026).</w:t>
       </w:r>
     </w:p>
     <w:p>
@@ -8002,23 +7986,23 @@
         <w:jc w:val="both"/>
       </w:pPr>
       <w:r>
-        <w:t>NACTO. Shared Micromobility in the U.S. and Canada: 2023 [Электронный ресурс]. New York: National Association of City Transportation Officials, 2024. URL: https://nacto.org/publication/shared-micromobility-report-2023/ (дата обращения: 19,02.2026).</w:t>
-      </w:r>
-    </w:p>
-    <w:p>
-      <w:pPr>
-        <w:jc w:val="both"/>
-      </w:pPr>
-      <w:r>
-        <w:t>NACTO. Shared Micromobility in the U.S.: 2019 [Электронный ресурс]. New York: National Association of City Transportation Officials, 2020. URL: https://nacto.org/wp-content/uploads/2020bikesharesnapshot.pdf (дата обращения: 19,02.2026).</w:t>
-      </w:r>
-    </w:p>
-    <w:p>
-      <w:pPr>
-        <w:jc w:val="both"/>
-      </w:pPr>
-      <w:r>
-        <w:t>POLIS Governance &amp; Integration Working Group. Careful What You Wish For: Practical Implications of Rules &amp; Requirements for Shared Micromobility [Электронный ресурс]. Brussels: POLIS, 2025. URL: https://www.polisnetwork.eu/wp-content/uploads/2025/03/Shared-Micromobility-Regulations-Report.pdf (дата обращения: 11,03.2026).</w:t>
+        <w:t>NACTO. Shared Micromobility in the U.S. and Canada: 2023 [Электронный ресурс]. New York: National Association of City Transportation Officials, 2024. URL: https://nacto.org/publication/shared-micromobility-report-2023/ (дата обращения: 19.02.2026).</w:t>
+      </w:r>
+    </w:p>
+    <w:p>
+      <w:pPr>
+        <w:jc w:val="both"/>
+      </w:pPr>
+      <w:r>
+        <w:t>NACTO. Shared Micromobility in the U.S.: 2019 [Электронный ресурс]. New York: National Association of City Transportation Officials, 2020. URL: https://nacto.org/wp-content/uploads/2020bikesharesnapshot.pdf (дата обращения: 19.02.2026).</w:t>
+      </w:r>
+    </w:p>
+    <w:p>
+      <w:pPr>
+        <w:jc w:val="both"/>
+      </w:pPr>
+      <w:r>
+        <w:t>POLIS Governance &amp; Integration Working Group. Careful What You Wish For: Practical Implications of Rules &amp; Requirements for Shared Micromobility [Электронный ресурс]. Brussels: POLIS, 2025. URL: https://www.polisnetwork.eu/wp-content/uploads/2025/03/Shared-Micromobility-Regulations-Report.pdf (дата обращения: 11.03.2026).</w:t>
       </w:r>
     </w:p>
     <w:p>
@@ -8050,7 +8034,7 @@
         <w:jc w:val="both"/>
       </w:pPr>
       <w:r>
-        <w:t>Shah N. R., Ziedan A., Brakewood C., Cherry C. Shared e-scooter service providers with large fleet size have a competitive advantage: Findings from e-scooter demand and supply analysis of Nashville, Tennessee [Электронный ресурс] // SSRN Electronic Journal. 2022. Preprint. URL: https://ssrn.com/abstract=4167543 (дата обращения: 04,03.2026).</w:t>
+        <w:t>Shah N. R., Ziedan A., Brakewood C., Cherry C. Shared e-scooter service providers with large fleet size have a competitive advantage: Findings from e-scooter demand and supply analysis of Nashville, Tennessee [Электронный ресурс] // SSRN Electronic Journal. 2022. Preprint. URL: https://ssrn.com/abstract=4167543 (дата обращения: 04.03.2026).</w:t>
       </w:r>
     </w:p>
     <w:p>
@@ -8066,7 +8050,7 @@
         <w:jc w:val="both"/>
       </w:pPr>
       <w:r>
-        <w:t>Teece D. J., Pisano G., Shuen A. Dynamic Capabilities and Strategic Management // Strategic Management Journal. 1997. Vol. 18, no. 7. P. 509–533. DOI: 10.1002/(SICI)1097-0266(199708)18:7&lt;509::AID-SMJ882&gt;3,0.CO;2-Z.</w:t>
+        <w:t>Teece D. J., Pisano G., Shuen A. Dynamic Capabilities and Strategic Management // Strategic Management Journal. 1997. Vol. 18, no. 7. P. 509–533. DOI: 10.1002/(SICI)1097-0266(199708)18:7&lt;509::AID-SMJ882&gt;3.0.CO;2-Z.</w:t>
       </w:r>
     </w:p>
     <w:p>
@@ -8082,15 +8066,15 @@
         <w:jc w:val="both"/>
       </w:pPr>
       <w:r>
-        <w:t>Департамент транспорта и развития дорожно-транспортной инфраструктуры города Москвы. Новые правила для аренды электросамокатов начнут действовать в новом сезоне проката [Электронный ресурс]. 2025. 10 февр. URL: https://transport.mos.ru/mostrans/all_news/123241 (дата обращения: 26,02.2026).</w:t>
-      </w:r>
-    </w:p>
-    <w:p>
-      <w:pPr>
-        <w:jc w:val="both"/>
-      </w:pPr>
-      <w:r>
-        <w:t>Иволгин А. В каких городах-миллионниках больше ездят на электросамокатах и сколько тратят самые активные пользователи [Электронный ресурс] // Т–Ж. 2024. 3 дек. URL: https://t-j.ru/kicksharing-stat/ (дата обращения: 27,02.2026).</w:t>
+        <w:t>Департамент транспорта и развития дорожно-транспортной инфраструктуры города Москвы. Новые правила для аренды электросамокатов начнут действовать в новом сезоне проката [Электронный ресурс]. 2025. 10 февр. URL: https://transport.mos.ru/mostrans/all_news/123241 (дата обращения: 26.02.2026).</w:t>
+      </w:r>
+    </w:p>
+    <w:p>
+      <w:pPr>
+        <w:jc w:val="both"/>
+      </w:pPr>
+      <w:r>
+        <w:t>Иволгин А. В каких городах-миллионниках больше ездят на электросамокатах и сколько тратят самые активные пользователи [Электронный ресурс] // Т–Ж. 2024. 3 дек. URL: https://t-j.ru/kicksharing-stat/ (дата обращения: 27.02.2026).</w:t>
       </w:r>
     </w:p>
     <w:p>
@@ -8114,103 +8098,103 @@
         <w:jc w:val="both"/>
       </w:pPr>
       <w:r>
-        <w:t>Коммерсантъ. Кикшеринговым компаниям в Екатеринбурге пригрозили расторжением договоров [Электронный ресурс]. 2025. 11 апр. URL: https://www.kommersant.ru/doc/7655884 (дата обращения: 27,02.2026).</w:t>
-      </w:r>
-    </w:p>
-    <w:p>
-      <w:pPr>
-        <w:jc w:val="both"/>
-      </w:pPr>
-      <w:r>
-        <w:t>ПАО «ВУШ Холдинг». Whoosh опубликовал операционные результаты за 2025 год [Электронный ресурс]. – 2026. – URL: https://news.whoosh-bike.ru/Whoosh_opublikoval_operatsionnyye_rezultaty_za_2025_god (дата обращения: 15,05.2026).</w:t>
-      </w:r>
-    </w:p>
-    <w:p>
-      <w:pPr>
-        <w:jc w:val="both"/>
-      </w:pPr>
-      <w:r>
-        <w:t>ПАО «ВУШ Холдинг». Whoosh публикует операционные результаты за 12 месяцев 2024 года [Электронный ресурс]. – 2025. – URL: https://news.whoosh-bike.ru/whoosh2024 (дата обращения: 14,03.2026).</w:t>
-      </w:r>
-    </w:p>
-    <w:p>
-      <w:pPr>
-        <w:jc w:val="both"/>
-      </w:pPr>
-      <w:r>
-        <w:t>ПАО «ВУШ Холдинг». Whoosh публикует операционные результаты за 6 месяцев 2025 года [Электронный ресурс]. – 2025. – URL: https://news.whoosh-bike.ru/operations_6_m_2025_latin_america (дата обращения: 15,05.2026).</w:t>
-      </w:r>
-    </w:p>
-    <w:p>
-      <w:pPr>
-        <w:jc w:val="both"/>
-      </w:pPr>
-      <w:r>
-        <w:t>ПАО «ВУШ Холдинг». Whoosh публикует финансовые результаты за 2024 год [Электронный ресурс]. – 2025. – URL: https://news.whoosh-bike.ru/whoosh_2024 (дата обращения: 14,03.2026).</w:t>
-      </w:r>
-    </w:p>
-    <w:p>
-      <w:pPr>
-        <w:jc w:val="both"/>
-      </w:pPr>
-      <w:r>
-        <w:t>ПАО «ВУШ Холдинг». Whoosh публикует финансовые результаты за 2025 год [Электронный ресурс]. – 2026. – URL: https://news.whoosh-bike.ru/Whoosh_publikuyet_finansovyye_rezultaty_za_2025_god (дата обращения: 14,03.2026).</w:t>
-      </w:r>
-    </w:p>
-    <w:p>
-      <w:pPr>
-        <w:jc w:val="both"/>
-      </w:pPr>
-      <w:r>
-        <w:t>ПАО «ВУШ Холдинг». Whoosh публикует финансовые результаты за 3 квартал и 9 месяцев 2025 года [Электронный ресурс]. – 2025. – URL: https://www.tbank.ru/invest/social/profile/Whoosh_Official/1334d824-cbd6-4450-9e65-d3b4a81dcd1f/ (дата обращения: 15,05.2026).</w:t>
-      </w:r>
-    </w:p>
-    <w:p>
-      <w:pPr>
-        <w:jc w:val="both"/>
-      </w:pPr>
-      <w:r>
-        <w:t>ПАО «МТС». Финансовые и операционные результаты Группы МТС за 4 квартал 2023 года: презентация [Электронный ресурс]. – 2024. – URL: https://ir.mts.ru/investors/financial_center/financial_results (дата обращения: 14,03.2026).</w:t>
-      </w:r>
-    </w:p>
-    <w:p>
-      <w:pPr>
-        <w:jc w:val="both"/>
-      </w:pPr>
-      <w:r>
-        <w:t>ПАО «МТС». Финансовые и операционные результаты Группы МТС за 4 квартал 2024 года: пресс-релиз [Электронный ресурс]. – 2025. – URL: https://ir.mts.ru/investors/financial_center/financial_results (дата обращения: 14,03.2026).</w:t>
-      </w:r>
-    </w:p>
-    <w:p>
-      <w:pPr>
-        <w:jc w:val="both"/>
-      </w:pPr>
-      <w:r>
-        <w:t>ПАО «МТС». Финансовые и операционные результаты Группы МТС за 4 квартал 2025 года: пресс-релиз [Электронный ресурс]. – 2026. – URL: https://ir.mts.ru/investors/financial_center/financial_results (дата обращения: 14,03.2026).</w:t>
-      </w:r>
-    </w:p>
-    <w:p>
-      <w:pPr>
-        <w:jc w:val="both"/>
-      </w:pPr>
-      <w:r>
-        <w:t>Трушеринг. 31,2 млрд рублей и 281,6 млн поездок за сезон. Кикшеринг в России 2024 [Электронный ресурс]. 2025. 18 апр. URL: https://truesharing.ru/tp/54173/ (дата обращения: 11,03.2026).</w:t>
-      </w:r>
-    </w:p>
-    <w:p>
-      <w:pPr>
-        <w:jc w:val="both"/>
-      </w:pPr>
-      <w:r>
-        <w:t>Трушеринг. Комитет по транспорту Санкт-Петербурга и операторы кикшеринга заключили обновлённое соглашение о правилах работы в городе [Электронный ресурс]. 2025. 27 мар. URL: https://truesharing.ru/news/53573/ (дата обращения: 21,02.2026).</w:t>
-      </w:r>
-    </w:p>
-    <w:p>
-      <w:pPr>
-        <w:jc w:val="both"/>
-      </w:pPr>
-      <w:r>
-        <w:t>Эксперт. В России спрос на аренду самокатов снизился на 6 % [Электронный ресурс]. – 2025. – URL: https://expert.ru/news/v-rossii-spros-na-arendu-samokatov-snizilsya-na-6/ (дата обращения: 15,05.2026).</w:t>
+        <w:t>Коммерсантъ. Кикшеринговым компаниям в Екатеринбурге пригрозили расторжением договоров [Электронный ресурс]. 2025. 11 апр. URL: https://www.kommersant.ru/doc/7655884 (дата обращения: 27.02.2026).</w:t>
+      </w:r>
+    </w:p>
+    <w:p>
+      <w:pPr>
+        <w:jc w:val="both"/>
+      </w:pPr>
+      <w:r>
+        <w:t>ПАО «ВУШ Холдинг». Whoosh опубликовал операционные результаты за 2025 год [Электронный ресурс]. – 2026. – URL: https://news.whoosh-bike.ru/Whoosh_opublikoval_operatsionnyye_rezultaty_za_2025_god (дата обращения: 15.05.2026).</w:t>
+      </w:r>
+    </w:p>
+    <w:p>
+      <w:pPr>
+        <w:jc w:val="both"/>
+      </w:pPr>
+      <w:r>
+        <w:t>ПАО «ВУШ Холдинг». Whoosh публикует операционные результаты за 12 месяцев 2024 года [Электронный ресурс]. – 2025. – URL: https://news.whoosh-bike.ru/whoosh2024 (дата обращения: 14.03.2026).</w:t>
+      </w:r>
+    </w:p>
+    <w:p>
+      <w:pPr>
+        <w:jc w:val="both"/>
+      </w:pPr>
+      <w:r>
+        <w:t>ПАО «ВУШ Холдинг». Whoosh публикует операционные результаты за 6 месяцев 2025 года [Электронный ресурс]. – 2025. – URL: https://news.whoosh-bike.ru/operations_6_m_2025_latin_america (дата обращения: 15.05.2026).</w:t>
+      </w:r>
+    </w:p>
+    <w:p>
+      <w:pPr>
+        <w:jc w:val="both"/>
+      </w:pPr>
+      <w:r>
+        <w:t>ПАО «ВУШ Холдинг». Whoosh публикует финансовые результаты за 2024 год [Электронный ресурс]. – 2025. – URL: https://news.whoosh-bike.ru/whoosh_2024 (дата обращения: 14.03.2026).</w:t>
+      </w:r>
+    </w:p>
+    <w:p>
+      <w:pPr>
+        <w:jc w:val="both"/>
+      </w:pPr>
+      <w:r>
+        <w:t>ПАО «ВУШ Холдинг». Whoosh публикует финансовые результаты за 2025 год [Электронный ресурс]. – 2026. – URL: https://news.whoosh-bike.ru/Whoosh_publikuyet_finansovyye_rezultaty_za_2025_god (дата обращения: 14.03.2026).</w:t>
+      </w:r>
+    </w:p>
+    <w:p>
+      <w:pPr>
+        <w:jc w:val="both"/>
+      </w:pPr>
+      <w:r>
+        <w:t>ПАО «ВУШ Холдинг». Whoosh публикует финансовые результаты за 3 квартал и 9 месяцев 2025 года [Электронный ресурс]. – 2025. – URL: https://www.tbank.ru/invest/social/profile/Whoosh_Official/1334d824-cbd6-4450-9e65-d3b4a81dcd1f/ (дата обращения: 15.05.2026).</w:t>
+      </w:r>
+    </w:p>
+    <w:p>
+      <w:pPr>
+        <w:jc w:val="both"/>
+      </w:pPr>
+      <w:r>
+        <w:t>ПАО «МТС». Финансовые и операционные результаты Группы МТС за 4 квартал 2023 года: презентация [Электронный ресурс]. – 2024. – URL: https://ir.mts.ru/investors/financial_center/financial_results (дата обращения: 14.03.2026).</w:t>
+      </w:r>
+    </w:p>
+    <w:p>
+      <w:pPr>
+        <w:jc w:val="both"/>
+      </w:pPr>
+      <w:r>
+        <w:t>ПАО «МТС». Финансовые и операционные результаты Группы МТС за 4 квартал 2024 года: пресс-релиз [Электронный ресурс]. – 2025. – URL: https://ir.mts.ru/investors/financial_center/financial_results (дата обращения: 14.03.2026).</w:t>
+      </w:r>
+    </w:p>
+    <w:p>
+      <w:pPr>
+        <w:jc w:val="both"/>
+      </w:pPr>
+      <w:r>
+        <w:t>ПАО «МТС». Финансовые и операционные результаты Группы МТС за 4 квартал 2025 года: пресс-релиз [Электронный ресурс]. – 2026. – URL: https://ir.mts.ru/investors/financial_center/financial_results (дата обращения: 14.03.2026).</w:t>
+      </w:r>
+    </w:p>
+    <w:p>
+      <w:pPr>
+        <w:jc w:val="both"/>
+      </w:pPr>
+      <w:r>
+        <w:t>Платформа ОФД. Спрос на аренду электросамокатов в России в апреле–августе 2025 года снизился на 6 % год к году : данные по запросу деловой прессы [Электронный ресурс] // Эксперт. – 2025. – URL: https://expert.ru/news/v-rossii-spros-na-arendu-samokatov-snizilsya-na-6/ (дата обращения: 15.05.2026).</w:t>
+      </w:r>
+    </w:p>
+    <w:p>
+      <w:pPr>
+        <w:jc w:val="both"/>
+      </w:pPr>
+      <w:r>
+        <w:t>Трушеринг. 31,2 млрд рублей и 281,6 млн поездок за сезон. Кикшеринг в России 2024 [Электронный ресурс]. 2025. 18 апр. URL: https://truesharing.ru/tp/54173/ (дата обращения: 11.03.2026).</w:t>
+      </w:r>
+    </w:p>
+    <w:p>
+      <w:pPr>
+        <w:jc w:val="both"/>
+      </w:pPr>
+      <w:r>
+        <w:t>Трушеринг. Комитет по транспорту Санкт-Петербурга и операторы кикшеринга заключили обновлённое соглашение о правилах работы в городе [Электронный ресурс]. 2025. 27 мар. URL: https://truesharing.ru/news/53573/ (дата обращения: 21.02.2026).</w:t>
       </w:r>
     </w:p>
     <w:p>

--- a/vkr/VKR_final.docx
+++ b/vkr/VKR_final.docx
@@ -7114,7 +7114,7 @@
         <w:jc w:val="both"/>
       </w:pPr>
       <w:r>
-        <w:t>В качестве ставки дисконтирования принимается WACC на уровне 22 % – ключевая ставка ЦБ РФ 21 % в 2025–2026 гг. плюс умеренная риск-премия 1 п.п. (российский цифровой бизнес группы МТС, сегмент кикшеринг с подтверждённым операционным присутствием). Дополнительно рассчитан консервативный сценарий с WACC 25 %.</w:t>
+        <w:t>В качестве ставки дисконтирования принимается WACC на уровне 20 % – ориентир стоимости капитала для цифрового сегмента группы МТС в условиях снижения ключевой ставки ЦБ РФ к 2026 году с учётом риск-премии сегмента кикшеринг. Дополнительно рассчитан консервативный сценарий с WACC 23 %.</w:t>
       </w:r>
     </w:p>
     <w:p>
@@ -7219,7 +7219,7 @@
                 <w:rFonts w:ascii="Times New Roman" w:hAnsi="Times New Roman" w:eastAsia="Times New Roman" w:cs="Times New Roman"/>
                 <w:sz w:val="22"/>
               </w:rPr>
-              <w:t>Чистая приведённая стоимость NPV (WACC 22 %, горизонт 3 года)</w:t>
+              <w:t>Чистая приведённая стоимость NPV (WACC 20 %, горизонт 3 года)</w:t>
             </w:r>
           </w:p>
         </w:tc>
@@ -7238,7 +7238,7 @@
                 <w:rFonts w:ascii="Times New Roman" w:hAnsi="Times New Roman" w:eastAsia="Times New Roman" w:cs="Times New Roman"/>
                 <w:sz w:val="22"/>
               </w:rPr>
-              <w:t>+129 млн руб.</w:t>
+              <w:t>+134 млн руб.</w:t>
             </w:r>
           </w:p>
         </w:tc>
@@ -7278,7 +7278,7 @@
                 <w:rFonts w:ascii="Times New Roman" w:hAnsi="Times New Roman" w:eastAsia="Times New Roman" w:cs="Times New Roman"/>
                 <w:sz w:val="22"/>
               </w:rPr>
-              <w:t>NPV (WACC 25 %, консервативный)</w:t>
+              <w:t>NPV (WACC 23 %, консервативный)</w:t>
             </w:r>
           </w:p>
         </w:tc>
@@ -7297,7 +7297,7 @@
                 <w:rFonts w:ascii="Times New Roman" w:hAnsi="Times New Roman" w:eastAsia="Times New Roman" w:cs="Times New Roman"/>
                 <w:sz w:val="22"/>
               </w:rPr>
-              <w:t>+122 млн руб.</w:t>
+              <w:t>+127 млн руб.</w:t>
             </w:r>
           </w:p>
         </w:tc>
@@ -7568,7 +7568,7 @@
         <w:jc w:val="both"/>
       </w:pPr>
       <w:r>
-        <w:t>Содержательная интерпретация показателей. Высокая NPV (+129 млн руб. при WACC 22 %) обусловлена тремя факторами: (1) использованием уже размещённой ресурсной базы оператора – парка, IT-платформы Eleven, экосистемных каналов МТС, что делает сценарий низкокапиталоёмким; (2) высокой удельной отдачей операционных рычагов в R3-Москве, где даже консервативное снижение OpEx на 2 % от выручки даёт ≈ 52 млн руб. EBITDA-эффекта в год; (3) масштабируемостью УПС с года 2, когда инструмент тиражируется на четыре R2-города и его EBITDA-эффект расширяется с ≈ 6 до ≈ 40 млн руб./год.</w:t>
+        <w:t>Содержательная интерпретация показателей. Высокая NPV (+134 млн руб. при WACC 20 %) обусловлена тремя факторами: (1) использованием уже размещённой ресурсной базы оператора – парка, IT-платформы Eleven, экосистемных каналов МТС, что делает сценарий низкокапиталоёмким; (2) высокой удельной отдачей операционных рычагов в R3-Москве, где даже консервативное снижение OpEx на 2 % от выручки даёт ≈ 52 млн руб. EBITDA-эффекта в год; (3) масштабируемостью УПС с года 2, когда инструмент тиражируется на четыре R2-города и его EBITDA-эффект расширяется с ≈ 6 до ≈ 40 млн руб./год.</w:t>
       </w:r>
     </w:p>
     <w:p>
